--- a/הנחיות הפרויקט/שלב 8.docx
+++ b/הנחיות הפרויקט/שלב 8.docx
@@ -1,6 +1,6 @@
 
 <file path=word/document.xml><?xml version="1.0" encoding="utf-8"?>
-<w:document xmlns:wpc="http://schemas.microsoft.com/office/word/2010/wordprocessingCanvas" xmlns:cx="http://schemas.microsoft.com/office/drawing/2014/chartex" xmlns:cx1="http://schemas.microsoft.com/office/drawing/2015/9/8/chartex" xmlns:cx2="http://schemas.microsoft.com/office/drawing/2015/10/21/chartex" xmlns:cx3="http://schemas.microsoft.com/office/drawing/2016/5/9/chartex" xmlns:cx4="http://schemas.microsoft.com/office/drawing/2016/5/10/chartex" xmlns:cx5="http://schemas.microsoft.com/office/drawing/2016/5/11/chartex" xmlns:cx6="http://schemas.microsoft.com/office/drawing/2016/5/12/chartex" xmlns:cx7="http://schemas.microsoft.com/office/drawing/2016/5/13/chartex" xmlns:cx8="http://schemas.microsoft.com/office/drawing/2016/5/14/chartex" xmlns:mc="http://schemas.openxmlformats.org/markup-compatibility/2006" xmlns:aink="http://schemas.microsoft.com/office/drawing/2016/ink" xmlns:am3d="http://schemas.microsoft.com/office/drawing/2017/model3d" xmlns:o="urn:schemas-microsoft-com:office:office" xmlns:r="http://schemas.openxmlformats.org/officeDocument/2006/relationships" xmlns:m="http://schemas.openxmlformats.org/officeDocument/2006/math" xmlns:v="urn:schemas-microsoft-com:vml" xmlns:wp14="http://schemas.microsoft.com/office/word/2010/wordprocessingDrawing" xmlns:wp="http://schemas.openxmlformats.org/drawingml/2006/wordprocessingDrawing" xmlns:w10="urn:schemas-microsoft-com:office:word" xmlns:w="http://schemas.openxmlformats.org/wordprocessingml/2006/main" xmlns:w14="http://schemas.microsoft.com/office/word/2010/wordml" xmlns:w15="http://schemas.microsoft.com/office/word/2012/wordml" xmlns:w16cex="http://schemas.microsoft.com/office/word/2018/wordml/cex" xmlns:w16cid="http://schemas.microsoft.com/office/word/2016/wordml/cid" xmlns:w16="http://schemas.microsoft.com/office/word/2018/wordml" xmlns:w16sdtdh="http://schemas.microsoft.com/office/word/2020/wordml/sdtdatahash" xmlns:w16se="http://schemas.microsoft.com/office/word/2015/wordml/symex" xmlns:wpg="http://schemas.microsoft.com/office/word/2010/wordprocessingGroup" xmlns:wpi="http://schemas.microsoft.com/office/word/2010/wordprocessingInk" xmlns:wne="http://schemas.microsoft.com/office/word/2006/wordml" xmlns:wps="http://schemas.microsoft.com/office/word/2010/wordprocessingShape" mc:Ignorable="w14 w15 w16se w16cid w16 w16cex w16sdtdh wp14">
+<w:document xmlns:wpc="http://schemas.microsoft.com/office/word/2010/wordprocessingCanvas" xmlns:cx="http://schemas.microsoft.com/office/drawing/2014/chartex" xmlns:cx1="http://schemas.microsoft.com/office/drawing/2015/9/8/chartex" xmlns:cx2="http://schemas.microsoft.com/office/drawing/2015/10/21/chartex" xmlns:cx3="http://schemas.microsoft.com/office/drawing/2016/5/9/chartex" xmlns:cx4="http://schemas.microsoft.com/office/drawing/2016/5/10/chartex" xmlns:cx5="http://schemas.microsoft.com/office/drawing/2016/5/11/chartex" xmlns:cx6="http://schemas.microsoft.com/office/drawing/2016/5/12/chartex" xmlns:cx7="http://schemas.microsoft.com/office/drawing/2016/5/13/chartex" xmlns:cx8="http://schemas.microsoft.com/office/drawing/2016/5/14/chartex" xmlns:mc="http://schemas.openxmlformats.org/markup-compatibility/2006" xmlns:aink="http://schemas.microsoft.com/office/drawing/2016/ink" xmlns:am3d="http://schemas.microsoft.com/office/drawing/2017/model3d" xmlns:o="urn:schemas-microsoft-com:office:office" xmlns:oel="http://schemas.microsoft.com/office/2019/extlst" xmlns:r="http://schemas.openxmlformats.org/officeDocument/2006/relationships" xmlns:m="http://schemas.openxmlformats.org/officeDocument/2006/math" xmlns:v="urn:schemas-microsoft-com:vml" xmlns:wp14="http://schemas.microsoft.com/office/word/2010/wordprocessingDrawing" xmlns:wp="http://schemas.openxmlformats.org/drawingml/2006/wordprocessingDrawing" xmlns:w10="urn:schemas-microsoft-com:office:word" xmlns:w="http://schemas.openxmlformats.org/wordprocessingml/2006/main" xmlns:w14="http://schemas.microsoft.com/office/word/2010/wordml" xmlns:w15="http://schemas.microsoft.com/office/word/2012/wordml" xmlns:w16cex="http://schemas.microsoft.com/office/word/2018/wordml/cex" xmlns:w16cid="http://schemas.microsoft.com/office/word/2016/wordml/cid" xmlns:w16="http://schemas.microsoft.com/office/word/2018/wordml" xmlns:w16sdtdh="http://schemas.microsoft.com/office/word/2020/wordml/sdtdatahash" xmlns:w16se="http://schemas.microsoft.com/office/word/2015/wordml/symex" xmlns:wpg="http://schemas.microsoft.com/office/word/2010/wordprocessingGroup" xmlns:wpi="http://schemas.microsoft.com/office/word/2010/wordprocessingInk" xmlns:wne="http://schemas.microsoft.com/office/word/2006/wordml" xmlns:wps="http://schemas.microsoft.com/office/word/2010/wordprocessingShape" mc:Ignorable="w14 w15 w16se w16cid w16 w16cex w16sdtdh wp14">
   <w:body>
     <w:p>
       <w:pPr>
@@ -10,6 +10,7 @@
           <w:bCs/>
           <w:sz w:val="28"/>
           <w:szCs w:val="28"/>
+          <w:highlight w:val="yellow"/>
           <w:rtl/>
         </w:rPr>
       </w:pPr>
@@ -20,6 +21,7 @@
           <w:bCs/>
           <w:sz w:val="28"/>
           <w:szCs w:val="28"/>
+          <w:highlight w:val="yellow"/>
           <w:rtl/>
         </w:rPr>
         <w:t xml:space="preserve">שלב </w:t>
@@ -31,6 +33,7 @@
           <w:bCs/>
           <w:sz w:val="28"/>
           <w:szCs w:val="28"/>
+          <w:highlight w:val="yellow"/>
           <w:rtl/>
         </w:rPr>
         <w:t>8</w:t>
@@ -42,6 +45,7 @@
           <w:bCs/>
           <w:sz w:val="28"/>
           <w:szCs w:val="28"/>
+          <w:highlight w:val="yellow"/>
           <w:rtl/>
         </w:rPr>
         <w:t xml:space="preserve"> </w:t>
@@ -52,6 +56,7 @@
           <w:bCs/>
           <w:sz w:val="28"/>
           <w:szCs w:val="28"/>
+          <w:highlight w:val="yellow"/>
           <w:rtl/>
         </w:rPr>
         <w:t>–</w:t>
@@ -63,6 +68,7 @@
           <w:bCs/>
           <w:sz w:val="28"/>
           <w:szCs w:val="28"/>
+          <w:highlight w:val="yellow"/>
           <w:rtl/>
         </w:rPr>
         <w:t xml:space="preserve"> </w:t>
@@ -74,6 +80,7 @@
           <w:bCs/>
           <w:sz w:val="28"/>
           <w:szCs w:val="28"/>
+          <w:highlight w:val="yellow"/>
           <w:rtl/>
         </w:rPr>
         <w:t xml:space="preserve">בניית שכבת </w:t>
@@ -85,6 +92,7 @@
           <w:bCs/>
           <w:sz w:val="28"/>
           <w:szCs w:val="28"/>
+          <w:highlight w:val="yellow"/>
         </w:rPr>
         <w:t>BL</w:t>
       </w:r>
@@ -95,6 +103,7 @@
           <w:bCs/>
           <w:sz w:val="28"/>
           <w:szCs w:val="28"/>
+          <w:highlight w:val="yellow"/>
           <w:rtl/>
         </w:rPr>
         <w:t xml:space="preserve"> והפרדה בין השכבות</w:t>
@@ -106,6 +115,7 @@
         <w:rPr>
           <w:sz w:val="28"/>
           <w:szCs w:val="28"/>
+          <w:highlight w:val="yellow"/>
         </w:rPr>
       </w:pPr>
       <w:r>
@@ -113,6 +123,7 @@
           <w:rFonts w:hint="cs"/>
           <w:sz w:val="28"/>
           <w:szCs w:val="28"/>
+          <w:highlight w:val="yellow"/>
           <w:rtl/>
         </w:rPr>
         <w:t xml:space="preserve">בניית שכבת הנתונים </w:t>
@@ -122,6 +133,7 @@
           <w:rFonts w:hint="cs"/>
           <w:sz w:val="28"/>
           <w:szCs w:val="28"/>
+          <w:highlight w:val="yellow"/>
         </w:rPr>
         <w:t>BL</w:t>
       </w:r>
@@ -131,12 +143,14 @@
         <w:rPr>
           <w:sz w:val="24"/>
           <w:szCs w:val="24"/>
-        </w:rPr>
-      </w:pPr>
-      <w:r>
-        <w:rPr>
-          <w:sz w:val="24"/>
-          <w:szCs w:val="24"/>
+          <w:highlight w:val="yellow"/>
+        </w:rPr>
+      </w:pPr>
+      <w:r>
+        <w:rPr>
+          <w:sz w:val="24"/>
+          <w:szCs w:val="24"/>
+          <w:highlight w:val="yellow"/>
           <w:rtl/>
         </w:rPr>
         <w:t xml:space="preserve">השכבה הלוגית, המכונה </w:t>
@@ -145,6 +159,7 @@
         <w:rPr>
           <w:sz w:val="24"/>
           <w:szCs w:val="24"/>
+          <w:highlight w:val="yellow"/>
         </w:rPr>
         <w:t>BL = Business Layer</w:t>
       </w:r>
@@ -152,6 +167,7 @@
         <w:rPr>
           <w:sz w:val="24"/>
           <w:szCs w:val="24"/>
+          <w:highlight w:val="yellow"/>
           <w:rtl/>
         </w:rPr>
         <w:t>, מנהלת את כל הלוגיקה של המערכת שאנחנו בונים. כל הכללים של המערכת ממומשים בה. השכבה תתקשר כלפי מטה עם שכבת נתונים (</w:t>
@@ -160,6 +176,7 @@
         <w:rPr>
           <w:sz w:val="24"/>
           <w:szCs w:val="24"/>
+          <w:highlight w:val="yellow"/>
         </w:rPr>
         <w:t>DAL</w:t>
       </w:r>
@@ -167,6 +184,7 @@
         <w:rPr>
           <w:sz w:val="24"/>
           <w:szCs w:val="24"/>
+          <w:highlight w:val="yellow"/>
           <w:rtl/>
         </w:rPr>
         <w:t>) על מנת לאחזר את הנתונים ולעדכנם. כמו כן השכבה תתקשר עם שכבת התצוגה על מנת לעבד את הקלט ולספק נתונים של קלט עבור ממשק המשתמש.</w:t>
@@ -177,12 +195,14 @@
         <w:rPr>
           <w:sz w:val="24"/>
           <w:szCs w:val="24"/>
-        </w:rPr>
-      </w:pPr>
-      <w:r>
-        <w:rPr>
-          <w:sz w:val="24"/>
-          <w:szCs w:val="24"/>
+          <w:highlight w:val="yellow"/>
+        </w:rPr>
+      </w:pPr>
+      <w:r>
+        <w:rPr>
+          <w:sz w:val="24"/>
+          <w:szCs w:val="24"/>
+          <w:highlight w:val="yellow"/>
           <w:rtl/>
         </w:rPr>
         <w:t>השכבה הלוגית תהיה אחראית על:</w:t>
@@ -198,12 +218,14 @@
         <w:rPr>
           <w:sz w:val="24"/>
           <w:szCs w:val="24"/>
-        </w:rPr>
-      </w:pPr>
-      <w:r>
-        <w:rPr>
-          <w:sz w:val="24"/>
-          <w:szCs w:val="24"/>
+          <w:highlight w:val="yellow"/>
+        </w:rPr>
+      </w:pPr>
+      <w:r>
+        <w:rPr>
+          <w:sz w:val="24"/>
+          <w:szCs w:val="24"/>
+          <w:highlight w:val="yellow"/>
           <w:rtl/>
         </w:rPr>
         <w:t>הגדרת טיפוסים של ישויות לוגיות לבקשת האפליקציה (ע"י ממשק המשתמש)</w:t>
@@ -219,12 +241,14 @@
         <w:rPr>
           <w:sz w:val="24"/>
           <w:szCs w:val="24"/>
-        </w:rPr>
-      </w:pPr>
-      <w:r>
-        <w:rPr>
-          <w:sz w:val="24"/>
-          <w:szCs w:val="24"/>
+          <w:highlight w:val="yellow"/>
+        </w:rPr>
+      </w:pPr>
+      <w:r>
+        <w:rPr>
+          <w:sz w:val="24"/>
+          <w:szCs w:val="24"/>
+          <w:highlight w:val="yellow"/>
           <w:rtl/>
         </w:rPr>
         <w:t>הלוגיקה שמאחורי נתונים:</w:t>
@@ -240,12 +264,14 @@
         <w:rPr>
           <w:sz w:val="24"/>
           <w:szCs w:val="24"/>
-        </w:rPr>
-      </w:pPr>
-      <w:r>
-        <w:rPr>
-          <w:sz w:val="24"/>
-          <w:szCs w:val="24"/>
+          <w:highlight w:val="yellow"/>
+        </w:rPr>
+      </w:pPr>
+      <w:r>
+        <w:rPr>
+          <w:sz w:val="24"/>
+          <w:szCs w:val="24"/>
+          <w:highlight w:val="yellow"/>
           <w:rtl/>
         </w:rPr>
         <w:t>בדיקת תקינות והתאמת נתוני הקלט שהגיעו מהתצוגה</w:t>
@@ -261,12 +287,14 @@
         <w:rPr>
           <w:sz w:val="24"/>
           <w:szCs w:val="24"/>
-        </w:rPr>
-      </w:pPr>
-      <w:r>
-        <w:rPr>
-          <w:sz w:val="24"/>
-          <w:szCs w:val="24"/>
+          <w:highlight w:val="yellow"/>
+        </w:rPr>
+      </w:pPr>
+      <w:r>
+        <w:rPr>
+          <w:sz w:val="24"/>
+          <w:szCs w:val="24"/>
+          <w:highlight w:val="yellow"/>
           <w:rtl/>
         </w:rPr>
         <w:t>בדיקת התאמת נתוני קלט ע"פ המידע בשכבת הנתונים</w:t>
@@ -282,12 +310,14 @@
         <w:rPr>
           <w:sz w:val="24"/>
           <w:szCs w:val="24"/>
-        </w:rPr>
-      </w:pPr>
-      <w:r>
-        <w:rPr>
-          <w:sz w:val="24"/>
-          <w:szCs w:val="24"/>
+          <w:highlight w:val="yellow"/>
+        </w:rPr>
+      </w:pPr>
+      <w:r>
+        <w:rPr>
+          <w:sz w:val="24"/>
+          <w:szCs w:val="24"/>
+          <w:highlight w:val="yellow"/>
           <w:rtl/>
         </w:rPr>
         <w:t>שלמות והתאמה של כל הנתונים המאוחסנים בשכבת נתונים</w:t>
@@ -303,12 +333,14 @@
         <w:rPr>
           <w:sz w:val="24"/>
           <w:szCs w:val="24"/>
-        </w:rPr>
-      </w:pPr>
-      <w:r>
-        <w:rPr>
-          <w:sz w:val="24"/>
-          <w:szCs w:val="24"/>
+          <w:highlight w:val="yellow"/>
+        </w:rPr>
+      </w:pPr>
+      <w:r>
+        <w:rPr>
+          <w:sz w:val="24"/>
+          <w:szCs w:val="24"/>
+          <w:highlight w:val="yellow"/>
           <w:rtl/>
         </w:rPr>
         <w:t xml:space="preserve">ביצוע חישובים והפקת תוצאות מהנתונים היבשים שהגיעו מהשכבה שמתחתיה. </w:t>
@@ -324,7 +356,7 @@
     </w:p>
     <w:p>
       <w:pPr>
-        <w:pStyle w:val="a7"/>
+        <w:pStyle w:val="ListParagraph"/>
         <w:numPr>
           <w:ilvl w:val="0"/>
           <w:numId w:val="48"/>
@@ -332,6 +364,7 @@
         <w:rPr>
           <w:sz w:val="28"/>
           <w:szCs w:val="28"/>
+          <w:highlight w:val="yellow"/>
           <w:rtl/>
         </w:rPr>
       </w:pPr>
@@ -340,6 +373,7 @@
           <w:rFonts w:hint="cs"/>
           <w:sz w:val="28"/>
           <w:szCs w:val="28"/>
+          <w:highlight w:val="yellow"/>
           <w:rtl/>
         </w:rPr>
         <w:t>הוסיפו</w:t>
@@ -348,6 +382,7 @@
         <w:rPr>
           <w:sz w:val="28"/>
           <w:szCs w:val="28"/>
+          <w:highlight w:val="yellow"/>
           <w:rtl/>
         </w:rPr>
         <w:t xml:space="preserve"> 2 פרויקטים ל </w:t>
@@ -356,6 +391,7 @@
         <w:rPr>
           <w:sz w:val="28"/>
           <w:szCs w:val="28"/>
+          <w:highlight w:val="yellow"/>
         </w:rPr>
         <w:t>Solution</w:t>
       </w:r>
@@ -364,6 +400,7 @@
           <w:rFonts w:hint="cs"/>
           <w:sz w:val="28"/>
           <w:szCs w:val="28"/>
+          <w:highlight w:val="yellow"/>
           <w:rtl/>
         </w:rPr>
         <w:t xml:space="preserve"> בהתאם ל"הנחיות לפתיחת פרויקט":</w:t>
@@ -379,12 +416,14 @@
         <w:rPr>
           <w:sz w:val="24"/>
           <w:szCs w:val="24"/>
-        </w:rPr>
-      </w:pPr>
-      <w:r>
-        <w:rPr>
-          <w:sz w:val="24"/>
-          <w:szCs w:val="24"/>
+          <w:highlight w:val="yellow"/>
+        </w:rPr>
+      </w:pPr>
+      <w:r>
+        <w:rPr>
+          <w:sz w:val="24"/>
+          <w:szCs w:val="24"/>
+          <w:highlight w:val="yellow"/>
           <w:rtl/>
         </w:rPr>
         <w:t xml:space="preserve">פרויקט בשם </w:t>
@@ -393,6 +432,7 @@
         <w:rPr>
           <w:sz w:val="24"/>
           <w:szCs w:val="24"/>
+          <w:highlight w:val="yellow"/>
         </w:rPr>
         <w:t>BL</w:t>
       </w:r>
@@ -400,6 +440,7 @@
         <w:rPr>
           <w:sz w:val="24"/>
           <w:szCs w:val="24"/>
+          <w:highlight w:val="yellow"/>
           <w:rtl/>
         </w:rPr>
         <w:t xml:space="preserve"> מסוג </w:t>
@@ -408,6 +449,7 @@
         <w:rPr>
           <w:sz w:val="24"/>
           <w:szCs w:val="24"/>
+          <w:highlight w:val="yellow"/>
         </w:rPr>
         <w:t>Class Library</w:t>
       </w:r>
@@ -415,6 +457,7 @@
         <w:rPr>
           <w:sz w:val="24"/>
           <w:szCs w:val="24"/>
+          <w:highlight w:val="yellow"/>
           <w:rtl/>
         </w:rPr>
         <w:t xml:space="preserve"> שיהווה את שכבת הנתונים (</w:t>
@@ -423,6 +466,7 @@
         <w:rPr>
           <w:sz w:val="24"/>
           <w:szCs w:val="24"/>
+          <w:highlight w:val="yellow"/>
         </w:rPr>
         <w:t>BL = Business Layer</w:t>
       </w:r>
@@ -430,6 +474,7 @@
         <w:rPr>
           <w:sz w:val="24"/>
           <w:szCs w:val="24"/>
+          <w:highlight w:val="yellow"/>
           <w:rtl/>
         </w:rPr>
         <w:t>) ויכיל:</w:t>
@@ -445,12 +490,14 @@
         <w:rPr>
           <w:sz w:val="24"/>
           <w:szCs w:val="24"/>
-        </w:rPr>
-      </w:pPr>
-      <w:r>
-        <w:rPr>
-          <w:sz w:val="24"/>
-          <w:szCs w:val="24"/>
+          <w:highlight w:val="yellow"/>
+        </w:rPr>
+      </w:pPr>
+      <w:r>
+        <w:rPr>
+          <w:sz w:val="24"/>
+          <w:szCs w:val="24"/>
+          <w:highlight w:val="yellow"/>
         </w:rPr>
         <w:t xml:space="preserve">BO </w:t>
       </w:r>
@@ -458,6 +505,7 @@
         <w:rPr>
           <w:sz w:val="24"/>
           <w:szCs w:val="24"/>
+          <w:highlight w:val="yellow"/>
           <w:rtl/>
         </w:rPr>
         <w:t>- נגדיר את חוזה הנתונים של השכבה הלוגית - הגדרת הישויות</w:t>
@@ -466,6 +514,7 @@
         <w:rPr>
           <w:sz w:val="24"/>
           <w:szCs w:val="24"/>
+          <w:highlight w:val="yellow"/>
         </w:rPr>
         <w:t xml:space="preserve"> </w:t>
       </w:r>
@@ -473,6 +522,7 @@
         <w:rPr>
           <w:sz w:val="24"/>
           <w:szCs w:val="24"/>
+          <w:highlight w:val="yellow"/>
           <w:rtl/>
         </w:rPr>
         <w:t>הלוגיות והתכונות (</w:t>
@@ -481,6 +531,7 @@
         <w:rPr>
           <w:sz w:val="24"/>
           <w:szCs w:val="24"/>
+          <w:highlight w:val="yellow"/>
         </w:rPr>
         <w:t>properties</w:t>
       </w:r>
@@ -488,6 +539,7 @@
         <w:rPr>
           <w:sz w:val="24"/>
           <w:szCs w:val="24"/>
+          <w:highlight w:val="yellow"/>
           <w:rtl/>
         </w:rPr>
         <w:t>) שלהם</w:t>
@@ -503,6 +555,7 @@
         <w:rPr>
           <w:sz w:val="24"/>
           <w:szCs w:val="24"/>
+          <w:highlight w:val="yellow"/>
         </w:rPr>
       </w:pPr>
       <w:proofErr w:type="spellStart"/>
@@ -510,6 +563,7 @@
         <w:rPr>
           <w:sz w:val="24"/>
           <w:szCs w:val="24"/>
+          <w:highlight w:val="yellow"/>
         </w:rPr>
         <w:t>BlApi</w:t>
       </w:r>
@@ -518,6 +572,7 @@
         <w:rPr>
           <w:sz w:val="24"/>
           <w:szCs w:val="24"/>
+          <w:highlight w:val="yellow"/>
         </w:rPr>
         <w:t xml:space="preserve"> </w:t>
       </w:r>
@@ -525,6 +580,7 @@
         <w:rPr>
           <w:sz w:val="24"/>
           <w:szCs w:val="24"/>
+          <w:highlight w:val="yellow"/>
           <w:rtl/>
         </w:rPr>
         <w:t>- נגדיר את חוזה השירות של השכבה הלוגית - הגדרת הממשקים (כנגד כל ישות לוגית ראשית), שיכילו מתודות לצורך גישה לכל ישות לוגית</w:t>
@@ -540,12 +596,14 @@
         <w:rPr>
           <w:sz w:val="24"/>
           <w:szCs w:val="24"/>
-        </w:rPr>
-      </w:pPr>
-      <w:r>
-        <w:rPr>
-          <w:sz w:val="24"/>
-          <w:szCs w:val="24"/>
+          <w:highlight w:val="yellow"/>
+        </w:rPr>
+      </w:pPr>
+      <w:r>
+        <w:rPr>
+          <w:sz w:val="24"/>
+          <w:szCs w:val="24"/>
+          <w:highlight w:val="yellow"/>
           <w:rtl/>
         </w:rPr>
         <w:t>נממש את ממשקי הגישה לישויות הלוגיות (מימוש מתודות הממשקים עבור כל סוג של ישות לוגית ראשית במחלקות מתאימות)</w:t>
@@ -566,6 +624,7 @@
         <w:rPr>
           <w:sz w:val="24"/>
           <w:szCs w:val="24"/>
+          <w:highlight w:val="yellow"/>
         </w:rPr>
         <w:t>RootNamespace</w:t>
       </w:r>
@@ -575,6 +634,7 @@
           <w:rFonts w:hint="cs"/>
           <w:sz w:val="24"/>
           <w:szCs w:val="24"/>
+          <w:highlight w:val="yellow"/>
           <w:rtl/>
         </w:rPr>
         <w:t xml:space="preserve"> - ריק</w:t>
@@ -590,12 +650,14 @@
         <w:rPr>
           <w:sz w:val="24"/>
           <w:szCs w:val="24"/>
-        </w:rPr>
-      </w:pPr>
-      <w:r>
-        <w:rPr>
-          <w:sz w:val="24"/>
-          <w:szCs w:val="24"/>
+          <w:highlight w:val="yellow"/>
+        </w:rPr>
+      </w:pPr>
+      <w:r>
+        <w:rPr>
+          <w:sz w:val="24"/>
+          <w:szCs w:val="24"/>
+          <w:highlight w:val="yellow"/>
           <w:rtl/>
         </w:rPr>
         <w:t xml:space="preserve">פרויקט בשם </w:t>
@@ -605,6 +667,7 @@
         <w:rPr>
           <w:sz w:val="24"/>
           <w:szCs w:val="24"/>
+          <w:highlight w:val="yellow"/>
         </w:rPr>
         <w:t>BlTest</w:t>
       </w:r>
@@ -613,6 +676,7 @@
         <w:rPr>
           <w:sz w:val="24"/>
           <w:szCs w:val="24"/>
+          <w:highlight w:val="yellow"/>
           <w:rtl/>
         </w:rPr>
         <w:t xml:space="preserve"> מסוג </w:t>
@@ -621,6 +685,7 @@
         <w:rPr>
           <w:sz w:val="24"/>
           <w:szCs w:val="24"/>
+          <w:highlight w:val="yellow"/>
         </w:rPr>
         <w:t>Console Application</w:t>
       </w:r>
@@ -628,6 +693,7 @@
         <w:rPr>
           <w:sz w:val="24"/>
           <w:szCs w:val="24"/>
+          <w:highlight w:val="yellow"/>
           <w:rtl/>
         </w:rPr>
         <w:t xml:space="preserve"> שיהוו</w:t>
@@ -637,6 +703,7 @@
           <w:rFonts w:hint="cs"/>
           <w:sz w:val="24"/>
           <w:szCs w:val="24"/>
+          <w:highlight w:val="yellow"/>
           <w:rtl/>
         </w:rPr>
         <w:t>ה</w:t>
@@ -645,6 +712,7 @@
         <w:rPr>
           <w:sz w:val="24"/>
           <w:szCs w:val="24"/>
+          <w:highlight w:val="yellow"/>
           <w:rtl/>
         </w:rPr>
         <w:t xml:space="preserve"> תוכנית בדיקה ידנית (</w:t>
@@ -653,6 +721,7 @@
         <w:rPr>
           <w:sz w:val="24"/>
           <w:szCs w:val="24"/>
+          <w:highlight w:val="yellow"/>
         </w:rPr>
         <w:t>manual test program</w:t>
       </w:r>
@@ -660,17 +729,10 @@
         <w:rPr>
           <w:sz w:val="24"/>
           <w:szCs w:val="24"/>
-          <w:rtl/>
-        </w:rPr>
-        <w:t>) של השכבה הלוגי</w:t>
-      </w:r>
-      <w:r>
-        <w:rPr>
-          <w:sz w:val="24"/>
-          <w:szCs w:val="24"/>
-          <w:rtl/>
-        </w:rPr>
-        <w:t>ת</w:t>
+          <w:highlight w:val="yellow"/>
+          <w:rtl/>
+        </w:rPr>
+        <w:t>) של השכבה הלוגית</w:t>
       </w:r>
     </w:p>
     <w:p>
@@ -687,6 +749,7 @@
           <w:rFonts w:asciiTheme="minorBidi" w:hAnsiTheme="minorBidi" w:hint="cs"/>
           <w:sz w:val="24"/>
           <w:szCs w:val="24"/>
+          <w:highlight w:val="yellow"/>
           <w:rtl/>
         </w:rPr>
         <w:t xml:space="preserve">אין צורך לשנות את הערך של </w:t>
@@ -697,6 +760,7 @@
           <w:rFonts w:asciiTheme="minorBidi" w:hAnsiTheme="minorBidi"/>
           <w:sz w:val="24"/>
           <w:szCs w:val="24"/>
+          <w:highlight w:val="yellow"/>
         </w:rPr>
         <w:t>RootNamespace</w:t>
       </w:r>
@@ -713,7 +777,7 @@
     </w:p>
     <w:p>
       <w:pPr>
-        <w:pStyle w:val="a7"/>
+        <w:pStyle w:val="ListParagraph"/>
         <w:numPr>
           <w:ilvl w:val="0"/>
           <w:numId w:val="48"/>
@@ -723,6 +787,7 @@
           <w:rFonts w:asciiTheme="minorBidi" w:hAnsiTheme="minorBidi"/>
           <w:sz w:val="28"/>
           <w:szCs w:val="28"/>
+          <w:highlight w:val="yellow"/>
         </w:rPr>
       </w:pPr>
       <w:r>
@@ -730,6 +795,7 @@
           <w:rFonts w:asciiTheme="minorBidi" w:hAnsiTheme="minorBidi" w:hint="cs"/>
           <w:sz w:val="28"/>
           <w:szCs w:val="28"/>
+          <w:highlight w:val="yellow"/>
           <w:rtl/>
         </w:rPr>
         <w:t>קישור בין הפרויקטים:</w:t>
@@ -737,18 +803,19 @@
     </w:p>
     <w:p>
       <w:pPr>
-        <w:pStyle w:val="a7"/>
+        <w:pStyle w:val="ListParagraph"/>
         <w:spacing w:after="0" w:line="240" w:lineRule="auto"/>
         <w:rPr>
           <w:rFonts w:asciiTheme="minorBidi" w:hAnsiTheme="minorBidi"/>
           <w:sz w:val="28"/>
           <w:szCs w:val="28"/>
+          <w:highlight w:val="yellow"/>
         </w:rPr>
       </w:pPr>
     </w:p>
     <w:p>
       <w:pPr>
-        <w:pStyle w:val="a7"/>
+        <w:pStyle w:val="ListParagraph"/>
         <w:numPr>
           <w:ilvl w:val="0"/>
           <w:numId w:val="49"/>
@@ -758,14 +825,16 @@
           <w:rFonts w:asciiTheme="minorBidi" w:hAnsiTheme="minorBidi"/>
           <w:sz w:val="24"/>
           <w:szCs w:val="24"/>
-        </w:rPr>
-      </w:pPr>
-      <w:r>
-        <w:rPr>
-          <w:rFonts w:asciiTheme="minorBidi" w:hAnsiTheme="minorBidi"/>
-          <w:b/>
-          <w:sz w:val="24"/>
-          <w:szCs w:val="24"/>
+          <w:highlight w:val="yellow"/>
+        </w:rPr>
+      </w:pPr>
+      <w:r>
+        <w:rPr>
+          <w:rFonts w:asciiTheme="minorBidi" w:hAnsiTheme="minorBidi"/>
+          <w:b/>
+          <w:sz w:val="24"/>
+          <w:szCs w:val="24"/>
+          <w:highlight w:val="yellow"/>
           <w:rtl/>
         </w:rPr>
         <w:t xml:space="preserve">הוסיפו </w:t>
@@ -776,6 +845,7 @@
           <w:b/>
           <w:sz w:val="24"/>
           <w:szCs w:val="24"/>
+          <w:highlight w:val="yellow"/>
         </w:rPr>
         <w:t>reference</w:t>
       </w:r>
@@ -784,6 +854,7 @@
           <w:rFonts w:asciiTheme="minorBidi" w:hAnsiTheme="minorBidi"/>
           <w:sz w:val="24"/>
           <w:szCs w:val="24"/>
+          <w:highlight w:val="yellow"/>
           <w:rtl/>
         </w:rPr>
         <w:t xml:space="preserve"> מפרויקט </w:t>
@@ -793,6 +864,7 @@
           <w:rFonts w:asciiTheme="minorBidi" w:hAnsiTheme="minorBidi"/>
           <w:sz w:val="24"/>
           <w:szCs w:val="24"/>
+          <w:highlight w:val="yellow"/>
         </w:rPr>
         <w:t>BL</w:t>
       </w:r>
@@ -801,6 +873,7 @@
           <w:rFonts w:asciiTheme="minorBidi" w:hAnsiTheme="minorBidi"/>
           <w:sz w:val="24"/>
           <w:szCs w:val="24"/>
+          <w:highlight w:val="yellow"/>
           <w:rtl/>
         </w:rPr>
         <w:t xml:space="preserve"> לפרויקט</w:t>
@@ -810,6 +883,7 @@
           <w:rFonts w:asciiTheme="minorBidi" w:hAnsiTheme="minorBidi" w:hint="cs"/>
           <w:sz w:val="24"/>
           <w:szCs w:val="24"/>
+          <w:highlight w:val="yellow"/>
           <w:rtl/>
         </w:rPr>
         <w:t>ים</w:t>
@@ -819,6 +893,7 @@
           <w:rFonts w:asciiTheme="minorBidi" w:hAnsiTheme="minorBidi"/>
           <w:sz w:val="24"/>
           <w:szCs w:val="24"/>
+          <w:highlight w:val="yellow"/>
           <w:rtl/>
         </w:rPr>
         <w:t xml:space="preserve"> </w:t>
@@ -829,6 +904,7 @@
           <w:rFonts w:asciiTheme="minorBidi" w:hAnsiTheme="minorBidi"/>
           <w:sz w:val="24"/>
           <w:szCs w:val="24"/>
+          <w:highlight w:val="yellow"/>
         </w:rPr>
         <w:t>DalFacade</w:t>
       </w:r>
@@ -838,6 +914,7 @@
           <w:rFonts w:asciiTheme="minorBidi" w:hAnsiTheme="minorBidi" w:hint="cs"/>
           <w:sz w:val="24"/>
           <w:szCs w:val="24"/>
+          <w:highlight w:val="yellow"/>
           <w:rtl/>
         </w:rPr>
         <w:t xml:space="preserve"> ו </w:t>
@@ -848,6 +925,7 @@
           <w:rFonts w:asciiTheme="minorBidi" w:hAnsiTheme="minorBidi"/>
           <w:sz w:val="24"/>
           <w:szCs w:val="24"/>
+          <w:highlight w:val="yellow"/>
         </w:rPr>
         <w:t>DalList</w:t>
       </w:r>
@@ -857,6 +935,7 @@
           <w:rFonts w:asciiTheme="minorBidi" w:hAnsiTheme="minorBidi"/>
           <w:sz w:val="24"/>
           <w:szCs w:val="24"/>
+          <w:highlight w:val="yellow"/>
           <w:rtl/>
         </w:rPr>
         <w:br/>
@@ -866,6 +945,7 @@
           <w:rFonts w:asciiTheme="minorBidi" w:hAnsiTheme="minorBidi"/>
           <w:sz w:val="24"/>
           <w:szCs w:val="24"/>
+          <w:highlight w:val="yellow"/>
           <w:rtl/>
         </w:rPr>
         <w:t>ודאו ב</w:t>
@@ -876,6 +956,7 @@
           <w:b/>
           <w:sz w:val="24"/>
           <w:szCs w:val="24"/>
+          <w:highlight w:val="yellow"/>
           <w:rtl/>
         </w:rPr>
         <w:t>קובץ המאפיינים של הפרויקט</w:t>
@@ -885,6 +966,7 @@
           <w:rFonts w:asciiTheme="minorBidi" w:hAnsiTheme="minorBidi"/>
           <w:sz w:val="24"/>
           <w:szCs w:val="24"/>
+          <w:highlight w:val="yellow"/>
           <w:rtl/>
         </w:rPr>
         <w:t xml:space="preserve"> שהטקסט שלו התעדכן לאחר הוספת </w:t>
@@ -895,6 +977,7 @@
           <w:rFonts w:asciiTheme="minorBidi" w:hAnsiTheme="minorBidi"/>
           <w:sz w:val="24"/>
           <w:szCs w:val="24"/>
+          <w:highlight w:val="yellow"/>
           <w:rtl/>
         </w:rPr>
         <w:t>הרפרנס</w:t>
@@ -905,9 +988,756 @@
           <w:rFonts w:asciiTheme="minorBidi" w:hAnsiTheme="minorBidi"/>
           <w:sz w:val="24"/>
           <w:szCs w:val="24"/>
+          <w:highlight w:val="yellow"/>
           <w:rtl/>
         </w:rPr>
         <w:t>:</w:t>
+      </w:r>
+    </w:p>
+    <w:p>
+      <w:pPr>
+        <w:bidi w:val="0"/>
+        <w:spacing w:after="0" w:line="240" w:lineRule="auto"/>
+        <w:rPr>
+          <w:rFonts w:ascii="Consolas" w:eastAsia="Consolas" w:hAnsi="Consolas" w:cs="Consolas"/>
+          <w:i/>
+          <w:color w:val="0000FF"/>
+          <w:sz w:val="16"/>
+          <w:szCs w:val="16"/>
+          <w:highlight w:val="yellow"/>
+          <w:shd w:val="clear" w:color="auto" w:fill="EFEFEF"/>
+        </w:rPr>
+      </w:pPr>
+      <w:r>
+        <w:rPr>
+          <w:rFonts w:ascii="Consolas" w:eastAsia="Consolas" w:hAnsi="Consolas" w:cs="Consolas"/>
+          <w:i/>
+          <w:color w:val="0000FF"/>
+          <w:sz w:val="16"/>
+          <w:szCs w:val="16"/>
+          <w:highlight w:val="yellow"/>
+          <w:shd w:val="clear" w:color="auto" w:fill="EFEFEF"/>
+        </w:rPr>
+        <w:t>&lt;</w:t>
+      </w:r>
+      <w:proofErr w:type="spellStart"/>
+      <w:r>
+        <w:rPr>
+          <w:rFonts w:ascii="Consolas" w:eastAsia="Consolas" w:hAnsi="Consolas" w:cs="Consolas"/>
+          <w:i/>
+          <w:color w:val="980000"/>
+          <w:sz w:val="16"/>
+          <w:szCs w:val="16"/>
+          <w:highlight w:val="yellow"/>
+          <w:shd w:val="clear" w:color="auto" w:fill="EFEFEF"/>
+        </w:rPr>
+        <w:t>ItemGroup</w:t>
+      </w:r>
+      <w:proofErr w:type="spellEnd"/>
+      <w:r>
+        <w:rPr>
+          <w:rFonts w:ascii="Consolas" w:eastAsia="Consolas" w:hAnsi="Consolas" w:cs="Consolas"/>
+          <w:i/>
+          <w:color w:val="0000FF"/>
+          <w:sz w:val="16"/>
+          <w:szCs w:val="16"/>
+          <w:highlight w:val="yellow"/>
+          <w:shd w:val="clear" w:color="auto" w:fill="EFEFEF"/>
+        </w:rPr>
+        <w:t>&gt;</w:t>
+      </w:r>
+    </w:p>
+    <w:p>
+      <w:pPr>
+        <w:bidi w:val="0"/>
+        <w:spacing w:after="0" w:line="240" w:lineRule="auto"/>
+        <w:rPr>
+          <w:rFonts w:ascii="Consolas" w:eastAsia="Consolas" w:hAnsi="Consolas" w:cs="Consolas"/>
+          <w:i/>
+          <w:color w:val="0000FF"/>
+          <w:sz w:val="16"/>
+          <w:szCs w:val="16"/>
+          <w:highlight w:val="yellow"/>
+          <w:shd w:val="clear" w:color="auto" w:fill="EFEFEF"/>
+        </w:rPr>
+      </w:pPr>
+      <w:r>
+        <w:rPr>
+          <w:rFonts w:ascii="Consolas" w:eastAsia="Consolas" w:hAnsi="Consolas" w:cs="Consolas"/>
+          <w:i/>
+          <w:color w:val="0000FF"/>
+          <w:sz w:val="16"/>
+          <w:szCs w:val="16"/>
+          <w:highlight w:val="yellow"/>
+          <w:shd w:val="clear" w:color="auto" w:fill="EFEFEF"/>
+        </w:rPr>
+        <w:t xml:space="preserve">    &lt;</w:t>
+      </w:r>
+      <w:proofErr w:type="spellStart"/>
+      <w:r>
+        <w:rPr>
+          <w:rFonts w:ascii="Consolas" w:eastAsia="Consolas" w:hAnsi="Consolas" w:cs="Consolas"/>
+          <w:i/>
+          <w:color w:val="A31515"/>
+          <w:sz w:val="16"/>
+          <w:szCs w:val="16"/>
+          <w:highlight w:val="yellow"/>
+          <w:shd w:val="clear" w:color="auto" w:fill="EFEFEF"/>
+        </w:rPr>
+        <w:t>ProjectReference</w:t>
+      </w:r>
+      <w:proofErr w:type="spellEnd"/>
+      <w:r>
+        <w:rPr>
+          <w:rFonts w:ascii="Consolas" w:eastAsia="Consolas" w:hAnsi="Consolas" w:cs="Consolas"/>
+          <w:i/>
+          <w:color w:val="0000FF"/>
+          <w:sz w:val="16"/>
+          <w:szCs w:val="16"/>
+          <w:highlight w:val="yellow"/>
+          <w:shd w:val="clear" w:color="auto" w:fill="EFEFEF"/>
+        </w:rPr>
+        <w:t xml:space="preserve"> Include="..\</w:t>
+      </w:r>
+      <w:proofErr w:type="spellStart"/>
+      <w:r>
+        <w:rPr>
+          <w:rFonts w:ascii="Consolas" w:eastAsia="Consolas" w:hAnsi="Consolas" w:cs="Consolas"/>
+          <w:i/>
+          <w:color w:val="0000FF"/>
+          <w:sz w:val="16"/>
+          <w:szCs w:val="16"/>
+          <w:highlight w:val="yellow"/>
+          <w:shd w:val="clear" w:color="auto" w:fill="EFEFEF"/>
+        </w:rPr>
+        <w:t>DalFacade</w:t>
+      </w:r>
+      <w:proofErr w:type="spellEnd"/>
+      <w:r>
+        <w:rPr>
+          <w:rFonts w:ascii="Consolas" w:eastAsia="Consolas" w:hAnsi="Consolas" w:cs="Consolas"/>
+          <w:i/>
+          <w:color w:val="0000FF"/>
+          <w:sz w:val="16"/>
+          <w:szCs w:val="16"/>
+          <w:highlight w:val="yellow"/>
+          <w:shd w:val="clear" w:color="auto" w:fill="EFEFEF"/>
+        </w:rPr>
+        <w:t>\</w:t>
+      </w:r>
+      <w:proofErr w:type="spellStart"/>
+      <w:r>
+        <w:rPr>
+          <w:rFonts w:ascii="Consolas" w:eastAsia="Consolas" w:hAnsi="Consolas" w:cs="Consolas"/>
+          <w:i/>
+          <w:color w:val="0000FF"/>
+          <w:sz w:val="16"/>
+          <w:szCs w:val="16"/>
+          <w:highlight w:val="yellow"/>
+          <w:shd w:val="clear" w:color="auto" w:fill="EFEFEF"/>
+        </w:rPr>
+        <w:t>DalFacade.csproj</w:t>
+      </w:r>
+      <w:proofErr w:type="spellEnd"/>
+      <w:r>
+        <w:rPr>
+          <w:rFonts w:ascii="Consolas" w:eastAsia="Consolas" w:hAnsi="Consolas" w:cs="Consolas"/>
+          <w:i/>
+          <w:color w:val="0000FF"/>
+          <w:sz w:val="16"/>
+          <w:szCs w:val="16"/>
+          <w:highlight w:val="yellow"/>
+          <w:shd w:val="clear" w:color="auto" w:fill="EFEFEF"/>
+        </w:rPr>
+        <w:t>"/&gt;</w:t>
+      </w:r>
+    </w:p>
+    <w:p>
+      <w:pPr>
+        <w:bidi w:val="0"/>
+        <w:spacing w:after="0" w:line="240" w:lineRule="auto"/>
+        <w:rPr>
+          <w:rFonts w:ascii="Consolas" w:eastAsia="Consolas" w:hAnsi="Consolas" w:cs="Consolas"/>
+          <w:i/>
+          <w:color w:val="0000FF"/>
+          <w:sz w:val="16"/>
+          <w:szCs w:val="16"/>
+          <w:highlight w:val="yellow"/>
+          <w:shd w:val="clear" w:color="auto" w:fill="EFEFEF"/>
+        </w:rPr>
+      </w:pPr>
+      <w:r>
+        <w:rPr>
+          <w:rFonts w:ascii="Consolas" w:eastAsia="Consolas" w:hAnsi="Consolas" w:cs="Consolas"/>
+          <w:i/>
+          <w:color w:val="0000FF"/>
+          <w:sz w:val="16"/>
+          <w:szCs w:val="16"/>
+          <w:highlight w:val="yellow"/>
+          <w:shd w:val="clear" w:color="auto" w:fill="EFEFEF"/>
+        </w:rPr>
+        <w:t xml:space="preserve">    &lt;</w:t>
+      </w:r>
+      <w:proofErr w:type="spellStart"/>
+      <w:r>
+        <w:rPr>
+          <w:rFonts w:ascii="Consolas" w:eastAsia="Consolas" w:hAnsi="Consolas" w:cs="Consolas"/>
+          <w:i/>
+          <w:color w:val="A31515"/>
+          <w:sz w:val="16"/>
+          <w:szCs w:val="16"/>
+          <w:highlight w:val="yellow"/>
+          <w:shd w:val="clear" w:color="auto" w:fill="EFEFEF"/>
+        </w:rPr>
+        <w:t>ProjectReference</w:t>
+      </w:r>
+      <w:proofErr w:type="spellEnd"/>
+      <w:r>
+        <w:rPr>
+          <w:rFonts w:ascii="Consolas" w:eastAsia="Consolas" w:hAnsi="Consolas" w:cs="Consolas"/>
+          <w:i/>
+          <w:color w:val="0000FF"/>
+          <w:sz w:val="16"/>
+          <w:szCs w:val="16"/>
+          <w:highlight w:val="yellow"/>
+          <w:shd w:val="clear" w:color="auto" w:fill="EFEFEF"/>
+        </w:rPr>
+        <w:t xml:space="preserve"> Include="..\</w:t>
+      </w:r>
+      <w:proofErr w:type="spellStart"/>
+      <w:r>
+        <w:rPr>
+          <w:rFonts w:ascii="Consolas" w:eastAsia="Consolas" w:hAnsi="Consolas" w:cs="Consolas"/>
+          <w:i/>
+          <w:color w:val="0000FF"/>
+          <w:sz w:val="16"/>
+          <w:szCs w:val="16"/>
+          <w:highlight w:val="yellow"/>
+          <w:shd w:val="clear" w:color="auto" w:fill="EFEFEF"/>
+        </w:rPr>
+        <w:t>DalList</w:t>
+      </w:r>
+      <w:proofErr w:type="spellEnd"/>
+      <w:r>
+        <w:rPr>
+          <w:rFonts w:ascii="Consolas" w:eastAsia="Consolas" w:hAnsi="Consolas" w:cs="Consolas"/>
+          <w:i/>
+          <w:color w:val="0000FF"/>
+          <w:sz w:val="16"/>
+          <w:szCs w:val="16"/>
+          <w:highlight w:val="yellow"/>
+          <w:shd w:val="clear" w:color="auto" w:fill="EFEFEF"/>
+        </w:rPr>
+        <w:t>\</w:t>
+      </w:r>
+      <w:proofErr w:type="spellStart"/>
+      <w:r>
+        <w:rPr>
+          <w:rFonts w:ascii="Consolas" w:eastAsia="Consolas" w:hAnsi="Consolas" w:cs="Consolas"/>
+          <w:i/>
+          <w:color w:val="0000FF"/>
+          <w:sz w:val="16"/>
+          <w:szCs w:val="16"/>
+          <w:highlight w:val="yellow"/>
+          <w:shd w:val="clear" w:color="auto" w:fill="EFEFEF"/>
+        </w:rPr>
+        <w:t>DalList.csproj</w:t>
+      </w:r>
+      <w:proofErr w:type="spellEnd"/>
+      <w:r>
+        <w:rPr>
+          <w:rFonts w:ascii="Consolas" w:eastAsia="Consolas" w:hAnsi="Consolas" w:cs="Consolas"/>
+          <w:i/>
+          <w:color w:val="0000FF"/>
+          <w:sz w:val="16"/>
+          <w:szCs w:val="16"/>
+          <w:highlight w:val="yellow"/>
+          <w:shd w:val="clear" w:color="auto" w:fill="EFEFEF"/>
+        </w:rPr>
+        <w:t>"/&gt;</w:t>
+      </w:r>
+    </w:p>
+    <w:p>
+      <w:pPr>
+        <w:bidi w:val="0"/>
+        <w:spacing w:after="0" w:line="240" w:lineRule="auto"/>
+        <w:rPr>
+          <w:sz w:val="16"/>
+          <w:szCs w:val="16"/>
+          <w:highlight w:val="yellow"/>
+        </w:rPr>
+      </w:pPr>
+      <w:r>
+        <w:rPr>
+          <w:rFonts w:ascii="Consolas" w:eastAsia="Consolas" w:hAnsi="Consolas" w:cs="Consolas"/>
+          <w:i/>
+          <w:color w:val="0000FF"/>
+          <w:sz w:val="16"/>
+          <w:szCs w:val="16"/>
+          <w:highlight w:val="yellow"/>
+          <w:shd w:val="clear" w:color="auto" w:fill="EFEFEF"/>
+        </w:rPr>
+        <w:t>&lt;/</w:t>
+      </w:r>
+      <w:proofErr w:type="spellStart"/>
+      <w:r>
+        <w:rPr>
+          <w:rFonts w:ascii="Consolas" w:eastAsia="Consolas" w:hAnsi="Consolas" w:cs="Consolas"/>
+          <w:i/>
+          <w:color w:val="A31515"/>
+          <w:sz w:val="16"/>
+          <w:szCs w:val="16"/>
+          <w:highlight w:val="yellow"/>
+          <w:shd w:val="clear" w:color="auto" w:fill="EFEFEF"/>
+        </w:rPr>
+        <w:t>ItemGroup</w:t>
+      </w:r>
+      <w:proofErr w:type="spellEnd"/>
+      <w:r>
+        <w:rPr>
+          <w:rFonts w:ascii="Consolas" w:eastAsia="Consolas" w:hAnsi="Consolas" w:cs="Consolas"/>
+          <w:i/>
+          <w:color w:val="0000FF"/>
+          <w:sz w:val="16"/>
+          <w:szCs w:val="16"/>
+          <w:highlight w:val="yellow"/>
+          <w:shd w:val="clear" w:color="auto" w:fill="EFEFEF"/>
+        </w:rPr>
+        <w:t>&gt;</w:t>
+      </w:r>
+    </w:p>
+    <w:p>
+      <w:pPr>
+        <w:rPr>
+          <w:sz w:val="24"/>
+          <w:szCs w:val="24"/>
+          <w:highlight w:val="yellow"/>
+        </w:rPr>
+      </w:pPr>
+      <w:r>
+        <w:rPr>
+          <w:rFonts w:hint="cs"/>
+          <w:sz w:val="24"/>
+          <w:szCs w:val="24"/>
+          <w:highlight w:val="yellow"/>
+          <w:rtl/>
+        </w:rPr>
+        <w:t xml:space="preserve">תזכורת: ה </w:t>
+      </w:r>
+      <w:r>
+        <w:rPr>
+          <w:sz w:val="24"/>
+          <w:szCs w:val="24"/>
+          <w:highlight w:val="yellow"/>
+        </w:rPr>
+        <w:t>reference</w:t>
+      </w:r>
+      <w:r>
+        <w:rPr>
+          <w:rFonts w:hint="cs"/>
+          <w:sz w:val="24"/>
+          <w:szCs w:val="24"/>
+          <w:highlight w:val="yellow"/>
+          <w:rtl/>
+        </w:rPr>
+        <w:t xml:space="preserve"> לפרויקט </w:t>
+      </w:r>
+      <w:proofErr w:type="spellStart"/>
+      <w:r>
+        <w:rPr>
+          <w:sz w:val="24"/>
+          <w:szCs w:val="24"/>
+          <w:highlight w:val="yellow"/>
+        </w:rPr>
+        <w:t>DalList</w:t>
+      </w:r>
+      <w:proofErr w:type="spellEnd"/>
+      <w:r>
+        <w:rPr>
+          <w:rFonts w:hint="cs"/>
+          <w:sz w:val="24"/>
+          <w:szCs w:val="24"/>
+          <w:highlight w:val="yellow"/>
+          <w:rtl/>
+        </w:rPr>
+        <w:t xml:space="preserve"> הוא </w:t>
+      </w:r>
+      <w:proofErr w:type="spellStart"/>
+      <w:r>
+        <w:rPr>
+          <w:sz w:val="24"/>
+          <w:szCs w:val="24"/>
+          <w:highlight w:val="yellow"/>
+          <w:rtl/>
+        </w:rPr>
+        <w:t>רפרנס</w:t>
+      </w:r>
+      <w:proofErr w:type="spellEnd"/>
+      <w:r>
+        <w:rPr>
+          <w:sz w:val="24"/>
+          <w:szCs w:val="24"/>
+          <w:highlight w:val="yellow"/>
+          <w:rtl/>
+        </w:rPr>
+        <w:t xml:space="preserve"> </w:t>
+      </w:r>
+      <w:proofErr w:type="spellStart"/>
+      <w:r>
+        <w:rPr>
+          <w:sz w:val="24"/>
+          <w:szCs w:val="24"/>
+          <w:highlight w:val="yellow"/>
+          <w:rtl/>
+        </w:rPr>
+        <w:t>מאולץ.שנועד</w:t>
+      </w:r>
+      <w:proofErr w:type="spellEnd"/>
+      <w:r>
+        <w:rPr>
+          <w:sz w:val="24"/>
+          <w:szCs w:val="24"/>
+          <w:highlight w:val="yellow"/>
+          <w:rtl/>
+        </w:rPr>
+        <w:t xml:space="preserve"> רק כדי לגרום לפרויקטים הללו להיבנות באופן אוטומטי כאשר בונים את פרויקט </w:t>
+      </w:r>
+      <w:r>
+        <w:rPr>
+          <w:sz w:val="24"/>
+          <w:szCs w:val="24"/>
+          <w:highlight w:val="yellow"/>
+        </w:rPr>
+        <w:t>BL</w:t>
+      </w:r>
+      <w:r>
+        <w:rPr>
+          <w:sz w:val="24"/>
+          <w:szCs w:val="24"/>
+          <w:highlight w:val="yellow"/>
+          <w:rtl/>
+        </w:rPr>
+        <w:t>,  וקיומם באותה ספריית הרצה.</w:t>
+      </w:r>
+    </w:p>
+    <w:p>
+      <w:pPr>
+        <w:pStyle w:val="ListParagraph"/>
+        <w:spacing w:after="0" w:line="240" w:lineRule="auto"/>
+        <w:ind w:left="567"/>
+        <w:rPr>
+          <w:rFonts w:ascii="Arial" w:hAnsi="Arial" w:cs="Arial"/>
+          <w:sz w:val="24"/>
+          <w:szCs w:val="24"/>
+          <w:highlight w:val="yellow"/>
+          <w:rtl/>
+        </w:rPr>
+      </w:pPr>
+      <w:r>
+        <w:rPr>
+          <w:rFonts w:ascii="Arial" w:hAnsi="Arial" w:cs="Arial"/>
+          <w:sz w:val="24"/>
+          <w:szCs w:val="24"/>
+          <w:highlight w:val="yellow"/>
+          <w:rtl/>
+        </w:rPr>
+        <w:t>בצעו שמירה (</w:t>
+      </w:r>
+      <w:r>
+        <w:rPr>
+          <w:rFonts w:ascii="Arial" w:hAnsi="Arial" w:cs="Arial"/>
+          <w:b/>
+          <w:sz w:val="24"/>
+          <w:szCs w:val="24"/>
+          <w:highlight w:val="yellow"/>
+        </w:rPr>
+        <w:t>Save</w:t>
+      </w:r>
+      <w:r>
+        <w:rPr>
+          <w:rFonts w:ascii="Arial" w:hAnsi="Arial" w:cs="Arial"/>
+          <w:sz w:val="24"/>
+          <w:szCs w:val="24"/>
+          <w:highlight w:val="yellow"/>
+          <w:rtl/>
+        </w:rPr>
+        <w:t>) של הקובץ</w:t>
+      </w:r>
+    </w:p>
+    <w:p>
+      <w:pPr>
+        <w:pStyle w:val="ListParagraph"/>
+        <w:spacing w:after="0" w:line="240" w:lineRule="auto"/>
+        <w:ind w:left="567"/>
+        <w:rPr>
+          <w:rFonts w:ascii="Arial" w:hAnsi="Arial" w:cs="Arial"/>
+          <w:sz w:val="24"/>
+          <w:szCs w:val="24"/>
+          <w:highlight w:val="yellow"/>
+        </w:rPr>
+      </w:pPr>
+    </w:p>
+    <w:p>
+      <w:pPr>
+        <w:pStyle w:val="ListParagraph"/>
+        <w:numPr>
+          <w:ilvl w:val="0"/>
+          <w:numId w:val="19"/>
+        </w:numPr>
+        <w:spacing w:before="120" w:after="0" w:line="240" w:lineRule="auto"/>
+        <w:rPr>
+          <w:rFonts w:ascii="Arial" w:hAnsi="Arial" w:cs="Arial"/>
+          <w:sz w:val="24"/>
+          <w:szCs w:val="24"/>
+          <w:highlight w:val="yellow"/>
+        </w:rPr>
+      </w:pPr>
+      <w:r>
+        <w:rPr>
+          <w:rFonts w:ascii="Arial" w:hAnsi="Arial" w:cs="Arial"/>
+          <w:b/>
+          <w:sz w:val="24"/>
+          <w:szCs w:val="24"/>
+          <w:highlight w:val="yellow"/>
+          <w:rtl/>
+        </w:rPr>
+        <w:t xml:space="preserve">הוסיפו </w:t>
+      </w:r>
+      <w:r>
+        <w:rPr>
+          <w:rFonts w:ascii="Arial" w:hAnsi="Arial" w:cs="Arial"/>
+          <w:b/>
+          <w:sz w:val="24"/>
+          <w:szCs w:val="24"/>
+          <w:highlight w:val="yellow"/>
+        </w:rPr>
+        <w:t>reference</w:t>
+      </w:r>
+      <w:r>
+        <w:rPr>
+          <w:rFonts w:ascii="Arial" w:hAnsi="Arial" w:cs="Arial"/>
+          <w:sz w:val="24"/>
+          <w:szCs w:val="24"/>
+          <w:highlight w:val="yellow"/>
+          <w:rtl/>
+        </w:rPr>
+        <w:t xml:space="preserve"> מפרויקט </w:t>
+      </w:r>
+      <w:proofErr w:type="spellStart"/>
+      <w:r>
+        <w:rPr>
+          <w:rFonts w:ascii="Arial" w:hAnsi="Arial" w:cs="Arial"/>
+          <w:sz w:val="24"/>
+          <w:szCs w:val="24"/>
+          <w:highlight w:val="yellow"/>
+        </w:rPr>
+        <w:t>BlTest</w:t>
+      </w:r>
+      <w:proofErr w:type="spellEnd"/>
+      <w:r>
+        <w:rPr>
+          <w:rFonts w:ascii="Arial" w:hAnsi="Arial" w:cs="Arial"/>
+          <w:sz w:val="24"/>
+          <w:szCs w:val="24"/>
+          <w:highlight w:val="yellow"/>
+          <w:rtl/>
+        </w:rPr>
+        <w:t xml:space="preserve"> לפרויקט </w:t>
+      </w:r>
+      <w:r>
+        <w:rPr>
+          <w:rFonts w:ascii="Arial" w:hAnsi="Arial" w:cs="Arial"/>
+          <w:sz w:val="24"/>
+          <w:szCs w:val="24"/>
+          <w:highlight w:val="yellow"/>
+        </w:rPr>
+        <w:t>BL</w:t>
+      </w:r>
+      <w:r>
+        <w:rPr>
+          <w:rFonts w:ascii="Arial" w:hAnsi="Arial" w:cs="Arial"/>
+          <w:sz w:val="24"/>
+          <w:szCs w:val="24"/>
+          <w:highlight w:val="yellow"/>
+          <w:rtl/>
+        </w:rPr>
+        <w:br/>
+        <w:t>ודאו ב</w:t>
+      </w:r>
+      <w:r>
+        <w:rPr>
+          <w:rFonts w:ascii="Arial" w:hAnsi="Arial" w:cs="Arial"/>
+          <w:b/>
+          <w:sz w:val="24"/>
+          <w:szCs w:val="24"/>
+          <w:highlight w:val="yellow"/>
+          <w:rtl/>
+        </w:rPr>
+        <w:t>קובץ המאפיינים של הפרויקט</w:t>
+      </w:r>
+      <w:r>
+        <w:rPr>
+          <w:rFonts w:ascii="Arial" w:hAnsi="Arial" w:cs="Arial"/>
+          <w:sz w:val="24"/>
+          <w:szCs w:val="24"/>
+          <w:highlight w:val="yellow"/>
+          <w:rtl/>
+        </w:rPr>
+        <w:t xml:space="preserve"> שהטקסט שלו התעדכן לאחר הוספת </w:t>
+      </w:r>
+      <w:proofErr w:type="spellStart"/>
+      <w:r>
+        <w:rPr>
+          <w:rFonts w:ascii="Arial" w:hAnsi="Arial" w:cs="Arial"/>
+          <w:sz w:val="24"/>
+          <w:szCs w:val="24"/>
+          <w:highlight w:val="yellow"/>
+          <w:rtl/>
+        </w:rPr>
+        <w:t>הרפרנס</w:t>
+      </w:r>
+      <w:proofErr w:type="spellEnd"/>
+      <w:r>
+        <w:rPr>
+          <w:rFonts w:ascii="Arial" w:hAnsi="Arial" w:cs="Arial"/>
+          <w:sz w:val="24"/>
+          <w:szCs w:val="24"/>
+          <w:highlight w:val="yellow"/>
+          <w:rtl/>
+        </w:rPr>
+        <w:t>:</w:t>
+      </w:r>
+    </w:p>
+    <w:p>
+      <w:pPr>
+        <w:bidi w:val="0"/>
+        <w:spacing w:after="0" w:line="240" w:lineRule="auto"/>
+        <w:rPr>
+          <w:rFonts w:ascii="Consolas" w:eastAsia="Consolas" w:hAnsi="Consolas" w:cs="Consolas"/>
+          <w:i/>
+          <w:color w:val="0000FF"/>
+          <w:sz w:val="16"/>
+          <w:szCs w:val="16"/>
+          <w:highlight w:val="yellow"/>
+          <w:shd w:val="clear" w:color="auto" w:fill="EFEFEF"/>
+        </w:rPr>
+      </w:pPr>
+      <w:r>
+        <w:rPr>
+          <w:rFonts w:ascii="Consolas" w:eastAsia="Consolas" w:hAnsi="Consolas" w:cs="Consolas"/>
+          <w:i/>
+          <w:color w:val="0000FF"/>
+          <w:sz w:val="16"/>
+          <w:szCs w:val="16"/>
+          <w:highlight w:val="yellow"/>
+          <w:shd w:val="clear" w:color="auto" w:fill="EFEFEF"/>
+        </w:rPr>
+        <w:t>&lt;</w:t>
+      </w:r>
+      <w:proofErr w:type="spellStart"/>
+      <w:r>
+        <w:rPr>
+          <w:rFonts w:ascii="Consolas" w:eastAsia="Consolas" w:hAnsi="Consolas" w:cs="Consolas"/>
+          <w:i/>
+          <w:color w:val="980000"/>
+          <w:sz w:val="16"/>
+          <w:szCs w:val="16"/>
+          <w:highlight w:val="yellow"/>
+          <w:shd w:val="clear" w:color="auto" w:fill="EFEFEF"/>
+        </w:rPr>
+        <w:t>ItemGroup</w:t>
+      </w:r>
+      <w:proofErr w:type="spellEnd"/>
+      <w:r>
+        <w:rPr>
+          <w:rFonts w:ascii="Consolas" w:eastAsia="Consolas" w:hAnsi="Consolas" w:cs="Consolas"/>
+          <w:i/>
+          <w:color w:val="0000FF"/>
+          <w:sz w:val="16"/>
+          <w:szCs w:val="16"/>
+          <w:highlight w:val="yellow"/>
+          <w:shd w:val="clear" w:color="auto" w:fill="EFEFEF"/>
+        </w:rPr>
+        <w:t>&gt;</w:t>
+      </w:r>
+    </w:p>
+    <w:p>
+      <w:pPr>
+        <w:bidi w:val="0"/>
+        <w:spacing w:after="0" w:line="240" w:lineRule="auto"/>
+        <w:rPr>
+          <w:rFonts w:ascii="Consolas" w:eastAsia="Consolas" w:hAnsi="Consolas" w:cs="Consolas"/>
+          <w:i/>
+          <w:color w:val="0000FF"/>
+          <w:sz w:val="16"/>
+          <w:szCs w:val="16"/>
+          <w:highlight w:val="yellow"/>
+          <w:shd w:val="clear" w:color="auto" w:fill="EFEFEF"/>
+        </w:rPr>
+      </w:pPr>
+      <w:r>
+        <w:rPr>
+          <w:rFonts w:ascii="Consolas" w:eastAsia="Consolas" w:hAnsi="Consolas" w:cs="Consolas"/>
+          <w:i/>
+          <w:color w:val="0000FF"/>
+          <w:sz w:val="16"/>
+          <w:szCs w:val="16"/>
+          <w:highlight w:val="yellow"/>
+          <w:shd w:val="clear" w:color="auto" w:fill="EFEFEF"/>
+        </w:rPr>
+        <w:t xml:space="preserve">    &lt;</w:t>
+      </w:r>
+      <w:proofErr w:type="spellStart"/>
+      <w:r>
+        <w:rPr>
+          <w:rFonts w:ascii="Consolas" w:eastAsia="Consolas" w:hAnsi="Consolas" w:cs="Consolas"/>
+          <w:i/>
+          <w:color w:val="A31515"/>
+          <w:sz w:val="16"/>
+          <w:szCs w:val="16"/>
+          <w:highlight w:val="yellow"/>
+          <w:shd w:val="clear" w:color="auto" w:fill="EFEFEF"/>
+        </w:rPr>
+        <w:t>ProjectReference</w:t>
+      </w:r>
+      <w:proofErr w:type="spellEnd"/>
+      <w:r>
+        <w:rPr>
+          <w:rFonts w:ascii="Consolas" w:eastAsia="Consolas" w:hAnsi="Consolas" w:cs="Consolas"/>
+          <w:i/>
+          <w:color w:val="0000FF"/>
+          <w:sz w:val="16"/>
+          <w:szCs w:val="16"/>
+          <w:highlight w:val="yellow"/>
+          <w:shd w:val="clear" w:color="auto" w:fill="EFEFEF"/>
+        </w:rPr>
+        <w:t xml:space="preserve"> Include="..\BL\</w:t>
+      </w:r>
+      <w:proofErr w:type="spellStart"/>
+      <w:r>
+        <w:rPr>
+          <w:rFonts w:ascii="Consolas" w:eastAsia="Consolas" w:hAnsi="Consolas" w:cs="Consolas"/>
+          <w:i/>
+          <w:color w:val="0000FF"/>
+          <w:sz w:val="16"/>
+          <w:szCs w:val="16"/>
+          <w:highlight w:val="yellow"/>
+          <w:shd w:val="clear" w:color="auto" w:fill="EFEFEF"/>
+        </w:rPr>
+        <w:t>BL.csproj</w:t>
+      </w:r>
+      <w:proofErr w:type="spellEnd"/>
+      <w:r>
+        <w:rPr>
+          <w:rFonts w:ascii="Consolas" w:eastAsia="Consolas" w:hAnsi="Consolas" w:cs="Consolas"/>
+          <w:i/>
+          <w:color w:val="0000FF"/>
+          <w:sz w:val="16"/>
+          <w:szCs w:val="16"/>
+          <w:highlight w:val="yellow"/>
+          <w:shd w:val="clear" w:color="auto" w:fill="EFEFEF"/>
+        </w:rPr>
+        <w:t>"/&gt;</w:t>
       </w:r>
     </w:p>
     <w:p>
@@ -930,18 +1760,20 @@
           <w:color w:val="0000FF"/>
           <w:sz w:val="16"/>
           <w:szCs w:val="16"/>
+          <w:highlight w:val="yellow"/>
           <w:shd w:val="clear" w:color="auto" w:fill="EFEFEF"/>
         </w:rPr>
-        <w:t>&lt;</w:t>
+        <w:t>&lt;/</w:t>
       </w:r>
       <w:proofErr w:type="spellStart"/>
       <w:r>
         <w:rPr>
           <w:rFonts w:ascii="Consolas" w:eastAsia="Consolas" w:hAnsi="Consolas" w:cs="Consolas"/>
           <w:i/>
-          <w:color w:val="980000"/>
+          <w:color w:val="A31515"/>
           <w:sz w:val="16"/>
           <w:szCs w:val="16"/>
+          <w:highlight w:val="yellow"/>
           <w:shd w:val="clear" w:color="auto" w:fill="EFEFEF"/>
         </w:rPr>
         <w:t>ItemGroup</w:t>
@@ -954,6 +1786,7 @@
           <w:color w:val="0000FF"/>
           <w:sz w:val="16"/>
           <w:szCs w:val="16"/>
+          <w:highlight w:val="yellow"/>
           <w:shd w:val="clear" w:color="auto" w:fill="EFEFEF"/>
         </w:rPr>
         <w:t>&gt;</w:t>
@@ -961,828 +1794,159 @@
     </w:p>
     <w:p>
       <w:pPr>
-        <w:bidi w:val="0"/>
-        <w:spacing w:after="0" w:line="240" w:lineRule="auto"/>
-        <w:rPr>
-          <w:rFonts w:ascii="Consolas" w:eastAsia="Consolas" w:hAnsi="Consolas" w:cs="Consolas"/>
-          <w:i/>
-          <w:color w:val="0000FF"/>
-          <w:sz w:val="16"/>
-          <w:szCs w:val="16"/>
-          <w:shd w:val="clear" w:color="auto" w:fill="EFEFEF"/>
-        </w:rPr>
-      </w:pPr>
-      <w:r>
-        <w:rPr>
-          <w:rFonts w:ascii="Consolas" w:eastAsia="Consolas" w:hAnsi="Consolas" w:cs="Consolas"/>
-          <w:i/>
-          <w:color w:val="0000FF"/>
-          <w:sz w:val="16"/>
-          <w:szCs w:val="16"/>
-          <w:shd w:val="clear" w:color="auto" w:fill="EFEFEF"/>
-        </w:rPr>
-        <w:t xml:space="preserve">    &lt;</w:t>
-      </w:r>
-      <w:proofErr w:type="spellStart"/>
-      <w:r>
-        <w:rPr>
-          <w:rFonts w:ascii="Consolas" w:eastAsia="Consolas" w:hAnsi="Consolas" w:cs="Consolas"/>
-          <w:i/>
-          <w:color w:val="A31515"/>
-          <w:sz w:val="16"/>
-          <w:szCs w:val="16"/>
-          <w:shd w:val="clear" w:color="auto" w:fill="EFEFEF"/>
-        </w:rPr>
-        <w:t>ProjectReference</w:t>
-      </w:r>
-      <w:proofErr w:type="spellEnd"/>
-      <w:r>
-        <w:rPr>
-          <w:rFonts w:ascii="Consolas" w:eastAsia="Consolas" w:hAnsi="Consolas" w:cs="Consolas"/>
-          <w:i/>
-          <w:color w:val="0000FF"/>
-          <w:sz w:val="16"/>
-          <w:szCs w:val="16"/>
-          <w:shd w:val="clear" w:color="auto" w:fill="EFEFEF"/>
-        </w:rPr>
-        <w:t xml:space="preserve"> Include="..\</w:t>
-      </w:r>
-      <w:proofErr w:type="spellStart"/>
-      <w:r>
-        <w:rPr>
-          <w:rFonts w:ascii="Consolas" w:eastAsia="Consolas" w:hAnsi="Consolas" w:cs="Consolas"/>
-          <w:i/>
-          <w:color w:val="0000FF"/>
-          <w:sz w:val="16"/>
-          <w:szCs w:val="16"/>
-          <w:shd w:val="clear" w:color="auto" w:fill="EFEFEF"/>
-        </w:rPr>
-        <w:t>DalFacade</w:t>
-      </w:r>
-      <w:proofErr w:type="spellEnd"/>
-      <w:r>
-        <w:rPr>
-          <w:rFonts w:ascii="Consolas" w:eastAsia="Consolas" w:hAnsi="Consolas" w:cs="Consolas"/>
-          <w:i/>
-          <w:color w:val="0000FF"/>
-          <w:sz w:val="16"/>
-          <w:szCs w:val="16"/>
-          <w:shd w:val="clear" w:color="auto" w:fill="EFEFEF"/>
-        </w:rPr>
-        <w:t>\</w:t>
-      </w:r>
-      <w:proofErr w:type="spellStart"/>
-      <w:r>
-        <w:rPr>
-          <w:rFonts w:ascii="Consolas" w:eastAsia="Consolas" w:hAnsi="Consolas" w:cs="Consolas"/>
-          <w:i/>
-          <w:color w:val="0000FF"/>
-          <w:sz w:val="16"/>
-          <w:szCs w:val="16"/>
-          <w:shd w:val="clear" w:color="auto" w:fill="EFEFEF"/>
-        </w:rPr>
-        <w:t>DalFacade.csproj</w:t>
-      </w:r>
-      <w:proofErr w:type="spellEnd"/>
-      <w:r>
-        <w:rPr>
-          <w:rFonts w:ascii="Consolas" w:eastAsia="Consolas" w:hAnsi="Consolas" w:cs="Consolas"/>
-          <w:i/>
-          <w:color w:val="0000FF"/>
-          <w:sz w:val="16"/>
-          <w:szCs w:val="16"/>
-          <w:shd w:val="clear" w:color="auto" w:fill="EFEFEF"/>
-        </w:rPr>
-        <w:t>"/&gt;</w:t>
-      </w:r>
+        <w:spacing w:after="120"/>
+        <w:rPr>
+          <w:sz w:val="32"/>
+          <w:szCs w:val="32"/>
+          <w:rtl/>
+        </w:rPr>
+      </w:pPr>
     </w:p>
     <w:p>
       <w:pPr>
-        <w:bidi w:val="0"/>
-        <w:spacing w:after="0" w:line="240" w:lineRule="auto"/>
-        <w:rPr>
-          <w:rFonts w:ascii="Consolas" w:eastAsia="Consolas" w:hAnsi="Consolas" w:cs="Consolas"/>
-          <w:i/>
-          <w:color w:val="0000FF"/>
-          <w:sz w:val="16"/>
-          <w:szCs w:val="16"/>
-          <w:shd w:val="clear" w:color="auto" w:fill="EFEFEF"/>
-        </w:rPr>
-      </w:pPr>
-      <w:r>
-        <w:rPr>
-          <w:rFonts w:ascii="Consolas" w:eastAsia="Consolas" w:hAnsi="Consolas" w:cs="Consolas"/>
-          <w:i/>
-          <w:color w:val="0000FF"/>
-          <w:sz w:val="16"/>
-          <w:szCs w:val="16"/>
-          <w:shd w:val="clear" w:color="auto" w:fill="EFEFEF"/>
-        </w:rPr>
-        <w:t xml:space="preserve">    &lt;</w:t>
+        <w:spacing w:before="120" w:after="0" w:line="240" w:lineRule="auto"/>
+        <w:rPr>
+          <w:rFonts w:ascii="Arial" w:hAnsi="Arial" w:cs="Arial"/>
+          <w:sz w:val="24"/>
+          <w:szCs w:val="24"/>
+          <w:highlight w:val="yellow"/>
+        </w:rPr>
+      </w:pPr>
+      <w:r>
+        <w:rPr>
+          <w:rFonts w:ascii="Arial" w:hAnsi="Arial" w:cs="Arial" w:hint="cs"/>
+          <w:sz w:val="24"/>
+          <w:szCs w:val="24"/>
+          <w:rtl/>
+        </w:rPr>
+        <w:lastRenderedPageBreak/>
+        <w:t xml:space="preserve">כעת </w:t>
+      </w:r>
+      <w:r>
+        <w:rPr>
+          <w:rFonts w:ascii="Arial" w:hAnsi="Arial" w:cs="Arial" w:hint="cs"/>
+          <w:sz w:val="24"/>
+          <w:szCs w:val="24"/>
+          <w:highlight w:val="yellow"/>
+          <w:rtl/>
+        </w:rPr>
+        <w:t xml:space="preserve">סמנו את פרויקט </w:t>
       </w:r>
       <w:proofErr w:type="spellStart"/>
       <w:r>
         <w:rPr>
-          <w:rFonts w:ascii="Consolas" w:eastAsia="Consolas" w:hAnsi="Consolas" w:cs="Consolas"/>
-          <w:i/>
-          <w:color w:val="A31515"/>
-          <w:sz w:val="16"/>
-          <w:szCs w:val="16"/>
-          <w:shd w:val="clear" w:color="auto" w:fill="EFEFEF"/>
-        </w:rPr>
-        <w:t>ProjectReference</w:t>
+          <w:rFonts w:ascii="Arial" w:hAnsi="Arial" w:cs="Arial"/>
+          <w:sz w:val="24"/>
+          <w:szCs w:val="24"/>
+          <w:highlight w:val="yellow"/>
+        </w:rPr>
+        <w:t>BlTest</w:t>
       </w:r>
       <w:proofErr w:type="spellEnd"/>
       <w:r>
         <w:rPr>
-          <w:rFonts w:ascii="Consolas" w:eastAsia="Consolas" w:hAnsi="Consolas" w:cs="Consolas"/>
-          <w:i/>
-          <w:color w:val="0000FF"/>
-          <w:sz w:val="16"/>
-          <w:szCs w:val="16"/>
-          <w:shd w:val="clear" w:color="auto" w:fill="EFEFEF"/>
-        </w:rPr>
-        <w:t xml:space="preserve"> Include="..\</w:t>
+          <w:rFonts w:ascii="Arial" w:hAnsi="Arial" w:cs="Arial" w:hint="cs"/>
+          <w:sz w:val="24"/>
+          <w:szCs w:val="24"/>
+          <w:highlight w:val="yellow"/>
+          <w:rtl/>
+        </w:rPr>
+        <w:t xml:space="preserve"> להיות </w:t>
       </w:r>
       <w:proofErr w:type="spellStart"/>
       <w:r>
         <w:rPr>
-          <w:rFonts w:ascii="Consolas" w:eastAsia="Consolas" w:hAnsi="Consolas" w:cs="Consolas"/>
-          <w:i/>
-          <w:color w:val="0000FF"/>
-          <w:sz w:val="16"/>
-          <w:szCs w:val="16"/>
-          <w:shd w:val="clear" w:color="auto" w:fill="EFEFEF"/>
-        </w:rPr>
-        <w:t>DalList</w:t>
+          <w:rFonts w:ascii="Arial" w:hAnsi="Arial" w:cs="Arial" w:hint="cs"/>
+          <w:sz w:val="24"/>
+          <w:szCs w:val="24"/>
+          <w:highlight w:val="yellow"/>
+          <w:rtl/>
+        </w:rPr>
+        <w:t>הפרוייקט</w:t>
       </w:r>
       <w:proofErr w:type="spellEnd"/>
       <w:r>
         <w:rPr>
-          <w:rFonts w:ascii="Consolas" w:eastAsia="Consolas" w:hAnsi="Consolas" w:cs="Consolas"/>
-          <w:i/>
-          <w:color w:val="0000FF"/>
-          <w:sz w:val="16"/>
-          <w:szCs w:val="16"/>
-          <w:shd w:val="clear" w:color="auto" w:fill="EFEFEF"/>
-        </w:rPr>
-        <w:t>\</w:t>
-      </w:r>
-      <w:proofErr w:type="spellStart"/>
-      <w:r>
-        <w:rPr>
-          <w:rFonts w:ascii="Consolas" w:eastAsia="Consolas" w:hAnsi="Consolas" w:cs="Consolas"/>
-          <w:i/>
-          <w:color w:val="0000FF"/>
-          <w:sz w:val="16"/>
-          <w:szCs w:val="16"/>
-          <w:shd w:val="clear" w:color="auto" w:fill="EFEFEF"/>
-        </w:rPr>
-        <w:t>DalList.csproj</w:t>
-      </w:r>
-      <w:proofErr w:type="spellEnd"/>
-      <w:r>
-        <w:rPr>
-          <w:rFonts w:ascii="Consolas" w:eastAsia="Consolas" w:hAnsi="Consolas" w:cs="Consolas"/>
-          <w:i/>
-          <w:color w:val="0000FF"/>
-          <w:sz w:val="16"/>
-          <w:szCs w:val="16"/>
-          <w:shd w:val="clear" w:color="auto" w:fill="EFEFEF"/>
-        </w:rPr>
-        <w:t>"/&gt;</w:t>
+          <w:rFonts w:ascii="Arial" w:hAnsi="Arial" w:cs="Arial" w:hint="cs"/>
+          <w:sz w:val="24"/>
+          <w:szCs w:val="24"/>
+          <w:highlight w:val="yellow"/>
+          <w:rtl/>
+        </w:rPr>
+        <w:t xml:space="preserve"> ההתחלתי של ה </w:t>
+      </w:r>
+      <w:r>
+        <w:rPr>
+          <w:rFonts w:ascii="Arial" w:hAnsi="Arial" w:cs="Arial"/>
+          <w:sz w:val="24"/>
+          <w:szCs w:val="24"/>
+          <w:highlight w:val="yellow"/>
+        </w:rPr>
+        <w:t>solution</w:t>
+      </w:r>
+      <w:r>
+        <w:rPr>
+          <w:rFonts w:ascii="Arial" w:hAnsi="Arial" w:cs="Arial" w:hint="cs"/>
+          <w:sz w:val="24"/>
+          <w:szCs w:val="24"/>
+          <w:highlight w:val="yellow"/>
+          <w:rtl/>
+        </w:rPr>
+        <w:t xml:space="preserve"> </w:t>
+      </w:r>
+      <w:r>
+        <w:rPr>
+          <w:rFonts w:ascii="Arial" w:hAnsi="Arial" w:cs="Arial" w:hint="cs"/>
+          <w:sz w:val="24"/>
+          <w:szCs w:val="24"/>
+          <w:highlight w:val="yellow"/>
+          <w:rtl/>
+        </w:rPr>
+        <w:t xml:space="preserve"> </w:t>
+      </w:r>
+      <w:r>
+        <w:rPr>
+          <w:rFonts w:ascii="Arial" w:hAnsi="Arial" w:cs="Arial" w:hint="cs"/>
+          <w:sz w:val="24"/>
+          <w:szCs w:val="24"/>
+          <w:highlight w:val="yellow"/>
+          <w:rtl/>
+        </w:rPr>
+        <w:t>(</w:t>
+      </w:r>
+      <w:r>
+        <w:rPr>
+          <w:rFonts w:ascii="Arial" w:hAnsi="Arial" w:cs="Arial"/>
+          <w:sz w:val="24"/>
+          <w:szCs w:val="24"/>
+          <w:highlight w:val="yellow"/>
+        </w:rPr>
+        <w:t>set as startup project</w:t>
+      </w:r>
+      <w:r>
+        <w:rPr>
+          <w:rFonts w:ascii="Arial" w:hAnsi="Arial" w:cs="Arial" w:hint="cs"/>
+          <w:sz w:val="24"/>
+          <w:szCs w:val="24"/>
+          <w:highlight w:val="yellow"/>
+          <w:rtl/>
+        </w:rPr>
+        <w:t>)</w:t>
+      </w:r>
+      <w:r>
+        <w:rPr>
+          <w:rFonts w:ascii="Arial" w:hAnsi="Arial" w:cs="Arial"/>
+          <w:sz w:val="24"/>
+          <w:szCs w:val="24"/>
+          <w:highlight w:val="yellow"/>
+          <w:rtl/>
+        </w:rPr>
+        <w:br/>
       </w:r>
     </w:p>
     <w:p>
       <w:pPr>
-        <w:bidi w:val="0"/>
-        <w:spacing w:after="0" w:line="240" w:lineRule="auto"/>
-        <w:rPr>
-          <w:sz w:val="16"/>
-          <w:szCs w:val="16"/>
-        </w:rPr>
-      </w:pPr>
-      <w:r>
-        <w:rPr>
-          <w:rFonts w:ascii="Consolas" w:eastAsia="Consolas" w:hAnsi="Consolas" w:cs="Consolas"/>
-          <w:i/>
-          <w:color w:val="0000FF"/>
-          <w:sz w:val="16"/>
-          <w:szCs w:val="16"/>
-          <w:shd w:val="clear" w:color="auto" w:fill="EFEFEF"/>
-        </w:rPr>
-        <w:t>&lt;/</w:t>
-      </w:r>
-      <w:proofErr w:type="spellStart"/>
-      <w:r>
-        <w:rPr>
-          <w:rFonts w:ascii="Consolas" w:eastAsia="Consolas" w:hAnsi="Consolas" w:cs="Consolas"/>
-          <w:i/>
-          <w:color w:val="A31515"/>
-          <w:sz w:val="16"/>
-          <w:szCs w:val="16"/>
-          <w:shd w:val="clear" w:color="auto" w:fill="EFEFEF"/>
-        </w:rPr>
-        <w:t>ItemGroup</w:t>
-      </w:r>
-      <w:proofErr w:type="spellEnd"/>
-      <w:r>
-        <w:rPr>
-          <w:rFonts w:ascii="Consolas" w:eastAsia="Consolas" w:hAnsi="Consolas" w:cs="Consolas"/>
-          <w:i/>
-          <w:color w:val="0000FF"/>
-          <w:sz w:val="16"/>
-          <w:szCs w:val="16"/>
-          <w:shd w:val="clear" w:color="auto" w:fill="EFEFEF"/>
-        </w:rPr>
-        <w:t>&gt;</w:t>
-      </w:r>
-    </w:p>
-    <w:p>
-      <w:pPr>
-        <w:rPr>
-          <w:sz w:val="24"/>
-          <w:szCs w:val="24"/>
-        </w:rPr>
-      </w:pPr>
-      <w:r>
-        <w:rPr>
-          <w:rFonts w:hint="cs"/>
-          <w:sz w:val="24"/>
-          <w:szCs w:val="24"/>
-          <w:rtl/>
-        </w:rPr>
-        <w:t xml:space="preserve">תזכורת: ה </w:t>
-      </w:r>
-      <w:r>
-        <w:rPr>
-          <w:sz w:val="24"/>
-          <w:szCs w:val="24"/>
-        </w:rPr>
-        <w:t>reference</w:t>
-      </w:r>
-      <w:r>
-        <w:rPr>
-          <w:rFonts w:hint="cs"/>
-          <w:sz w:val="24"/>
-          <w:szCs w:val="24"/>
-          <w:rtl/>
-        </w:rPr>
-        <w:t xml:space="preserve"> לפרויקט </w:t>
-      </w:r>
-      <w:proofErr w:type="spellStart"/>
-      <w:r>
-        <w:rPr>
-          <w:sz w:val="24"/>
-          <w:szCs w:val="24"/>
-        </w:rPr>
-        <w:t>DalList</w:t>
-      </w:r>
-      <w:proofErr w:type="spellEnd"/>
-      <w:r>
-        <w:rPr>
-          <w:rFonts w:hint="cs"/>
-          <w:sz w:val="24"/>
-          <w:szCs w:val="24"/>
-          <w:rtl/>
-        </w:rPr>
-        <w:t xml:space="preserve"> הוא </w:t>
-      </w:r>
-      <w:proofErr w:type="spellStart"/>
-      <w:r>
-        <w:rPr>
-          <w:sz w:val="24"/>
-          <w:szCs w:val="24"/>
-          <w:rtl/>
-        </w:rPr>
-        <w:t>רפרנס</w:t>
-      </w:r>
-      <w:proofErr w:type="spellEnd"/>
-      <w:r>
-        <w:rPr>
-          <w:sz w:val="24"/>
-          <w:szCs w:val="24"/>
-          <w:rtl/>
-        </w:rPr>
-        <w:t xml:space="preserve"> </w:t>
-      </w:r>
-      <w:proofErr w:type="spellStart"/>
-      <w:r>
-        <w:rPr>
-          <w:sz w:val="24"/>
-          <w:szCs w:val="24"/>
-          <w:rtl/>
-        </w:rPr>
-        <w:t>מאולץ.שנועד</w:t>
-      </w:r>
-      <w:proofErr w:type="spellEnd"/>
-      <w:r>
-        <w:rPr>
-          <w:sz w:val="24"/>
-          <w:szCs w:val="24"/>
-          <w:rtl/>
-        </w:rPr>
-        <w:t xml:space="preserve"> רק כדי לגרום לפרויקטים הללו להיבנות באופן אוטומטי כאשר בונים את פרויקט </w:t>
-      </w:r>
-      <w:r>
-        <w:rPr>
-          <w:sz w:val="24"/>
-          <w:szCs w:val="24"/>
-        </w:rPr>
-        <w:t>BL</w:t>
-      </w:r>
-      <w:r>
-        <w:rPr>
-          <w:sz w:val="24"/>
-          <w:szCs w:val="24"/>
-          <w:rtl/>
-        </w:rPr>
-        <w:t>,  וקיומם באותה ספריית הרצה.</w:t>
-      </w:r>
-    </w:p>
-    <w:p>
-      <w:pPr>
-        <w:pStyle w:val="a7"/>
-        <w:spacing w:after="0" w:line="240" w:lineRule="auto"/>
-        <w:ind w:left="567"/>
-        <w:rPr>
-          <w:rFonts w:ascii="Arial" w:hAnsi="Arial" w:cs="Arial"/>
-          <w:sz w:val="24"/>
-          <w:szCs w:val="24"/>
-          <w:rtl/>
-        </w:rPr>
-      </w:pPr>
-      <w:r>
-        <w:rPr>
-          <w:rFonts w:ascii="Arial" w:hAnsi="Arial" w:cs="Arial"/>
-          <w:sz w:val="24"/>
-          <w:szCs w:val="24"/>
-          <w:rtl/>
-        </w:rPr>
-        <w:t>בצעו שמירה (</w:t>
-      </w:r>
-      <w:r>
-        <w:rPr>
-          <w:rFonts w:ascii="Arial" w:hAnsi="Arial" w:cs="Arial"/>
-          <w:b/>
-          <w:sz w:val="24"/>
-          <w:szCs w:val="24"/>
-        </w:rPr>
-        <w:t>Save</w:t>
-      </w:r>
-      <w:r>
-        <w:rPr>
-          <w:rFonts w:ascii="Arial" w:hAnsi="Arial" w:cs="Arial"/>
-          <w:sz w:val="24"/>
-          <w:szCs w:val="24"/>
-          <w:rtl/>
-        </w:rPr>
-        <w:t>) של הקובץ</w:t>
-      </w:r>
-    </w:p>
-    <w:p>
-      <w:pPr>
-        <w:pStyle w:val="a7"/>
-        <w:spacing w:after="0" w:line="240" w:lineRule="auto"/>
-        <w:ind w:left="567"/>
-        <w:rPr>
-          <w:rFonts w:ascii="Arial" w:hAnsi="Arial" w:cs="Arial"/>
-          <w:sz w:val="24"/>
-          <w:szCs w:val="24"/>
-        </w:rPr>
-      </w:pPr>
-    </w:p>
-    <w:p>
-      <w:pPr>
-        <w:pStyle w:val="a7"/>
-        <w:numPr>
-          <w:ilvl w:val="0"/>
-          <w:numId w:val="19"/>
-        </w:numPr>
-        <w:spacing w:before="120" w:after="0" w:line="240" w:lineRule="auto"/>
-        <w:rPr>
-          <w:rFonts w:ascii="Arial" w:hAnsi="Arial" w:cs="Arial"/>
-          <w:sz w:val="24"/>
-          <w:szCs w:val="24"/>
-        </w:rPr>
-      </w:pPr>
-      <w:r>
-        <w:rPr>
-          <w:rFonts w:ascii="Arial" w:hAnsi="Arial" w:cs="Arial"/>
-          <w:b/>
-          <w:sz w:val="24"/>
-          <w:szCs w:val="24"/>
-          <w:rtl/>
-        </w:rPr>
-        <w:t xml:space="preserve">הוסיפו </w:t>
-      </w:r>
-      <w:r>
-        <w:rPr>
-          <w:rFonts w:ascii="Arial" w:hAnsi="Arial" w:cs="Arial"/>
-          <w:b/>
-          <w:sz w:val="24"/>
-          <w:szCs w:val="24"/>
-        </w:rPr>
-        <w:t>reference</w:t>
-      </w:r>
-      <w:r>
-        <w:rPr>
-          <w:rFonts w:ascii="Arial" w:hAnsi="Arial" w:cs="Arial"/>
-          <w:sz w:val="24"/>
-          <w:szCs w:val="24"/>
-          <w:rtl/>
-        </w:rPr>
-        <w:t xml:space="preserve"> מפרויקט </w:t>
-      </w:r>
-      <w:proofErr w:type="spellStart"/>
-      <w:r>
-        <w:rPr>
-          <w:rFonts w:ascii="Arial" w:hAnsi="Arial" w:cs="Arial"/>
-          <w:sz w:val="24"/>
-          <w:szCs w:val="24"/>
-        </w:rPr>
-        <w:t>BlTest</w:t>
-      </w:r>
-      <w:proofErr w:type="spellEnd"/>
-      <w:r>
-        <w:rPr>
-          <w:rFonts w:ascii="Arial" w:hAnsi="Arial" w:cs="Arial"/>
-          <w:sz w:val="24"/>
-          <w:szCs w:val="24"/>
-          <w:rtl/>
-        </w:rPr>
-        <w:t xml:space="preserve"> לפרויקט </w:t>
-      </w:r>
-      <w:r>
-        <w:rPr>
-          <w:rFonts w:ascii="Arial" w:hAnsi="Arial" w:cs="Arial"/>
-          <w:sz w:val="24"/>
-          <w:szCs w:val="24"/>
-        </w:rPr>
-        <w:t>BL</w:t>
-      </w:r>
-      <w:r>
-        <w:rPr>
-          <w:rFonts w:ascii="Arial" w:hAnsi="Arial" w:cs="Arial"/>
-          <w:sz w:val="24"/>
-          <w:szCs w:val="24"/>
-          <w:rtl/>
-        </w:rPr>
-        <w:br/>
-      </w:r>
-      <w:r>
-        <w:rPr>
-          <w:rFonts w:ascii="Arial" w:hAnsi="Arial" w:cs="Arial"/>
-          <w:sz w:val="24"/>
-          <w:szCs w:val="24"/>
-          <w:rtl/>
-        </w:rPr>
-        <w:t>ודאו ב</w:t>
-      </w:r>
-      <w:r>
-        <w:rPr>
-          <w:rFonts w:ascii="Arial" w:hAnsi="Arial" w:cs="Arial"/>
-          <w:b/>
-          <w:sz w:val="24"/>
-          <w:szCs w:val="24"/>
-          <w:rtl/>
-        </w:rPr>
-        <w:t>קובץ המאפיינים של הפרויקט</w:t>
-      </w:r>
-      <w:r>
-        <w:rPr>
-          <w:rFonts w:ascii="Arial" w:hAnsi="Arial" w:cs="Arial"/>
-          <w:sz w:val="24"/>
-          <w:szCs w:val="24"/>
-          <w:rtl/>
-        </w:rPr>
-        <w:t xml:space="preserve"> שהטקסט שלו התעדכן לאחר הוספת </w:t>
-      </w:r>
-      <w:proofErr w:type="spellStart"/>
-      <w:r>
-        <w:rPr>
-          <w:rFonts w:ascii="Arial" w:hAnsi="Arial" w:cs="Arial"/>
-          <w:sz w:val="24"/>
-          <w:szCs w:val="24"/>
-          <w:rtl/>
-        </w:rPr>
-        <w:t>הרפרנס</w:t>
-      </w:r>
-      <w:proofErr w:type="spellEnd"/>
-      <w:r>
-        <w:rPr>
-          <w:rFonts w:ascii="Arial" w:hAnsi="Arial" w:cs="Arial"/>
-          <w:sz w:val="24"/>
-          <w:szCs w:val="24"/>
-          <w:rtl/>
-        </w:rPr>
-        <w:t>:</w:t>
-      </w:r>
-    </w:p>
-    <w:p>
-      <w:pPr>
-        <w:bidi w:val="0"/>
-        <w:spacing w:after="0" w:line="240" w:lineRule="auto"/>
-        <w:rPr>
-          <w:rFonts w:ascii="Consolas" w:eastAsia="Consolas" w:hAnsi="Consolas" w:cs="Consolas"/>
-          <w:i/>
-          <w:color w:val="0000FF"/>
-          <w:sz w:val="16"/>
-          <w:szCs w:val="16"/>
-          <w:shd w:val="clear" w:color="auto" w:fill="EFEFEF"/>
-        </w:rPr>
-      </w:pPr>
-      <w:r>
-        <w:rPr>
-          <w:rFonts w:ascii="Consolas" w:eastAsia="Consolas" w:hAnsi="Consolas" w:cs="Consolas"/>
-          <w:i/>
-          <w:color w:val="0000FF"/>
-          <w:sz w:val="16"/>
-          <w:szCs w:val="16"/>
-          <w:shd w:val="clear" w:color="auto" w:fill="EFEFEF"/>
-        </w:rPr>
-        <w:t>&lt;</w:t>
-      </w:r>
-      <w:proofErr w:type="spellStart"/>
-      <w:r>
-        <w:rPr>
-          <w:rFonts w:ascii="Consolas" w:eastAsia="Consolas" w:hAnsi="Consolas" w:cs="Consolas"/>
-          <w:i/>
-          <w:color w:val="980000"/>
-          <w:sz w:val="16"/>
-          <w:szCs w:val="16"/>
-          <w:shd w:val="clear" w:color="auto" w:fill="EFEFEF"/>
-        </w:rPr>
-        <w:t>ItemGroup</w:t>
-      </w:r>
-      <w:proofErr w:type="spellEnd"/>
-      <w:r>
-        <w:rPr>
-          <w:rFonts w:ascii="Consolas" w:eastAsia="Consolas" w:hAnsi="Consolas" w:cs="Consolas"/>
-          <w:i/>
-          <w:color w:val="0000FF"/>
-          <w:sz w:val="16"/>
-          <w:szCs w:val="16"/>
-          <w:shd w:val="clear" w:color="auto" w:fill="EFEFEF"/>
-        </w:rPr>
-        <w:t>&gt;</w:t>
-      </w:r>
-    </w:p>
-    <w:p>
-      <w:pPr>
-        <w:bidi w:val="0"/>
-        <w:spacing w:after="0" w:line="240" w:lineRule="auto"/>
-        <w:rPr>
-          <w:rFonts w:ascii="Consolas" w:eastAsia="Consolas" w:hAnsi="Consolas" w:cs="Consolas"/>
-          <w:i/>
-          <w:color w:val="0000FF"/>
-          <w:sz w:val="16"/>
-          <w:szCs w:val="16"/>
-          <w:shd w:val="clear" w:color="auto" w:fill="EFEFEF"/>
-        </w:rPr>
-      </w:pPr>
-      <w:r>
-        <w:rPr>
-          <w:rFonts w:ascii="Consolas" w:eastAsia="Consolas" w:hAnsi="Consolas" w:cs="Consolas"/>
-          <w:i/>
-          <w:color w:val="0000FF"/>
-          <w:sz w:val="16"/>
-          <w:szCs w:val="16"/>
-          <w:shd w:val="clear" w:color="auto" w:fill="EFEFEF"/>
-        </w:rPr>
-        <w:t xml:space="preserve">    &lt;</w:t>
-      </w:r>
-      <w:proofErr w:type="spellStart"/>
-      <w:r>
-        <w:rPr>
-          <w:rFonts w:ascii="Consolas" w:eastAsia="Consolas" w:hAnsi="Consolas" w:cs="Consolas"/>
-          <w:i/>
-          <w:color w:val="A31515"/>
-          <w:sz w:val="16"/>
-          <w:szCs w:val="16"/>
-          <w:shd w:val="clear" w:color="auto" w:fill="EFEFEF"/>
-        </w:rPr>
-        <w:t>ProjectReference</w:t>
-      </w:r>
-      <w:proofErr w:type="spellEnd"/>
-      <w:r>
-        <w:rPr>
-          <w:rFonts w:ascii="Consolas" w:eastAsia="Consolas" w:hAnsi="Consolas" w:cs="Consolas"/>
-          <w:i/>
-          <w:color w:val="0000FF"/>
-          <w:sz w:val="16"/>
-          <w:szCs w:val="16"/>
-          <w:shd w:val="clear" w:color="auto" w:fill="EFEFEF"/>
-        </w:rPr>
-        <w:t xml:space="preserve"> Include="..\BL\</w:t>
-      </w:r>
-      <w:proofErr w:type="spellStart"/>
-      <w:r>
-        <w:rPr>
-          <w:rFonts w:ascii="Consolas" w:eastAsia="Consolas" w:hAnsi="Consolas" w:cs="Consolas"/>
-          <w:i/>
-          <w:color w:val="0000FF"/>
-          <w:sz w:val="16"/>
-          <w:szCs w:val="16"/>
-          <w:shd w:val="clear" w:color="auto" w:fill="EFEFEF"/>
-        </w:rPr>
-        <w:t>BL.csproj</w:t>
-      </w:r>
-      <w:proofErr w:type="spellEnd"/>
-      <w:r>
-        <w:rPr>
-          <w:rFonts w:ascii="Consolas" w:eastAsia="Consolas" w:hAnsi="Consolas" w:cs="Consolas"/>
-          <w:i/>
-          <w:color w:val="0000FF"/>
-          <w:sz w:val="16"/>
-          <w:szCs w:val="16"/>
-          <w:shd w:val="clear" w:color="auto" w:fill="EFEFEF"/>
-        </w:rPr>
-        <w:t>"/&gt;</w:t>
-      </w:r>
-    </w:p>
-    <w:p>
-      <w:pPr>
-        <w:bidi w:val="0"/>
-        <w:spacing w:after="0" w:line="240" w:lineRule="auto"/>
-        <w:rPr>
-          <w:rFonts w:ascii="Consolas" w:eastAsia="Consolas" w:hAnsi="Consolas" w:cs="Consolas"/>
-          <w:i/>
-          <w:color w:val="0000FF"/>
-          <w:sz w:val="16"/>
-          <w:szCs w:val="16"/>
-          <w:shd w:val="clear" w:color="auto" w:fill="EFEFEF"/>
-        </w:rPr>
-      </w:pPr>
-      <w:r>
-        <w:rPr>
-          <w:rFonts w:ascii="Consolas" w:eastAsia="Consolas" w:hAnsi="Consolas" w:cs="Consolas"/>
-          <w:i/>
-          <w:color w:val="0000FF"/>
-          <w:sz w:val="16"/>
-          <w:szCs w:val="16"/>
-          <w:shd w:val="clear" w:color="auto" w:fill="EFEFEF"/>
-        </w:rPr>
-        <w:t>&lt;/</w:t>
-      </w:r>
-      <w:proofErr w:type="spellStart"/>
-      <w:r>
-        <w:rPr>
-          <w:rFonts w:ascii="Consolas" w:eastAsia="Consolas" w:hAnsi="Consolas" w:cs="Consolas"/>
-          <w:i/>
-          <w:color w:val="A31515"/>
-          <w:sz w:val="16"/>
-          <w:szCs w:val="16"/>
-          <w:shd w:val="clear" w:color="auto" w:fill="EFEFEF"/>
-        </w:rPr>
-        <w:t>ItemGroup</w:t>
-      </w:r>
-      <w:proofErr w:type="spellEnd"/>
-      <w:r>
-        <w:rPr>
-          <w:rFonts w:ascii="Consolas" w:eastAsia="Consolas" w:hAnsi="Consolas" w:cs="Consolas"/>
-          <w:i/>
-          <w:color w:val="0000FF"/>
-          <w:sz w:val="16"/>
-          <w:szCs w:val="16"/>
-          <w:shd w:val="clear" w:color="auto" w:fill="EFEFEF"/>
-        </w:rPr>
-        <w:t>&gt;</w:t>
-      </w:r>
-    </w:p>
-    <w:p>
-      <w:pPr>
-        <w:spacing w:after="120"/>
-        <w:rPr>
-          <w:sz w:val="32"/>
-          <w:szCs w:val="32"/>
-          <w:rtl/>
-        </w:rPr>
-      </w:pPr>
-    </w:p>
-    <w:p>
-      <w:pPr>
-        <w:spacing w:before="120" w:after="0" w:line="240" w:lineRule="auto"/>
-        <w:rPr>
-          <w:rFonts w:ascii="Arial" w:hAnsi="Arial" w:cs="Arial"/>
-          <w:sz w:val="24"/>
-          <w:szCs w:val="24"/>
-        </w:rPr>
-      </w:pPr>
-      <w:r>
-        <w:rPr>
-          <w:rFonts w:ascii="Arial" w:hAnsi="Arial" w:cs="Arial" w:hint="cs"/>
-          <w:sz w:val="24"/>
-          <w:szCs w:val="24"/>
-          <w:rtl/>
-        </w:rPr>
-        <w:lastRenderedPageBreak/>
-        <w:t xml:space="preserve">כעת סמנו את פרויקט </w:t>
-      </w:r>
-      <w:proofErr w:type="spellStart"/>
-      <w:r>
-        <w:rPr>
-          <w:rFonts w:ascii="Arial" w:hAnsi="Arial" w:cs="Arial"/>
-          <w:sz w:val="24"/>
-          <w:szCs w:val="24"/>
-        </w:rPr>
-        <w:t>BlTest</w:t>
-      </w:r>
-      <w:proofErr w:type="spellEnd"/>
-      <w:r>
-        <w:rPr>
-          <w:rFonts w:ascii="Arial" w:hAnsi="Arial" w:cs="Arial" w:hint="cs"/>
-          <w:sz w:val="24"/>
-          <w:szCs w:val="24"/>
-          <w:rtl/>
-        </w:rPr>
-        <w:t xml:space="preserve"> להיות </w:t>
-      </w:r>
-      <w:proofErr w:type="spellStart"/>
-      <w:r>
-        <w:rPr>
-          <w:rFonts w:ascii="Arial" w:hAnsi="Arial" w:cs="Arial" w:hint="cs"/>
-          <w:sz w:val="24"/>
-          <w:szCs w:val="24"/>
-          <w:rtl/>
-        </w:rPr>
-        <w:t>הפרוייקט</w:t>
-      </w:r>
-      <w:proofErr w:type="spellEnd"/>
-      <w:r>
-        <w:rPr>
-          <w:rFonts w:ascii="Arial" w:hAnsi="Arial" w:cs="Arial" w:hint="cs"/>
-          <w:sz w:val="24"/>
-          <w:szCs w:val="24"/>
-          <w:rtl/>
-        </w:rPr>
-        <w:t xml:space="preserve"> ההתחלתי של ה </w:t>
-      </w:r>
-      <w:r>
-        <w:rPr>
-          <w:rFonts w:ascii="Arial" w:hAnsi="Arial" w:cs="Arial"/>
-          <w:sz w:val="24"/>
-          <w:szCs w:val="24"/>
-        </w:rPr>
-        <w:t>solution</w:t>
-      </w:r>
-      <w:r>
-        <w:rPr>
-          <w:rFonts w:ascii="Arial" w:hAnsi="Arial" w:cs="Arial" w:hint="cs"/>
-          <w:sz w:val="24"/>
-          <w:szCs w:val="24"/>
-          <w:rtl/>
-        </w:rPr>
-        <w:t xml:space="preserve"> </w:t>
-      </w:r>
-      <w:r>
-        <w:rPr>
-          <w:rFonts w:ascii="Arial" w:hAnsi="Arial" w:cs="Arial" w:hint="cs"/>
-          <w:sz w:val="24"/>
-          <w:szCs w:val="24"/>
-          <w:rtl/>
-        </w:rPr>
-        <w:t xml:space="preserve"> </w:t>
-      </w:r>
-      <w:r>
-        <w:rPr>
-          <w:rFonts w:ascii="Arial" w:hAnsi="Arial" w:cs="Arial" w:hint="cs"/>
-          <w:sz w:val="24"/>
-          <w:szCs w:val="24"/>
-          <w:rtl/>
-        </w:rPr>
-        <w:t>(</w:t>
-      </w:r>
-      <w:r>
-        <w:rPr>
-          <w:rFonts w:ascii="Arial" w:hAnsi="Arial" w:cs="Arial"/>
-          <w:sz w:val="24"/>
-          <w:szCs w:val="24"/>
-        </w:rPr>
-        <w:t>set as startup project</w:t>
-      </w:r>
-      <w:r>
-        <w:rPr>
-          <w:rFonts w:ascii="Arial" w:hAnsi="Arial" w:cs="Arial" w:hint="cs"/>
-          <w:sz w:val="24"/>
-          <w:szCs w:val="24"/>
-          <w:rtl/>
-        </w:rPr>
-        <w:t>)</w:t>
-      </w:r>
-      <w:r>
-        <w:rPr>
-          <w:rFonts w:ascii="Arial" w:hAnsi="Arial" w:cs="Arial"/>
-          <w:sz w:val="24"/>
-          <w:szCs w:val="24"/>
-          <w:rtl/>
-        </w:rPr>
-        <w:br/>
-      </w:r>
-    </w:p>
-    <w:p>
-      <w:pPr>
-        <w:pStyle w:val="a7"/>
+        <w:pStyle w:val="ListParagraph"/>
         <w:numPr>
           <w:ilvl w:val="0"/>
           <w:numId w:val="48"/>
@@ -1791,6 +1955,7 @@
         <w:rPr>
           <w:sz w:val="28"/>
           <w:szCs w:val="28"/>
+          <w:highlight w:val="yellow"/>
         </w:rPr>
       </w:pPr>
       <w:r>
@@ -1798,6 +1963,7 @@
           <w:rFonts w:hint="cs"/>
           <w:sz w:val="28"/>
           <w:szCs w:val="28"/>
+          <w:highlight w:val="yellow"/>
           <w:rtl/>
         </w:rPr>
         <w:t xml:space="preserve">יצירת 3 תתי ספריות תחת פרויקט </w:t>
@@ -1807,6 +1973,7 @@
           <w:rFonts w:hint="cs"/>
           <w:sz w:val="28"/>
           <w:szCs w:val="28"/>
+          <w:highlight w:val="yellow"/>
         </w:rPr>
         <w:t>BL</w:t>
       </w:r>
@@ -1817,15 +1984,17 @@
           <w:rFonts w:asciiTheme="minorBidi" w:hAnsiTheme="minorBidi"/>
           <w:sz w:val="24"/>
           <w:szCs w:val="24"/>
-          <w:rtl/>
-        </w:rPr>
-      </w:pPr>
-      <w:r>
-        <w:rPr>
-          <w:rFonts w:asciiTheme="minorBidi" w:hAnsiTheme="minorBidi"/>
-          <w:b/>
-          <w:sz w:val="24"/>
-          <w:szCs w:val="24"/>
+          <w:highlight w:val="yellow"/>
+          <w:rtl/>
+        </w:rPr>
+      </w:pPr>
+      <w:r>
+        <w:rPr>
+          <w:rFonts w:asciiTheme="minorBidi" w:hAnsiTheme="minorBidi"/>
+          <w:b/>
+          <w:sz w:val="24"/>
+          <w:szCs w:val="24"/>
+          <w:highlight w:val="yellow"/>
           <w:rtl/>
         </w:rPr>
         <w:t>בשלבים 1-3, כשעיצבנו את הארכיטקטורה של שכבת הנתונים (</w:t>
@@ -1836,6 +2005,7 @@
           <w:b/>
           <w:sz w:val="24"/>
           <w:szCs w:val="24"/>
+          <w:highlight w:val="yellow"/>
         </w:rPr>
         <w:t>DAL</w:t>
       </w:r>
@@ -1845,6 +2015,7 @@
           <w:b/>
           <w:sz w:val="24"/>
           <w:szCs w:val="24"/>
+          <w:highlight w:val="yellow"/>
           <w:rtl/>
         </w:rPr>
         <w:t>), הפרדנו את החוזים (</w:t>
@@ -1855,6 +2026,7 @@
           <w:b/>
           <w:sz w:val="24"/>
           <w:szCs w:val="24"/>
+          <w:highlight w:val="yellow"/>
         </w:rPr>
         <w:t>DO/</w:t>
       </w:r>
@@ -1865,6 +2037,7 @@
           <w:b/>
           <w:sz w:val="24"/>
           <w:szCs w:val="24"/>
+          <w:highlight w:val="yellow"/>
         </w:rPr>
         <w:t>DalApi</w:t>
       </w:r>
@@ -1875,6 +2048,7 @@
           <w:b/>
           <w:sz w:val="24"/>
           <w:szCs w:val="24"/>
+          <w:highlight w:val="yellow"/>
           <w:rtl/>
         </w:rPr>
         <w:t>) והמימוש שלהם לפרויקטים נפרדים</w:t>
@@ -1884,6 +2058,7 @@
           <w:rFonts w:asciiTheme="minorBidi" w:hAnsiTheme="minorBidi"/>
           <w:sz w:val="24"/>
           <w:szCs w:val="24"/>
+          <w:highlight w:val="yellow"/>
           <w:rtl/>
         </w:rPr>
         <w:t xml:space="preserve">. את החוזים הגדרנו בפרויקט </w:t>
@@ -1894,6 +2069,7 @@
           <w:rFonts w:asciiTheme="minorBidi" w:hAnsiTheme="minorBidi"/>
           <w:sz w:val="24"/>
           <w:szCs w:val="24"/>
+          <w:highlight w:val="yellow"/>
         </w:rPr>
         <w:t>DalFacade</w:t>
       </w:r>
@@ -1903,6 +2079,7 @@
           <w:rFonts w:asciiTheme="minorBidi" w:hAnsiTheme="minorBidi"/>
           <w:sz w:val="24"/>
           <w:szCs w:val="24"/>
+          <w:highlight w:val="yellow"/>
           <w:rtl/>
         </w:rPr>
         <w:t xml:space="preserve"> ואת המימוש שלהם הגדרנו בפרויקט </w:t>
@@ -1913,6 +2090,7 @@
           <w:rFonts w:asciiTheme="minorBidi" w:hAnsiTheme="minorBidi"/>
           <w:sz w:val="24"/>
           <w:szCs w:val="24"/>
+          <w:highlight w:val="yellow"/>
         </w:rPr>
         <w:t>DalList</w:t>
       </w:r>
@@ -1922,6 +2100,7 @@
           <w:rFonts w:asciiTheme="minorBidi" w:hAnsiTheme="minorBidi" w:hint="cs"/>
           <w:sz w:val="24"/>
           <w:szCs w:val="24"/>
+          <w:highlight w:val="yellow"/>
           <w:rtl/>
         </w:rPr>
         <w:t>.</w:t>
@@ -1933,14 +2112,16 @@
           <w:rFonts w:asciiTheme="minorBidi" w:hAnsiTheme="minorBidi"/>
           <w:sz w:val="24"/>
           <w:szCs w:val="24"/>
-        </w:rPr>
-      </w:pPr>
-      <w:r>
-        <w:rPr>
-          <w:rFonts w:asciiTheme="minorBidi" w:hAnsiTheme="minorBidi"/>
-          <w:b/>
-          <w:sz w:val="24"/>
-          <w:szCs w:val="24"/>
+          <w:highlight w:val="yellow"/>
+        </w:rPr>
+      </w:pPr>
+      <w:r>
+        <w:rPr>
+          <w:rFonts w:asciiTheme="minorBidi" w:hAnsiTheme="minorBidi"/>
+          <w:b/>
+          <w:sz w:val="24"/>
+          <w:szCs w:val="24"/>
+          <w:highlight w:val="yellow"/>
           <w:rtl/>
         </w:rPr>
         <w:t>לעומת זאת, כעת בשלב 4,</w:t>
@@ -1950,6 +2131,7 @@
           <w:rFonts w:asciiTheme="minorBidi" w:hAnsiTheme="minorBidi"/>
           <w:sz w:val="24"/>
           <w:szCs w:val="24"/>
+          <w:highlight w:val="yellow"/>
         </w:rPr>
         <w:t xml:space="preserve"> </w:t>
       </w:r>
@@ -1959,6 +2141,7 @@
           <w:b/>
           <w:sz w:val="24"/>
           <w:szCs w:val="24"/>
+          <w:highlight w:val="yellow"/>
           <w:rtl/>
         </w:rPr>
         <w:t xml:space="preserve">הארכיטקטורה של השכבה הלוגית </w:t>
@@ -1968,6 +2151,7 @@
           <w:rFonts w:asciiTheme="minorBidi" w:hAnsiTheme="minorBidi" w:hint="cs"/>
           <w:sz w:val="24"/>
           <w:szCs w:val="24"/>
+          <w:highlight w:val="yellow"/>
           <w:rtl/>
         </w:rPr>
         <w:t>(</w:t>
@@ -1977,6 +2161,7 @@
           <w:rFonts w:asciiTheme="minorBidi" w:hAnsiTheme="minorBidi" w:hint="cs"/>
           <w:sz w:val="24"/>
           <w:szCs w:val="24"/>
+          <w:highlight w:val="yellow"/>
         </w:rPr>
         <w:t>BL</w:t>
       </w:r>
@@ -1985,6 +2170,7 @@
           <w:rFonts w:asciiTheme="minorBidi" w:hAnsiTheme="minorBidi" w:hint="cs"/>
           <w:sz w:val="24"/>
           <w:szCs w:val="24"/>
+          <w:highlight w:val="yellow"/>
           <w:rtl/>
         </w:rPr>
         <w:t>)</w:t>
@@ -1994,6 +2180,7 @@
           <w:rFonts w:asciiTheme="minorBidi" w:hAnsiTheme="minorBidi"/>
           <w:sz w:val="24"/>
           <w:szCs w:val="24"/>
+          <w:highlight w:val="yellow"/>
           <w:rtl/>
         </w:rPr>
         <w:t xml:space="preserve">, נגדיר את החוזים </w:t>
@@ -2004,6 +2191,7 @@
           <w:b/>
           <w:sz w:val="24"/>
           <w:szCs w:val="24"/>
+          <w:highlight w:val="yellow"/>
         </w:rPr>
         <w:t>(BO/</w:t>
       </w:r>
@@ -2014,6 +2202,7 @@
           <w:b/>
           <w:sz w:val="24"/>
           <w:szCs w:val="24"/>
+          <w:highlight w:val="yellow"/>
         </w:rPr>
         <w:t>BlApi</w:t>
       </w:r>
@@ -2024,6 +2213,7 @@
           <w:b/>
           <w:sz w:val="24"/>
           <w:szCs w:val="24"/>
+          <w:highlight w:val="yellow"/>
         </w:rPr>
         <w:t>)</w:t>
       </w:r>
@@ -2032,6 +2222,7 @@
           <w:rFonts w:asciiTheme="minorBidi" w:hAnsiTheme="minorBidi"/>
           <w:sz w:val="24"/>
           <w:szCs w:val="24"/>
+          <w:highlight w:val="yellow"/>
           <w:rtl/>
         </w:rPr>
         <w:t xml:space="preserve"> והמימוש באותו פרויקט בשם </w:t>
@@ -2041,6 +2232,7 @@
           <w:rFonts w:asciiTheme="minorBidi" w:hAnsiTheme="minorBidi"/>
           <w:sz w:val="24"/>
           <w:szCs w:val="24"/>
+          <w:highlight w:val="yellow"/>
         </w:rPr>
         <w:t>BL</w:t>
       </w:r>
@@ -2049,6 +2241,7 @@
           <w:rFonts w:asciiTheme="minorBidi" w:hAnsiTheme="minorBidi"/>
           <w:sz w:val="24"/>
           <w:szCs w:val="24"/>
+          <w:highlight w:val="yellow"/>
           <w:rtl/>
         </w:rPr>
         <w:t>.</w:t>
@@ -2061,14 +2254,16 @@
           <w:b/>
           <w:sz w:val="24"/>
           <w:szCs w:val="24"/>
-        </w:rPr>
-      </w:pPr>
-      <w:r>
-        <w:rPr>
-          <w:rFonts w:asciiTheme="minorBidi" w:hAnsiTheme="minorBidi"/>
-          <w:b/>
-          <w:sz w:val="24"/>
-          <w:szCs w:val="24"/>
+          <w:highlight w:val="yellow"/>
+        </w:rPr>
+      </w:pPr>
+      <w:r>
+        <w:rPr>
+          <w:rFonts w:asciiTheme="minorBidi" w:hAnsiTheme="minorBidi"/>
+          <w:b/>
+          <w:sz w:val="24"/>
+          <w:szCs w:val="24"/>
+          <w:highlight w:val="yellow"/>
           <w:rtl/>
         </w:rPr>
         <w:t xml:space="preserve">לצורך כך, הוסיפו לפרויקט </w:t>
@@ -2079,6 +2274,7 @@
           <w:b/>
           <w:sz w:val="24"/>
           <w:szCs w:val="24"/>
+          <w:highlight w:val="yellow"/>
         </w:rPr>
         <w:t>BL</w:t>
       </w:r>
@@ -2088,6 +2284,7 @@
           <w:b/>
           <w:sz w:val="24"/>
           <w:szCs w:val="24"/>
+          <w:highlight w:val="yellow"/>
           <w:rtl/>
         </w:rPr>
         <w:t xml:space="preserve"> את 3 תתי-הספריות הבאות:</w:t>
@@ -2104,13 +2301,15 @@
           <w:rFonts w:asciiTheme="minorBidi" w:hAnsiTheme="minorBidi"/>
           <w:sz w:val="24"/>
           <w:szCs w:val="24"/>
-        </w:rPr>
-      </w:pPr>
-      <w:r>
-        <w:rPr>
-          <w:rFonts w:asciiTheme="minorBidi" w:hAnsiTheme="minorBidi"/>
-          <w:sz w:val="24"/>
-          <w:szCs w:val="24"/>
+          <w:highlight w:val="yellow"/>
+        </w:rPr>
+      </w:pPr>
+      <w:r>
+        <w:rPr>
+          <w:rFonts w:asciiTheme="minorBidi" w:hAnsiTheme="minorBidi"/>
+          <w:sz w:val="24"/>
+          <w:szCs w:val="24"/>
+          <w:highlight w:val="yellow"/>
           <w:rtl/>
         </w:rPr>
         <w:t xml:space="preserve">תת-ספריה בשם </w:t>
@@ -2121,6 +2320,7 @@
           <w:b/>
           <w:sz w:val="24"/>
           <w:szCs w:val="24"/>
+          <w:highlight w:val="yellow"/>
         </w:rPr>
         <w:t xml:space="preserve">BO </w:t>
       </w:r>
@@ -2129,6 +2329,7 @@
           <w:rFonts w:asciiTheme="minorBidi" w:hAnsiTheme="minorBidi"/>
           <w:sz w:val="24"/>
           <w:szCs w:val="24"/>
+          <w:highlight w:val="yellow"/>
           <w:rtl/>
         </w:rPr>
         <w:t>- עבור הישויות לוגיות</w:t>
@@ -2145,13 +2346,15 @@
           <w:rFonts w:asciiTheme="minorBidi" w:hAnsiTheme="minorBidi"/>
           <w:sz w:val="24"/>
           <w:szCs w:val="24"/>
-        </w:rPr>
-      </w:pPr>
-      <w:r>
-        <w:rPr>
-          <w:rFonts w:asciiTheme="minorBidi" w:hAnsiTheme="minorBidi"/>
-          <w:sz w:val="24"/>
-          <w:szCs w:val="24"/>
+          <w:highlight w:val="yellow"/>
+        </w:rPr>
+      </w:pPr>
+      <w:r>
+        <w:rPr>
+          <w:rFonts w:asciiTheme="minorBidi" w:hAnsiTheme="minorBidi"/>
+          <w:sz w:val="24"/>
+          <w:szCs w:val="24"/>
+          <w:highlight w:val="yellow"/>
           <w:rtl/>
         </w:rPr>
         <w:t xml:space="preserve">תת-תיקייה בשם </w:t>
@@ -2163,6 +2366,7 @@
           <w:b/>
           <w:sz w:val="24"/>
           <w:szCs w:val="24"/>
+          <w:highlight w:val="yellow"/>
         </w:rPr>
         <w:t>BlApi</w:t>
       </w:r>
@@ -2173,6 +2377,7 @@
           <w:b/>
           <w:sz w:val="24"/>
           <w:szCs w:val="24"/>
+          <w:highlight w:val="yellow"/>
         </w:rPr>
         <w:t xml:space="preserve"> </w:t>
       </w:r>
@@ -2181,6 +2386,7 @@
           <w:rFonts w:asciiTheme="minorBidi" w:hAnsiTheme="minorBidi"/>
           <w:sz w:val="24"/>
           <w:szCs w:val="24"/>
+          <w:highlight w:val="yellow"/>
           <w:rtl/>
         </w:rPr>
         <w:t xml:space="preserve">- עבור ממשקי השכבה הלוגית </w:t>
@@ -2197,13 +2403,15 @@
           <w:rFonts w:asciiTheme="minorBidi" w:hAnsiTheme="minorBidi"/>
           <w:sz w:val="24"/>
           <w:szCs w:val="24"/>
-        </w:rPr>
-      </w:pPr>
-      <w:r>
-        <w:rPr>
-          <w:rFonts w:asciiTheme="minorBidi" w:hAnsiTheme="minorBidi"/>
-          <w:sz w:val="24"/>
-          <w:szCs w:val="24"/>
+          <w:highlight w:val="yellow"/>
+        </w:rPr>
+      </w:pPr>
+      <w:r>
+        <w:rPr>
+          <w:rFonts w:asciiTheme="minorBidi" w:hAnsiTheme="minorBidi"/>
+          <w:sz w:val="24"/>
+          <w:szCs w:val="24"/>
+          <w:highlight w:val="yellow"/>
           <w:rtl/>
         </w:rPr>
         <w:t xml:space="preserve">תת-תיקייה בשם </w:t>
@@ -2215,6 +2423,7 @@
           <w:b/>
           <w:sz w:val="24"/>
           <w:szCs w:val="24"/>
+          <w:highlight w:val="yellow"/>
         </w:rPr>
         <w:t>BlImplementation</w:t>
       </w:r>
@@ -2225,6 +2434,7 @@
           <w:b/>
           <w:sz w:val="24"/>
           <w:szCs w:val="24"/>
+          <w:highlight w:val="yellow"/>
         </w:rPr>
         <w:t xml:space="preserve"> </w:t>
       </w:r>
@@ -2233,6 +2443,7 @@
           <w:rFonts w:asciiTheme="minorBidi" w:hAnsiTheme="minorBidi"/>
           <w:sz w:val="24"/>
           <w:szCs w:val="24"/>
+          <w:highlight w:val="yellow"/>
           <w:rtl/>
         </w:rPr>
         <w:t xml:space="preserve">-  עבור </w:t>
@@ -2243,6 +2454,7 @@
           <w:b/>
           <w:sz w:val="24"/>
           <w:szCs w:val="24"/>
+          <w:highlight w:val="yellow"/>
           <w:rtl/>
         </w:rPr>
         <w:t xml:space="preserve">המימוש </w:t>
@@ -2252,6 +2464,7 @@
           <w:rFonts w:asciiTheme="minorBidi" w:hAnsiTheme="minorBidi"/>
           <w:sz w:val="24"/>
           <w:szCs w:val="24"/>
+          <w:highlight w:val="yellow"/>
           <w:rtl/>
         </w:rPr>
         <w:t xml:space="preserve">של מתודות הממשק של השכבה הלוגית </w:t>
@@ -2273,6 +2486,7 @@
           <w:b/>
           <w:sz w:val="24"/>
           <w:szCs w:val="24"/>
+          <w:highlight w:val="yellow"/>
           <w:rtl/>
         </w:rPr>
         <w:t xml:space="preserve">תזכורת ליצירת תת-ספרייה: </w:t>
@@ -2282,6 +2496,7 @@
           <w:rFonts w:asciiTheme="minorBidi" w:hAnsiTheme="minorBidi"/>
           <w:sz w:val="24"/>
           <w:szCs w:val="24"/>
+          <w:highlight w:val="yellow"/>
           <w:rtl/>
         </w:rPr>
         <w:t xml:space="preserve">עמדו עם עכבר ימני על פרויקט </w:t>
@@ -2292,6 +2507,7 @@
           <w:b/>
           <w:sz w:val="24"/>
           <w:szCs w:val="24"/>
+          <w:highlight w:val="yellow"/>
         </w:rPr>
         <w:t>BL</w:t>
       </w:r>
@@ -2300,6 +2516,7 @@
           <w:rFonts w:asciiTheme="minorBidi" w:hAnsiTheme="minorBidi"/>
           <w:sz w:val="24"/>
           <w:szCs w:val="24"/>
+          <w:highlight w:val="yellow"/>
           <w:rtl/>
         </w:rPr>
         <w:t xml:space="preserve"> </w:t>
@@ -2309,17 +2526,10 @@
           <w:rFonts w:asciiTheme="minorBidi" w:hAnsiTheme="minorBidi"/>
           <w:sz w:val="24"/>
           <w:szCs w:val="24"/>
+          <w:highlight w:val="yellow"/>
           <w:rtl/>
         </w:rPr>
         <w:br/>
-      </w:r>
-      <w:r>
-        <w:rPr>
-          <w:rFonts w:asciiTheme="minorBidi" w:hAnsiTheme="minorBidi"/>
-          <w:sz w:val="24"/>
-          <w:szCs w:val="24"/>
-          <w:rtl/>
-        </w:rPr>
         <w:t xml:space="preserve">ואז לחצו על </w:t>
       </w:r>
       <w:r>
@@ -2328,6 +2538,7 @@
           <w:b/>
           <w:sz w:val="24"/>
           <w:szCs w:val="24"/>
+          <w:highlight w:val="yellow"/>
         </w:rPr>
         <w:t>Add → New Folder</w:t>
       </w:r>
@@ -2336,6 +2547,7 @@
           <w:rFonts w:asciiTheme="minorBidi" w:hAnsiTheme="minorBidi"/>
           <w:sz w:val="24"/>
           <w:szCs w:val="24"/>
+          <w:highlight w:val="yellow"/>
           <w:rtl/>
         </w:rPr>
         <w:t xml:space="preserve"> וקראו לספריה בשמה</w:t>
@@ -2343,7 +2555,7 @@
     </w:p>
     <w:p>
       <w:pPr>
-        <w:pStyle w:val="a7"/>
+        <w:pStyle w:val="ListParagraph"/>
         <w:numPr>
           <w:ilvl w:val="0"/>
           <w:numId w:val="17"/>
@@ -2353,6 +2565,7 @@
           <w:rFonts w:asciiTheme="minorBidi" w:hAnsiTheme="minorBidi"/>
           <w:sz w:val="28"/>
           <w:szCs w:val="28"/>
+          <w:highlight w:val="yellow"/>
           <w:rtl/>
         </w:rPr>
       </w:pPr>
@@ -2361,6 +2574,7 @@
           <w:rFonts w:asciiTheme="minorBidi" w:hAnsiTheme="minorBidi" w:hint="cs"/>
           <w:sz w:val="28"/>
           <w:szCs w:val="28"/>
+          <w:highlight w:val="yellow"/>
           <w:rtl/>
         </w:rPr>
         <w:t xml:space="preserve">הוספת קובץ </w:t>
@@ -2371,6 +2585,7 @@
           <w:rFonts w:asciiTheme="minorBidi" w:hAnsiTheme="minorBidi" w:hint="cs"/>
           <w:sz w:val="28"/>
           <w:szCs w:val="28"/>
+          <w:highlight w:val="yellow"/>
           <w:rtl/>
         </w:rPr>
         <w:t>אנומרציות</w:t>
@@ -2381,6 +2596,7 @@
           <w:rFonts w:asciiTheme="minorBidi" w:hAnsiTheme="minorBidi" w:hint="cs"/>
           <w:sz w:val="28"/>
           <w:szCs w:val="28"/>
+          <w:highlight w:val="yellow"/>
           <w:rtl/>
         </w:rPr>
         <w:t xml:space="preserve"> לספריה </w:t>
@@ -2390,6 +2606,7 @@
           <w:rFonts w:asciiTheme="minorBidi" w:hAnsiTheme="minorBidi" w:hint="cs"/>
           <w:sz w:val="28"/>
           <w:szCs w:val="28"/>
+          <w:highlight w:val="yellow"/>
         </w:rPr>
         <w:t>BO</w:t>
       </w:r>
@@ -2401,13 +2618,15 @@
           <w:rFonts w:asciiTheme="minorBidi" w:hAnsiTheme="minorBidi"/>
           <w:sz w:val="24"/>
           <w:szCs w:val="24"/>
-        </w:rPr>
-      </w:pPr>
-      <w:r>
-        <w:rPr>
-          <w:rFonts w:asciiTheme="minorBidi" w:hAnsiTheme="minorBidi"/>
-          <w:sz w:val="24"/>
-          <w:szCs w:val="24"/>
+          <w:highlight w:val="yellow"/>
+        </w:rPr>
+      </w:pPr>
+      <w:r>
+        <w:rPr>
+          <w:rFonts w:asciiTheme="minorBidi" w:hAnsiTheme="minorBidi"/>
+          <w:sz w:val="24"/>
+          <w:szCs w:val="24"/>
+          <w:highlight w:val="yellow"/>
           <w:rtl/>
         </w:rPr>
         <w:t xml:space="preserve">מלבד קבצי הגדרת הישויות הלוגיות, בספריה זו גם נשמור גם את קובץ </w:t>
@@ -2418,6 +2637,7 @@
           <w:rFonts w:asciiTheme="minorBidi" w:hAnsiTheme="minorBidi"/>
           <w:sz w:val="24"/>
           <w:szCs w:val="24"/>
+          <w:highlight w:val="yellow"/>
           <w:rtl/>
         </w:rPr>
         <w:t>האנומרציות</w:t>
@@ -2428,6 +2648,7 @@
           <w:rFonts w:asciiTheme="minorBidi" w:hAnsiTheme="minorBidi"/>
           <w:sz w:val="24"/>
           <w:szCs w:val="24"/>
+          <w:highlight w:val="yellow"/>
           <w:rtl/>
         </w:rPr>
         <w:t xml:space="preserve"> </w:t>
@@ -2437,6 +2658,7 @@
           <w:rFonts w:asciiTheme="minorBidi" w:hAnsiTheme="minorBidi" w:hint="cs"/>
           <w:sz w:val="24"/>
           <w:szCs w:val="24"/>
+          <w:highlight w:val="yellow"/>
           <w:rtl/>
         </w:rPr>
         <w:t>(</w:t>
@@ -2447,6 +2669,7 @@
           <w:rFonts w:asciiTheme="minorBidi" w:hAnsiTheme="minorBidi"/>
           <w:sz w:val="24"/>
           <w:szCs w:val="24"/>
+          <w:highlight w:val="yellow"/>
         </w:rPr>
         <w:t>enum</w:t>
       </w:r>
@@ -2456,6 +2679,7 @@
           <w:rFonts w:asciiTheme="minorBidi" w:hAnsiTheme="minorBidi" w:hint="cs"/>
           <w:sz w:val="24"/>
           <w:szCs w:val="24"/>
+          <w:highlight w:val="yellow"/>
           <w:rtl/>
         </w:rPr>
         <w:t xml:space="preserve">) </w:t>
@@ -2465,6 +2689,7 @@
           <w:rFonts w:asciiTheme="minorBidi" w:hAnsiTheme="minorBidi"/>
           <w:sz w:val="24"/>
           <w:szCs w:val="24"/>
+          <w:highlight w:val="yellow"/>
           <w:rtl/>
         </w:rPr>
         <w:t>הנחוצות בהגדרת הישויות הלוגיות.</w:t>
@@ -2481,13 +2706,15 @@
           <w:rFonts w:asciiTheme="minorBidi" w:hAnsiTheme="minorBidi"/>
           <w:sz w:val="24"/>
           <w:szCs w:val="24"/>
-        </w:rPr>
-      </w:pPr>
-      <w:r>
-        <w:rPr>
-          <w:rFonts w:asciiTheme="minorBidi" w:hAnsiTheme="minorBidi"/>
-          <w:sz w:val="24"/>
-          <w:szCs w:val="24"/>
+          <w:highlight w:val="yellow"/>
+        </w:rPr>
+      </w:pPr>
+      <w:r>
+        <w:rPr>
+          <w:rFonts w:asciiTheme="minorBidi" w:hAnsiTheme="minorBidi"/>
+          <w:sz w:val="24"/>
+          <w:szCs w:val="24"/>
+          <w:highlight w:val="yellow"/>
           <w:rtl/>
         </w:rPr>
         <w:t xml:space="preserve">הוסיפו </w:t>
@@ -2497,6 +2724,7 @@
           <w:rFonts w:asciiTheme="minorBidi" w:hAnsiTheme="minorBidi" w:hint="cs"/>
           <w:sz w:val="24"/>
           <w:szCs w:val="24"/>
+          <w:highlight w:val="yellow"/>
           <w:rtl/>
         </w:rPr>
         <w:t xml:space="preserve">לספריה </w:t>
@@ -2506,6 +2734,7 @@
           <w:rFonts w:asciiTheme="minorBidi" w:hAnsiTheme="minorBidi" w:hint="cs"/>
           <w:sz w:val="24"/>
           <w:szCs w:val="24"/>
+          <w:highlight w:val="yellow"/>
         </w:rPr>
         <w:t>BO</w:t>
       </w:r>
@@ -2514,6 +2743,7 @@
           <w:rFonts w:asciiTheme="minorBidi" w:hAnsiTheme="minorBidi" w:hint="cs"/>
           <w:sz w:val="24"/>
           <w:szCs w:val="24"/>
+          <w:highlight w:val="yellow"/>
           <w:rtl/>
         </w:rPr>
         <w:t xml:space="preserve"> "מחלקה" בשם</w:t>
@@ -2523,6 +2753,7 @@
           <w:rFonts w:asciiTheme="minorBidi" w:hAnsiTheme="minorBidi"/>
           <w:sz w:val="24"/>
           <w:szCs w:val="24"/>
+          <w:highlight w:val="yellow"/>
           <w:rtl/>
         </w:rPr>
         <w:t xml:space="preserve"> </w:t>
@@ -2533,6 +2764,7 @@
           <w:rFonts w:asciiTheme="minorBidi" w:hAnsiTheme="minorBidi"/>
           <w:sz w:val="24"/>
           <w:szCs w:val="24"/>
+          <w:highlight w:val="yellow"/>
         </w:rPr>
         <w:t>Enums.cs</w:t>
       </w:r>
@@ -2542,6 +2774,7 @@
           <w:rFonts w:asciiTheme="minorBidi" w:hAnsiTheme="minorBidi"/>
           <w:sz w:val="24"/>
           <w:szCs w:val="24"/>
+          <w:highlight w:val="yellow"/>
         </w:rPr>
         <w:t>.</w:t>
       </w:r>
@@ -2558,13 +2791,15 @@
           <w:b/>
           <w:sz w:val="16"/>
           <w:szCs w:val="16"/>
-        </w:rPr>
-      </w:pPr>
-      <w:r>
-        <w:rPr>
-          <w:rFonts w:asciiTheme="minorBidi" w:hAnsiTheme="minorBidi"/>
-          <w:sz w:val="24"/>
-          <w:szCs w:val="24"/>
+          <w:highlight w:val="yellow"/>
+        </w:rPr>
+      </w:pPr>
+      <w:r>
+        <w:rPr>
+          <w:rFonts w:asciiTheme="minorBidi" w:hAnsiTheme="minorBidi"/>
+          <w:sz w:val="24"/>
+          <w:szCs w:val="24"/>
+          <w:highlight w:val="yellow"/>
           <w:rtl/>
         </w:rPr>
         <w:t>רוקנו את הקובץ כך שתישאר בו רק השורה:</w:t>
@@ -2574,6 +2809,7 @@
           <w:rFonts w:asciiTheme="minorBidi" w:hAnsiTheme="minorBidi" w:hint="cs"/>
           <w:sz w:val="24"/>
           <w:szCs w:val="24"/>
+          <w:highlight w:val="yellow"/>
           <w:rtl/>
         </w:rPr>
         <w:t xml:space="preserve"> </w:t>
@@ -2585,6 +2821,7 @@
           <w:color w:val="0000FF"/>
           <w:sz w:val="20"/>
           <w:szCs w:val="20"/>
+          <w:highlight w:val="yellow"/>
         </w:rPr>
         <w:t>namespace</w:t>
       </w:r>
@@ -2594,6 +2831,7 @@
           <w:b/>
           <w:sz w:val="20"/>
           <w:szCs w:val="20"/>
+          <w:highlight w:val="yellow"/>
         </w:rPr>
         <w:t xml:space="preserve"> BO;</w:t>
       </w:r>
@@ -2612,6 +2850,7 @@
           <w:rFonts w:asciiTheme="minorBidi" w:hAnsiTheme="minorBidi"/>
           <w:sz w:val="24"/>
           <w:szCs w:val="24"/>
+          <w:highlight w:val="yellow"/>
           <w:rtl/>
         </w:rPr>
         <w:t xml:space="preserve">שימו לב - הגדרת </w:t>
@@ -2622,6 +2861,7 @@
           <w:rFonts w:asciiTheme="minorBidi" w:hAnsiTheme="minorBidi"/>
           <w:sz w:val="24"/>
           <w:szCs w:val="24"/>
+          <w:highlight w:val="yellow"/>
           <w:rtl/>
         </w:rPr>
         <w:t>האנומרציות</w:t>
@@ -2632,6 +2872,7 @@
           <w:rFonts w:asciiTheme="minorBidi" w:hAnsiTheme="minorBidi"/>
           <w:sz w:val="24"/>
           <w:szCs w:val="24"/>
+          <w:highlight w:val="yellow"/>
           <w:rtl/>
         </w:rPr>
         <w:t xml:space="preserve"> בשכבה </w:t>
@@ -2641,6 +2882,7 @@
           <w:rFonts w:asciiTheme="minorBidi" w:hAnsiTheme="minorBidi"/>
           <w:sz w:val="24"/>
           <w:szCs w:val="24"/>
+          <w:highlight w:val="yellow"/>
         </w:rPr>
         <w:t>BL</w:t>
       </w:r>
@@ -2649,6 +2891,7 @@
           <w:rFonts w:asciiTheme="minorBidi" w:hAnsiTheme="minorBidi"/>
           <w:sz w:val="24"/>
           <w:szCs w:val="24"/>
+          <w:highlight w:val="yellow"/>
           <w:rtl/>
         </w:rPr>
         <w:t xml:space="preserve"> נפרדת </w:t>
@@ -2659,6 +2902,7 @@
           <w:rFonts w:asciiTheme="minorBidi" w:hAnsiTheme="minorBidi"/>
           <w:sz w:val="24"/>
           <w:szCs w:val="24"/>
+          <w:highlight w:val="yellow"/>
           <w:rtl/>
         </w:rPr>
         <w:t>מהאנומרציות</w:t>
@@ -2669,6 +2913,7 @@
           <w:rFonts w:asciiTheme="minorBidi" w:hAnsiTheme="minorBidi"/>
           <w:sz w:val="24"/>
           <w:szCs w:val="24"/>
+          <w:highlight w:val="yellow"/>
           <w:rtl/>
         </w:rPr>
         <w:t xml:space="preserve"> בשכבת </w:t>
@@ -2678,6 +2923,7 @@
           <w:rFonts w:asciiTheme="minorBidi" w:hAnsiTheme="minorBidi"/>
           <w:sz w:val="24"/>
           <w:szCs w:val="24"/>
+          <w:highlight w:val="yellow"/>
         </w:rPr>
         <w:t>DAL</w:t>
       </w:r>
@@ -2686,6 +2932,7 @@
           <w:rFonts w:asciiTheme="minorBidi" w:hAnsiTheme="minorBidi"/>
           <w:sz w:val="24"/>
           <w:szCs w:val="24"/>
+          <w:highlight w:val="yellow"/>
           <w:rtl/>
         </w:rPr>
         <w:t xml:space="preserve">, גם אם חלקן יהיו זהות. בהמשך פרק זה, כאשר תגדירו את הישויות הלוגיות עצמן, תמלאו את הקובץ בהגדרות של </w:t>
@@ -2696,6 +2943,7 @@
           <w:rFonts w:asciiTheme="minorBidi" w:hAnsiTheme="minorBidi"/>
           <w:sz w:val="24"/>
           <w:szCs w:val="24"/>
+          <w:highlight w:val="yellow"/>
         </w:rPr>
         <w:t>enums</w:t>
       </w:r>
@@ -2705,6 +2953,7 @@
           <w:rFonts w:asciiTheme="minorBidi" w:hAnsiTheme="minorBidi"/>
           <w:sz w:val="24"/>
           <w:szCs w:val="24"/>
+          <w:highlight w:val="yellow"/>
           <w:rtl/>
         </w:rPr>
         <w:t xml:space="preserve"> על פי הצורך.</w:t>
@@ -2712,7 +2961,7 @@
     </w:p>
     <w:p>
       <w:pPr>
-        <w:pStyle w:val="a7"/>
+        <w:pStyle w:val="ListParagraph"/>
         <w:numPr>
           <w:ilvl w:val="0"/>
           <w:numId w:val="17"/>
@@ -2722,6 +2971,7 @@
           <w:rFonts w:asciiTheme="minorBidi" w:hAnsiTheme="minorBidi"/>
           <w:sz w:val="28"/>
           <w:szCs w:val="28"/>
+          <w:highlight w:val="yellow"/>
         </w:rPr>
       </w:pPr>
       <w:r>
@@ -2729,6 +2979,7 @@
           <w:rFonts w:asciiTheme="minorBidi" w:hAnsiTheme="minorBidi" w:hint="cs"/>
           <w:sz w:val="28"/>
           <w:szCs w:val="28"/>
+          <w:highlight w:val="yellow"/>
           <w:rtl/>
         </w:rPr>
         <w:t>בניית הישויות הלוגיות</w:t>
@@ -2740,13 +2991,15 @@
           <w:rFonts w:asciiTheme="minorBidi" w:hAnsiTheme="minorBidi"/>
           <w:sz w:val="24"/>
           <w:szCs w:val="24"/>
-        </w:rPr>
-      </w:pPr>
-      <w:r>
-        <w:rPr>
-          <w:rFonts w:asciiTheme="minorBidi" w:hAnsiTheme="minorBidi"/>
-          <w:sz w:val="24"/>
-          <w:szCs w:val="24"/>
+          <w:highlight w:val="yellow"/>
+        </w:rPr>
+      </w:pPr>
+      <w:r>
+        <w:rPr>
+          <w:rFonts w:asciiTheme="minorBidi" w:hAnsiTheme="minorBidi"/>
+          <w:sz w:val="24"/>
+          <w:szCs w:val="24"/>
+          <w:highlight w:val="yellow"/>
           <w:rtl/>
         </w:rPr>
         <w:t>הישויות הלוגיות יעברו בין שכבת התצוגה העליונה לבין השכבה הלוגית שמתחתיה. הם יעברו ב 2 הכיוונים. ישות לוגיות מוגדרת כך שהיא תארוז מידע עבור הצרכים של שכבת התצוגה (החלונות השונים).</w:t>
@@ -2758,13 +3011,15 @@
           <w:rFonts w:asciiTheme="minorBidi" w:hAnsiTheme="minorBidi"/>
           <w:sz w:val="24"/>
           <w:szCs w:val="24"/>
-        </w:rPr>
-      </w:pPr>
-      <w:r>
-        <w:rPr>
-          <w:rFonts w:asciiTheme="minorBidi" w:hAnsiTheme="minorBidi"/>
-          <w:sz w:val="24"/>
-          <w:szCs w:val="24"/>
+          <w:highlight w:val="yellow"/>
+        </w:rPr>
+      </w:pPr>
+      <w:r>
+        <w:rPr>
+          <w:rFonts w:asciiTheme="minorBidi" w:hAnsiTheme="minorBidi"/>
+          <w:sz w:val="24"/>
+          <w:szCs w:val="24"/>
+          <w:highlight w:val="yellow"/>
           <w:rtl/>
         </w:rPr>
         <w:t xml:space="preserve">תחילה נגדיר </w:t>
@@ -2775,6 +3030,7 @@
           <w:b/>
           <w:sz w:val="24"/>
           <w:szCs w:val="24"/>
+          <w:highlight w:val="yellow"/>
           <w:rtl/>
         </w:rPr>
         <w:t>ישויות לוגיות ראשיות</w:t>
@@ -2784,6 +3040,7 @@
           <w:rFonts w:asciiTheme="minorBidi" w:hAnsiTheme="minorBidi"/>
           <w:sz w:val="24"/>
           <w:szCs w:val="24"/>
+          <w:highlight w:val="yellow"/>
         </w:rPr>
         <w:t>:</w:t>
       </w:r>
@@ -2795,14 +3052,16 @@
           <w:rFonts w:asciiTheme="minorBidi" w:hAnsiTheme="minorBidi"/>
           <w:sz w:val="24"/>
           <w:szCs w:val="24"/>
-        </w:rPr>
-      </w:pPr>
-      <w:r>
-        <w:rPr>
-          <w:rFonts w:asciiTheme="minorBidi" w:hAnsiTheme="minorBidi"/>
-          <w:b/>
-          <w:sz w:val="24"/>
-          <w:szCs w:val="24"/>
+          <w:highlight w:val="yellow"/>
+        </w:rPr>
+      </w:pPr>
+      <w:r>
+        <w:rPr>
+          <w:rFonts w:asciiTheme="minorBidi" w:hAnsiTheme="minorBidi"/>
+          <w:b/>
+          <w:sz w:val="24"/>
+          <w:szCs w:val="24"/>
+          <w:highlight w:val="yellow"/>
           <w:rtl/>
         </w:rPr>
         <w:t>ישות לוגית ראשית</w:t>
@@ -2812,6 +3071,7 @@
           <w:rFonts w:asciiTheme="minorBidi" w:hAnsiTheme="minorBidi"/>
           <w:sz w:val="24"/>
           <w:szCs w:val="24"/>
+          <w:highlight w:val="yellow"/>
         </w:rPr>
         <w:t xml:space="preserve"> </w:t>
       </w:r>
@@ -2820,6 +3080,7 @@
           <w:rFonts w:asciiTheme="minorBidi" w:hAnsiTheme="minorBidi"/>
           <w:sz w:val="24"/>
           <w:szCs w:val="24"/>
+          <w:highlight w:val="yellow"/>
           <w:rtl/>
         </w:rPr>
         <w:t>שנגדיר</w:t>
@@ -2829,6 +3090,7 @@
           <w:rFonts w:asciiTheme="minorBidi" w:hAnsiTheme="minorBidi"/>
           <w:sz w:val="24"/>
           <w:szCs w:val="24"/>
+          <w:highlight w:val="yellow"/>
         </w:rPr>
         <w:t xml:space="preserve"> </w:t>
       </w:r>
@@ -2837,6 +3099,7 @@
           <w:rFonts w:asciiTheme="minorBidi" w:hAnsiTheme="minorBidi"/>
           <w:sz w:val="24"/>
           <w:szCs w:val="24"/>
+          <w:highlight w:val="yellow"/>
           <w:rtl/>
         </w:rPr>
         <w:t>בשכבה הלוגית מבטאת ישות מרכזית בתצוגה.</w:t>
@@ -2853,14 +3116,16 @@
           <w:rFonts w:asciiTheme="minorBidi" w:hAnsiTheme="minorBidi"/>
           <w:sz w:val="24"/>
           <w:szCs w:val="24"/>
-        </w:rPr>
-      </w:pPr>
-      <w:r>
-        <w:rPr>
-          <w:rFonts w:asciiTheme="minorBidi" w:hAnsiTheme="minorBidi"/>
-          <w:b/>
-          <w:sz w:val="24"/>
-          <w:szCs w:val="24"/>
+          <w:highlight w:val="yellow"/>
+        </w:rPr>
+      </w:pPr>
+      <w:r>
+        <w:rPr>
+          <w:rFonts w:asciiTheme="minorBidi" w:hAnsiTheme="minorBidi"/>
+          <w:b/>
+          <w:sz w:val="24"/>
+          <w:szCs w:val="24"/>
+          <w:highlight w:val="yellow"/>
           <w:rtl/>
         </w:rPr>
         <w:t xml:space="preserve">לחלק </w:t>
@@ -2870,6 +3135,7 @@
           <w:rFonts w:asciiTheme="minorBidi" w:hAnsiTheme="minorBidi"/>
           <w:sz w:val="24"/>
           <w:szCs w:val="24"/>
+          <w:highlight w:val="yellow"/>
           <w:rtl/>
         </w:rPr>
         <w:t xml:space="preserve">מהישויות הלוגיות הראשיות יש </w:t>
@@ -2880,6 +3146,7 @@
           <w:b/>
           <w:sz w:val="24"/>
           <w:szCs w:val="24"/>
+          <w:highlight w:val="yellow"/>
           <w:rtl/>
         </w:rPr>
         <w:t>ישות נתונים ש"מקבילה"</w:t>
@@ -2889,6 +3156,7 @@
           <w:rFonts w:asciiTheme="minorBidi" w:hAnsiTheme="minorBidi"/>
           <w:sz w:val="24"/>
           <w:szCs w:val="24"/>
+          <w:highlight w:val="yellow"/>
           <w:rtl/>
         </w:rPr>
         <w:t xml:space="preserve"> לה. והיא תכיל בגדול את אותם התכונות</w:t>
@@ -2899,6 +3167,7 @@
           <w:b/>
           <w:sz w:val="24"/>
           <w:szCs w:val="24"/>
+          <w:highlight w:val="yellow"/>
           <w:rtl/>
         </w:rPr>
         <w:t xml:space="preserve"> עם תוספות של תכונות על פי הצורך</w:t>
@@ -2908,6 +3177,7 @@
           <w:rFonts w:asciiTheme="minorBidi" w:hAnsiTheme="minorBidi"/>
           <w:sz w:val="24"/>
           <w:szCs w:val="24"/>
+          <w:highlight w:val="yellow"/>
         </w:rPr>
         <w:t>.</w:t>
       </w:r>
@@ -2916,17 +3186,10 @@
           <w:rFonts w:asciiTheme="minorBidi" w:hAnsiTheme="minorBidi"/>
           <w:sz w:val="24"/>
           <w:szCs w:val="24"/>
+          <w:highlight w:val="yellow"/>
           <w:rtl/>
         </w:rPr>
         <w:br/>
-      </w:r>
-      <w:r>
-        <w:rPr>
-          <w:rFonts w:asciiTheme="minorBidi" w:hAnsiTheme="minorBidi"/>
-          <w:sz w:val="24"/>
-          <w:szCs w:val="24"/>
-          <w:rtl/>
-        </w:rPr>
         <w:t xml:space="preserve">לדוגמא: </w:t>
       </w:r>
       <w:r>
@@ -2935,6 +3198,7 @@
           <w:b/>
           <w:sz w:val="24"/>
           <w:szCs w:val="24"/>
+          <w:highlight w:val="yellow"/>
           <w:rtl/>
         </w:rPr>
         <w:t xml:space="preserve">ישות לוגית ראשית </w:t>
@@ -2945,6 +3209,7 @@
           <w:b/>
           <w:sz w:val="24"/>
           <w:szCs w:val="24"/>
+          <w:highlight w:val="yellow"/>
         </w:rPr>
         <w:t>Student</w:t>
       </w:r>
@@ -2953,6 +3218,7 @@
           <w:rFonts w:asciiTheme="minorBidi" w:hAnsiTheme="minorBidi"/>
           <w:sz w:val="24"/>
           <w:szCs w:val="24"/>
+          <w:highlight w:val="yellow"/>
           <w:rtl/>
         </w:rPr>
         <w:t>, עבור מסך בתצוגה שמטפל בפעולות שניתן לעשות על סטודנט בודד</w:t>
@@ -2969,14 +3235,16 @@
           <w:rFonts w:asciiTheme="minorBidi" w:hAnsiTheme="minorBidi"/>
           <w:sz w:val="24"/>
           <w:szCs w:val="24"/>
-        </w:rPr>
-      </w:pPr>
-      <w:r>
-        <w:rPr>
-          <w:rFonts w:asciiTheme="minorBidi" w:hAnsiTheme="minorBidi"/>
-          <w:b/>
-          <w:sz w:val="24"/>
-          <w:szCs w:val="24"/>
+          <w:highlight w:val="yellow"/>
+        </w:rPr>
+      </w:pPr>
+      <w:r>
+        <w:rPr>
+          <w:rFonts w:asciiTheme="minorBidi" w:hAnsiTheme="minorBidi"/>
+          <w:b/>
+          <w:sz w:val="24"/>
+          <w:szCs w:val="24"/>
+          <w:highlight w:val="yellow"/>
           <w:rtl/>
         </w:rPr>
         <w:t xml:space="preserve">לחלק </w:t>
@@ -2986,6 +3254,7 @@
           <w:rFonts w:asciiTheme="minorBidi" w:hAnsiTheme="minorBidi"/>
           <w:sz w:val="24"/>
           <w:szCs w:val="24"/>
+          <w:highlight w:val="yellow"/>
           <w:rtl/>
         </w:rPr>
         <w:t>מהישויות הלוגיות הראשיות,</w:t>
@@ -2996,6 +3265,7 @@
           <w:b/>
           <w:sz w:val="24"/>
           <w:szCs w:val="24"/>
+          <w:highlight w:val="yellow"/>
           <w:rtl/>
         </w:rPr>
         <w:t xml:space="preserve"> אין ישות נתונים "מקבילה"</w:t>
@@ -3005,6 +3275,7 @@
           <w:rFonts w:asciiTheme="minorBidi" w:hAnsiTheme="minorBidi"/>
           <w:sz w:val="24"/>
           <w:szCs w:val="24"/>
+          <w:highlight w:val="yellow"/>
           <w:rtl/>
         </w:rPr>
         <w:t>, היא מכילה מידע שנאסף מבסיס נתונים מכמה ישויות נתונים והיא נחוצה לצורך התצוגה.</w:t>
@@ -3014,17 +3285,10 @@
           <w:rFonts w:asciiTheme="minorBidi" w:hAnsiTheme="minorBidi"/>
           <w:sz w:val="24"/>
           <w:szCs w:val="24"/>
+          <w:highlight w:val="yellow"/>
           <w:rtl/>
         </w:rPr>
         <w:br/>
-      </w:r>
-      <w:r>
-        <w:rPr>
-          <w:rFonts w:asciiTheme="minorBidi" w:hAnsiTheme="minorBidi"/>
-          <w:sz w:val="24"/>
-          <w:szCs w:val="24"/>
-          <w:rtl/>
-        </w:rPr>
         <w:t xml:space="preserve">לדוגמא: </w:t>
       </w:r>
       <w:r>
@@ -3033,6 +3297,7 @@
           <w:b/>
           <w:sz w:val="24"/>
           <w:szCs w:val="24"/>
+          <w:highlight w:val="yellow"/>
           <w:rtl/>
         </w:rPr>
         <w:t xml:space="preserve">ישות לוגית ראשית </w:t>
@@ -3044,6 +3309,7 @@
           <w:b/>
           <w:sz w:val="24"/>
           <w:szCs w:val="24"/>
+          <w:highlight w:val="yellow"/>
         </w:rPr>
         <w:t>GradeSheet</w:t>
       </w:r>
@@ -3053,6 +3319,7 @@
           <w:rFonts w:asciiTheme="minorBidi" w:hAnsiTheme="minorBidi"/>
           <w:sz w:val="24"/>
           <w:szCs w:val="24"/>
+          <w:highlight w:val="yellow"/>
           <w:rtl/>
         </w:rPr>
         <w:t>, עבור מסך בתצוגה שמציג גיליון ציונים לסטודנט, ע"פ נתוני הסטודנט בשילוב עם נתוני הקורסים שהוא רשום אליהם.</w:t>
@@ -3065,13 +3332,15 @@
           <w:b/>
           <w:sz w:val="24"/>
           <w:szCs w:val="24"/>
-        </w:rPr>
-      </w:pPr>
-      <w:r>
-        <w:rPr>
-          <w:rFonts w:asciiTheme="minorBidi" w:hAnsiTheme="minorBidi"/>
-          <w:sz w:val="24"/>
-          <w:szCs w:val="24"/>
+          <w:highlight w:val="yellow"/>
+        </w:rPr>
+      </w:pPr>
+      <w:r>
+        <w:rPr>
+          <w:rFonts w:asciiTheme="minorBidi" w:hAnsiTheme="minorBidi"/>
+          <w:sz w:val="24"/>
+          <w:szCs w:val="24"/>
+          <w:highlight w:val="yellow"/>
           <w:rtl/>
         </w:rPr>
         <w:br/>
@@ -3081,6 +3350,7 @@
           <w:rFonts w:asciiTheme="minorBidi" w:hAnsiTheme="minorBidi"/>
           <w:sz w:val="24"/>
           <w:szCs w:val="24"/>
+          <w:highlight w:val="yellow"/>
           <w:rtl/>
         </w:rPr>
         <w:t xml:space="preserve">לאחר מכן, </w:t>
@@ -3091,6 +3361,7 @@
           <w:b/>
           <w:sz w:val="24"/>
           <w:szCs w:val="24"/>
+          <w:highlight w:val="yellow"/>
           <w:rtl/>
         </w:rPr>
         <w:t>נגדיר ישויות עזר לוגיות</w:t>
@@ -3100,6 +3371,7 @@
           <w:rFonts w:asciiTheme="minorBidi" w:hAnsiTheme="minorBidi"/>
           <w:sz w:val="24"/>
           <w:szCs w:val="24"/>
+          <w:highlight w:val="yellow"/>
           <w:rtl/>
         </w:rPr>
         <w:t xml:space="preserve"> לצרכי התצוגה. למשל ישות מצומצמת עבור הצגה של ישות לוגית ראשית ברשימה של ישויות עזר לוגיות.</w:t>
@@ -3110,6 +3382,7 @@
           <w:b/>
           <w:sz w:val="24"/>
           <w:szCs w:val="24"/>
+          <w:highlight w:val="yellow"/>
           <w:rtl/>
         </w:rPr>
         <w:br/>
@@ -3120,6 +3393,7 @@
           <w:b/>
           <w:sz w:val="24"/>
           <w:szCs w:val="24"/>
+          <w:highlight w:val="yellow"/>
           <w:rtl/>
         </w:rPr>
         <w:t>יש יותר ישויות לוגיות מישויות נתונים. הישויות הלוגיות הן תוצר של הסקת מסקנות מהקשרים שבין ישויות הנתונים ושאילתות על המידע הכולל בבסיס נתונים.</w:t>
@@ -3131,15 +3405,17 @@
           <w:rFonts w:asciiTheme="minorBidi" w:hAnsiTheme="minorBidi"/>
           <w:sz w:val="24"/>
           <w:szCs w:val="24"/>
-          <w:rtl/>
-        </w:rPr>
-      </w:pPr>
-      <w:r>
-        <w:rPr>
-          <w:rFonts w:asciiTheme="minorBidi" w:hAnsiTheme="minorBidi"/>
-          <w:b/>
-          <w:sz w:val="24"/>
-          <w:szCs w:val="24"/>
+          <w:highlight w:val="yellow"/>
+          <w:rtl/>
+        </w:rPr>
+      </w:pPr>
+      <w:r>
+        <w:rPr>
+          <w:rFonts w:asciiTheme="minorBidi" w:hAnsiTheme="minorBidi"/>
+          <w:b/>
+          <w:sz w:val="24"/>
+          <w:szCs w:val="24"/>
+          <w:highlight w:val="yellow"/>
           <w:rtl/>
         </w:rPr>
         <w:lastRenderedPageBreak/>
@@ -3150,6 +3426,7 @@
           <w:rFonts w:asciiTheme="minorBidi" w:hAnsiTheme="minorBidi"/>
           <w:sz w:val="24"/>
           <w:szCs w:val="24"/>
+          <w:highlight w:val="yellow"/>
           <w:rtl/>
         </w:rPr>
         <w:t xml:space="preserve"> כלומר, המופעים של הישויות הלוגיות בשכבה זו לא נשמרים בשום בסיס נתונים אלא מגיעים מוכנים משכבת התצוגה כפרמטרים של מתודות. בתוך המתודות מרכיבים מהם אובייקטים מסוג ישויות נתונים. ואותם מעבירים כלפי מטה לשכבת הנתונים. לכן, הישויות הלוגיות יוגדרו כ </w:t>
@@ -3159,6 +3436,7 @@
           <w:rFonts w:asciiTheme="minorBidi" w:hAnsiTheme="minorBidi"/>
           <w:sz w:val="24"/>
           <w:szCs w:val="24"/>
+          <w:highlight w:val="yellow"/>
         </w:rPr>
         <w:t>reference types</w:t>
       </w:r>
@@ -3167,6 +3445,7 @@
           <w:rFonts w:asciiTheme="minorBidi" w:hAnsiTheme="minorBidi"/>
           <w:sz w:val="24"/>
           <w:szCs w:val="24"/>
+          <w:highlight w:val="yellow"/>
           <w:rtl/>
         </w:rPr>
         <w:t xml:space="preserve"> מסוג </w:t>
@@ -3177,6 +3456,7 @@
           <w:b/>
           <w:sz w:val="24"/>
           <w:szCs w:val="24"/>
+          <w:highlight w:val="yellow"/>
         </w:rPr>
         <w:t>class</w:t>
       </w:r>
@@ -3185,6 +3465,7 @@
           <w:rFonts w:asciiTheme="minorBidi" w:hAnsiTheme="minorBidi" w:hint="cs"/>
           <w:sz w:val="24"/>
           <w:szCs w:val="24"/>
+          <w:highlight w:val="yellow"/>
           <w:rtl/>
         </w:rPr>
         <w:t>.</w:t>
@@ -3196,14 +3477,16 @@
           <w:rFonts w:asciiTheme="minorBidi" w:hAnsiTheme="minorBidi"/>
           <w:sz w:val="24"/>
           <w:szCs w:val="24"/>
-          <w:rtl/>
-        </w:rPr>
-      </w:pPr>
-      <w:r>
-        <w:rPr>
-          <w:rFonts w:asciiTheme="minorBidi" w:hAnsiTheme="minorBidi" w:hint="cs"/>
-          <w:sz w:val="24"/>
-          <w:szCs w:val="24"/>
+          <w:highlight w:val="yellow"/>
+          <w:rtl/>
+        </w:rPr>
+      </w:pPr>
+      <w:r>
+        <w:rPr>
+          <w:rFonts w:asciiTheme="minorBidi" w:hAnsiTheme="minorBidi" w:hint="cs"/>
+          <w:sz w:val="24"/>
+          <w:szCs w:val="24"/>
+          <w:highlight w:val="yellow"/>
           <w:rtl/>
         </w:rPr>
         <w:t>כללים להגדרת הישויות:</w:t>
@@ -3211,7 +3494,7 @@
     </w:p>
     <w:p>
       <w:pPr>
-        <w:pStyle w:val="a7"/>
+        <w:pStyle w:val="ListParagraph"/>
         <w:numPr>
           <w:ilvl w:val="0"/>
           <w:numId w:val="24"/>
@@ -3220,14 +3503,16 @@
           <w:rFonts w:asciiTheme="minorBidi" w:hAnsiTheme="minorBidi"/>
           <w:sz w:val="24"/>
           <w:szCs w:val="24"/>
-          <w:rtl/>
-        </w:rPr>
-      </w:pPr>
-      <w:r>
-        <w:rPr>
-          <w:rFonts w:asciiTheme="minorBidi" w:hAnsiTheme="minorBidi" w:hint="cs"/>
-          <w:sz w:val="24"/>
-          <w:szCs w:val="24"/>
+          <w:highlight w:val="yellow"/>
+          <w:rtl/>
+        </w:rPr>
+      </w:pPr>
+      <w:r>
+        <w:rPr>
+          <w:rFonts w:asciiTheme="minorBidi" w:hAnsiTheme="minorBidi" w:hint="cs"/>
+          <w:sz w:val="24"/>
+          <w:szCs w:val="24"/>
+          <w:highlight w:val="yellow"/>
           <w:rtl/>
         </w:rPr>
         <w:t xml:space="preserve">כל ישות תוגדר במחלקה נפרדת, בקובץ נפרד, תחת ספריית </w:t>
@@ -3237,6 +3522,7 @@
           <w:rFonts w:asciiTheme="minorBidi" w:hAnsiTheme="minorBidi" w:hint="cs"/>
           <w:sz w:val="24"/>
           <w:szCs w:val="24"/>
+          <w:highlight w:val="yellow"/>
         </w:rPr>
         <w:t>BO</w:t>
       </w:r>
@@ -3245,6 +3531,7 @@
           <w:rFonts w:asciiTheme="minorBidi" w:hAnsiTheme="minorBidi" w:hint="cs"/>
           <w:sz w:val="24"/>
           <w:szCs w:val="24"/>
+          <w:highlight w:val="yellow"/>
           <w:rtl/>
         </w:rPr>
         <w:t>.</w:t>
@@ -3252,7 +3539,7 @@
     </w:p>
     <w:p>
       <w:pPr>
-        <w:pStyle w:val="a7"/>
+        <w:pStyle w:val="ListParagraph"/>
         <w:numPr>
           <w:ilvl w:val="0"/>
           <w:numId w:val="24"/>
@@ -3261,14 +3548,16 @@
           <w:rFonts w:asciiTheme="minorBidi" w:hAnsiTheme="minorBidi"/>
           <w:sz w:val="24"/>
           <w:szCs w:val="24"/>
-          <w:rtl/>
-        </w:rPr>
-      </w:pPr>
-      <w:r>
-        <w:rPr>
-          <w:rFonts w:asciiTheme="minorBidi" w:hAnsiTheme="minorBidi" w:hint="cs"/>
-          <w:sz w:val="24"/>
-          <w:szCs w:val="24"/>
+          <w:highlight w:val="yellow"/>
+          <w:rtl/>
+        </w:rPr>
+      </w:pPr>
+      <w:r>
+        <w:rPr>
+          <w:rFonts w:asciiTheme="minorBidi" w:hAnsiTheme="minorBidi" w:hint="cs"/>
+          <w:sz w:val="24"/>
+          <w:szCs w:val="24"/>
+          <w:highlight w:val="yellow"/>
           <w:rtl/>
         </w:rPr>
         <w:t>שם המחלקה כשם הישות ומתחיל באות גדולה.</w:t>
@@ -3276,7 +3565,7 @@
     </w:p>
     <w:p>
       <w:pPr>
-        <w:pStyle w:val="a7"/>
+        <w:pStyle w:val="ListParagraph"/>
         <w:numPr>
           <w:ilvl w:val="0"/>
           <w:numId w:val="24"/>
@@ -3285,14 +3574,16 @@
           <w:rFonts w:asciiTheme="minorBidi" w:hAnsiTheme="minorBidi"/>
           <w:sz w:val="24"/>
           <w:szCs w:val="24"/>
-          <w:rtl/>
-        </w:rPr>
-      </w:pPr>
-      <w:r>
-        <w:rPr>
-          <w:rFonts w:asciiTheme="minorBidi" w:hAnsiTheme="minorBidi" w:hint="cs"/>
-          <w:sz w:val="24"/>
-          <w:szCs w:val="24"/>
+          <w:highlight w:val="yellow"/>
+          <w:rtl/>
+        </w:rPr>
+      </w:pPr>
+      <w:r>
+        <w:rPr>
+          <w:rFonts w:asciiTheme="minorBidi" w:hAnsiTheme="minorBidi" w:hint="cs"/>
+          <w:sz w:val="24"/>
+          <w:szCs w:val="24"/>
+          <w:highlight w:val="yellow"/>
           <w:rtl/>
         </w:rPr>
         <w:t xml:space="preserve">הרשאת גישה </w:t>
@@ -3302,13 +3593,14 @@
           <w:rFonts w:asciiTheme="minorBidi" w:hAnsiTheme="minorBidi"/>
           <w:sz w:val="24"/>
           <w:szCs w:val="24"/>
+          <w:highlight w:val="yellow"/>
         </w:rPr>
         <w:t>public</w:t>
       </w:r>
     </w:p>
     <w:p>
       <w:pPr>
-        <w:pStyle w:val="a7"/>
+        <w:pStyle w:val="ListParagraph"/>
         <w:numPr>
           <w:ilvl w:val="0"/>
           <w:numId w:val="24"/>
@@ -3317,14 +3609,16 @@
           <w:rFonts w:asciiTheme="minorBidi" w:hAnsiTheme="minorBidi"/>
           <w:sz w:val="24"/>
           <w:szCs w:val="24"/>
-          <w:rtl/>
-        </w:rPr>
-      </w:pPr>
-      <w:r>
-        <w:rPr>
-          <w:rFonts w:asciiTheme="minorBidi" w:hAnsiTheme="minorBidi" w:hint="cs"/>
-          <w:sz w:val="24"/>
-          <w:szCs w:val="24"/>
+          <w:highlight w:val="yellow"/>
+          <w:rtl/>
+        </w:rPr>
+      </w:pPr>
+      <w:r>
+        <w:rPr>
+          <w:rFonts w:asciiTheme="minorBidi" w:hAnsiTheme="minorBidi" w:hint="cs"/>
+          <w:sz w:val="24"/>
+          <w:szCs w:val="24"/>
+          <w:highlight w:val="yellow"/>
           <w:rtl/>
         </w:rPr>
         <w:t xml:space="preserve">כל התכונות יהיו </w:t>
@@ -3334,6 +3628,7 @@
           <w:rFonts w:asciiTheme="minorBidi" w:hAnsiTheme="minorBidi"/>
           <w:sz w:val="24"/>
           <w:szCs w:val="24"/>
+          <w:highlight w:val="yellow"/>
         </w:rPr>
         <w:t>properties</w:t>
       </w:r>
@@ -3342,6 +3637,7 @@
           <w:rFonts w:asciiTheme="minorBidi" w:hAnsiTheme="minorBidi" w:hint="cs"/>
           <w:sz w:val="24"/>
           <w:szCs w:val="24"/>
+          <w:highlight w:val="yellow"/>
           <w:rtl/>
         </w:rPr>
         <w:t xml:space="preserve"> ציבוריים (</w:t>
@@ -3351,6 +3647,7 @@
           <w:rFonts w:asciiTheme="minorBidi" w:hAnsiTheme="minorBidi"/>
           <w:sz w:val="24"/>
           <w:szCs w:val="24"/>
+          <w:highlight w:val="yellow"/>
         </w:rPr>
         <w:t>public</w:t>
       </w:r>
@@ -3359,6 +3656,7 @@
           <w:rFonts w:asciiTheme="minorBidi" w:hAnsiTheme="minorBidi" w:hint="cs"/>
           <w:sz w:val="24"/>
           <w:szCs w:val="24"/>
+          <w:highlight w:val="yellow"/>
           <w:rtl/>
         </w:rPr>
         <w:t>) ולא שדות</w:t>
@@ -3366,7 +3664,7 @@
     </w:p>
     <w:p>
       <w:pPr>
-        <w:pStyle w:val="a7"/>
+        <w:pStyle w:val="ListParagraph"/>
         <w:numPr>
           <w:ilvl w:val="0"/>
           <w:numId w:val="24"/>
@@ -3375,14 +3673,16 @@
           <w:rFonts w:asciiTheme="minorBidi" w:hAnsiTheme="minorBidi"/>
           <w:sz w:val="24"/>
           <w:szCs w:val="24"/>
-          <w:rtl/>
-        </w:rPr>
-      </w:pPr>
-      <w:r>
-        <w:rPr>
-          <w:rFonts w:asciiTheme="minorBidi" w:hAnsiTheme="minorBidi" w:hint="cs"/>
-          <w:sz w:val="24"/>
-          <w:szCs w:val="24"/>
+          <w:highlight w:val="yellow"/>
+          <w:rtl/>
+        </w:rPr>
+      </w:pPr>
+      <w:r>
+        <w:rPr>
+          <w:rFonts w:asciiTheme="minorBidi" w:hAnsiTheme="minorBidi" w:hint="cs"/>
+          <w:sz w:val="24"/>
+          <w:szCs w:val="24"/>
+          <w:highlight w:val="yellow"/>
           <w:rtl/>
         </w:rPr>
         <w:t xml:space="preserve">יש לחשוב לגבי כל תכונה האם היא צריכה להיות </w:t>
@@ -3392,6 +3692,7 @@
           <w:rFonts w:asciiTheme="minorBidi" w:hAnsiTheme="minorBidi"/>
           <w:sz w:val="24"/>
           <w:szCs w:val="24"/>
+          <w:highlight w:val="yellow"/>
         </w:rPr>
         <w:t>nullable</w:t>
       </w:r>
@@ -3400,6 +3701,7 @@
           <w:rFonts w:asciiTheme="minorBidi" w:hAnsiTheme="minorBidi" w:hint="cs"/>
           <w:sz w:val="24"/>
           <w:szCs w:val="24"/>
+          <w:highlight w:val="yellow"/>
           <w:rtl/>
         </w:rPr>
         <w:t xml:space="preserve"> או לא.</w:t>
@@ -3407,7 +3709,7 @@
     </w:p>
     <w:p>
       <w:pPr>
-        <w:pStyle w:val="a7"/>
+        <w:pStyle w:val="ListParagraph"/>
         <w:numPr>
           <w:ilvl w:val="0"/>
           <w:numId w:val="24"/>
@@ -3416,14 +3718,16 @@
           <w:rFonts w:asciiTheme="minorBidi" w:hAnsiTheme="minorBidi"/>
           <w:sz w:val="24"/>
           <w:szCs w:val="24"/>
-          <w:rtl/>
-        </w:rPr>
-      </w:pPr>
-      <w:r>
-        <w:rPr>
-          <w:rFonts w:asciiTheme="minorBidi" w:hAnsiTheme="minorBidi" w:hint="cs"/>
-          <w:sz w:val="24"/>
-          <w:szCs w:val="24"/>
+          <w:highlight w:val="yellow"/>
+          <w:rtl/>
+        </w:rPr>
+      </w:pPr>
+      <w:r>
+        <w:rPr>
+          <w:rFonts w:asciiTheme="minorBidi" w:hAnsiTheme="minorBidi" w:hint="cs"/>
+          <w:sz w:val="24"/>
+          <w:szCs w:val="24"/>
+          <w:highlight w:val="yellow"/>
           <w:rtl/>
         </w:rPr>
         <w:t xml:space="preserve">תכונה שהיא מסוג </w:t>
@@ -3434,6 +3738,7 @@
           <w:rFonts w:asciiTheme="minorBidi" w:hAnsiTheme="minorBidi"/>
           <w:sz w:val="24"/>
           <w:szCs w:val="24"/>
+          <w:highlight w:val="yellow"/>
         </w:rPr>
         <w:t>enum</w:t>
       </w:r>
@@ -3443,6 +3748,7 @@
           <w:rFonts w:asciiTheme="minorBidi" w:hAnsiTheme="minorBidi" w:hint="cs"/>
           <w:sz w:val="24"/>
           <w:szCs w:val="24"/>
+          <w:highlight w:val="yellow"/>
           <w:rtl/>
         </w:rPr>
         <w:t xml:space="preserve"> יש להגדיר עבורה </w:t>
@@ -3453,6 +3759,7 @@
           <w:rFonts w:asciiTheme="minorBidi" w:hAnsiTheme="minorBidi"/>
           <w:sz w:val="24"/>
           <w:szCs w:val="24"/>
+          <w:highlight w:val="yellow"/>
         </w:rPr>
         <w:t>enum</w:t>
       </w:r>
@@ -3462,6 +3769,7 @@
           <w:rFonts w:asciiTheme="minorBidi" w:hAnsiTheme="minorBidi" w:hint="cs"/>
           <w:sz w:val="24"/>
           <w:szCs w:val="24"/>
+          <w:highlight w:val="yellow"/>
           <w:rtl/>
         </w:rPr>
         <w:t xml:space="preserve"> מתאים בקובץ </w:t>
@@ -3472,6 +3780,7 @@
           <w:rFonts w:asciiTheme="minorBidi" w:hAnsiTheme="minorBidi" w:hint="cs"/>
           <w:sz w:val="24"/>
           <w:szCs w:val="24"/>
+          <w:highlight w:val="yellow"/>
           <w:rtl/>
         </w:rPr>
         <w:t>האנומרציות</w:t>
@@ -3482,6 +3791,7 @@
           <w:rFonts w:asciiTheme="minorBidi" w:hAnsiTheme="minorBidi" w:hint="cs"/>
           <w:sz w:val="24"/>
           <w:szCs w:val="24"/>
+          <w:highlight w:val="yellow"/>
           <w:rtl/>
         </w:rPr>
         <w:t xml:space="preserve"> (בסעיף הבא)</w:t>
@@ -3489,7 +3799,7 @@
     </w:p>
     <w:p>
       <w:pPr>
-        <w:pStyle w:val="a7"/>
+        <w:pStyle w:val="ListParagraph"/>
         <w:numPr>
           <w:ilvl w:val="0"/>
           <w:numId w:val="24"/>
@@ -3498,14 +3808,16 @@
           <w:rFonts w:asciiTheme="minorBidi" w:hAnsiTheme="minorBidi"/>
           <w:sz w:val="24"/>
           <w:szCs w:val="24"/>
-          <w:rtl/>
-        </w:rPr>
-      </w:pPr>
-      <w:r>
-        <w:rPr>
-          <w:rFonts w:asciiTheme="minorBidi" w:hAnsiTheme="minorBidi" w:hint="cs"/>
-          <w:sz w:val="24"/>
-          <w:szCs w:val="24"/>
+          <w:highlight w:val="yellow"/>
+          <w:rtl/>
+        </w:rPr>
+      </w:pPr>
+      <w:r>
+        <w:rPr>
+          <w:rFonts w:asciiTheme="minorBidi" w:hAnsiTheme="minorBidi" w:hint="cs"/>
+          <w:sz w:val="24"/>
+          <w:szCs w:val="24"/>
+          <w:highlight w:val="yellow"/>
           <w:rtl/>
         </w:rPr>
         <w:t xml:space="preserve">תכונה שצריכה להיות לקריאה בלבד, תוגדר עם </w:t>
@@ -3516,6 +3828,7 @@
           <w:rFonts w:asciiTheme="minorBidi" w:hAnsiTheme="minorBidi"/>
           <w:sz w:val="24"/>
           <w:szCs w:val="24"/>
+          <w:highlight w:val="yellow"/>
         </w:rPr>
         <w:t>init</w:t>
       </w:r>
@@ -3525,6 +3838,7 @@
           <w:rFonts w:asciiTheme="minorBidi" w:hAnsiTheme="minorBidi" w:hint="cs"/>
           <w:sz w:val="24"/>
           <w:szCs w:val="24"/>
+          <w:highlight w:val="yellow"/>
           <w:rtl/>
         </w:rPr>
         <w:t>.</w:t>
@@ -3532,7 +3846,7 @@
     </w:p>
     <w:p>
       <w:pPr>
-        <w:pStyle w:val="a7"/>
+        <w:pStyle w:val="ListParagraph"/>
         <w:numPr>
           <w:ilvl w:val="0"/>
           <w:numId w:val="24"/>
@@ -3541,13 +3855,15 @@
           <w:rFonts w:asciiTheme="minorBidi" w:hAnsiTheme="minorBidi"/>
           <w:sz w:val="24"/>
           <w:szCs w:val="24"/>
-        </w:rPr>
-      </w:pPr>
-      <w:r>
-        <w:rPr>
-          <w:rFonts w:asciiTheme="minorBidi" w:hAnsiTheme="minorBidi" w:hint="cs"/>
-          <w:sz w:val="24"/>
-          <w:szCs w:val="24"/>
+          <w:highlight w:val="yellow"/>
+        </w:rPr>
+      </w:pPr>
+      <w:r>
+        <w:rPr>
+          <w:rFonts w:asciiTheme="minorBidi" w:hAnsiTheme="minorBidi" w:hint="cs"/>
+          <w:sz w:val="24"/>
+          <w:szCs w:val="24"/>
+          <w:highlight w:val="yellow"/>
           <w:rtl/>
         </w:rPr>
         <w:t xml:space="preserve">אסור להוסיף למחלקה שום פונקציות, למעט דריסה של </w:t>
@@ -3558,6 +3874,7 @@
           <w:rFonts w:asciiTheme="minorBidi" w:hAnsiTheme="minorBidi" w:hint="cs"/>
           <w:sz w:val="24"/>
           <w:szCs w:val="24"/>
+          <w:highlight w:val="yellow"/>
         </w:rPr>
         <w:t>T</w:t>
       </w:r>
@@ -3566,6 +3883,7 @@
           <w:rFonts w:asciiTheme="minorBidi" w:hAnsiTheme="minorBidi"/>
           <w:sz w:val="24"/>
           <w:szCs w:val="24"/>
+          <w:highlight w:val="yellow"/>
         </w:rPr>
         <w:t>oString</w:t>
       </w:r>
@@ -3575,6 +3893,7 @@
           <w:rFonts w:asciiTheme="minorBidi" w:hAnsiTheme="minorBidi" w:hint="cs"/>
           <w:sz w:val="24"/>
           <w:szCs w:val="24"/>
+          <w:highlight w:val="yellow"/>
           <w:rtl/>
         </w:rPr>
         <w:t>.</w:t>
@@ -3584,6 +3903,7 @@
           <w:rFonts w:asciiTheme="minorBidi" w:hAnsiTheme="minorBidi" w:hint="cs"/>
           <w:sz w:val="24"/>
           <w:szCs w:val="24"/>
+          <w:highlight w:val="yellow"/>
           <w:rtl/>
         </w:rPr>
         <w:t xml:space="preserve"> (מימוש </w:t>
@@ -3594,6 +3914,7 @@
           <w:rFonts w:asciiTheme="minorBidi" w:hAnsiTheme="minorBidi"/>
           <w:sz w:val="24"/>
           <w:szCs w:val="24"/>
+          <w:highlight w:val="yellow"/>
         </w:rPr>
         <w:t>Tostring</w:t>
       </w:r>
@@ -3603,6 +3924,7 @@
           <w:rFonts w:asciiTheme="minorBidi" w:hAnsiTheme="minorBidi" w:hint="cs"/>
           <w:sz w:val="24"/>
           <w:szCs w:val="24"/>
+          <w:highlight w:val="yellow"/>
           <w:rtl/>
         </w:rPr>
         <w:t xml:space="preserve"> יתבצע ע"י </w:t>
@@ -3613,6 +3935,7 @@
           <w:rFonts w:asciiTheme="minorBidi" w:hAnsiTheme="minorBidi"/>
           <w:sz w:val="24"/>
           <w:szCs w:val="24"/>
+          <w:highlight w:val="yellow"/>
         </w:rPr>
         <w:t>reflaction</w:t>
       </w:r>
@@ -3622,6 +3945,7 @@
           <w:rFonts w:asciiTheme="minorBidi" w:hAnsiTheme="minorBidi" w:hint="cs"/>
           <w:sz w:val="24"/>
           <w:szCs w:val="24"/>
+          <w:highlight w:val="yellow"/>
           <w:rtl/>
         </w:rPr>
         <w:t xml:space="preserve"> </w:t>
@@ -3631,6 +3955,7 @@
           <w:rFonts w:asciiTheme="minorBidi" w:hAnsiTheme="minorBidi"/>
           <w:sz w:val="24"/>
           <w:szCs w:val="24"/>
+          <w:highlight w:val="yellow"/>
           <w:rtl/>
         </w:rPr>
         <w:t>–</w:t>
@@ -3640,6 +3965,7 @@
           <w:rFonts w:asciiTheme="minorBidi" w:hAnsiTheme="minorBidi" w:hint="cs"/>
           <w:sz w:val="24"/>
           <w:szCs w:val="24"/>
+          <w:highlight w:val="yellow"/>
           <w:rtl/>
         </w:rPr>
         <w:t xml:space="preserve"> יוסבר בהמשך השלב).</w:t>
@@ -3652,6 +3978,7 @@
           <w:color w:val="70AD47" w:themeColor="accent6"/>
           <w:sz w:val="24"/>
           <w:szCs w:val="24"/>
+          <w:highlight w:val="yellow"/>
           <w:rtl/>
         </w:rPr>
       </w:pPr>
@@ -3661,6 +3988,7 @@
           <w:color w:val="70AD47" w:themeColor="accent6"/>
           <w:sz w:val="24"/>
           <w:szCs w:val="24"/>
+          <w:highlight w:val="yellow"/>
           <w:rtl/>
         </w:rPr>
         <w:t>דוגמא להגדרת הישויות ניתן לראות בתיאור הכללי של הפרויקט.</w:t>
@@ -3672,13 +4000,14 @@
         <w:rPr>
           <w:sz w:val="24"/>
           <w:szCs w:val="24"/>
+          <w:highlight w:val="yellow"/>
           <w:rtl/>
         </w:rPr>
       </w:pPr>
     </w:p>
     <w:p>
       <w:pPr>
-        <w:pStyle w:val="a7"/>
+        <w:pStyle w:val="ListParagraph"/>
         <w:numPr>
           <w:ilvl w:val="0"/>
           <w:numId w:val="20"/>
@@ -3687,6 +4016,7 @@
         <w:rPr>
           <w:sz w:val="28"/>
           <w:szCs w:val="28"/>
+          <w:highlight w:val="yellow"/>
           <w:rtl/>
         </w:rPr>
       </w:pPr>
@@ -3695,6 +4025,7 @@
           <w:rFonts w:hint="cs"/>
           <w:sz w:val="28"/>
           <w:szCs w:val="28"/>
+          <w:highlight w:val="yellow"/>
           <w:rtl/>
         </w:rPr>
         <w:t>בניית הממשקים של השכבה הלוגית</w:t>
@@ -3707,14 +4038,16 @@
           <w:b/>
           <w:sz w:val="24"/>
           <w:szCs w:val="24"/>
-        </w:rPr>
-      </w:pPr>
-      <w:r>
-        <w:rPr>
-          <w:rFonts w:asciiTheme="minorBidi" w:hAnsiTheme="minorBidi"/>
-          <w:b/>
-          <w:sz w:val="24"/>
-          <w:szCs w:val="24"/>
+          <w:highlight w:val="yellow"/>
+        </w:rPr>
+      </w:pPr>
+      <w:r>
+        <w:rPr>
+          <w:rFonts w:asciiTheme="minorBidi" w:hAnsiTheme="minorBidi"/>
+          <w:b/>
+          <w:sz w:val="24"/>
+          <w:szCs w:val="24"/>
+          <w:highlight w:val="yellow"/>
           <w:rtl/>
         </w:rPr>
         <w:t>מטרת הממשקים של השכבה הלוגית היא לרכז ולהצהיר על הפעולות/הפונקציונליות שהשכבה הלוגית מאפשרת עבור שכבת התצוגה שמעליה. הממשקים שנגדיר:</w:t>
@@ -3731,14 +4064,16 @@
           <w:rFonts w:asciiTheme="minorBidi" w:hAnsiTheme="minorBidi"/>
           <w:sz w:val="24"/>
           <w:szCs w:val="24"/>
-        </w:rPr>
-      </w:pPr>
-      <w:r>
-        <w:rPr>
-          <w:rFonts w:asciiTheme="minorBidi" w:hAnsiTheme="minorBidi"/>
-          <w:b/>
-          <w:sz w:val="24"/>
-          <w:szCs w:val="24"/>
+          <w:highlight w:val="yellow"/>
+        </w:rPr>
+      </w:pPr>
+      <w:r>
+        <w:rPr>
+          <w:rFonts w:asciiTheme="minorBidi" w:hAnsiTheme="minorBidi"/>
+          <w:b/>
+          <w:sz w:val="24"/>
+          <w:szCs w:val="24"/>
+          <w:highlight w:val="yellow"/>
           <w:rtl/>
         </w:rPr>
         <w:t>ממשק לוגי ראשי</w:t>
@@ -3748,6 +4083,7 @@
           <w:rFonts w:asciiTheme="minorBidi" w:hAnsiTheme="minorBidi"/>
           <w:sz w:val="24"/>
           <w:szCs w:val="24"/>
+          <w:highlight w:val="yellow"/>
           <w:rtl/>
         </w:rPr>
         <w:t xml:space="preserve"> בשם </w:t>
@@ -3759,6 +4095,7 @@
           <w:b/>
           <w:sz w:val="24"/>
           <w:szCs w:val="24"/>
+          <w:highlight w:val="yellow"/>
         </w:rPr>
         <w:t>IBl</w:t>
       </w:r>
@@ -3768,6 +4105,7 @@
           <w:rFonts w:asciiTheme="minorBidi" w:hAnsiTheme="minorBidi"/>
           <w:sz w:val="24"/>
           <w:szCs w:val="24"/>
+          <w:highlight w:val="yellow"/>
           <w:rtl/>
         </w:rPr>
         <w:t xml:space="preserve"> שירכז את הגישה </w:t>
@@ -3778,6 +4116,7 @@
           <w:b/>
           <w:sz w:val="24"/>
           <w:szCs w:val="24"/>
+          <w:highlight w:val="yellow"/>
           <w:rtl/>
         </w:rPr>
         <w:t>לתתי-ממשקים לוגיים</w:t>
@@ -3794,14 +4133,16 @@
           <w:rFonts w:asciiTheme="minorBidi" w:hAnsiTheme="minorBidi"/>
           <w:sz w:val="24"/>
           <w:szCs w:val="24"/>
-        </w:rPr>
-      </w:pPr>
-      <w:r>
-        <w:rPr>
-          <w:rFonts w:asciiTheme="minorBidi" w:hAnsiTheme="minorBidi"/>
-          <w:b/>
-          <w:sz w:val="24"/>
-          <w:szCs w:val="24"/>
+          <w:highlight w:val="yellow"/>
+        </w:rPr>
+      </w:pPr>
+      <w:r>
+        <w:rPr>
+          <w:rFonts w:asciiTheme="minorBidi" w:hAnsiTheme="minorBidi"/>
+          <w:b/>
+          <w:sz w:val="24"/>
+          <w:szCs w:val="24"/>
+          <w:highlight w:val="yellow"/>
           <w:rtl/>
         </w:rPr>
         <w:t>תתי-ממשקים לוגיים</w:t>
@@ -3811,6 +4152,7 @@
           <w:rFonts w:asciiTheme="minorBidi" w:hAnsiTheme="minorBidi"/>
           <w:sz w:val="24"/>
           <w:szCs w:val="24"/>
+          <w:highlight w:val="yellow"/>
           <w:rtl/>
         </w:rPr>
         <w:t xml:space="preserve">. תת-ממשק </w:t>
@@ -3821,6 +4163,7 @@
           <w:b/>
           <w:sz w:val="24"/>
           <w:szCs w:val="24"/>
+          <w:highlight w:val="yellow"/>
           <w:rtl/>
         </w:rPr>
         <w:t xml:space="preserve">עבור כל ישות לוגית </w:t>
@@ -3831,6 +4174,7 @@
           <w:bCs/>
           <w:sz w:val="24"/>
           <w:szCs w:val="24"/>
+          <w:highlight w:val="yellow"/>
           <w:rtl/>
         </w:rPr>
         <w:t>ראשית</w:t>
@@ -3840,6 +4184,7 @@
           <w:rFonts w:asciiTheme="minorBidi" w:hAnsiTheme="minorBidi"/>
           <w:sz w:val="24"/>
           <w:szCs w:val="24"/>
+          <w:highlight w:val="yellow"/>
           <w:rtl/>
         </w:rPr>
         <w:t>, אשר יכלול את המתודות הקשורות לאותה ישות לוגית ראשית.</w:t>
@@ -3857,7 +4202,7 @@
     </w:p>
     <w:p>
       <w:pPr>
-        <w:pStyle w:val="a7"/>
+        <w:pStyle w:val="ListParagraph"/>
         <w:numPr>
           <w:ilvl w:val="0"/>
           <w:numId w:val="29"/>
@@ -4147,7 +4492,7 @@
     </w:p>
     <w:p>
       <w:pPr>
-        <w:pStyle w:val="a7"/>
+        <w:pStyle w:val="ListParagraph"/>
         <w:numPr>
           <w:ilvl w:val="0"/>
           <w:numId w:val="29"/>
@@ -4156,6 +4501,7 @@
         <w:rPr>
           <w:sz w:val="24"/>
           <w:szCs w:val="24"/>
+          <w:highlight w:val="yellow"/>
         </w:rPr>
       </w:pPr>
       <w:r>
@@ -4163,6 +4509,7 @@
           <w:rFonts w:hint="cs"/>
           <w:sz w:val="28"/>
           <w:szCs w:val="28"/>
+          <w:highlight w:val="yellow"/>
           <w:rtl/>
         </w:rPr>
         <w:lastRenderedPageBreak/>
@@ -4173,6 +4520,7 @@
         <w:rPr>
           <w:sz w:val="28"/>
           <w:szCs w:val="28"/>
+          <w:highlight w:val="yellow"/>
         </w:rPr>
         <w:t>IBl</w:t>
       </w:r>
@@ -4193,6 +4541,7 @@
           <w:b/>
           <w:sz w:val="24"/>
           <w:szCs w:val="24"/>
+          <w:highlight w:val="yellow"/>
           <w:rtl/>
         </w:rPr>
         <w:t>המטרה</w:t>
@@ -4202,6 +4551,7 @@
           <w:rFonts w:asciiTheme="minorBidi" w:hAnsiTheme="minorBidi"/>
           <w:sz w:val="24"/>
           <w:szCs w:val="24"/>
+          <w:highlight w:val="yellow"/>
           <w:rtl/>
         </w:rPr>
         <w:t xml:space="preserve">: הוספת ממשק לוגי ראשי בשם </w:t>
@@ -4213,6 +4563,7 @@
           <w:b/>
           <w:sz w:val="24"/>
           <w:szCs w:val="24"/>
+          <w:highlight w:val="yellow"/>
         </w:rPr>
         <w:t>IBl</w:t>
       </w:r>
@@ -4222,6 +4573,7 @@
           <w:rFonts w:asciiTheme="minorBidi" w:hAnsiTheme="minorBidi"/>
           <w:sz w:val="24"/>
           <w:szCs w:val="24"/>
+          <w:highlight w:val="yellow"/>
           <w:rtl/>
         </w:rPr>
         <w:t xml:space="preserve"> שירכז את כל ממשקי השכבה הלוגית (תתי הממשקים)</w:t>
@@ -4231,6 +4583,7 @@
           <w:rFonts w:asciiTheme="minorBidi" w:hAnsiTheme="minorBidi"/>
           <w:sz w:val="24"/>
           <w:szCs w:val="24"/>
+          <w:highlight w:val="yellow"/>
           <w:rtl/>
         </w:rPr>
         <w:br/>
@@ -4240,6 +4593,7 @@
           <w:rFonts w:asciiTheme="minorBidi" w:hAnsiTheme="minorBidi" w:hint="cs"/>
           <w:sz w:val="24"/>
           <w:szCs w:val="24"/>
+          <w:highlight w:val="yellow"/>
           <w:rtl/>
         </w:rPr>
         <w:t xml:space="preserve">הוסיפו לספריית </w:t>
@@ -4250,6 +4604,7 @@
           <w:rFonts w:asciiTheme="minorBidi" w:hAnsiTheme="minorBidi"/>
           <w:sz w:val="24"/>
           <w:szCs w:val="24"/>
+          <w:highlight w:val="yellow"/>
         </w:rPr>
         <w:t>BlApi</w:t>
       </w:r>
@@ -4259,6 +4614,7 @@
           <w:rFonts w:asciiTheme="minorBidi" w:hAnsiTheme="minorBidi" w:hint="cs"/>
           <w:sz w:val="24"/>
           <w:szCs w:val="24"/>
+          <w:highlight w:val="yellow"/>
           <w:rtl/>
         </w:rPr>
         <w:t xml:space="preserve"> ממשק בשם </w:t>
@@ -4269,6 +4625,7 @@
           <w:rFonts w:asciiTheme="minorBidi" w:hAnsiTheme="minorBidi"/>
           <w:sz w:val="24"/>
           <w:szCs w:val="24"/>
+          <w:highlight w:val="yellow"/>
         </w:rPr>
         <w:t>IBl</w:t>
       </w:r>
@@ -4278,6 +4635,7 @@
           <w:rFonts w:asciiTheme="minorBidi" w:hAnsiTheme="minorBidi" w:hint="cs"/>
           <w:sz w:val="24"/>
           <w:szCs w:val="24"/>
+          <w:highlight w:val="yellow"/>
           <w:rtl/>
         </w:rPr>
         <w:t xml:space="preserve">. הרשאת גישה </w:t>
@@ -4287,6 +4645,7 @@
           <w:rFonts w:asciiTheme="minorBidi" w:hAnsiTheme="minorBidi"/>
           <w:sz w:val="24"/>
           <w:szCs w:val="24"/>
+          <w:highlight w:val="yellow"/>
         </w:rPr>
         <w:t>public</w:t>
       </w:r>
@@ -4295,6 +4654,7 @@
           <w:rFonts w:asciiTheme="minorBidi" w:hAnsiTheme="minorBidi" w:hint="cs"/>
           <w:sz w:val="24"/>
           <w:szCs w:val="24"/>
+          <w:highlight w:val="yellow"/>
           <w:rtl/>
         </w:rPr>
         <w:t>.</w:t>
@@ -4304,6 +4664,7 @@
           <w:rFonts w:asciiTheme="minorBidi" w:hAnsiTheme="minorBidi"/>
           <w:sz w:val="24"/>
           <w:szCs w:val="24"/>
+          <w:highlight w:val="yellow"/>
           <w:rtl/>
         </w:rPr>
         <w:br/>
@@ -4313,6 +4674,7 @@
           <w:rFonts w:asciiTheme="minorBidi" w:hAnsiTheme="minorBidi" w:hint="cs"/>
           <w:sz w:val="24"/>
           <w:szCs w:val="24"/>
+          <w:highlight w:val="yellow"/>
           <w:rtl/>
         </w:rPr>
         <w:t xml:space="preserve">הגדירו בו תכונה ציבורית, עם </w:t>
@@ -4322,6 +4684,7 @@
           <w:rFonts w:asciiTheme="minorBidi" w:hAnsiTheme="minorBidi"/>
           <w:sz w:val="24"/>
           <w:szCs w:val="24"/>
+          <w:highlight w:val="yellow"/>
         </w:rPr>
         <w:t>get</w:t>
       </w:r>
@@ -4330,6 +4693,7 @@
           <w:rFonts w:asciiTheme="minorBidi" w:hAnsiTheme="minorBidi" w:hint="cs"/>
           <w:sz w:val="24"/>
           <w:szCs w:val="24"/>
+          <w:highlight w:val="yellow"/>
           <w:rtl/>
         </w:rPr>
         <w:t xml:space="preserve"> בלבד, עבור כל אחד מתתי הממשקים שהגדרתם בסעיף הקודם.</w:t>
@@ -4337,7 +4701,7 @@
     </w:p>
     <w:p>
       <w:pPr>
-        <w:pStyle w:val="a7"/>
+        <w:pStyle w:val="ListParagraph"/>
         <w:numPr>
           <w:ilvl w:val="0"/>
           <w:numId w:val="27"/>
@@ -4345,6 +4709,7 @@
         <w:rPr>
           <w:rFonts w:asciiTheme="minorBidi" w:hAnsiTheme="minorBidi"/>
           <w:b/>
+          <w:highlight w:val="yellow"/>
         </w:rPr>
       </w:pPr>
       <w:r>
@@ -4353,6 +4718,7 @@
           <w:b/>
           <w:sz w:val="28"/>
           <w:szCs w:val="28"/>
+          <w:highlight w:val="yellow"/>
           <w:rtl/>
         </w:rPr>
         <w:t xml:space="preserve">הגדרת מחלקת </w:t>
@@ -4363,6 +4729,7 @@
           <w:bCs/>
           <w:sz w:val="28"/>
           <w:szCs w:val="28"/>
+          <w:highlight w:val="yellow"/>
         </w:rPr>
         <w:t>Tools</w:t>
       </w:r>
@@ -4372,6 +4739,7 @@
           <w:b/>
           <w:sz w:val="28"/>
           <w:szCs w:val="28"/>
+          <w:highlight w:val="yellow"/>
           <w:rtl/>
         </w:rPr>
         <w:t xml:space="preserve"> עבור מתודות עזר לשכבה הלוגית</w:t>
@@ -4393,6 +4761,7 @@
           <w:rFonts w:ascii="Arial" w:hAnsi="Arial" w:cs="Arial"/>
           <w:sz w:val="24"/>
           <w:szCs w:val="24"/>
+          <w:highlight w:val="yellow"/>
           <w:rtl/>
         </w:rPr>
         <w:t xml:space="preserve">נרצה לייצר </w:t>
@@ -4403,6 +4772,7 @@
           <w:b/>
           <w:sz w:val="24"/>
           <w:szCs w:val="24"/>
+          <w:highlight w:val="yellow"/>
           <w:rtl/>
         </w:rPr>
         <w:t>קובץ עבור מתודות עזר</w:t>
@@ -4412,6 +4782,7 @@
           <w:rFonts w:ascii="Arial" w:hAnsi="Arial" w:cs="Arial"/>
           <w:sz w:val="24"/>
           <w:szCs w:val="24"/>
+          <w:highlight w:val="yellow"/>
           <w:rtl/>
         </w:rPr>
         <w:t xml:space="preserve"> שונות, שאולי נצטרך בהמשך.</w:t>
@@ -4421,35 +4792,51 @@
           <w:rFonts w:ascii="Arial" w:hAnsi="Arial" w:cs="Arial"/>
           <w:sz w:val="24"/>
           <w:szCs w:val="24"/>
+          <w:highlight w:val="yellow"/>
           <w:rtl/>
         </w:rPr>
         <w:br/>
+        <w:t xml:space="preserve">לצורך כך הוסיפו לספרית </w:t>
       </w:r>
       <w:r>
         <w:rPr>
           <w:rFonts w:ascii="Arial" w:hAnsi="Arial" w:cs="Arial"/>
           <w:sz w:val="24"/>
           <w:szCs w:val="24"/>
-          <w:rtl/>
-        </w:rPr>
-        <w:t xml:space="preserve">לצורך כך הוסיפו לספרית </w:t>
+          <w:highlight w:val="yellow"/>
+        </w:rPr>
+        <w:t>BO</w:t>
       </w:r>
       <w:r>
         <w:rPr>
           <w:rFonts w:ascii="Arial" w:hAnsi="Arial" w:cs="Arial"/>
           <w:sz w:val="24"/>
           <w:szCs w:val="24"/>
-        </w:rPr>
-        <w:t>BO</w:t>
+          <w:highlight w:val="yellow"/>
+          <w:rtl/>
+        </w:rPr>
+        <w:t xml:space="preserve"> מחלקה סטטית בשם </w:t>
       </w:r>
       <w:r>
         <w:rPr>
           <w:rFonts w:ascii="Arial" w:hAnsi="Arial" w:cs="Arial"/>
-          <w:sz w:val="24"/>
-          <w:szCs w:val="24"/>
-          <w:rtl/>
-        </w:rPr>
-        <w:t xml:space="preserve"> מחלקה סטטית בשם </w:t>
+          <w:b/>
+          <w:sz w:val="24"/>
+          <w:szCs w:val="24"/>
+          <w:highlight w:val="yellow"/>
+        </w:rPr>
+        <w:t>Tools</w:t>
+      </w:r>
+      <w:r>
+        <w:rPr>
+          <w:rFonts w:ascii="Arial" w:hAnsi="Arial" w:cs="Arial" w:hint="cs"/>
+          <w:b/>
+          <w:sz w:val="24"/>
+          <w:szCs w:val="24"/>
+          <w:highlight w:val="yellow"/>
+          <w:rtl/>
+        </w:rPr>
+        <w:t xml:space="preserve"> בהרשאת </w:t>
       </w:r>
       <w:r>
         <w:rPr>
@@ -4457,33 +4844,16 @@
           <w:b/>
           <w:sz w:val="24"/>
           <w:szCs w:val="24"/>
-        </w:rPr>
-        <w:t>Tools</w:t>
-      </w:r>
-      <w:r>
-        <w:rPr>
-          <w:rFonts w:ascii="Arial" w:hAnsi="Arial" w:cs="Arial" w:hint="cs"/>
-          <w:b/>
-          <w:sz w:val="24"/>
-          <w:szCs w:val="24"/>
-          <w:rtl/>
-        </w:rPr>
-        <w:t xml:space="preserve"> בהרשאת </w:t>
+          <w:highlight w:val="yellow"/>
+        </w:rPr>
+        <w:t>internal</w:t>
       </w:r>
       <w:r>
         <w:rPr>
           <w:rFonts w:ascii="Arial" w:hAnsi="Arial" w:cs="Arial"/>
-          <w:b/>
-          <w:sz w:val="24"/>
-          <w:szCs w:val="24"/>
-        </w:rPr>
-        <w:t>internal</w:t>
-      </w:r>
-      <w:r>
-        <w:rPr>
-          <w:rFonts w:ascii="Arial" w:hAnsi="Arial" w:cs="Arial"/>
-          <w:sz w:val="24"/>
-          <w:szCs w:val="24"/>
+          <w:sz w:val="24"/>
+          <w:szCs w:val="24"/>
+          <w:highlight w:val="yellow"/>
           <w:rtl/>
         </w:rPr>
         <w:t>, בקובץ נפרד.</w:t>
@@ -4505,6 +4875,7 @@
           <w:rFonts w:ascii="Arial" w:hAnsi="Arial" w:cs="Arial"/>
           <w:sz w:val="24"/>
           <w:szCs w:val="24"/>
+          <w:highlight w:val="yellow"/>
         </w:rPr>
       </w:pPr>
       <w:r>
@@ -4513,6 +4884,7 @@
           <w:b/>
           <w:sz w:val="24"/>
           <w:szCs w:val="24"/>
+          <w:highlight w:val="yellow"/>
           <w:rtl/>
         </w:rPr>
         <w:t xml:space="preserve">מתודה </w:t>
@@ -4523,6 +4895,7 @@
           <w:b/>
           <w:sz w:val="24"/>
           <w:szCs w:val="24"/>
+          <w:highlight w:val="yellow"/>
           <w:rtl/>
         </w:rPr>
         <w:t>שיש לכלול במחלקה זו</w:t>
@@ -4533,6 +4906,7 @@
           <w:b/>
           <w:sz w:val="24"/>
           <w:szCs w:val="24"/>
+          <w:highlight w:val="yellow"/>
           <w:rtl/>
         </w:rPr>
         <w:t xml:space="preserve"> - מתודת הרחבה סטטית בשם </w:t>
@@ -4544,6 +4918,7 @@
           <w:b/>
           <w:sz w:val="24"/>
           <w:szCs w:val="24"/>
+          <w:highlight w:val="yellow"/>
         </w:rPr>
         <w:t>ToStringProperty</w:t>
       </w:r>
@@ -4554,6 +4929,7 @@
           <w:b/>
           <w:sz w:val="24"/>
           <w:szCs w:val="24"/>
+          <w:highlight w:val="yellow"/>
           <w:rtl/>
         </w:rPr>
         <w:t xml:space="preserve"> אשר</w:t>
@@ -4564,6 +4940,7 @@
           <w:b/>
           <w:sz w:val="24"/>
           <w:szCs w:val="24"/>
+          <w:highlight w:val="yellow"/>
           <w:rtl/>
         </w:rPr>
         <w:t xml:space="preserve"> </w:t>
@@ -4574,6 +4951,7 @@
           <w:b/>
           <w:sz w:val="24"/>
           <w:szCs w:val="24"/>
+          <w:highlight w:val="yellow"/>
           <w:rtl/>
         </w:rPr>
         <w:t xml:space="preserve">תחקור </w:t>
@@ -4583,6 +4961,7 @@
           <w:rFonts w:ascii="Arial" w:hAnsi="Arial" w:cs="Arial"/>
           <w:sz w:val="24"/>
           <w:szCs w:val="24"/>
+          <w:highlight w:val="yellow"/>
           <w:rtl/>
         </w:rPr>
         <w:t xml:space="preserve">כל טיפוס </w:t>
@@ -4592,6 +4971,7 @@
           <w:rFonts w:ascii="Arial" w:hAnsi="Arial" w:cs="Arial"/>
           <w:sz w:val="24"/>
           <w:szCs w:val="24"/>
+          <w:highlight w:val="yellow"/>
         </w:rPr>
         <w:t>T</w:t>
       </w:r>
@@ -4600,6 +4980,7 @@
           <w:rFonts w:ascii="Arial" w:hAnsi="Arial" w:cs="Arial"/>
           <w:sz w:val="24"/>
           <w:szCs w:val="24"/>
+          <w:highlight w:val="yellow"/>
           <w:rtl/>
         </w:rPr>
         <w:t xml:space="preserve"> בזמן ריצה בעזרת </w:t>
@@ -4610,6 +4991,7 @@
           <w:b/>
           <w:sz w:val="24"/>
           <w:szCs w:val="24"/>
+          <w:highlight w:val="yellow"/>
         </w:rPr>
         <w:t>Reflection</w:t>
       </w:r>
@@ -4619,6 +5001,7 @@
           <w:b/>
           <w:sz w:val="24"/>
           <w:szCs w:val="24"/>
+          <w:highlight w:val="yellow"/>
           <w:rtl/>
         </w:rPr>
         <w:t xml:space="preserve"> ו</w:t>
@@ -4628,6 +5011,7 @@
           <w:rFonts w:ascii="Arial" w:hAnsi="Arial" w:cs="Arial"/>
           <w:sz w:val="24"/>
           <w:szCs w:val="24"/>
+          <w:highlight w:val="yellow"/>
           <w:rtl/>
         </w:rPr>
         <w:t xml:space="preserve">תייצר </w:t>
@@ -4638,6 +5022,7 @@
           <w:b/>
           <w:sz w:val="24"/>
           <w:szCs w:val="24"/>
+          <w:highlight w:val="yellow"/>
           <w:rtl/>
         </w:rPr>
         <w:t xml:space="preserve">מחרוזת </w:t>
@@ -4647,6 +5032,7 @@
           <w:rFonts w:ascii="Arial" w:hAnsi="Arial" w:cs="Arial"/>
           <w:sz w:val="24"/>
           <w:szCs w:val="24"/>
+          <w:highlight w:val="yellow"/>
           <w:rtl/>
         </w:rPr>
         <w:t xml:space="preserve">מכל התכונות שלו </w:t>
@@ -4657,6 +5043,7 @@
           <w:b/>
           <w:sz w:val="24"/>
           <w:szCs w:val="24"/>
+          <w:highlight w:val="yellow"/>
           <w:rtl/>
         </w:rPr>
         <w:t>שנחקרו</w:t>
@@ -4667,6 +5054,7 @@
           <w:b/>
           <w:sz w:val="24"/>
           <w:szCs w:val="24"/>
+          <w:highlight w:val="yellow"/>
         </w:rPr>
         <w:t xml:space="preserve"> </w:t>
       </w:r>
@@ -4675,6 +5063,7 @@
           <w:rFonts w:ascii="Arial" w:hAnsi="Arial" w:cs="Arial"/>
           <w:sz w:val="24"/>
           <w:szCs w:val="24"/>
+          <w:highlight w:val="yellow"/>
           <w:rtl/>
         </w:rPr>
         <w:t>בזמן ריצה</w:t>
@@ -4684,6 +5073,7 @@
           <w:rFonts w:ascii="Arial" w:hAnsi="Arial" w:cs="Arial" w:hint="cs"/>
           <w:sz w:val="24"/>
           <w:szCs w:val="24"/>
+          <w:highlight w:val="yellow"/>
           <w:rtl/>
         </w:rPr>
         <w:t>.</w:t>
@@ -4696,6 +5086,7 @@
           <w:rFonts w:ascii="Arial" w:hAnsi="Arial" w:cs="Arial"/>
           <w:sz w:val="24"/>
           <w:szCs w:val="24"/>
+          <w:highlight w:val="yellow"/>
         </w:rPr>
       </w:pPr>
       <w:r>
@@ -4703,6 +5094,7 @@
           <w:rFonts w:ascii="Arial" w:hAnsi="Arial" w:cs="Arial"/>
           <w:sz w:val="24"/>
           <w:szCs w:val="24"/>
+          <w:highlight w:val="yellow"/>
           <w:rtl/>
         </w:rPr>
         <w:t xml:space="preserve">המתודה תזומן מתוך כל </w:t>
@@ -4713,6 +5105,7 @@
           <w:b/>
           <w:sz w:val="24"/>
           <w:szCs w:val="24"/>
+          <w:highlight w:val="yellow"/>
           <w:rtl/>
         </w:rPr>
         <w:t xml:space="preserve">העמסה </w:t>
@@ -4722,6 +5115,7 @@
           <w:rFonts w:ascii="Arial" w:hAnsi="Arial" w:cs="Arial"/>
           <w:sz w:val="24"/>
           <w:szCs w:val="24"/>
+          <w:highlight w:val="yellow"/>
           <w:rtl/>
         </w:rPr>
         <w:t xml:space="preserve">של </w:t>
@@ -4733,6 +5127,7 @@
           <w:b/>
           <w:sz w:val="24"/>
           <w:szCs w:val="24"/>
+          <w:highlight w:val="yellow"/>
         </w:rPr>
         <w:t>ToString</w:t>
       </w:r>
@@ -4742,6 +5137,7 @@
           <w:rFonts w:ascii="Arial" w:hAnsi="Arial" w:cs="Arial" w:hint="cs"/>
           <w:sz w:val="24"/>
           <w:szCs w:val="24"/>
+          <w:highlight w:val="yellow"/>
           <w:rtl/>
         </w:rPr>
         <w:t xml:space="preserve"> </w:t>
@@ -4751,6 +5147,7 @@
           <w:rFonts w:ascii="Arial" w:hAnsi="Arial" w:cs="Arial"/>
           <w:sz w:val="24"/>
           <w:szCs w:val="24"/>
+          <w:highlight w:val="yellow"/>
           <w:rtl/>
         </w:rPr>
         <w:t xml:space="preserve">בכל </w:t>
@@ -4761,6 +5158,7 @@
           <w:b/>
           <w:sz w:val="24"/>
           <w:szCs w:val="24"/>
+          <w:highlight w:val="yellow"/>
           <w:rtl/>
         </w:rPr>
         <w:t xml:space="preserve">ישות </w:t>
@@ -4771,6 +5169,7 @@
           <w:b/>
           <w:sz w:val="24"/>
           <w:szCs w:val="24"/>
+          <w:highlight w:val="yellow"/>
         </w:rPr>
         <w:t>BO</w:t>
       </w:r>
@@ -4779,6 +5178,7 @@
           <w:rFonts w:ascii="Arial" w:hAnsi="Arial" w:cs="Arial" w:hint="cs"/>
           <w:sz w:val="24"/>
           <w:szCs w:val="24"/>
+          <w:highlight w:val="yellow"/>
           <w:rtl/>
         </w:rPr>
         <w:t>:</w:t>
@@ -4792,6 +5192,7 @@
           <w:b/>
           <w:sz w:val="16"/>
           <w:szCs w:val="16"/>
+          <w:highlight w:val="yellow"/>
         </w:rPr>
       </w:pPr>
       <w:r>
@@ -4801,6 +5202,7 @@
           <w:color w:val="0000FF"/>
           <w:sz w:val="16"/>
           <w:szCs w:val="16"/>
+          <w:highlight w:val="yellow"/>
         </w:rPr>
         <w:t>public</w:t>
       </w:r>
@@ -4810,6 +5212,7 @@
           <w:b/>
           <w:sz w:val="16"/>
           <w:szCs w:val="16"/>
+          <w:highlight w:val="yellow"/>
         </w:rPr>
         <w:t xml:space="preserve"> </w:t>
       </w:r>
@@ -4820,6 +5223,7 @@
           <w:color w:val="0000FF"/>
           <w:sz w:val="16"/>
           <w:szCs w:val="16"/>
+          <w:highlight w:val="yellow"/>
         </w:rPr>
         <w:t>override</w:t>
       </w:r>
@@ -4829,6 +5233,7 @@
           <w:b/>
           <w:sz w:val="16"/>
           <w:szCs w:val="16"/>
+          <w:highlight w:val="yellow"/>
         </w:rPr>
         <w:t xml:space="preserve"> </w:t>
       </w:r>
@@ -4839,6 +5244,7 @@
           <w:color w:val="0000FF"/>
           <w:sz w:val="16"/>
           <w:szCs w:val="16"/>
+          <w:highlight w:val="yellow"/>
         </w:rPr>
         <w:t>string</w:t>
       </w:r>
@@ -4848,6 +5254,7 @@
           <w:b/>
           <w:sz w:val="16"/>
           <w:szCs w:val="16"/>
+          <w:highlight w:val="yellow"/>
         </w:rPr>
         <w:t xml:space="preserve"> </w:t>
       </w:r>
@@ -4859,6 +5266,7 @@
           <w:b/>
           <w:sz w:val="16"/>
           <w:szCs w:val="16"/>
+          <w:highlight w:val="yellow"/>
         </w:rPr>
         <w:t>ToString</w:t>
       </w:r>
@@ -4869,6 +5277,7 @@
           <w:b/>
           <w:sz w:val="16"/>
           <w:szCs w:val="16"/>
+          <w:highlight w:val="yellow"/>
         </w:rPr>
         <w:t>(</w:t>
       </w:r>
@@ -4879,6 +5288,7 @@
           <w:b/>
           <w:sz w:val="16"/>
           <w:szCs w:val="16"/>
+          <w:highlight w:val="yellow"/>
         </w:rPr>
         <w:t xml:space="preserve">) =&gt; </w:t>
       </w:r>
@@ -4890,6 +5300,7 @@
           <w:color w:val="0000FF"/>
           <w:sz w:val="16"/>
           <w:szCs w:val="16"/>
+          <w:highlight w:val="yellow"/>
         </w:rPr>
         <w:t>this</w:t>
       </w:r>
@@ -4899,6 +5310,7 @@
           <w:b/>
           <w:sz w:val="16"/>
           <w:szCs w:val="16"/>
+          <w:highlight w:val="yellow"/>
         </w:rPr>
         <w:t>.ToStringProperty</w:t>
       </w:r>
@@ -4909,6 +5321,7 @@
           <w:b/>
           <w:sz w:val="16"/>
           <w:szCs w:val="16"/>
+          <w:highlight w:val="yellow"/>
         </w:rPr>
         <w:t>();</w:t>
       </w:r>
@@ -4920,14 +5333,16 @@
           <w:rFonts w:asciiTheme="minorBidi" w:hAnsiTheme="minorBidi"/>
           <w:sz w:val="24"/>
           <w:szCs w:val="24"/>
-          <w:rtl/>
-        </w:rPr>
-      </w:pPr>
-      <w:r>
-        <w:rPr>
-          <w:rFonts w:asciiTheme="minorBidi" w:hAnsiTheme="minorBidi"/>
-          <w:sz w:val="24"/>
-          <w:szCs w:val="24"/>
+          <w:highlight w:val="yellow"/>
+          <w:rtl/>
+        </w:rPr>
+      </w:pPr>
+      <w:r>
+        <w:rPr>
+          <w:rFonts w:asciiTheme="minorBidi" w:hAnsiTheme="minorBidi"/>
+          <w:sz w:val="24"/>
+          <w:szCs w:val="24"/>
+          <w:highlight w:val="yellow"/>
           <w:rtl/>
         </w:rPr>
         <w:t xml:space="preserve">מכיוון </w:t>
@@ -4938,6 +5353,7 @@
           <w:b/>
           <w:sz w:val="24"/>
           <w:szCs w:val="24"/>
+          <w:highlight w:val="yellow"/>
           <w:rtl/>
         </w:rPr>
         <w:t xml:space="preserve">שישויות </w:t>
@@ -4948,6 +5364,7 @@
           <w:b/>
           <w:sz w:val="24"/>
           <w:szCs w:val="24"/>
+          <w:highlight w:val="yellow"/>
         </w:rPr>
         <w:t>BO</w:t>
       </w:r>
@@ -4957,6 +5374,7 @@
           <w:b/>
           <w:sz w:val="24"/>
           <w:szCs w:val="24"/>
+          <w:highlight w:val="yellow"/>
           <w:rtl/>
         </w:rPr>
         <w:t xml:space="preserve"> אינן שטוחות</w:t>
@@ -4966,6 +5384,7 @@
           <w:rFonts w:asciiTheme="minorBidi" w:hAnsiTheme="minorBidi"/>
           <w:sz w:val="24"/>
           <w:szCs w:val="24"/>
+          <w:highlight w:val="yellow"/>
           <w:rtl/>
         </w:rPr>
         <w:t xml:space="preserve"> ויכולות להכיל תכונות שהם אוסף, אז המתודה צריכה לדאוג </w:t>
@@ -4976,6 +5395,7 @@
           <w:b/>
           <w:sz w:val="24"/>
           <w:szCs w:val="24"/>
+          <w:highlight w:val="yellow"/>
           <w:rtl/>
         </w:rPr>
         <w:t>להיכנס לעומק התכונות הללו</w:t>
@@ -4985,6 +5405,7 @@
           <w:rFonts w:asciiTheme="minorBidi" w:hAnsiTheme="minorBidi"/>
           <w:sz w:val="24"/>
           <w:szCs w:val="24"/>
+          <w:highlight w:val="yellow"/>
           <w:rtl/>
         </w:rPr>
         <w:t xml:space="preserve"> ולהחזיר מחרוזת שכוללת את איברי הרשימה כחלק מערכי התכונות של הישות.</w:t>
@@ -4997,6 +5418,7 @@
           <w:rFonts w:ascii="Arial" w:hAnsi="Arial" w:cs="Arial"/>
           <w:sz w:val="24"/>
           <w:szCs w:val="24"/>
+          <w:highlight w:val="yellow"/>
           <w:rtl/>
         </w:rPr>
       </w:pPr>
@@ -5016,6 +5438,7 @@
           <w:rFonts w:ascii="Arial" w:hAnsi="Arial" w:cs="Arial" w:hint="cs"/>
           <w:sz w:val="24"/>
           <w:szCs w:val="24"/>
+          <w:highlight w:val="yellow"/>
           <w:rtl/>
         </w:rPr>
         <w:t xml:space="preserve">בנוסף, יש להוסיף במחלקה זו פונקציות המרה מטיפוסי </w:t>
@@ -5025,6 +5448,7 @@
           <w:rFonts w:ascii="Arial" w:hAnsi="Arial" w:cs="Arial" w:hint="cs"/>
           <w:sz w:val="24"/>
           <w:szCs w:val="24"/>
+          <w:highlight w:val="yellow"/>
         </w:rPr>
         <w:t>DO</w:t>
       </w:r>
@@ -5033,6 +5457,7 @@
           <w:rFonts w:ascii="Arial" w:hAnsi="Arial" w:cs="Arial" w:hint="cs"/>
           <w:sz w:val="24"/>
           <w:szCs w:val="24"/>
+          <w:highlight w:val="yellow"/>
           <w:rtl/>
         </w:rPr>
         <w:t xml:space="preserve"> לטיפוסי </w:t>
@@ -5042,6 +5467,7 @@
           <w:rFonts w:ascii="Arial" w:hAnsi="Arial" w:cs="Arial" w:hint="cs"/>
           <w:sz w:val="24"/>
           <w:szCs w:val="24"/>
+          <w:highlight w:val="yellow"/>
         </w:rPr>
         <w:t>BO</w:t>
       </w:r>
@@ -5050,6 +5476,7 @@
           <w:rFonts w:ascii="Arial" w:hAnsi="Arial" w:cs="Arial" w:hint="cs"/>
           <w:sz w:val="24"/>
           <w:szCs w:val="24"/>
+          <w:highlight w:val="yellow"/>
           <w:rtl/>
         </w:rPr>
         <w:t xml:space="preserve"> ולהיפך.</w:t>
@@ -5068,6 +5495,7 @@
       <w:r>
         <w:rPr>
           <w:rFonts w:ascii="Arial" w:hAnsi="Arial" w:cs="Arial" w:hint="cs"/>
+          <w:color w:val="FF0000"/>
           <w:sz w:val="24"/>
           <w:szCs w:val="24"/>
           <w:highlight w:val="yellow"/>
@@ -5078,6 +5506,7 @@
       <w:r>
         <w:rPr>
           <w:rFonts w:ascii="Arial" w:hAnsi="Arial" w:cs="Arial" w:hint="cs"/>
+          <w:color w:val="FF0000"/>
           <w:sz w:val="24"/>
           <w:szCs w:val="24"/>
           <w:highlight w:val="yellow"/>
@@ -5102,6 +5531,7 @@
           <w:rFonts w:asciiTheme="minorBidi" w:hAnsiTheme="minorBidi"/>
           <w:sz w:val="24"/>
           <w:szCs w:val="24"/>
+          <w:highlight w:val="yellow"/>
           <w:rtl/>
         </w:rPr>
       </w:pPr>
@@ -5110,6 +5540,7 @@
           <w:rFonts w:ascii="Arial" w:hAnsi="Arial" w:cs="Arial"/>
           <w:sz w:val="24"/>
           <w:szCs w:val="24"/>
+          <w:highlight w:val="yellow"/>
           <w:rtl/>
         </w:rPr>
         <w:t>בהמשך, כל פעם שתרגישו צורך בהוספת מתודת עזר, הוסיפו אותן כאן.</w:t>
@@ -5122,13 +5553,14 @@
           <w:rFonts w:asciiTheme="minorBidi" w:hAnsiTheme="minorBidi"/>
           <w:sz w:val="24"/>
           <w:szCs w:val="24"/>
+          <w:highlight w:val="yellow"/>
           <w:rtl/>
         </w:rPr>
       </w:pPr>
     </w:p>
     <w:p>
       <w:pPr>
-        <w:pStyle w:val="a7"/>
+        <w:pStyle w:val="ListParagraph"/>
         <w:numPr>
           <w:ilvl w:val="0"/>
           <w:numId w:val="20"/>
@@ -5137,6 +5569,7 @@
           <w:rFonts w:asciiTheme="minorBidi" w:hAnsiTheme="minorBidi"/>
           <w:sz w:val="28"/>
           <w:szCs w:val="28"/>
+          <w:highlight w:val="yellow"/>
         </w:rPr>
       </w:pPr>
       <w:r>
@@ -5144,6 +5577,7 @@
           <w:rFonts w:asciiTheme="minorBidi" w:hAnsiTheme="minorBidi" w:hint="cs"/>
           <w:sz w:val="28"/>
           <w:szCs w:val="28"/>
+          <w:highlight w:val="yellow"/>
           <w:rtl/>
         </w:rPr>
         <w:t>מימוש השכבה הלוגית</w:t>
@@ -5155,14 +5589,16 @@
           <w:rFonts w:asciiTheme="minorBidi" w:hAnsiTheme="minorBidi"/>
           <w:sz w:val="24"/>
           <w:szCs w:val="24"/>
-          <w:rtl/>
-        </w:rPr>
-      </w:pPr>
-      <w:r>
-        <w:rPr>
-          <w:rFonts w:asciiTheme="minorBidi" w:hAnsiTheme="minorBidi" w:hint="cs"/>
-          <w:sz w:val="24"/>
-          <w:szCs w:val="24"/>
+          <w:highlight w:val="yellow"/>
+          <w:rtl/>
+        </w:rPr>
+      </w:pPr>
+      <w:r>
+        <w:rPr>
+          <w:rFonts w:asciiTheme="minorBidi" w:hAnsiTheme="minorBidi" w:hint="cs"/>
+          <w:sz w:val="24"/>
+          <w:szCs w:val="24"/>
+          <w:highlight w:val="yellow"/>
           <w:rtl/>
         </w:rPr>
         <w:t>כללים למימוש נכון של מתודות תתי הממשקים:</w:t>
@@ -5179,14 +5615,16 @@
           <w:rFonts w:asciiTheme="minorBidi" w:hAnsiTheme="minorBidi"/>
           <w:sz w:val="24"/>
           <w:szCs w:val="24"/>
-        </w:rPr>
-      </w:pPr>
-      <w:r>
-        <w:rPr>
-          <w:rFonts w:asciiTheme="minorBidi" w:hAnsiTheme="minorBidi"/>
-          <w:b/>
-          <w:sz w:val="24"/>
-          <w:szCs w:val="24"/>
+          <w:highlight w:val="yellow"/>
+        </w:rPr>
+      </w:pPr>
+      <w:r>
+        <w:rPr>
+          <w:rFonts w:asciiTheme="minorBidi" w:hAnsiTheme="minorBidi"/>
+          <w:b/>
+          <w:sz w:val="24"/>
+          <w:szCs w:val="24"/>
+          <w:highlight w:val="yellow"/>
           <w:rtl/>
         </w:rPr>
         <w:t>המלצה חמה</w:t>
@@ -5196,6 +5634,7 @@
           <w:rFonts w:asciiTheme="minorBidi" w:hAnsiTheme="minorBidi"/>
           <w:sz w:val="24"/>
           <w:szCs w:val="24"/>
+          <w:highlight w:val="yellow"/>
         </w:rPr>
         <w:t xml:space="preserve"> </w:t>
       </w:r>
@@ -5204,6 +5643,7 @@
           <w:rFonts w:asciiTheme="minorBidi" w:hAnsiTheme="minorBidi"/>
           <w:sz w:val="24"/>
           <w:szCs w:val="24"/>
+          <w:highlight w:val="yellow"/>
           <w:rtl/>
         </w:rPr>
         <w:t xml:space="preserve">- אל תוסיפו בראש קובץ המימוש </w:t>
@@ -5213,6 +5653,7 @@
           <w:rFonts w:asciiTheme="minorBidi" w:hAnsiTheme="minorBidi"/>
           <w:sz w:val="24"/>
           <w:szCs w:val="24"/>
+          <w:highlight w:val="yellow"/>
         </w:rPr>
         <w:t>using namespace BO/DO,</w:t>
       </w:r>
@@ -5221,6 +5662,7 @@
           <w:rFonts w:asciiTheme="minorBidi" w:hAnsiTheme="minorBidi"/>
           <w:sz w:val="24"/>
           <w:szCs w:val="24"/>
+          <w:highlight w:val="yellow"/>
           <w:rtl/>
         </w:rPr>
         <w:t xml:space="preserve"> על מנת שתאולצו לציין את מרחב השמות </w:t>
@@ -5230,6 +5672,7 @@
           <w:rFonts w:asciiTheme="minorBidi" w:hAnsiTheme="minorBidi"/>
           <w:sz w:val="24"/>
           <w:szCs w:val="24"/>
+          <w:highlight w:val="yellow"/>
         </w:rPr>
         <w:t>DO/DO</w:t>
       </w:r>
@@ -5238,6 +5681,7 @@
           <w:rFonts w:asciiTheme="minorBidi" w:hAnsiTheme="minorBidi"/>
           <w:sz w:val="24"/>
           <w:szCs w:val="24"/>
+          <w:highlight w:val="yellow"/>
           <w:rtl/>
         </w:rPr>
         <w:t xml:space="preserve"> לפני כל שם של טיפוס ישות לוגית או ישות נתונים. במתודות הללו עושים שימוש ב 3 סוגי הישויות והם בעלי שמות זהים ולכן זה יכול מאוד לבלבל. כך יקל עליכם להבדיל בין ישות לוגית לישות נתונים. למשל: להבדיל בין </w:t>
@@ -5248,6 +5692,7 @@
           <w:rFonts w:asciiTheme="minorBidi" w:hAnsiTheme="minorBidi"/>
           <w:sz w:val="24"/>
           <w:szCs w:val="24"/>
+          <w:highlight w:val="yellow"/>
         </w:rPr>
         <w:t>BO.Student</w:t>
       </w:r>
@@ -5257,6 +5702,7 @@
           <w:rFonts w:asciiTheme="minorBidi" w:hAnsiTheme="minorBidi"/>
           <w:sz w:val="24"/>
           <w:szCs w:val="24"/>
+          <w:highlight w:val="yellow"/>
           <w:rtl/>
         </w:rPr>
         <w:t xml:space="preserve"> לבין </w:t>
@@ -5267,6 +5713,7 @@
           <w:rFonts w:asciiTheme="minorBidi" w:hAnsiTheme="minorBidi"/>
           <w:sz w:val="24"/>
           <w:szCs w:val="24"/>
+          <w:highlight w:val="yellow"/>
         </w:rPr>
         <w:t>DO.Student</w:t>
       </w:r>
@@ -5276,6 +5723,7 @@
           <w:rFonts w:asciiTheme="minorBidi" w:hAnsiTheme="minorBidi"/>
           <w:sz w:val="24"/>
           <w:szCs w:val="24"/>
+          <w:highlight w:val="yellow"/>
           <w:rtl/>
         </w:rPr>
         <w:t>. לפעמים, תוך כדי העבודה מרחב השמות נוסף אוטומטית, זה יכול לקרות כמה פעמים, המלצה חמה - תמיד להסיר אותו.</w:t>
@@ -5292,14 +5740,16 @@
           <w:rFonts w:asciiTheme="minorBidi" w:hAnsiTheme="minorBidi"/>
           <w:sz w:val="24"/>
           <w:szCs w:val="24"/>
-        </w:rPr>
-      </w:pPr>
-      <w:r>
-        <w:rPr>
-          <w:rFonts w:asciiTheme="minorBidi" w:hAnsiTheme="minorBidi"/>
-          <w:b/>
-          <w:sz w:val="24"/>
-          <w:szCs w:val="24"/>
+          <w:highlight w:val="yellow"/>
+        </w:rPr>
+      </w:pPr>
+      <w:r>
+        <w:rPr>
+          <w:rFonts w:asciiTheme="minorBidi" w:hAnsiTheme="minorBidi"/>
+          <w:b/>
+          <w:sz w:val="24"/>
+          <w:szCs w:val="24"/>
+          <w:highlight w:val="yellow"/>
           <w:rtl/>
         </w:rPr>
         <w:t xml:space="preserve">השכבה הלוגית לא שומרת אצלה נתונים של ישויות </w:t>
@@ -5310,6 +5760,7 @@
           <w:b/>
           <w:sz w:val="24"/>
           <w:szCs w:val="24"/>
+          <w:highlight w:val="yellow"/>
         </w:rPr>
         <w:t>BO</w:t>
       </w:r>
@@ -5319,6 +5770,7 @@
           <w:b/>
           <w:sz w:val="24"/>
           <w:szCs w:val="24"/>
+          <w:highlight w:val="yellow"/>
           <w:rtl/>
         </w:rPr>
         <w:t xml:space="preserve"> ולכן לא צריכה להגן עליהם במעבר בין השכבות.</w:t>
@@ -5328,6 +5780,7 @@
           <w:rFonts w:asciiTheme="minorBidi" w:hAnsiTheme="minorBidi"/>
           <w:sz w:val="24"/>
           <w:szCs w:val="24"/>
+          <w:highlight w:val="yellow"/>
           <w:rtl/>
         </w:rPr>
         <w:t xml:space="preserve"> כלומר, </w:t>
@@ -5338,6 +5791,7 @@
           <w:b/>
           <w:sz w:val="24"/>
           <w:szCs w:val="24"/>
+          <w:highlight w:val="yellow"/>
           <w:rtl/>
         </w:rPr>
         <w:t>המופעים המקומיים</w:t>
@@ -5347,6 +5801,7 @@
           <w:rFonts w:asciiTheme="minorBidi" w:hAnsiTheme="minorBidi"/>
           <w:sz w:val="24"/>
           <w:szCs w:val="24"/>
+          <w:highlight w:val="yellow"/>
           <w:rtl/>
         </w:rPr>
         <w:t xml:space="preserve"> של הישויות לוגיות שתיצרו בתוך המתודות שממשות את תתי-הממשקים בשכבה זו לא נשמרים בשום בסיס נתונים, אלא מחושבים מקומית בתוך המתודות ואז מועברים לטיפול לשכבה שמעל או לשכבה שמתחת. לכן, הישויות הלוגיות הוגדרו כ </w:t>
@@ -5356,6 +5811,7 @@
           <w:rFonts w:asciiTheme="minorBidi" w:hAnsiTheme="minorBidi"/>
           <w:sz w:val="24"/>
           <w:szCs w:val="24"/>
+          <w:highlight w:val="yellow"/>
         </w:rPr>
         <w:t>reference types</w:t>
       </w:r>
@@ -5364,6 +5820,7 @@
           <w:rFonts w:asciiTheme="minorBidi" w:hAnsiTheme="minorBidi"/>
           <w:sz w:val="24"/>
           <w:szCs w:val="24"/>
+          <w:highlight w:val="yellow"/>
           <w:rtl/>
         </w:rPr>
         <w:t xml:space="preserve"> מסוג </w:t>
@@ -5374,6 +5831,7 @@
           <w:b/>
           <w:sz w:val="24"/>
           <w:szCs w:val="24"/>
+          <w:highlight w:val="yellow"/>
         </w:rPr>
         <w:t>class</w:t>
       </w:r>
@@ -5382,6 +5840,7 @@
           <w:rFonts w:asciiTheme="minorBidi" w:hAnsiTheme="minorBidi" w:hint="cs"/>
           <w:sz w:val="24"/>
           <w:szCs w:val="24"/>
+          <w:highlight w:val="yellow"/>
           <w:rtl/>
         </w:rPr>
         <w:t>.</w:t>
@@ -5398,13 +5857,15 @@
           <w:rFonts w:asciiTheme="minorBidi" w:hAnsiTheme="minorBidi"/>
           <w:sz w:val="24"/>
           <w:szCs w:val="24"/>
-        </w:rPr>
-      </w:pPr>
-      <w:r>
-        <w:rPr>
-          <w:rFonts w:asciiTheme="minorBidi" w:hAnsiTheme="minorBidi"/>
-          <w:sz w:val="24"/>
-          <w:szCs w:val="24"/>
+          <w:highlight w:val="yellow"/>
+        </w:rPr>
+      </w:pPr>
+      <w:r>
+        <w:rPr>
+          <w:rFonts w:asciiTheme="minorBidi" w:hAnsiTheme="minorBidi"/>
+          <w:sz w:val="24"/>
+          <w:szCs w:val="24"/>
+          <w:highlight w:val="yellow"/>
           <w:rtl/>
         </w:rPr>
         <w:t xml:space="preserve">כל מימוש יחזיק שדה פרטי מסוג </w:t>
@@ -5414,6 +5875,7 @@
           <w:rFonts w:asciiTheme="minorBidi" w:hAnsiTheme="minorBidi"/>
           <w:sz w:val="24"/>
           <w:szCs w:val="24"/>
+          <w:highlight w:val="yellow"/>
         </w:rPr>
         <w:t>IDal</w:t>
       </w:r>
@@ -5422,6 +5884,7 @@
           <w:rFonts w:asciiTheme="minorBidi" w:hAnsiTheme="minorBidi"/>
           <w:sz w:val="24"/>
           <w:szCs w:val="24"/>
+          <w:highlight w:val="yellow"/>
           <w:rtl/>
         </w:rPr>
         <w:t xml:space="preserve"> שדרכו יפנו המתודות לממשקי ה </w:t>
@@ -5431,6 +5894,7 @@
           <w:rFonts w:asciiTheme="minorBidi" w:hAnsiTheme="minorBidi"/>
           <w:sz w:val="24"/>
           <w:szCs w:val="24"/>
+          <w:highlight w:val="yellow"/>
         </w:rPr>
         <w:t>DAL</w:t>
       </w:r>
@@ -5439,6 +5903,7 @@
           <w:rFonts w:asciiTheme="minorBidi" w:hAnsiTheme="minorBidi"/>
           <w:sz w:val="24"/>
           <w:szCs w:val="24"/>
+          <w:highlight w:val="yellow"/>
           <w:rtl/>
         </w:rPr>
         <w:t xml:space="preserve"> השונים ויפעילו מתודות מתאימות</w:t>
@@ -5455,13 +5920,15 @@
           <w:rFonts w:asciiTheme="minorBidi" w:hAnsiTheme="minorBidi"/>
           <w:sz w:val="24"/>
           <w:szCs w:val="24"/>
-        </w:rPr>
-      </w:pPr>
-      <w:r>
-        <w:rPr>
-          <w:rFonts w:asciiTheme="minorBidi" w:hAnsiTheme="minorBidi"/>
-          <w:sz w:val="24"/>
-          <w:szCs w:val="24"/>
+          <w:highlight w:val="yellow"/>
+        </w:rPr>
+      </w:pPr>
+      <w:r>
+        <w:rPr>
+          <w:rFonts w:asciiTheme="minorBidi" w:hAnsiTheme="minorBidi"/>
+          <w:sz w:val="24"/>
+          <w:szCs w:val="24"/>
+          <w:highlight w:val="yellow"/>
           <w:rtl/>
         </w:rPr>
         <w:t xml:space="preserve">המתודות יפנו לשכבה התחתונה דרך ממשקי </w:t>
@@ -5471,6 +5938,7 @@
           <w:rFonts w:asciiTheme="minorBidi" w:hAnsiTheme="minorBidi"/>
           <w:sz w:val="24"/>
           <w:szCs w:val="24"/>
+          <w:highlight w:val="yellow"/>
         </w:rPr>
         <w:t>DAL</w:t>
       </w:r>
@@ -5479,6 +5947,7 @@
           <w:rFonts w:asciiTheme="minorBidi" w:hAnsiTheme="minorBidi"/>
           <w:sz w:val="24"/>
           <w:szCs w:val="24"/>
+          <w:highlight w:val="yellow"/>
           <w:rtl/>
         </w:rPr>
         <w:t xml:space="preserve">, יקבלו ממנה אובייקטים של </w:t>
@@ -5488,6 +5957,7 @@
           <w:rFonts w:asciiTheme="minorBidi" w:hAnsiTheme="minorBidi"/>
           <w:sz w:val="24"/>
           <w:szCs w:val="24"/>
+          <w:highlight w:val="yellow"/>
         </w:rPr>
         <w:t>DO</w:t>
       </w:r>
@@ -5496,6 +5966,7 @@
           <w:rFonts w:asciiTheme="minorBidi" w:hAnsiTheme="minorBidi"/>
           <w:sz w:val="24"/>
           <w:szCs w:val="24"/>
+          <w:highlight w:val="yellow"/>
           <w:rtl/>
         </w:rPr>
         <w:t xml:space="preserve"> ויהפכו אותם לאובייקטים של </w:t>
@@ -5505,6 +5976,7 @@
           <w:rFonts w:asciiTheme="minorBidi" w:hAnsiTheme="minorBidi"/>
           <w:sz w:val="24"/>
           <w:szCs w:val="24"/>
+          <w:highlight w:val="yellow"/>
         </w:rPr>
         <w:t>BO</w:t>
       </w:r>
@@ -5513,6 +5985,7 @@
           <w:rFonts w:asciiTheme="minorBidi" w:hAnsiTheme="minorBidi"/>
           <w:sz w:val="24"/>
           <w:szCs w:val="24"/>
+          <w:highlight w:val="yellow"/>
           <w:rtl/>
         </w:rPr>
         <w:t xml:space="preserve"> שאותם יחזירו כערך חוזר של המתודה, כלפי מעלה לשכבת התצוגה </w:t>
@@ -5522,6 +5995,7 @@
           <w:rFonts w:asciiTheme="minorBidi" w:hAnsiTheme="minorBidi"/>
           <w:sz w:val="24"/>
           <w:szCs w:val="24"/>
+          <w:highlight w:val="yellow"/>
         </w:rPr>
         <w:t>PL</w:t>
       </w:r>
@@ -5530,6 +6004,7 @@
           <w:rFonts w:asciiTheme="minorBidi" w:hAnsiTheme="minorBidi"/>
           <w:sz w:val="24"/>
           <w:szCs w:val="24"/>
+          <w:highlight w:val="yellow"/>
           <w:rtl/>
         </w:rPr>
         <w:t>.</w:t>
@@ -5546,13 +6021,15 @@
           <w:rFonts w:asciiTheme="minorBidi" w:hAnsiTheme="minorBidi"/>
           <w:sz w:val="24"/>
           <w:szCs w:val="24"/>
-        </w:rPr>
-      </w:pPr>
-      <w:r>
-        <w:rPr>
-          <w:rFonts w:asciiTheme="minorBidi" w:hAnsiTheme="minorBidi"/>
-          <w:sz w:val="24"/>
-          <w:szCs w:val="24"/>
+          <w:highlight w:val="yellow"/>
+        </w:rPr>
+      </w:pPr>
+      <w:r>
+        <w:rPr>
+          <w:rFonts w:asciiTheme="minorBidi" w:hAnsiTheme="minorBidi"/>
+          <w:sz w:val="24"/>
+          <w:szCs w:val="24"/>
+          <w:highlight w:val="yellow"/>
           <w:rtl/>
         </w:rPr>
         <w:t xml:space="preserve">ובכיוון ההפוך, המתודות יקבלו כפרמטרים </w:t>
@@ -5563,6 +6040,7 @@
           <w:rFonts w:asciiTheme="minorBidi" w:hAnsiTheme="minorBidi"/>
           <w:sz w:val="24"/>
           <w:szCs w:val="24"/>
+          <w:highlight w:val="yellow"/>
           <w:rtl/>
         </w:rPr>
         <w:t>אוביקטים</w:t>
@@ -5573,6 +6051,7 @@
           <w:rFonts w:asciiTheme="minorBidi" w:hAnsiTheme="minorBidi"/>
           <w:sz w:val="24"/>
           <w:szCs w:val="24"/>
+          <w:highlight w:val="yellow"/>
           <w:rtl/>
         </w:rPr>
         <w:t xml:space="preserve"> של </w:t>
@@ -5582,6 +6061,7 @@
           <w:rFonts w:asciiTheme="minorBidi" w:hAnsiTheme="minorBidi"/>
           <w:sz w:val="24"/>
           <w:szCs w:val="24"/>
+          <w:highlight w:val="yellow"/>
         </w:rPr>
         <w:t>BO</w:t>
       </w:r>
@@ -5590,6 +6070,7 @@
           <w:rFonts w:asciiTheme="minorBidi" w:hAnsiTheme="minorBidi"/>
           <w:sz w:val="24"/>
           <w:szCs w:val="24"/>
+          <w:highlight w:val="yellow"/>
           <w:rtl/>
         </w:rPr>
         <w:t xml:space="preserve"> מהשכבה העליונה </w:t>
@@ -5599,6 +6080,7 @@
           <w:rFonts w:asciiTheme="minorBidi" w:hAnsiTheme="minorBidi"/>
           <w:sz w:val="24"/>
           <w:szCs w:val="24"/>
+          <w:highlight w:val="yellow"/>
         </w:rPr>
         <w:t>PL</w:t>
       </w:r>
@@ -5607,6 +6089,7 @@
           <w:rFonts w:asciiTheme="minorBidi" w:hAnsiTheme="minorBidi"/>
           <w:sz w:val="24"/>
           <w:szCs w:val="24"/>
+          <w:highlight w:val="yellow"/>
           <w:rtl/>
         </w:rPr>
         <w:t xml:space="preserve">, יהפכו אותם לאובייקטים של </w:t>
@@ -5616,6 +6099,7 @@
           <w:rFonts w:asciiTheme="minorBidi" w:hAnsiTheme="minorBidi"/>
           <w:sz w:val="24"/>
           <w:szCs w:val="24"/>
+          <w:highlight w:val="yellow"/>
         </w:rPr>
         <w:t>DO</w:t>
       </w:r>
@@ -5624,6 +6108,7 @@
           <w:rFonts w:asciiTheme="minorBidi" w:hAnsiTheme="minorBidi"/>
           <w:sz w:val="24"/>
           <w:szCs w:val="24"/>
+          <w:highlight w:val="yellow"/>
           <w:rtl/>
         </w:rPr>
         <w:t xml:space="preserve"> שאותם ישלחו דרך ממשקי ה </w:t>
@@ -5633,6 +6118,7 @@
           <w:rFonts w:asciiTheme="minorBidi" w:hAnsiTheme="minorBidi"/>
           <w:sz w:val="24"/>
           <w:szCs w:val="24"/>
+          <w:highlight w:val="yellow"/>
         </w:rPr>
         <w:t>DAL</w:t>
       </w:r>
@@ -5641,10 +6127,139 @@
           <w:rFonts w:asciiTheme="minorBidi" w:hAnsiTheme="minorBidi"/>
           <w:sz w:val="24"/>
           <w:szCs w:val="24"/>
+          <w:highlight w:val="yellow"/>
           <w:rtl/>
         </w:rPr>
         <w:t xml:space="preserve"> כדי לתשאל/לעדכן את בסיס הנתונים.</w:t>
       </w:r>
+    </w:p>
+    <w:p>
+      <w:pPr>
+        <w:spacing w:before="120" w:after="0" w:line="240" w:lineRule="auto"/>
+        <w:rPr>
+          <w:rFonts w:asciiTheme="minorBidi" w:hAnsiTheme="minorBidi"/>
+          <w:sz w:val="24"/>
+          <w:szCs w:val="24"/>
+          <w:highlight w:val="yellow"/>
+          <w:rtl/>
+        </w:rPr>
+      </w:pPr>
+    </w:p>
+    <w:p>
+      <w:pPr>
+        <w:spacing w:before="120" w:after="0" w:line="240" w:lineRule="auto"/>
+        <w:rPr>
+          <w:rFonts w:asciiTheme="minorBidi" w:hAnsiTheme="minorBidi"/>
+          <w:sz w:val="24"/>
+          <w:szCs w:val="24"/>
+          <w:highlight w:val="yellow"/>
+          <w:rtl/>
+        </w:rPr>
+      </w:pPr>
+    </w:p>
+    <w:p>
+      <w:pPr>
+        <w:spacing w:before="120" w:after="0" w:line="240" w:lineRule="auto"/>
+        <w:rPr>
+          <w:rFonts w:asciiTheme="minorBidi" w:hAnsiTheme="minorBidi"/>
+          <w:sz w:val="24"/>
+          <w:szCs w:val="24"/>
+          <w:highlight w:val="yellow"/>
+          <w:rtl/>
+        </w:rPr>
+      </w:pPr>
+    </w:p>
+    <w:p>
+      <w:pPr>
+        <w:spacing w:before="120" w:after="0" w:line="240" w:lineRule="auto"/>
+        <w:ind w:left="720"/>
+        <w:rPr>
+          <w:rFonts w:asciiTheme="minorBidi" w:hAnsiTheme="minorBidi" w:hint="cs"/>
+          <w:color w:val="FF0000"/>
+          <w:sz w:val="24"/>
+          <w:szCs w:val="24"/>
+          <w:highlight w:val="yellow"/>
+          <w:rtl/>
+        </w:rPr>
+      </w:pPr>
+      <w:r>
+        <w:rPr>
+          <w:rFonts w:asciiTheme="minorBidi" w:hAnsiTheme="minorBidi" w:hint="cs"/>
+          <w:color w:val="FF0000"/>
+          <w:sz w:val="24"/>
+          <w:szCs w:val="24"/>
+          <w:rtl/>
+        </w:rPr>
+        <w:lastRenderedPageBreak/>
+        <w:t>""""""</w:t>
+      </w:r>
+      <w:r>
+        <w:rPr>
+          <w:rFonts w:asciiTheme="minorBidi" w:hAnsiTheme="minorBidi" w:hint="cs"/>
+          <w:color w:val="FF0000"/>
+          <w:sz w:val="24"/>
+          <w:szCs w:val="24"/>
+          <w:highlight w:val="yellow"/>
+          <w:rtl/>
+        </w:rPr>
+        <w:t>""""""""""""""" מפה קשור כנראה למימוש של ה</w:t>
+      </w:r>
+      <w:r>
+        <w:rPr>
+          <w:rFonts w:asciiTheme="minorBidi" w:hAnsiTheme="minorBidi"/>
+          <w:color w:val="FF0000"/>
+          <w:sz w:val="24"/>
+          <w:szCs w:val="24"/>
+          <w:highlight w:val="yellow"/>
+        </w:rPr>
+        <w:t>ICUSTOMER</w:t>
+      </w:r>
+      <w:r>
+        <w:rPr>
+          <w:rFonts w:asciiTheme="minorBidi" w:hAnsiTheme="minorBidi" w:hint="cs"/>
+          <w:color w:val="FF0000"/>
+          <w:sz w:val="24"/>
+          <w:szCs w:val="24"/>
+          <w:highlight w:val="yellow"/>
+          <w:rtl/>
+        </w:rPr>
+        <w:t xml:space="preserve"> </w:t>
+      </w:r>
+      <w:proofErr w:type="spellStart"/>
+      <w:r>
+        <w:rPr>
+          <w:rFonts w:asciiTheme="minorBidi" w:hAnsiTheme="minorBidi" w:hint="cs"/>
+          <w:color w:val="FF0000"/>
+          <w:sz w:val="24"/>
+          <w:szCs w:val="24"/>
+          <w:highlight w:val="yellow"/>
+          <w:rtl/>
+        </w:rPr>
+        <w:t>וכו</w:t>
+      </w:r>
+      <w:proofErr w:type="spellEnd"/>
+      <w:r>
+        <w:rPr>
+          <w:rFonts w:asciiTheme="minorBidi" w:hAnsiTheme="minorBidi" w:hint="cs"/>
+          <w:color w:val="FF0000"/>
+          <w:sz w:val="24"/>
+          <w:szCs w:val="24"/>
+          <w:highlight w:val="yellow"/>
+          <w:rtl/>
+        </w:rPr>
+        <w:t xml:space="preserve"> </w:t>
+      </w:r>
+    </w:p>
+    <w:p>
+      <w:pPr>
+        <w:spacing w:before="120" w:after="0" w:line="240" w:lineRule="auto"/>
+        <w:rPr>
+          <w:rFonts w:asciiTheme="minorBidi" w:hAnsiTheme="minorBidi"/>
+          <w:sz w:val="24"/>
+          <w:szCs w:val="24"/>
+          <w:highlight w:val="yellow"/>
+        </w:rPr>
+      </w:pPr>
     </w:p>
     <w:p>
       <w:pPr>
@@ -5657,13 +6272,15 @@
           <w:rFonts w:asciiTheme="minorBidi" w:hAnsiTheme="minorBidi"/>
           <w:sz w:val="24"/>
           <w:szCs w:val="24"/>
-        </w:rPr>
-      </w:pPr>
-      <w:r>
-        <w:rPr>
-          <w:rFonts w:asciiTheme="minorBidi" w:hAnsiTheme="minorBidi"/>
-          <w:sz w:val="24"/>
-          <w:szCs w:val="24"/>
+          <w:highlight w:val="yellow"/>
+        </w:rPr>
+      </w:pPr>
+      <w:r>
+        <w:rPr>
+          <w:rFonts w:asciiTheme="minorBidi" w:hAnsiTheme="minorBidi"/>
+          <w:sz w:val="24"/>
+          <w:szCs w:val="24"/>
+          <w:highlight w:val="yellow"/>
           <w:rtl/>
         </w:rPr>
         <w:t xml:space="preserve">המתודות יכולות להחזיר ערכים מטיפוסים של דוט-נט ושל </w:t>
@@ -5673,6 +6290,7 @@
           <w:rFonts w:asciiTheme="minorBidi" w:hAnsiTheme="minorBidi"/>
           <w:sz w:val="24"/>
           <w:szCs w:val="24"/>
+          <w:highlight w:val="yellow"/>
         </w:rPr>
         <w:t>BO</w:t>
       </w:r>
@@ -5681,6 +6299,7 @@
           <w:rFonts w:asciiTheme="minorBidi" w:hAnsiTheme="minorBidi"/>
           <w:sz w:val="24"/>
           <w:szCs w:val="24"/>
+          <w:highlight w:val="yellow"/>
           <w:rtl/>
         </w:rPr>
         <w:t xml:space="preserve"> וכן אוספים של </w:t>
@@ -5690,6 +6309,7 @@
           <w:rFonts w:asciiTheme="minorBidi" w:hAnsiTheme="minorBidi"/>
           <w:sz w:val="24"/>
           <w:szCs w:val="24"/>
+          <w:highlight w:val="yellow"/>
         </w:rPr>
         <w:t>BO</w:t>
       </w:r>
@@ -5698,6 +6318,7 @@
           <w:rFonts w:asciiTheme="minorBidi" w:hAnsiTheme="minorBidi"/>
           <w:sz w:val="24"/>
           <w:szCs w:val="24"/>
+          <w:highlight w:val="yellow"/>
           <w:rtl/>
         </w:rPr>
         <w:t xml:space="preserve"> </w:t>
@@ -5714,13 +6335,15 @@
           <w:rFonts w:asciiTheme="minorBidi" w:hAnsiTheme="minorBidi"/>
           <w:sz w:val="24"/>
           <w:szCs w:val="24"/>
-        </w:rPr>
-      </w:pPr>
-      <w:r>
-        <w:rPr>
-          <w:rFonts w:asciiTheme="minorBidi" w:hAnsiTheme="minorBidi"/>
-          <w:sz w:val="24"/>
-          <w:szCs w:val="24"/>
+          <w:highlight w:val="yellow"/>
+        </w:rPr>
+      </w:pPr>
+      <w:r>
+        <w:rPr>
+          <w:rFonts w:asciiTheme="minorBidi" w:hAnsiTheme="minorBidi"/>
+          <w:sz w:val="24"/>
+          <w:szCs w:val="24"/>
+          <w:highlight w:val="yellow"/>
           <w:rtl/>
         </w:rPr>
         <w:t xml:space="preserve">במימוש המתודות יעשה שימוש, בתחביר </w:t>
@@ -5730,6 +6353,7 @@
           <w:rFonts w:asciiTheme="minorBidi" w:hAnsiTheme="minorBidi"/>
           <w:sz w:val="24"/>
           <w:szCs w:val="24"/>
+          <w:highlight w:val="yellow"/>
         </w:rPr>
         <w:t>LINQ</w:t>
       </w:r>
@@ -5738,6 +6362,7 @@
           <w:rFonts w:asciiTheme="minorBidi" w:hAnsiTheme="minorBidi"/>
           <w:sz w:val="24"/>
           <w:szCs w:val="24"/>
+          <w:highlight w:val="yellow"/>
           <w:rtl/>
         </w:rPr>
         <w:t xml:space="preserve">  בעזרת שתי האפשרויות שלמדנו למימוש:</w:t>
@@ -5747,6 +6372,7 @@
           <w:rFonts w:asciiTheme="minorBidi" w:hAnsiTheme="minorBidi" w:hint="cs"/>
           <w:sz w:val="24"/>
           <w:szCs w:val="24"/>
+          <w:highlight w:val="yellow"/>
           <w:rtl/>
         </w:rPr>
         <w:t xml:space="preserve"> </w:t>
@@ -5756,6 +6382,7 @@
           <w:rFonts w:asciiTheme="minorBidi" w:hAnsiTheme="minorBidi"/>
           <w:sz w:val="24"/>
           <w:szCs w:val="24"/>
+          <w:highlight w:val="yellow"/>
           <w:rtl/>
         </w:rPr>
         <w:t>מתודות הרחבה</w:t>
@@ -5765,6 +6392,7 @@
           <w:rFonts w:asciiTheme="minorBidi" w:hAnsiTheme="minorBidi" w:hint="cs"/>
           <w:sz w:val="24"/>
           <w:szCs w:val="24"/>
+          <w:highlight w:val="yellow"/>
           <w:rtl/>
         </w:rPr>
         <w:t xml:space="preserve"> ו</w:t>
@@ -5774,6 +6402,7 @@
           <w:rFonts w:asciiTheme="minorBidi" w:hAnsiTheme="minorBidi"/>
           <w:sz w:val="24"/>
           <w:szCs w:val="24"/>
+          <w:highlight w:val="yellow"/>
           <w:rtl/>
         </w:rPr>
         <w:t xml:space="preserve">תחביר שאילתות </w:t>
@@ -5784,6 +6413,7 @@
           <w:rFonts w:asciiTheme="minorBidi" w:hAnsiTheme="minorBidi"/>
           <w:sz w:val="24"/>
           <w:szCs w:val="24"/>
+          <w:highlight w:val="yellow"/>
         </w:rPr>
         <w:t>linqToObject</w:t>
       </w:r>
@@ -5793,6 +6423,7 @@
           <w:rFonts w:asciiTheme="minorBidi" w:hAnsiTheme="minorBidi"/>
           <w:sz w:val="24"/>
           <w:szCs w:val="24"/>
+          <w:highlight w:val="yellow"/>
           <w:rtl/>
         </w:rPr>
         <w:br/>
@@ -5803,6 +6434,7 @@
           <w:rFonts w:asciiTheme="minorBidi" w:hAnsiTheme="minorBidi" w:hint="cs"/>
           <w:sz w:val="24"/>
           <w:szCs w:val="24"/>
+          <w:highlight w:val="yellow"/>
           <w:rtl/>
         </w:rPr>
         <w:t>2</w:t>
@@ -5812,6 +6444,7 @@
           <w:rFonts w:asciiTheme="minorBidi" w:hAnsiTheme="minorBidi"/>
           <w:sz w:val="24"/>
           <w:szCs w:val="24"/>
+          <w:highlight w:val="yellow"/>
           <w:rtl/>
         </w:rPr>
         <w:t xml:space="preserve"> מופעים מכל סוג!</w:t>
@@ -5828,16 +6461,17 @@
           <w:rFonts w:asciiTheme="minorBidi" w:hAnsiTheme="minorBidi"/>
           <w:sz w:val="24"/>
           <w:szCs w:val="24"/>
-        </w:rPr>
-      </w:pPr>
-      <w:r>
-        <w:rPr>
-          <w:rFonts w:asciiTheme="minorBidi" w:hAnsiTheme="minorBidi"/>
-          <w:sz w:val="24"/>
-          <w:szCs w:val="24"/>
-          <w:rtl/>
-        </w:rPr>
-        <w:lastRenderedPageBreak/>
+          <w:highlight w:val="yellow"/>
+        </w:rPr>
+      </w:pPr>
+      <w:r>
+        <w:rPr>
+          <w:rFonts w:asciiTheme="minorBidi" w:hAnsiTheme="minorBidi"/>
+          <w:sz w:val="24"/>
+          <w:szCs w:val="24"/>
+          <w:highlight w:val="yellow"/>
+          <w:rtl/>
+        </w:rPr>
         <w:t xml:space="preserve">במימוש המתודות, אסור להשתמש בלולאת </w:t>
       </w:r>
       <w:r>
@@ -5845,6 +6479,7 @@
           <w:rFonts w:asciiTheme="minorBidi" w:hAnsiTheme="minorBidi"/>
           <w:sz w:val="24"/>
           <w:szCs w:val="24"/>
+          <w:highlight w:val="yellow"/>
         </w:rPr>
         <w:t>foreach</w:t>
       </w:r>
@@ -5853,6 +6488,7 @@
           <w:rFonts w:asciiTheme="minorBidi" w:hAnsiTheme="minorBidi"/>
           <w:sz w:val="24"/>
           <w:szCs w:val="24"/>
+          <w:highlight w:val="yellow"/>
           <w:rtl/>
         </w:rPr>
         <w:t xml:space="preserve"> במקום שבו ניתן להשתמש בתחביר שאילתות ו-\או במתודות הרחבה (רצוי בשרשור)</w:t>
@@ -5869,13 +6505,15 @@
           <w:rFonts w:asciiTheme="minorBidi" w:hAnsiTheme="minorBidi"/>
           <w:sz w:val="24"/>
           <w:szCs w:val="24"/>
-        </w:rPr>
-      </w:pPr>
-      <w:r>
-        <w:rPr>
-          <w:rFonts w:asciiTheme="minorBidi" w:hAnsiTheme="minorBidi"/>
-          <w:sz w:val="24"/>
-          <w:szCs w:val="24"/>
+          <w:highlight w:val="yellow"/>
+        </w:rPr>
+      </w:pPr>
+      <w:r>
+        <w:rPr>
+          <w:rFonts w:asciiTheme="minorBidi" w:hAnsiTheme="minorBidi"/>
+          <w:sz w:val="24"/>
+          <w:szCs w:val="24"/>
+          <w:highlight w:val="yellow"/>
           <w:rtl/>
         </w:rPr>
         <w:t>חובה להשתמש בביטויי למבדה במקומות המתאימים.</w:t>
@@ -5892,13 +6530,15 @@
           <w:rFonts w:asciiTheme="minorBidi" w:hAnsiTheme="minorBidi"/>
           <w:sz w:val="24"/>
           <w:szCs w:val="24"/>
-        </w:rPr>
-      </w:pPr>
-      <w:r>
-        <w:rPr>
-          <w:rFonts w:asciiTheme="minorBidi" w:hAnsiTheme="minorBidi"/>
-          <w:sz w:val="24"/>
-          <w:szCs w:val="24"/>
+          <w:highlight w:val="yellow"/>
+        </w:rPr>
+      </w:pPr>
+      <w:r>
+        <w:rPr>
+          <w:rFonts w:asciiTheme="minorBidi" w:hAnsiTheme="minorBidi"/>
+          <w:sz w:val="24"/>
+          <w:szCs w:val="24"/>
+          <w:highlight w:val="yellow"/>
           <w:rtl/>
         </w:rPr>
         <w:t xml:space="preserve">בשכבת </w:t>
@@ -5908,6 +6548,7 @@
           <w:rFonts w:asciiTheme="minorBidi" w:hAnsiTheme="minorBidi"/>
           <w:sz w:val="24"/>
           <w:szCs w:val="24"/>
+          <w:highlight w:val="yellow"/>
         </w:rPr>
         <w:t>BL</w:t>
       </w:r>
@@ -5916,6 +6557,7 @@
           <w:rFonts w:asciiTheme="minorBidi" w:hAnsiTheme="minorBidi"/>
           <w:sz w:val="24"/>
           <w:szCs w:val="24"/>
+          <w:highlight w:val="yellow"/>
           <w:rtl/>
         </w:rPr>
         <w:t xml:space="preserve">  אסור להחזיק אובייקטים או אוספי אובייקטים של ישויות מכל סוג (ישויות נתונים או ישויות לוגיות אפילו לא ישויות </w:t>
@@ -5925,6 +6567,7 @@
           <w:rFonts w:asciiTheme="minorBidi" w:hAnsiTheme="minorBidi"/>
           <w:sz w:val="24"/>
           <w:szCs w:val="24"/>
+          <w:highlight w:val="yellow"/>
         </w:rPr>
         <w:t>BO</w:t>
       </w:r>
@@ -5933,6 +6576,7 @@
           <w:rFonts w:asciiTheme="minorBidi" w:hAnsiTheme="minorBidi"/>
           <w:sz w:val="24"/>
           <w:szCs w:val="24"/>
+          <w:highlight w:val="yellow"/>
           <w:rtl/>
         </w:rPr>
         <w:t xml:space="preserve">) אלא רק פעולות!! האובייקטים נשמרים ב שכבת ה </w:t>
@@ -5942,6 +6586,7 @@
           <w:rFonts w:asciiTheme="minorBidi" w:hAnsiTheme="minorBidi"/>
           <w:sz w:val="24"/>
           <w:szCs w:val="24"/>
+          <w:highlight w:val="yellow"/>
         </w:rPr>
         <w:t>DAL</w:t>
       </w:r>
@@ -5950,9 +6595,76 @@
           <w:rFonts w:asciiTheme="minorBidi" w:hAnsiTheme="minorBidi"/>
           <w:sz w:val="24"/>
           <w:szCs w:val="24"/>
+          <w:highlight w:val="yellow"/>
           <w:rtl/>
         </w:rPr>
         <w:t xml:space="preserve"> בסופו של דבר.</w:t>
+      </w:r>
+      <w:r>
+        <w:rPr>
+          <w:rFonts w:asciiTheme="minorBidi" w:hAnsiTheme="minorBidi" w:hint="cs"/>
+          <w:color w:val="FF0000"/>
+          <w:sz w:val="24"/>
+          <w:szCs w:val="24"/>
+          <w:highlight w:val="yellow"/>
+          <w:rtl/>
+        </w:rPr>
+        <w:t>"""""""""""""""""""</w:t>
+      </w:r>
+    </w:p>
+    <w:p>
+      <w:pPr>
+        <w:spacing w:before="120" w:after="0" w:line="240" w:lineRule="auto"/>
+        <w:rPr>
+          <w:rFonts w:asciiTheme="minorBidi" w:hAnsiTheme="minorBidi"/>
+          <w:sz w:val="24"/>
+          <w:szCs w:val="24"/>
+        </w:rPr>
+      </w:pPr>
+    </w:p>
+    <w:p>
+      <w:pPr>
+        <w:spacing w:before="120" w:after="0" w:line="240" w:lineRule="auto"/>
+        <w:ind w:left="360"/>
+        <w:rPr>
+          <w:rFonts w:asciiTheme="minorBidi" w:hAnsiTheme="minorBidi"/>
+          <w:color w:val="FF0000"/>
+          <w:sz w:val="24"/>
+          <w:szCs w:val="24"/>
+          <w:highlight w:val="yellow"/>
+        </w:rPr>
+      </w:pPr>
+      <w:r>
+        <w:rPr>
+          <w:rFonts w:asciiTheme="minorBidi" w:hAnsiTheme="minorBidi" w:hint="cs"/>
+          <w:color w:val="FF0000"/>
+          <w:sz w:val="24"/>
+          <w:szCs w:val="24"/>
+          <w:highlight w:val="yellow"/>
+          <w:rtl/>
+        </w:rPr>
+        <w:t>לעשות חריגות ב</w:t>
+      </w:r>
+      <w:r>
+        <w:rPr>
+          <w:rFonts w:asciiTheme="minorBidi" w:hAnsiTheme="minorBidi"/>
+          <w:color w:val="FF0000"/>
+          <w:sz w:val="24"/>
+          <w:szCs w:val="24"/>
+          <w:highlight w:val="yellow"/>
+        </w:rPr>
+        <w:t>BO</w:t>
+      </w:r>
+      <w:r>
+        <w:rPr>
+          <w:rFonts w:asciiTheme="minorBidi" w:hAnsiTheme="minorBidi" w:hint="cs"/>
+          <w:color w:val="FF0000"/>
+          <w:sz w:val="24"/>
+          <w:szCs w:val="24"/>
+          <w:highlight w:val="yellow"/>
+          <w:rtl/>
+        </w:rPr>
+        <w:t>?</w:t>
       </w:r>
     </w:p>
     <w:p>
@@ -5966,13 +6678,15 @@
           <w:rFonts w:asciiTheme="minorBidi" w:hAnsiTheme="minorBidi"/>
           <w:sz w:val="24"/>
           <w:szCs w:val="24"/>
-        </w:rPr>
-      </w:pPr>
-      <w:r>
-        <w:rPr>
-          <w:rFonts w:asciiTheme="minorBidi" w:hAnsiTheme="minorBidi"/>
-          <w:sz w:val="24"/>
-          <w:szCs w:val="24"/>
+          <w:highlight w:val="yellow"/>
+        </w:rPr>
+      </w:pPr>
+      <w:r>
+        <w:rPr>
+          <w:rFonts w:asciiTheme="minorBidi" w:hAnsiTheme="minorBidi"/>
+          <w:sz w:val="24"/>
+          <w:szCs w:val="24"/>
+          <w:highlight w:val="yellow"/>
           <w:rtl/>
         </w:rPr>
         <w:t xml:space="preserve">המתודות יעטפו קריאות ל </w:t>
@@ -5982,6 +6696,7 @@
           <w:rFonts w:asciiTheme="minorBidi" w:hAnsiTheme="minorBidi"/>
           <w:sz w:val="24"/>
           <w:szCs w:val="24"/>
+          <w:highlight w:val="yellow"/>
         </w:rPr>
         <w:t>DAL</w:t>
       </w:r>
@@ -5990,6 +6705,7 @@
           <w:rFonts w:asciiTheme="minorBidi" w:hAnsiTheme="minorBidi"/>
           <w:sz w:val="24"/>
           <w:szCs w:val="24"/>
+          <w:highlight w:val="yellow"/>
           <w:rtl/>
         </w:rPr>
         <w:t xml:space="preserve"> בבלוק </w:t>
@@ -5999,6 +6715,7 @@
           <w:rFonts w:asciiTheme="minorBidi" w:hAnsiTheme="minorBidi"/>
           <w:sz w:val="24"/>
           <w:szCs w:val="24"/>
+          <w:highlight w:val="yellow"/>
         </w:rPr>
         <w:t>try/catch</w:t>
       </w:r>
@@ -6007,6 +6724,7 @@
           <w:rFonts w:asciiTheme="minorBidi" w:hAnsiTheme="minorBidi"/>
           <w:sz w:val="24"/>
           <w:szCs w:val="24"/>
+          <w:highlight w:val="yellow"/>
           <w:rtl/>
         </w:rPr>
         <w:t xml:space="preserve"> ויתפסו </w:t>
@@ -6017,6 +6735,7 @@
           <w:b/>
           <w:sz w:val="24"/>
           <w:szCs w:val="24"/>
+          <w:highlight w:val="yellow"/>
           <w:rtl/>
         </w:rPr>
         <w:t xml:space="preserve">חריגות </w:t>
@@ -6027,6 +6746,7 @@
           <w:b/>
           <w:sz w:val="24"/>
           <w:szCs w:val="24"/>
+          <w:highlight w:val="yellow"/>
         </w:rPr>
         <w:t>DO</w:t>
       </w:r>
@@ -6035,6 +6755,7 @@
           <w:rFonts w:asciiTheme="minorBidi" w:hAnsiTheme="minorBidi"/>
           <w:sz w:val="24"/>
           <w:szCs w:val="24"/>
+          <w:highlight w:val="yellow"/>
           <w:rtl/>
         </w:rPr>
         <w:t xml:space="preserve">. חריגות </w:t>
@@ -6044,6 +6765,7 @@
           <w:rFonts w:asciiTheme="minorBidi" w:hAnsiTheme="minorBidi"/>
           <w:sz w:val="24"/>
           <w:szCs w:val="24"/>
+          <w:highlight w:val="yellow"/>
         </w:rPr>
         <w:t>DO</w:t>
       </w:r>
@@ -6052,6 +6774,7 @@
           <w:rFonts w:asciiTheme="minorBidi" w:hAnsiTheme="minorBidi"/>
           <w:sz w:val="24"/>
           <w:szCs w:val="24"/>
+          <w:highlight w:val="yellow"/>
           <w:rtl/>
         </w:rPr>
         <w:t xml:space="preserve"> ישלחו </w:t>
@@ -6062,6 +6785,7 @@
           <w:b/>
           <w:sz w:val="24"/>
           <w:szCs w:val="24"/>
+          <w:highlight w:val="yellow"/>
           <w:rtl/>
         </w:rPr>
         <w:t xml:space="preserve">כחריגות פנימיות בתוך חריגות </w:t>
@@ -6072,6 +6796,7 @@
           <w:b/>
           <w:sz w:val="24"/>
           <w:szCs w:val="24"/>
+          <w:highlight w:val="yellow"/>
         </w:rPr>
         <w:t>BO</w:t>
       </w:r>
@@ -6081,6 +6806,7 @@
           <w:b/>
           <w:sz w:val="24"/>
           <w:szCs w:val="24"/>
+          <w:highlight w:val="yellow"/>
           <w:rtl/>
         </w:rPr>
         <w:t xml:space="preserve"> חדשות</w:t>
@@ -6090,6 +6816,7 @@
           <w:rFonts w:asciiTheme="minorBidi" w:hAnsiTheme="minorBidi"/>
           <w:sz w:val="24"/>
           <w:szCs w:val="24"/>
+          <w:highlight w:val="yellow"/>
           <w:rtl/>
         </w:rPr>
         <w:t xml:space="preserve"> שיזרקו כלפי מעלה לתצוגה.</w:t>
@@ -6101,13 +6828,14 @@
           <w:rFonts w:asciiTheme="minorBidi" w:hAnsiTheme="minorBidi"/>
           <w:sz w:val="24"/>
           <w:szCs w:val="24"/>
+          <w:highlight w:val="yellow"/>
           <w:rtl/>
         </w:rPr>
       </w:pPr>
     </w:p>
     <w:p>
       <w:pPr>
-        <w:pStyle w:val="a7"/>
+        <w:pStyle w:val="ListParagraph"/>
         <w:numPr>
           <w:ilvl w:val="0"/>
           <w:numId w:val="32"/>
@@ -6117,6 +6845,7 @@
           <w:rFonts w:asciiTheme="minorBidi" w:hAnsiTheme="minorBidi"/>
           <w:sz w:val="28"/>
           <w:szCs w:val="28"/>
+          <w:highlight w:val="yellow"/>
         </w:rPr>
       </w:pPr>
       <w:r>
@@ -6124,6 +6853,7 @@
           <w:rFonts w:asciiTheme="minorBidi" w:hAnsiTheme="minorBidi" w:hint="cs"/>
           <w:sz w:val="28"/>
           <w:szCs w:val="28"/>
+          <w:highlight w:val="yellow"/>
           <w:rtl/>
         </w:rPr>
         <w:t xml:space="preserve">הגדרת מחלקה מממשת עבור כל </w:t>
@@ -6133,6 +6863,7 @@
           <w:rFonts w:asciiTheme="minorBidi" w:hAnsiTheme="minorBidi" w:hint="cs"/>
           <w:sz w:val="28"/>
           <w:szCs w:val="28"/>
+          <w:highlight w:val="yellow"/>
           <w:rtl/>
         </w:rPr>
         <w:t xml:space="preserve">תת </w:t>
@@ -6142,6 +6873,7 @@
           <w:rFonts w:asciiTheme="minorBidi" w:hAnsiTheme="minorBidi" w:hint="cs"/>
           <w:sz w:val="28"/>
           <w:szCs w:val="28"/>
+          <w:highlight w:val="yellow"/>
           <w:rtl/>
         </w:rPr>
         <w:t>ממשק לוגי</w:t>
@@ -6159,6 +6891,7 @@
           <w:rFonts w:asciiTheme="minorBidi" w:hAnsiTheme="minorBidi" w:hint="cs"/>
           <w:sz w:val="24"/>
           <w:szCs w:val="24"/>
+          <w:highlight w:val="yellow"/>
           <w:rtl/>
         </w:rPr>
         <w:t xml:space="preserve">עבור כל תת ממשק שהגדרתם בסעיפים הקודמים, הגדירו בספריית </w:t>
@@ -6169,6 +6902,7 @@
           <w:rFonts w:asciiTheme="minorBidi" w:hAnsiTheme="minorBidi"/>
           <w:sz w:val="24"/>
           <w:szCs w:val="24"/>
+          <w:highlight w:val="yellow"/>
         </w:rPr>
         <w:t>BlImplementation</w:t>
       </w:r>
@@ -6178,6 +6912,7 @@
           <w:rFonts w:asciiTheme="minorBidi" w:hAnsiTheme="minorBidi" w:hint="cs"/>
           <w:sz w:val="24"/>
           <w:szCs w:val="24"/>
+          <w:highlight w:val="yellow"/>
           <w:rtl/>
         </w:rPr>
         <w:t xml:space="preserve"> מחלקה שתממש את המתודות שלו.</w:t>
@@ -6187,6 +6922,7 @@
           <w:rFonts w:asciiTheme="minorBidi" w:hAnsiTheme="minorBidi"/>
           <w:sz w:val="24"/>
           <w:szCs w:val="24"/>
+          <w:highlight w:val="yellow"/>
           <w:rtl/>
         </w:rPr>
         <w:br/>
@@ -6196,6 +6932,7 @@
           <w:rFonts w:asciiTheme="minorBidi" w:hAnsiTheme="minorBidi" w:hint="cs"/>
           <w:sz w:val="24"/>
           <w:szCs w:val="24"/>
+          <w:highlight w:val="yellow"/>
           <w:rtl/>
         </w:rPr>
         <w:t xml:space="preserve">שמות המחלקות יהיו כשמות הישויות, בתוספת </w:t>
@@ -6205,6 +6942,7 @@
           <w:rFonts w:asciiTheme="minorBidi" w:hAnsiTheme="minorBidi"/>
           <w:sz w:val="24"/>
           <w:szCs w:val="24"/>
+          <w:highlight w:val="yellow"/>
         </w:rPr>
         <w:t>Implementation</w:t>
       </w:r>
@@ -6213,6 +6951,7 @@
           <w:rFonts w:asciiTheme="minorBidi" w:hAnsiTheme="minorBidi"/>
           <w:sz w:val="24"/>
           <w:szCs w:val="24"/>
+          <w:highlight w:val="yellow"/>
           <w:rtl/>
         </w:rPr>
         <w:br/>
@@ -6222,6 +6961,7 @@
           <w:rFonts w:asciiTheme="minorBidi" w:hAnsiTheme="minorBidi" w:hint="cs"/>
           <w:sz w:val="24"/>
           <w:szCs w:val="24"/>
+          <w:highlight w:val="yellow"/>
           <w:rtl/>
         </w:rPr>
         <w:t xml:space="preserve">הרשאת גישה </w:t>
@@ -6233,6 +6973,7 @@
           <w:bCs/>
           <w:sz w:val="24"/>
           <w:szCs w:val="24"/>
+          <w:highlight w:val="yellow"/>
         </w:rPr>
         <w:t>internal</w:t>
       </w:r>
@@ -6241,6 +6982,7 @@
           <w:rFonts w:asciiTheme="minorBidi" w:hAnsiTheme="minorBidi" w:hint="cs"/>
           <w:sz w:val="24"/>
           <w:szCs w:val="24"/>
+          <w:highlight w:val="yellow"/>
           <w:rtl/>
         </w:rPr>
         <w:t>.</w:t>
@@ -6259,6 +7001,7 @@
           <w:rFonts w:asciiTheme="minorBidi" w:hAnsiTheme="minorBidi" w:hint="cs"/>
           <w:sz w:val="24"/>
           <w:szCs w:val="24"/>
+          <w:highlight w:val="yellow"/>
           <w:rtl/>
         </w:rPr>
         <w:t>הגדירו את המחלקה כיורשת של הממשק המתאים</w:t>
@@ -6268,6 +7011,7 @@
           <w:rFonts w:asciiTheme="minorBidi" w:hAnsiTheme="minorBidi"/>
           <w:sz w:val="24"/>
           <w:szCs w:val="24"/>
+          <w:highlight w:val="yellow"/>
           <w:rtl/>
         </w:rPr>
         <w:br/>
@@ -6277,6 +7021,7 @@
           <w:rFonts w:asciiTheme="minorBidi" w:hAnsiTheme="minorBidi" w:hint="cs"/>
           <w:sz w:val="24"/>
           <w:szCs w:val="24"/>
+          <w:highlight w:val="yellow"/>
           <w:rtl/>
         </w:rPr>
         <w:t xml:space="preserve">הוסיפו למחלקה שדה </w:t>
@@ -6286,6 +7031,7 @@
           <w:rFonts w:asciiTheme="minorBidi" w:hAnsiTheme="minorBidi"/>
           <w:sz w:val="24"/>
           <w:szCs w:val="24"/>
+          <w:highlight w:val="yellow"/>
         </w:rPr>
         <w:t>private</w:t>
       </w:r>
@@ -6294,6 +7040,7 @@
           <w:rFonts w:asciiTheme="minorBidi" w:hAnsiTheme="minorBidi" w:hint="cs"/>
           <w:sz w:val="24"/>
           <w:szCs w:val="24"/>
+          <w:highlight w:val="yellow"/>
           <w:rtl/>
         </w:rPr>
         <w:t xml:space="preserve"> מסוג </w:t>
@@ -6303,6 +7050,7 @@
           <w:rFonts w:asciiTheme="minorBidi" w:hAnsiTheme="minorBidi"/>
           <w:sz w:val="24"/>
           <w:szCs w:val="24"/>
+          <w:highlight w:val="yellow"/>
         </w:rPr>
         <w:t>IDal</w:t>
       </w:r>
@@ -6311,6 +7059,7 @@
           <w:rFonts w:asciiTheme="minorBidi" w:hAnsiTheme="minorBidi" w:hint="cs"/>
           <w:sz w:val="24"/>
           <w:szCs w:val="24"/>
+          <w:highlight w:val="yellow"/>
           <w:rtl/>
         </w:rPr>
         <w:t xml:space="preserve">, בשם </w:t>
@@ -6320,6 +7069,7 @@
           <w:rFonts w:asciiTheme="minorBidi" w:hAnsiTheme="minorBidi"/>
           <w:sz w:val="24"/>
           <w:szCs w:val="24"/>
+          <w:highlight w:val="yellow"/>
         </w:rPr>
         <w:t>_dal</w:t>
       </w:r>
@@ -6328,6 +7078,7 @@
           <w:rFonts w:asciiTheme="minorBidi" w:hAnsiTheme="minorBidi" w:hint="cs"/>
           <w:sz w:val="24"/>
           <w:szCs w:val="24"/>
+          <w:highlight w:val="yellow"/>
           <w:rtl/>
         </w:rPr>
         <w:t xml:space="preserve">, דרכו תוכלו לזמן את המתודות הנדרשות משכבת </w:t>
@@ -6337,6 +7088,17 @@
           <w:rFonts w:asciiTheme="minorBidi" w:hAnsiTheme="minorBidi" w:hint="cs"/>
           <w:sz w:val="24"/>
           <w:szCs w:val="24"/>
+          <w:highlight w:val="yellow"/>
+          <w:rtl/>
+        </w:rPr>
+        <w:t>[</w:t>
+      </w:r>
+      <w:r>
+        <w:rPr>
+          <w:rFonts w:asciiTheme="minorBidi" w:hAnsiTheme="minorBidi" w:hint="cs"/>
+          <w:sz w:val="24"/>
+          <w:szCs w:val="24"/>
+          <w:highlight w:val="yellow"/>
         </w:rPr>
         <w:t>DAL</w:t>
       </w:r>
@@ -6345,6 +7107,7 @@
           <w:rFonts w:asciiTheme="minorBidi" w:hAnsiTheme="minorBidi" w:hint="cs"/>
           <w:sz w:val="24"/>
           <w:szCs w:val="24"/>
+          <w:highlight w:val="yellow"/>
           <w:rtl/>
         </w:rPr>
         <w:t xml:space="preserve">: </w:t>
@@ -6355,6 +7118,7 @@
           <w:color w:val="0000FF"/>
           <w:sz w:val="20"/>
           <w:szCs w:val="20"/>
+          <w:highlight w:val="yellow"/>
         </w:rPr>
         <w:t>private</w:t>
       </w:r>
@@ -6363,6 +7127,7 @@
           <w:rFonts w:ascii="Consolas" w:eastAsia="Consolas" w:hAnsi="Consolas" w:cs="Consolas"/>
           <w:sz w:val="20"/>
           <w:szCs w:val="20"/>
+          <w:highlight w:val="yellow"/>
         </w:rPr>
         <w:t xml:space="preserve"> </w:t>
       </w:r>
@@ -6372,6 +7137,7 @@
           <w:rFonts w:ascii="Consolas" w:eastAsia="Consolas" w:hAnsi="Consolas" w:cs="Consolas"/>
           <w:sz w:val="20"/>
           <w:szCs w:val="20"/>
+          <w:highlight w:val="yellow"/>
         </w:rPr>
         <w:t>DalApi.IDal</w:t>
       </w:r>
@@ -6381,6 +7147,7 @@
           <w:rFonts w:ascii="Consolas" w:eastAsia="Consolas" w:hAnsi="Consolas" w:cs="Consolas"/>
           <w:sz w:val="20"/>
           <w:szCs w:val="20"/>
+          <w:highlight w:val="yellow"/>
         </w:rPr>
         <w:t xml:space="preserve"> _dal = </w:t>
       </w:r>
@@ -6390,6 +7157,7 @@
           <w:rFonts w:ascii="Consolas" w:eastAsia="Consolas" w:hAnsi="Consolas" w:cs="Consolas"/>
           <w:sz w:val="20"/>
           <w:szCs w:val="20"/>
+          <w:highlight w:val="yellow"/>
         </w:rPr>
         <w:t>DalApi.Factory.Get</w:t>
       </w:r>
@@ -6399,11 +7167,13 @@
           <w:rFonts w:ascii="Consolas" w:eastAsia="Consolas" w:hAnsi="Consolas" w:cs="Consolas"/>
           <w:sz w:val="20"/>
           <w:szCs w:val="20"/>
+          <w:highlight w:val="yellow"/>
         </w:rPr>
         <w:t>;</w:t>
       </w:r>
       <w:r>
         <w:rPr>
+          <w:highlight w:val="yellow"/>
           <w:rtl/>
         </w:rPr>
         <w:br/>
@@ -6413,9 +7183,19 @@
           <w:rFonts w:hint="cs"/>
           <w:sz w:val="24"/>
           <w:szCs w:val="24"/>
-          <w:rtl/>
-        </w:rPr>
-        <w:t>כעת ממשו את המתודות של הממשק לפי הכללים שצוינו.</w:t>
+          <w:highlight w:val="yellow"/>
+          <w:rtl/>
+        </w:rPr>
+        <w:t>כעת ממשו את המתודות של הממשק לפי הכללים שצוינו</w:t>
+      </w:r>
+      <w:r>
+        <w:rPr>
+          <w:rFonts w:hint="cs"/>
+          <w:sz w:val="24"/>
+          <w:szCs w:val="24"/>
+          <w:rtl/>
+        </w:rPr>
+        <w:t>.</w:t>
       </w:r>
     </w:p>
     <w:p>
@@ -6461,7 +7241,7 @@
     </w:p>
     <w:p>
       <w:pPr>
-        <w:pStyle w:val="a7"/>
+        <w:pStyle w:val="ListParagraph"/>
         <w:numPr>
           <w:ilvl w:val="0"/>
           <w:numId w:val="32"/>
@@ -6471,6 +7251,7 @@
           <w:color w:val="70AD47" w:themeColor="accent6"/>
           <w:sz w:val="24"/>
           <w:szCs w:val="24"/>
+          <w:highlight w:val="yellow"/>
         </w:rPr>
       </w:pPr>
       <w:r>
@@ -6478,6 +7259,7 @@
           <w:rFonts w:asciiTheme="minorBidi" w:hAnsiTheme="minorBidi" w:hint="cs"/>
           <w:sz w:val="28"/>
           <w:szCs w:val="28"/>
+          <w:highlight w:val="yellow"/>
           <w:rtl/>
         </w:rPr>
         <w:t xml:space="preserve">הגדרת מחלקת </w:t>
@@ -6487,6 +7269,7 @@
           <w:rFonts w:asciiTheme="majorBidi" w:hAnsiTheme="majorBidi" w:cstheme="majorBidi"/>
           <w:sz w:val="28"/>
           <w:szCs w:val="28"/>
+          <w:highlight w:val="yellow"/>
         </w:rPr>
         <w:t>Bl</w:t>
       </w:r>
@@ -6495,6 +7278,7 @@
           <w:rFonts w:asciiTheme="minorBidi" w:hAnsiTheme="minorBidi" w:hint="cs"/>
           <w:sz w:val="28"/>
           <w:szCs w:val="28"/>
+          <w:highlight w:val="yellow"/>
           <w:rtl/>
         </w:rPr>
         <w:t xml:space="preserve"> שתממש את הממשק </w:t>
@@ -6505,6 +7289,7 @@
           <w:rFonts w:asciiTheme="majorBidi" w:hAnsiTheme="majorBidi" w:cstheme="majorBidi"/>
           <w:sz w:val="28"/>
           <w:szCs w:val="28"/>
+          <w:highlight w:val="yellow"/>
         </w:rPr>
         <w:t>IBl</w:t>
       </w:r>
@@ -6516,6 +7301,7 @@
           <w:rFonts w:ascii="Consolas" w:eastAsia="Consolas" w:hAnsi="Consolas" w:cs="Consolas"/>
           <w:sz w:val="18"/>
           <w:szCs w:val="18"/>
+          <w:highlight w:val="yellow"/>
         </w:rPr>
       </w:pPr>
       <w:r>
@@ -6523,6 +7309,7 @@
           <w:rFonts w:hint="cs"/>
           <w:sz w:val="24"/>
           <w:szCs w:val="24"/>
+          <w:highlight w:val="yellow"/>
           <w:rtl/>
         </w:rPr>
         <w:t xml:space="preserve">תחת ספריית </w:t>
@@ -6532,6 +7319,7 @@
         <w:rPr>
           <w:sz w:val="24"/>
           <w:szCs w:val="24"/>
+          <w:highlight w:val="yellow"/>
         </w:rPr>
         <w:t>BlImplementation</w:t>
       </w:r>
@@ -6541,6 +7329,7 @@
           <w:rFonts w:hint="cs"/>
           <w:sz w:val="24"/>
           <w:szCs w:val="24"/>
+          <w:highlight w:val="yellow"/>
           <w:rtl/>
         </w:rPr>
         <w:t xml:space="preserve">, צרו מחלקה בשם </w:t>
@@ -6551,6 +7340,7 @@
           <w:bCs/>
           <w:sz w:val="24"/>
           <w:szCs w:val="24"/>
+          <w:highlight w:val="yellow"/>
         </w:rPr>
         <w:t>Bl</w:t>
       </w:r>
@@ -6559,6 +7349,7 @@
           <w:rFonts w:hint="cs"/>
           <w:sz w:val="24"/>
           <w:szCs w:val="24"/>
+          <w:highlight w:val="yellow"/>
           <w:rtl/>
         </w:rPr>
         <w:t xml:space="preserve">, בהרשאת </w:t>
@@ -6569,6 +7360,7 @@
           <w:bCs/>
           <w:sz w:val="24"/>
           <w:szCs w:val="24"/>
+          <w:highlight w:val="yellow"/>
         </w:rPr>
         <w:t>internal</w:t>
       </w:r>
@@ -6577,6 +7369,7 @@
           <w:rFonts w:hint="cs"/>
           <w:sz w:val="24"/>
           <w:szCs w:val="24"/>
+          <w:highlight w:val="yellow"/>
           <w:rtl/>
         </w:rPr>
         <w:t xml:space="preserve"> שתירש מהממשק הלוגי הראשי, </w:t>
@@ -6588,6 +7381,7 @@
           <w:bCs/>
           <w:sz w:val="24"/>
           <w:szCs w:val="24"/>
+          <w:highlight w:val="yellow"/>
         </w:rPr>
         <w:t>IBl</w:t>
       </w:r>
@@ -6597,6 +7391,7 @@
           <w:rFonts w:hint="cs"/>
           <w:sz w:val="24"/>
           <w:szCs w:val="24"/>
+          <w:highlight w:val="yellow"/>
           <w:rtl/>
         </w:rPr>
         <w:t>.</w:t>
@@ -6605,6 +7400,7 @@
         <w:rPr>
           <w:sz w:val="24"/>
           <w:szCs w:val="24"/>
+          <w:highlight w:val="yellow"/>
           <w:rtl/>
         </w:rPr>
         <w:br/>
@@ -6614,6 +7410,7 @@
           <w:rFonts w:hint="cs"/>
           <w:sz w:val="24"/>
           <w:szCs w:val="24"/>
+          <w:highlight w:val="yellow"/>
           <w:rtl/>
         </w:rPr>
         <w:t>ממשו את התכונות של הממשק כך שיחזירו מופעים של מחלקות המממשות שהגדרתם בסעיף הקודם.</w:t>
@@ -6622,6 +7419,7 @@
         <w:rPr>
           <w:sz w:val="24"/>
           <w:szCs w:val="24"/>
+          <w:highlight w:val="yellow"/>
           <w:rtl/>
         </w:rPr>
         <w:br/>
@@ -6631,6 +7429,7 @@
           <w:rFonts w:hint="cs"/>
           <w:sz w:val="24"/>
           <w:szCs w:val="24"/>
+          <w:highlight w:val="yellow"/>
           <w:rtl/>
         </w:rPr>
         <w:t xml:space="preserve">לדוגמא: </w:t>
@@ -6641,6 +7440,7 @@
           <w:color w:val="0000FF"/>
           <w:sz w:val="20"/>
           <w:szCs w:val="20"/>
+          <w:highlight w:val="yellow"/>
         </w:rPr>
         <w:t>public</w:t>
       </w:r>
@@ -6649,6 +7449,7 @@
           <w:rFonts w:ascii="Consolas" w:eastAsia="Consolas" w:hAnsi="Consolas" w:cs="Consolas"/>
           <w:sz w:val="20"/>
           <w:szCs w:val="20"/>
+          <w:highlight w:val="yellow"/>
         </w:rPr>
         <w:t xml:space="preserve"> </w:t>
       </w:r>
@@ -6658,6 +7459,7 @@
           <w:rFonts w:ascii="Consolas" w:eastAsia="Consolas" w:hAnsi="Consolas" w:cs="Consolas"/>
           <w:sz w:val="20"/>
           <w:szCs w:val="20"/>
+          <w:highlight w:val="yellow"/>
         </w:rPr>
         <w:t>IStudent</w:t>
       </w:r>
@@ -6667,6 +7469,7 @@
           <w:rFonts w:ascii="Consolas" w:eastAsia="Consolas" w:hAnsi="Consolas" w:cs="Consolas"/>
           <w:sz w:val="20"/>
           <w:szCs w:val="20"/>
+          <w:highlight w:val="yellow"/>
         </w:rPr>
         <w:t xml:space="preserve"> Student =&gt; </w:t>
       </w:r>
@@ -6676,6 +7479,7 @@
           <w:color w:val="0000FF"/>
           <w:sz w:val="20"/>
           <w:szCs w:val="20"/>
+          <w:highlight w:val="yellow"/>
         </w:rPr>
         <w:t>new</w:t>
       </w:r>
@@ -6684,6 +7488,7 @@
           <w:rFonts w:ascii="Consolas" w:eastAsia="Consolas" w:hAnsi="Consolas" w:cs="Consolas"/>
           <w:sz w:val="20"/>
           <w:szCs w:val="20"/>
+          <w:highlight w:val="yellow"/>
         </w:rPr>
         <w:t xml:space="preserve"> </w:t>
       </w:r>
@@ -6693,6 +7498,7 @@
           <w:rFonts w:ascii="Consolas" w:eastAsia="Consolas" w:hAnsi="Consolas" w:cs="Consolas"/>
           <w:sz w:val="20"/>
           <w:szCs w:val="20"/>
+          <w:highlight w:val="yellow"/>
         </w:rPr>
         <w:t>StudentImplementation</w:t>
       </w:r>
@@ -6702,13 +7508,14 @@
           <w:rFonts w:ascii="Consolas" w:eastAsia="Consolas" w:hAnsi="Consolas" w:cs="Consolas"/>
           <w:sz w:val="20"/>
           <w:szCs w:val="20"/>
+          <w:highlight w:val="yellow"/>
         </w:rPr>
         <w:t>();</w:t>
       </w:r>
     </w:p>
     <w:p>
       <w:pPr>
-        <w:pStyle w:val="a7"/>
+        <w:pStyle w:val="ListParagraph"/>
         <w:numPr>
           <w:ilvl w:val="0"/>
           <w:numId w:val="32"/>
@@ -6718,6 +7525,7 @@
           <w:rFonts w:asciiTheme="minorBidi" w:hAnsiTheme="minorBidi"/>
           <w:sz w:val="24"/>
           <w:szCs w:val="24"/>
+          <w:highlight w:val="yellow"/>
         </w:rPr>
       </w:pPr>
       <w:r>
@@ -6725,6 +7533,7 @@
           <w:rFonts w:asciiTheme="minorBidi" w:hAnsiTheme="minorBidi" w:hint="cs"/>
           <w:sz w:val="28"/>
           <w:szCs w:val="28"/>
+          <w:highlight w:val="yellow"/>
           <w:rtl/>
         </w:rPr>
         <w:t xml:space="preserve">הגדרת מחלקת </w:t>
@@ -6734,6 +7543,7 @@
           <w:rFonts w:asciiTheme="minorBidi" w:hAnsiTheme="minorBidi"/>
           <w:sz w:val="28"/>
           <w:szCs w:val="28"/>
+          <w:highlight w:val="yellow"/>
         </w:rPr>
         <w:t>Factory</w:t>
       </w:r>
@@ -6742,6 +7552,7 @@
           <w:rFonts w:asciiTheme="minorBidi" w:hAnsiTheme="minorBidi" w:hint="cs"/>
           <w:sz w:val="28"/>
           <w:szCs w:val="28"/>
+          <w:highlight w:val="yellow"/>
           <w:rtl/>
         </w:rPr>
         <w:t xml:space="preserve"> עבור שכבת </w:t>
@@ -6751,6 +7562,7 @@
           <w:rFonts w:asciiTheme="minorBidi" w:hAnsiTheme="minorBidi" w:hint="cs"/>
           <w:sz w:val="28"/>
           <w:szCs w:val="28"/>
+          <w:highlight w:val="yellow"/>
         </w:rPr>
         <w:t>BL</w:t>
       </w:r>
@@ -6768,6 +7580,7 @@
           <w:rFonts w:asciiTheme="minorBidi" w:hAnsiTheme="minorBidi"/>
           <w:sz w:val="24"/>
           <w:szCs w:val="24"/>
+          <w:highlight w:val="yellow"/>
           <w:rtl/>
         </w:rPr>
         <w:t xml:space="preserve">כזכור, בתחילת </w:t>
@@ -6777,6 +7590,7 @@
           <w:rFonts w:asciiTheme="minorBidi" w:hAnsiTheme="minorBidi" w:hint="cs"/>
           <w:sz w:val="24"/>
           <w:szCs w:val="24"/>
+          <w:highlight w:val="yellow"/>
           <w:rtl/>
         </w:rPr>
         <w:t>שלב</w:t>
@@ -6786,6 +7600,7 @@
           <w:rFonts w:asciiTheme="minorBidi" w:hAnsiTheme="minorBidi"/>
           <w:sz w:val="24"/>
           <w:szCs w:val="24"/>
+          <w:highlight w:val="yellow"/>
           <w:rtl/>
         </w:rPr>
         <w:t xml:space="preserve"> זה הגדרנו מחלקת </w:t>
@@ -6796,6 +7611,7 @@
           <w:b/>
           <w:sz w:val="24"/>
           <w:szCs w:val="24"/>
+          <w:highlight w:val="yellow"/>
         </w:rPr>
         <w:t>Factory</w:t>
       </w:r>
@@ -6804,6 +7620,7 @@
           <w:rFonts w:asciiTheme="minorBidi" w:hAnsiTheme="minorBidi" w:hint="cs"/>
           <w:sz w:val="24"/>
           <w:szCs w:val="24"/>
+          <w:highlight w:val="yellow"/>
           <w:rtl/>
         </w:rPr>
         <w:t xml:space="preserve"> </w:t>
@@ -6813,6 +7630,7 @@
           <w:rFonts w:asciiTheme="minorBidi" w:hAnsiTheme="minorBidi"/>
           <w:sz w:val="24"/>
           <w:szCs w:val="24"/>
+          <w:highlight w:val="yellow"/>
           <w:rtl/>
         </w:rPr>
         <w:t xml:space="preserve">עבור שכבת הנתונים </w:t>
@@ -6822,6 +7640,7 @@
           <w:rFonts w:asciiTheme="minorBidi" w:hAnsiTheme="minorBidi"/>
           <w:sz w:val="24"/>
           <w:szCs w:val="24"/>
+          <w:highlight w:val="yellow"/>
         </w:rPr>
         <w:t>DAL</w:t>
       </w:r>
@@ -6830,6 +7649,7 @@
           <w:rFonts w:asciiTheme="minorBidi" w:hAnsiTheme="minorBidi"/>
           <w:sz w:val="24"/>
           <w:szCs w:val="24"/>
+          <w:highlight w:val="yellow"/>
           <w:rtl/>
         </w:rPr>
         <w:t xml:space="preserve">. כעת, נרצה להגדיר מחלקה דומה עבור השכבה הלוגית </w:t>
@@ -6839,6 +7659,7 @@
           <w:rFonts w:asciiTheme="minorBidi" w:hAnsiTheme="minorBidi"/>
           <w:sz w:val="24"/>
           <w:szCs w:val="24"/>
+          <w:highlight w:val="yellow"/>
         </w:rPr>
         <w:t>BL</w:t>
       </w:r>
@@ -6847,6 +7668,7 @@
           <w:rFonts w:asciiTheme="minorBidi" w:hAnsiTheme="minorBidi"/>
           <w:sz w:val="24"/>
           <w:szCs w:val="24"/>
+          <w:highlight w:val="yellow"/>
           <w:rtl/>
         </w:rPr>
         <w:t>.</w:t>
@@ -7043,6 +7865,7 @@
           <w:szCs w:val="24"/>
           <w:rtl/>
         </w:rPr>
+        <w:lastRenderedPageBreak/>
         <w:t xml:space="preserve">לעומת זאת, בשכבה הלוגית </w:t>
       </w:r>
       <w:r>
@@ -7154,7 +7977,7 @@
     </w:p>
     <w:p>
       <w:pPr>
-        <w:pStyle w:val="a7"/>
+        <w:pStyle w:val="ListParagraph"/>
         <w:numPr>
           <w:ilvl w:val="0"/>
           <w:numId w:val="34"/>
@@ -7238,7 +8061,7 @@
     </w:p>
     <w:p>
       <w:pPr>
-        <w:pStyle w:val="a7"/>
+        <w:pStyle w:val="ListParagraph"/>
         <w:numPr>
           <w:ilvl w:val="0"/>
           <w:numId w:val="34"/>
@@ -7363,7 +8186,7 @@
     </w:p>
     <w:p>
       <w:pPr>
-        <w:pStyle w:val="a7"/>
+        <w:pStyle w:val="ListParagraph"/>
         <w:numPr>
           <w:ilvl w:val="0"/>
           <w:numId w:val="20"/>
@@ -8443,7 +9266,7 @@
     </w:p>
     <w:p>
       <w:pPr>
-        <w:pStyle w:val="a7"/>
+        <w:pStyle w:val="ListParagraph"/>
         <w:numPr>
           <w:ilvl w:val="0"/>
           <w:numId w:val="20"/>
@@ -8666,6 +9489,7 @@
           <w:szCs w:val="24"/>
           <w:rtl/>
         </w:rPr>
+        <w:lastRenderedPageBreak/>
         <w:t xml:space="preserve">כדי "לחסוך" בשכבה זו אתחול של רשימות הנתונים, ניתן להוסיף </w:t>
       </w:r>
       <w:r>
@@ -8927,7 +9751,7 @@
       </w:r>
     </w:p>
     <w:sectPr>
-      <w:headerReference w:type="default" r:id="rId7"/>
+      <w:headerReference w:type="default" r:id="rId8"/>
       <w:pgSz w:w="11906" w:h="16838"/>
       <w:pgMar w:top="1440" w:right="1080" w:bottom="1440" w:left="1080" w:header="708" w:footer="708" w:gutter="0"/>
       <w:cols w:space="708"/>
@@ -8940,7 +9764,7 @@
 </file>
 
 <file path=word/endnotes.xml><?xml version="1.0" encoding="utf-8"?>
-<w:endnotes xmlns:wpc="http://schemas.microsoft.com/office/word/2010/wordprocessingCanvas" xmlns:cx="http://schemas.microsoft.com/office/drawing/2014/chartex" xmlns:cx1="http://schemas.microsoft.com/office/drawing/2015/9/8/chartex" xmlns:cx2="http://schemas.microsoft.com/office/drawing/2015/10/21/chartex" xmlns:cx3="http://schemas.microsoft.com/office/drawing/2016/5/9/chartex" xmlns:cx4="http://schemas.microsoft.com/office/drawing/2016/5/10/chartex" xmlns:cx5="http://schemas.microsoft.com/office/drawing/2016/5/11/chartex" xmlns:cx6="http://schemas.microsoft.com/office/drawing/2016/5/12/chartex" xmlns:cx7="http://schemas.microsoft.com/office/drawing/2016/5/13/chartex" xmlns:cx8="http://schemas.microsoft.com/office/drawing/2016/5/14/chartex" xmlns:mc="http://schemas.openxmlformats.org/markup-compatibility/2006" xmlns:aink="http://schemas.microsoft.com/office/drawing/2016/ink" xmlns:am3d="http://schemas.microsoft.com/office/drawing/2017/model3d" xmlns:o="urn:schemas-microsoft-com:office:office" xmlns:r="http://schemas.openxmlformats.org/officeDocument/2006/relationships" xmlns:m="http://schemas.openxmlformats.org/officeDocument/2006/math" xmlns:v="urn:schemas-microsoft-com:vml" xmlns:wp14="http://schemas.microsoft.com/office/word/2010/wordprocessingDrawing" xmlns:wp="http://schemas.openxmlformats.org/drawingml/2006/wordprocessingDrawing" xmlns:w10="urn:schemas-microsoft-com:office:word" xmlns:w="http://schemas.openxmlformats.org/wordprocessingml/2006/main" xmlns:w14="http://schemas.microsoft.com/office/word/2010/wordml" xmlns:w15="http://schemas.microsoft.com/office/word/2012/wordml" xmlns:w16cex="http://schemas.microsoft.com/office/word/2018/wordml/cex" xmlns:w16cid="http://schemas.microsoft.com/office/word/2016/wordml/cid" xmlns:w16="http://schemas.microsoft.com/office/word/2018/wordml" xmlns:w16sdtdh="http://schemas.microsoft.com/office/word/2020/wordml/sdtdatahash" xmlns:w16se="http://schemas.microsoft.com/office/word/2015/wordml/symex" xmlns:wpg="http://schemas.microsoft.com/office/word/2010/wordprocessingGroup" xmlns:wpi="http://schemas.microsoft.com/office/word/2010/wordprocessingInk" xmlns:wne="http://schemas.microsoft.com/office/word/2006/wordml" xmlns:wps="http://schemas.microsoft.com/office/word/2010/wordprocessingShape" mc:Ignorable="w14 w15 w16se w16cid w16 w16cex w16sdtdh wp14">
+<w:endnotes xmlns:wpc="http://schemas.microsoft.com/office/word/2010/wordprocessingCanvas" xmlns:cx="http://schemas.microsoft.com/office/drawing/2014/chartex" xmlns:cx1="http://schemas.microsoft.com/office/drawing/2015/9/8/chartex" xmlns:cx2="http://schemas.microsoft.com/office/drawing/2015/10/21/chartex" xmlns:cx3="http://schemas.microsoft.com/office/drawing/2016/5/9/chartex" xmlns:cx4="http://schemas.microsoft.com/office/drawing/2016/5/10/chartex" xmlns:cx5="http://schemas.microsoft.com/office/drawing/2016/5/11/chartex" xmlns:cx6="http://schemas.microsoft.com/office/drawing/2016/5/12/chartex" xmlns:cx7="http://schemas.microsoft.com/office/drawing/2016/5/13/chartex" xmlns:cx8="http://schemas.microsoft.com/office/drawing/2016/5/14/chartex" xmlns:mc="http://schemas.openxmlformats.org/markup-compatibility/2006" xmlns:aink="http://schemas.microsoft.com/office/drawing/2016/ink" xmlns:am3d="http://schemas.microsoft.com/office/drawing/2017/model3d" xmlns:o="urn:schemas-microsoft-com:office:office" xmlns:oel="http://schemas.microsoft.com/office/2019/extlst" xmlns:r="http://schemas.openxmlformats.org/officeDocument/2006/relationships" xmlns:m="http://schemas.openxmlformats.org/officeDocument/2006/math" xmlns:v="urn:schemas-microsoft-com:vml" xmlns:wp14="http://schemas.microsoft.com/office/word/2010/wordprocessingDrawing" xmlns:wp="http://schemas.openxmlformats.org/drawingml/2006/wordprocessingDrawing" xmlns:w10="urn:schemas-microsoft-com:office:word" xmlns:w="http://schemas.openxmlformats.org/wordprocessingml/2006/main" xmlns:w14="http://schemas.microsoft.com/office/word/2010/wordml" xmlns:w15="http://schemas.microsoft.com/office/word/2012/wordml" xmlns:w16cex="http://schemas.microsoft.com/office/word/2018/wordml/cex" xmlns:w16cid="http://schemas.microsoft.com/office/word/2016/wordml/cid" xmlns:w16="http://schemas.microsoft.com/office/word/2018/wordml" xmlns:w16sdtdh="http://schemas.microsoft.com/office/word/2020/wordml/sdtdatahash" xmlns:w16se="http://schemas.microsoft.com/office/word/2015/wordml/symex" xmlns:wpg="http://schemas.microsoft.com/office/word/2010/wordprocessingGroup" xmlns:wpi="http://schemas.microsoft.com/office/word/2010/wordprocessingInk" xmlns:wne="http://schemas.microsoft.com/office/word/2006/wordml" xmlns:wps="http://schemas.microsoft.com/office/word/2010/wordprocessingShape" mc:Ignorable="w14 w15 w16se w16cid w16 w16cex w16sdtdh wp14">
   <w:endnote w:type="separator" w:id="-1">
     <w:p>
       <w:pPr>
@@ -8965,7 +9789,7 @@
 </file>
 
 <file path=word/footnotes.xml><?xml version="1.0" encoding="utf-8"?>
-<w:footnotes xmlns:wpc="http://schemas.microsoft.com/office/word/2010/wordprocessingCanvas" xmlns:cx="http://schemas.microsoft.com/office/drawing/2014/chartex" xmlns:cx1="http://schemas.microsoft.com/office/drawing/2015/9/8/chartex" xmlns:cx2="http://schemas.microsoft.com/office/drawing/2015/10/21/chartex" xmlns:cx3="http://schemas.microsoft.com/office/drawing/2016/5/9/chartex" xmlns:cx4="http://schemas.microsoft.com/office/drawing/2016/5/10/chartex" xmlns:cx5="http://schemas.microsoft.com/office/drawing/2016/5/11/chartex" xmlns:cx6="http://schemas.microsoft.com/office/drawing/2016/5/12/chartex" xmlns:cx7="http://schemas.microsoft.com/office/drawing/2016/5/13/chartex" xmlns:cx8="http://schemas.microsoft.com/office/drawing/2016/5/14/chartex" xmlns:mc="http://schemas.openxmlformats.org/markup-compatibility/2006" xmlns:aink="http://schemas.microsoft.com/office/drawing/2016/ink" xmlns:am3d="http://schemas.microsoft.com/office/drawing/2017/model3d" xmlns:o="urn:schemas-microsoft-com:office:office" xmlns:r="http://schemas.openxmlformats.org/officeDocument/2006/relationships" xmlns:m="http://schemas.openxmlformats.org/officeDocument/2006/math" xmlns:v="urn:schemas-microsoft-com:vml" xmlns:wp14="http://schemas.microsoft.com/office/word/2010/wordprocessingDrawing" xmlns:wp="http://schemas.openxmlformats.org/drawingml/2006/wordprocessingDrawing" xmlns:w10="urn:schemas-microsoft-com:office:word" xmlns:w="http://schemas.openxmlformats.org/wordprocessingml/2006/main" xmlns:w14="http://schemas.microsoft.com/office/word/2010/wordml" xmlns:w15="http://schemas.microsoft.com/office/word/2012/wordml" xmlns:w16cex="http://schemas.microsoft.com/office/word/2018/wordml/cex" xmlns:w16cid="http://schemas.microsoft.com/office/word/2016/wordml/cid" xmlns:w16="http://schemas.microsoft.com/office/word/2018/wordml" xmlns:w16sdtdh="http://schemas.microsoft.com/office/word/2020/wordml/sdtdatahash" xmlns:w16se="http://schemas.microsoft.com/office/word/2015/wordml/symex" xmlns:wpg="http://schemas.microsoft.com/office/word/2010/wordprocessingGroup" xmlns:wpi="http://schemas.microsoft.com/office/word/2010/wordprocessingInk" xmlns:wne="http://schemas.microsoft.com/office/word/2006/wordml" xmlns:wps="http://schemas.microsoft.com/office/word/2010/wordprocessingShape" mc:Ignorable="w14 w15 w16se w16cid w16 w16cex w16sdtdh wp14">
+<w:footnotes xmlns:wpc="http://schemas.microsoft.com/office/word/2010/wordprocessingCanvas" xmlns:cx="http://schemas.microsoft.com/office/drawing/2014/chartex" xmlns:cx1="http://schemas.microsoft.com/office/drawing/2015/9/8/chartex" xmlns:cx2="http://schemas.microsoft.com/office/drawing/2015/10/21/chartex" xmlns:cx3="http://schemas.microsoft.com/office/drawing/2016/5/9/chartex" xmlns:cx4="http://schemas.microsoft.com/office/drawing/2016/5/10/chartex" xmlns:cx5="http://schemas.microsoft.com/office/drawing/2016/5/11/chartex" xmlns:cx6="http://schemas.microsoft.com/office/drawing/2016/5/12/chartex" xmlns:cx7="http://schemas.microsoft.com/office/drawing/2016/5/13/chartex" xmlns:cx8="http://schemas.microsoft.com/office/drawing/2016/5/14/chartex" xmlns:mc="http://schemas.openxmlformats.org/markup-compatibility/2006" xmlns:aink="http://schemas.microsoft.com/office/drawing/2016/ink" xmlns:am3d="http://schemas.microsoft.com/office/drawing/2017/model3d" xmlns:o="urn:schemas-microsoft-com:office:office" xmlns:oel="http://schemas.microsoft.com/office/2019/extlst" xmlns:r="http://schemas.openxmlformats.org/officeDocument/2006/relationships" xmlns:m="http://schemas.openxmlformats.org/officeDocument/2006/math" xmlns:v="urn:schemas-microsoft-com:vml" xmlns:wp14="http://schemas.microsoft.com/office/word/2010/wordprocessingDrawing" xmlns:wp="http://schemas.openxmlformats.org/drawingml/2006/wordprocessingDrawing" xmlns:w10="urn:schemas-microsoft-com:office:word" xmlns:w="http://schemas.openxmlformats.org/wordprocessingml/2006/main" xmlns:w14="http://schemas.microsoft.com/office/word/2010/wordml" xmlns:w15="http://schemas.microsoft.com/office/word/2012/wordml" xmlns:w16cex="http://schemas.microsoft.com/office/word/2018/wordml/cex" xmlns:w16cid="http://schemas.microsoft.com/office/word/2016/wordml/cid" xmlns:w16="http://schemas.microsoft.com/office/word/2018/wordml" xmlns:w16sdtdh="http://schemas.microsoft.com/office/word/2020/wordml/sdtdatahash" xmlns:w16se="http://schemas.microsoft.com/office/word/2015/wordml/symex" xmlns:wpg="http://schemas.microsoft.com/office/word/2010/wordprocessingGroup" xmlns:wpi="http://schemas.microsoft.com/office/word/2010/wordprocessingInk" xmlns:wne="http://schemas.microsoft.com/office/word/2006/wordml" xmlns:wps="http://schemas.microsoft.com/office/word/2010/wordprocessingShape" mc:Ignorable="w14 w15 w16se w16cid w16 w16cex w16sdtdh wp14">
   <w:footnote w:type="separator" w:id="-1">
     <w:p>
       <w:pPr>
@@ -8990,10 +9814,10 @@
 </file>
 
 <file path=word/header1.xml><?xml version="1.0" encoding="utf-8"?>
-<w:hdr xmlns:wpc="http://schemas.microsoft.com/office/word/2010/wordprocessingCanvas" xmlns:cx="http://schemas.microsoft.com/office/drawing/2014/chartex" xmlns:cx1="http://schemas.microsoft.com/office/drawing/2015/9/8/chartex" xmlns:cx2="http://schemas.microsoft.com/office/drawing/2015/10/21/chartex" xmlns:cx3="http://schemas.microsoft.com/office/drawing/2016/5/9/chartex" xmlns:cx4="http://schemas.microsoft.com/office/drawing/2016/5/10/chartex" xmlns:cx5="http://schemas.microsoft.com/office/drawing/2016/5/11/chartex" xmlns:cx6="http://schemas.microsoft.com/office/drawing/2016/5/12/chartex" xmlns:cx7="http://schemas.microsoft.com/office/drawing/2016/5/13/chartex" xmlns:cx8="http://schemas.microsoft.com/office/drawing/2016/5/14/chartex" xmlns:mc="http://schemas.openxmlformats.org/markup-compatibility/2006" xmlns:aink="http://schemas.microsoft.com/office/drawing/2016/ink" xmlns:am3d="http://schemas.microsoft.com/office/drawing/2017/model3d" xmlns:o="urn:schemas-microsoft-com:office:office" xmlns:r="http://schemas.openxmlformats.org/officeDocument/2006/relationships" xmlns:m="http://schemas.openxmlformats.org/officeDocument/2006/math" xmlns:v="urn:schemas-microsoft-com:vml" xmlns:wp14="http://schemas.microsoft.com/office/word/2010/wordprocessingDrawing" xmlns:wp="http://schemas.openxmlformats.org/drawingml/2006/wordprocessingDrawing" xmlns:w10="urn:schemas-microsoft-com:office:word" xmlns:w="http://schemas.openxmlformats.org/wordprocessingml/2006/main" xmlns:w14="http://schemas.microsoft.com/office/word/2010/wordml" xmlns:w15="http://schemas.microsoft.com/office/word/2012/wordml" xmlns:w16cex="http://schemas.microsoft.com/office/word/2018/wordml/cex" xmlns:w16cid="http://schemas.microsoft.com/office/word/2016/wordml/cid" xmlns:w16="http://schemas.microsoft.com/office/word/2018/wordml" xmlns:w16sdtdh="http://schemas.microsoft.com/office/word/2020/wordml/sdtdatahash" xmlns:w16se="http://schemas.microsoft.com/office/word/2015/wordml/symex" xmlns:wpg="http://schemas.microsoft.com/office/word/2010/wordprocessingGroup" xmlns:wpi="http://schemas.microsoft.com/office/word/2010/wordprocessingInk" xmlns:wne="http://schemas.microsoft.com/office/word/2006/wordml" xmlns:wps="http://schemas.microsoft.com/office/word/2010/wordprocessingShape" mc:Ignorable="w14 w15 w16se w16cid w16 w16cex w16sdtdh wp14">
+<w:hdr xmlns:wpc="http://schemas.microsoft.com/office/word/2010/wordprocessingCanvas" xmlns:cx="http://schemas.microsoft.com/office/drawing/2014/chartex" xmlns:cx1="http://schemas.microsoft.com/office/drawing/2015/9/8/chartex" xmlns:cx2="http://schemas.microsoft.com/office/drawing/2015/10/21/chartex" xmlns:cx3="http://schemas.microsoft.com/office/drawing/2016/5/9/chartex" xmlns:cx4="http://schemas.microsoft.com/office/drawing/2016/5/10/chartex" xmlns:cx5="http://schemas.microsoft.com/office/drawing/2016/5/11/chartex" xmlns:cx6="http://schemas.microsoft.com/office/drawing/2016/5/12/chartex" xmlns:cx7="http://schemas.microsoft.com/office/drawing/2016/5/13/chartex" xmlns:cx8="http://schemas.microsoft.com/office/drawing/2016/5/14/chartex" xmlns:mc="http://schemas.openxmlformats.org/markup-compatibility/2006" xmlns:aink="http://schemas.microsoft.com/office/drawing/2016/ink" xmlns:am3d="http://schemas.microsoft.com/office/drawing/2017/model3d" xmlns:o="urn:schemas-microsoft-com:office:office" xmlns:oel="http://schemas.microsoft.com/office/2019/extlst" xmlns:r="http://schemas.openxmlformats.org/officeDocument/2006/relationships" xmlns:m="http://schemas.openxmlformats.org/officeDocument/2006/math" xmlns:v="urn:schemas-microsoft-com:vml" xmlns:wp14="http://schemas.microsoft.com/office/word/2010/wordprocessingDrawing" xmlns:wp="http://schemas.openxmlformats.org/drawingml/2006/wordprocessingDrawing" xmlns:w10="urn:schemas-microsoft-com:office:word" xmlns:w="http://schemas.openxmlformats.org/wordprocessingml/2006/main" xmlns:w14="http://schemas.microsoft.com/office/word/2010/wordml" xmlns:w15="http://schemas.microsoft.com/office/word/2012/wordml" xmlns:w16cex="http://schemas.microsoft.com/office/word/2018/wordml/cex" xmlns:w16cid="http://schemas.microsoft.com/office/word/2016/wordml/cid" xmlns:w16="http://schemas.microsoft.com/office/word/2018/wordml" xmlns:w16sdtdh="http://schemas.microsoft.com/office/word/2020/wordml/sdtdatahash" xmlns:w16se="http://schemas.microsoft.com/office/word/2015/wordml/symex" xmlns:wpg="http://schemas.microsoft.com/office/word/2010/wordprocessingGroup" xmlns:wpi="http://schemas.microsoft.com/office/word/2010/wordprocessingInk" xmlns:wne="http://schemas.microsoft.com/office/word/2006/wordml" xmlns:wps="http://schemas.microsoft.com/office/word/2010/wordprocessingShape" mc:Ignorable="w14 w15 w16se w16cid w16 w16cex w16sdtdh wp14">
   <w:p>
     <w:pPr>
-      <w:pStyle w:val="a3"/>
+      <w:pStyle w:val="Header"/>
     </w:pPr>
     <w:r>
       <w:rPr>
@@ -9005,14 +9829,14 @@
   </w:p>
   <w:p>
     <w:pPr>
-      <w:pStyle w:val="a3"/>
+      <w:pStyle w:val="Header"/>
     </w:pPr>
   </w:p>
 </w:hdr>
 </file>
 
 <file path=word/numbering.xml><?xml version="1.0" encoding="utf-8"?>
-<w:numbering xmlns:wpc="http://schemas.microsoft.com/office/word/2010/wordprocessingCanvas" xmlns:cx="http://schemas.microsoft.com/office/drawing/2014/chartex" xmlns:cx1="http://schemas.microsoft.com/office/drawing/2015/9/8/chartex" xmlns:cx2="http://schemas.microsoft.com/office/drawing/2015/10/21/chartex" xmlns:cx3="http://schemas.microsoft.com/office/drawing/2016/5/9/chartex" xmlns:cx4="http://schemas.microsoft.com/office/drawing/2016/5/10/chartex" xmlns:cx5="http://schemas.microsoft.com/office/drawing/2016/5/11/chartex" xmlns:cx6="http://schemas.microsoft.com/office/drawing/2016/5/12/chartex" xmlns:cx7="http://schemas.microsoft.com/office/drawing/2016/5/13/chartex" xmlns:cx8="http://schemas.microsoft.com/office/drawing/2016/5/14/chartex" xmlns:mc="http://schemas.openxmlformats.org/markup-compatibility/2006" xmlns:aink="http://schemas.microsoft.com/office/drawing/2016/ink" xmlns:am3d="http://schemas.microsoft.com/office/drawing/2017/model3d" xmlns:o="urn:schemas-microsoft-com:office:office" xmlns:r="http://schemas.openxmlformats.org/officeDocument/2006/relationships" xmlns:m="http://schemas.openxmlformats.org/officeDocument/2006/math" xmlns:v="urn:schemas-microsoft-com:vml" xmlns:wp14="http://schemas.microsoft.com/office/word/2010/wordprocessingDrawing" xmlns:wp="http://schemas.openxmlformats.org/drawingml/2006/wordprocessingDrawing" xmlns:w10="urn:schemas-microsoft-com:office:word" xmlns:w="http://schemas.openxmlformats.org/wordprocessingml/2006/main" xmlns:w14="http://schemas.microsoft.com/office/word/2010/wordml" xmlns:w15="http://schemas.microsoft.com/office/word/2012/wordml" xmlns:w16cex="http://schemas.microsoft.com/office/word/2018/wordml/cex" xmlns:w16cid="http://schemas.microsoft.com/office/word/2016/wordml/cid" xmlns:w16="http://schemas.microsoft.com/office/word/2018/wordml" xmlns:w16sdtdh="http://schemas.microsoft.com/office/word/2020/wordml/sdtdatahash" xmlns:w16se="http://schemas.microsoft.com/office/word/2015/wordml/symex" xmlns:wpg="http://schemas.microsoft.com/office/word/2010/wordprocessingGroup" xmlns:wpi="http://schemas.microsoft.com/office/word/2010/wordprocessingInk" xmlns:wne="http://schemas.microsoft.com/office/word/2006/wordml" xmlns:wps="http://schemas.microsoft.com/office/word/2010/wordprocessingShape" mc:Ignorable="w14 w15 w16se w16cid w16 w16cex w16sdtdh wp14">
+<w:numbering xmlns:wpc="http://schemas.microsoft.com/office/word/2010/wordprocessingCanvas" xmlns:cx="http://schemas.microsoft.com/office/drawing/2014/chartex" xmlns:cx1="http://schemas.microsoft.com/office/drawing/2015/9/8/chartex" xmlns:cx2="http://schemas.microsoft.com/office/drawing/2015/10/21/chartex" xmlns:cx3="http://schemas.microsoft.com/office/drawing/2016/5/9/chartex" xmlns:cx4="http://schemas.microsoft.com/office/drawing/2016/5/10/chartex" xmlns:cx5="http://schemas.microsoft.com/office/drawing/2016/5/11/chartex" xmlns:cx6="http://schemas.microsoft.com/office/drawing/2016/5/12/chartex" xmlns:cx7="http://schemas.microsoft.com/office/drawing/2016/5/13/chartex" xmlns:cx8="http://schemas.microsoft.com/office/drawing/2016/5/14/chartex" xmlns:mc="http://schemas.openxmlformats.org/markup-compatibility/2006" xmlns:aink="http://schemas.microsoft.com/office/drawing/2016/ink" xmlns:am3d="http://schemas.microsoft.com/office/drawing/2017/model3d" xmlns:o="urn:schemas-microsoft-com:office:office" xmlns:oel="http://schemas.microsoft.com/office/2019/extlst" xmlns:r="http://schemas.openxmlformats.org/officeDocument/2006/relationships" xmlns:m="http://schemas.openxmlformats.org/officeDocument/2006/math" xmlns:v="urn:schemas-microsoft-com:vml" xmlns:wp14="http://schemas.microsoft.com/office/word/2010/wordprocessingDrawing" xmlns:wp="http://schemas.openxmlformats.org/drawingml/2006/wordprocessingDrawing" xmlns:w10="urn:schemas-microsoft-com:office:word" xmlns:w="http://schemas.openxmlformats.org/wordprocessingml/2006/main" xmlns:w14="http://schemas.microsoft.com/office/word/2010/wordml" xmlns:w15="http://schemas.microsoft.com/office/word/2012/wordml" xmlns:w16cex="http://schemas.microsoft.com/office/word/2018/wordml/cex" xmlns:w16cid="http://schemas.microsoft.com/office/word/2016/wordml/cid" xmlns:w16="http://schemas.microsoft.com/office/word/2018/wordml" xmlns:w16sdtdh="http://schemas.microsoft.com/office/word/2020/wordml/sdtdatahash" xmlns:w16se="http://schemas.microsoft.com/office/word/2015/wordml/symex" xmlns:wpg="http://schemas.microsoft.com/office/word/2010/wordprocessingGroup" xmlns:wpi="http://schemas.microsoft.com/office/word/2010/wordprocessingInk" xmlns:wne="http://schemas.microsoft.com/office/word/2006/wordml" xmlns:wps="http://schemas.microsoft.com/office/word/2010/wordprocessingShape" mc:Ignorable="w14 w15 w16se w16cid w16 w16cex w16sdtdh wp14">
   <w:abstractNum w:abstractNumId="0" w15:restartNumberingAfterBreak="0">
     <w:nsid w:val="03882BE2"/>
     <w:multiLevelType w:val="multilevel"/>
@@ -14385,151 +15209,151 @@
       </w:rPr>
     </w:lvl>
   </w:abstractNum>
-  <w:num w:numId="1">
+  <w:num w:numId="1" w16cid:durableId="566191379">
     <w:abstractNumId w:val="12"/>
   </w:num>
-  <w:num w:numId="2">
+  <w:num w:numId="2" w16cid:durableId="582838889">
     <w:abstractNumId w:val="45"/>
   </w:num>
-  <w:num w:numId="3">
+  <w:num w:numId="3" w16cid:durableId="2123527960">
     <w:abstractNumId w:val="47"/>
   </w:num>
-  <w:num w:numId="4">
+  <w:num w:numId="4" w16cid:durableId="247927146">
     <w:abstractNumId w:val="23"/>
   </w:num>
-  <w:num w:numId="5">
+  <w:num w:numId="5" w16cid:durableId="1776173070">
     <w:abstractNumId w:val="5"/>
   </w:num>
-  <w:num w:numId="6">
+  <w:num w:numId="6" w16cid:durableId="2147121870">
     <w:abstractNumId w:val="26"/>
   </w:num>
-  <w:num w:numId="7">
+  <w:num w:numId="7" w16cid:durableId="1697384832">
     <w:abstractNumId w:val="14"/>
   </w:num>
-  <w:num w:numId="8">
+  <w:num w:numId="8" w16cid:durableId="1974869728">
     <w:abstractNumId w:val="32"/>
   </w:num>
-  <w:num w:numId="9">
+  <w:num w:numId="9" w16cid:durableId="1341469848">
     <w:abstractNumId w:val="16"/>
   </w:num>
-  <w:num w:numId="10">
+  <w:num w:numId="10" w16cid:durableId="818302620">
     <w:abstractNumId w:val="46"/>
   </w:num>
-  <w:num w:numId="11">
+  <w:num w:numId="11" w16cid:durableId="1719207473">
     <w:abstractNumId w:val="33"/>
   </w:num>
-  <w:num w:numId="12">
+  <w:num w:numId="12" w16cid:durableId="1864516811">
     <w:abstractNumId w:val="29"/>
   </w:num>
-  <w:num w:numId="13">
+  <w:num w:numId="13" w16cid:durableId="729613038">
     <w:abstractNumId w:val="6"/>
   </w:num>
-  <w:num w:numId="14">
+  <w:num w:numId="14" w16cid:durableId="1794664249">
     <w:abstractNumId w:val="13"/>
   </w:num>
-  <w:num w:numId="15">
+  <w:num w:numId="15" w16cid:durableId="1726905644">
     <w:abstractNumId w:val="27"/>
   </w:num>
-  <w:num w:numId="16">
+  <w:num w:numId="16" w16cid:durableId="1297685373">
     <w:abstractNumId w:val="8"/>
   </w:num>
-  <w:num w:numId="17">
+  <w:num w:numId="17" w16cid:durableId="272129711">
     <w:abstractNumId w:val="7"/>
   </w:num>
-  <w:num w:numId="18">
+  <w:num w:numId="18" w16cid:durableId="142164743">
     <w:abstractNumId w:val="4"/>
   </w:num>
-  <w:num w:numId="19">
+  <w:num w:numId="19" w16cid:durableId="1578393633">
     <w:abstractNumId w:val="24"/>
   </w:num>
-  <w:num w:numId="20">
+  <w:num w:numId="20" w16cid:durableId="412551763">
     <w:abstractNumId w:val="17"/>
   </w:num>
-  <w:num w:numId="21">
+  <w:num w:numId="21" w16cid:durableId="1522427396">
     <w:abstractNumId w:val="15"/>
   </w:num>
-  <w:num w:numId="22">
+  <w:num w:numId="22" w16cid:durableId="1019430411">
     <w:abstractNumId w:val="19"/>
   </w:num>
-  <w:num w:numId="23">
+  <w:num w:numId="23" w16cid:durableId="185561545">
     <w:abstractNumId w:val="20"/>
   </w:num>
-  <w:num w:numId="24">
+  <w:num w:numId="24" w16cid:durableId="139001980">
     <w:abstractNumId w:val="11"/>
   </w:num>
-  <w:num w:numId="25">
+  <w:num w:numId="25" w16cid:durableId="1006252717">
     <w:abstractNumId w:val="9"/>
   </w:num>
-  <w:num w:numId="26">
+  <w:num w:numId="26" w16cid:durableId="1135871231">
     <w:abstractNumId w:val="37"/>
   </w:num>
-  <w:num w:numId="27">
+  <w:num w:numId="27" w16cid:durableId="1761439952">
     <w:abstractNumId w:val="42"/>
   </w:num>
-  <w:num w:numId="28">
+  <w:num w:numId="28" w16cid:durableId="1300040086">
     <w:abstractNumId w:val="43"/>
   </w:num>
-  <w:num w:numId="29">
+  <w:num w:numId="29" w16cid:durableId="913394138">
     <w:abstractNumId w:val="18"/>
   </w:num>
-  <w:num w:numId="30">
+  <w:num w:numId="30" w16cid:durableId="280768867">
     <w:abstractNumId w:val="21"/>
   </w:num>
-  <w:num w:numId="31">
+  <w:num w:numId="31" w16cid:durableId="909968116">
     <w:abstractNumId w:val="30"/>
   </w:num>
-  <w:num w:numId="32">
+  <w:num w:numId="32" w16cid:durableId="2080664796">
     <w:abstractNumId w:val="10"/>
   </w:num>
-  <w:num w:numId="33">
+  <w:num w:numId="33" w16cid:durableId="212229179">
     <w:abstractNumId w:val="41"/>
   </w:num>
-  <w:num w:numId="34">
+  <w:num w:numId="34" w16cid:durableId="1598638953">
     <w:abstractNumId w:val="34"/>
   </w:num>
-  <w:num w:numId="35">
+  <w:num w:numId="35" w16cid:durableId="1298678868">
     <w:abstractNumId w:val="1"/>
   </w:num>
-  <w:num w:numId="36">
+  <w:num w:numId="36" w16cid:durableId="1621448618">
     <w:abstractNumId w:val="38"/>
   </w:num>
-  <w:num w:numId="37">
+  <w:num w:numId="37" w16cid:durableId="787625016">
     <w:abstractNumId w:val="48"/>
   </w:num>
-  <w:num w:numId="38">
+  <w:num w:numId="38" w16cid:durableId="1974821648">
     <w:abstractNumId w:val="35"/>
   </w:num>
-  <w:num w:numId="39">
+  <w:num w:numId="39" w16cid:durableId="922880896">
     <w:abstractNumId w:val="22"/>
   </w:num>
-  <w:num w:numId="40">
+  <w:num w:numId="40" w16cid:durableId="1732387933">
     <w:abstractNumId w:val="36"/>
   </w:num>
-  <w:num w:numId="41">
+  <w:num w:numId="41" w16cid:durableId="1531265139">
     <w:abstractNumId w:val="40"/>
   </w:num>
-  <w:num w:numId="42">
+  <w:num w:numId="42" w16cid:durableId="1643734084">
     <w:abstractNumId w:val="31"/>
   </w:num>
-  <w:num w:numId="43">
+  <w:num w:numId="43" w16cid:durableId="1239440239">
     <w:abstractNumId w:val="28"/>
   </w:num>
-  <w:num w:numId="44">
+  <w:num w:numId="44" w16cid:durableId="1060400345">
     <w:abstractNumId w:val="25"/>
   </w:num>
-  <w:num w:numId="45">
+  <w:num w:numId="45" w16cid:durableId="1382709293">
     <w:abstractNumId w:val="44"/>
   </w:num>
-  <w:num w:numId="46">
+  <w:num w:numId="46" w16cid:durableId="725227482">
     <w:abstractNumId w:val="3"/>
   </w:num>
-  <w:num w:numId="47">
+  <w:num w:numId="47" w16cid:durableId="1978417852">
     <w:abstractNumId w:val="0"/>
   </w:num>
-  <w:num w:numId="48">
+  <w:num w:numId="48" w16cid:durableId="2036495400">
     <w:abstractNumId w:val="39"/>
   </w:num>
-  <w:num w:numId="49">
+  <w:num w:numId="49" w16cid:durableId="374281396">
     <w:abstractNumId w:val="2"/>
   </w:num>
 </w:numbering>
@@ -14932,18 +15756,18 @@
     <w:lsdException w:name="Unresolved Mention" w:semiHidden="1" w:unhideWhenUsed="1"/>
     <w:lsdException w:name="Smart Link" w:semiHidden="1" w:unhideWhenUsed="1"/>
   </w:latentStyles>
-  <w:style w:type="paragraph" w:default="1" w:styleId="a">
+  <w:style w:type="paragraph" w:default="1" w:styleId="Normal">
     <w:name w:val="Normal"/>
     <w:qFormat/>
     <w:pPr>
       <w:bidi/>
     </w:pPr>
   </w:style>
-  <w:style w:type="paragraph" w:styleId="3">
+  <w:style w:type="paragraph" w:styleId="Heading3">
     <w:name w:val="heading 3"/>
-    <w:basedOn w:val="a"/>
-    <w:next w:val="a"/>
-    <w:link w:val="30"/>
+    <w:basedOn w:val="Normal"/>
+    <w:next w:val="Normal"/>
+    <w:link w:val="Heading3Char"/>
     <w:uiPriority w:val="9"/>
     <w:unhideWhenUsed/>
     <w:qFormat/>
@@ -14967,11 +15791,11 @@
       <w14:ligatures w14:val="none"/>
     </w:rPr>
   </w:style>
-  <w:style w:type="paragraph" w:styleId="4">
+  <w:style w:type="paragraph" w:styleId="Heading4">
     <w:name w:val="heading 4"/>
-    <w:basedOn w:val="a"/>
-    <w:next w:val="a"/>
-    <w:link w:val="40"/>
+    <w:basedOn w:val="Normal"/>
+    <w:next w:val="Normal"/>
+    <w:link w:val="Heading4Char"/>
     <w:uiPriority w:val="9"/>
     <w:semiHidden/>
     <w:unhideWhenUsed/>
@@ -14990,13 +15814,13 @@
       <w:color w:val="2F5496" w:themeColor="accent1" w:themeShade="BF"/>
     </w:rPr>
   </w:style>
-  <w:style w:type="character" w:default="1" w:styleId="a0">
+  <w:style w:type="character" w:default="1" w:styleId="DefaultParagraphFont">
     <w:name w:val="Default Paragraph Font"/>
     <w:uiPriority w:val="1"/>
     <w:semiHidden/>
     <w:unhideWhenUsed/>
   </w:style>
-  <w:style w:type="table" w:default="1" w:styleId="a1">
+  <w:style w:type="table" w:default="1" w:styleId="TableNormal">
     <w:name w:val="Normal Table"/>
     <w:uiPriority w:val="99"/>
     <w:semiHidden/>
@@ -15011,16 +15835,16 @@
       </w:tblCellMar>
     </w:tblPr>
   </w:style>
-  <w:style w:type="numbering" w:default="1" w:styleId="a2">
+  <w:style w:type="numbering" w:default="1" w:styleId="NoList">
     <w:name w:val="No List"/>
     <w:uiPriority w:val="99"/>
     <w:semiHidden/>
     <w:unhideWhenUsed/>
   </w:style>
-  <w:style w:type="paragraph" w:styleId="a3">
+  <w:style w:type="paragraph" w:styleId="Header">
     <w:name w:val="header"/>
-    <w:basedOn w:val="a"/>
-    <w:link w:val="a4"/>
+    <w:basedOn w:val="Normal"/>
+    <w:link w:val="HeaderChar"/>
     <w:uiPriority w:val="99"/>
     <w:unhideWhenUsed/>
     <w:rsid w:val="007E34E8"/>
@@ -15032,17 +15856,17 @@
       <w:spacing w:after="0" w:line="240" w:lineRule="auto"/>
     </w:pPr>
   </w:style>
-  <w:style w:type="character" w:customStyle="1" w:styleId="a4">
-    <w:name w:val="כותרת עליונה תו"/>
-    <w:basedOn w:val="a0"/>
-    <w:link w:val="a3"/>
+  <w:style w:type="character" w:customStyle="1" w:styleId="HeaderChar">
+    <w:name w:val="Header Char"/>
+    <w:basedOn w:val="DefaultParagraphFont"/>
+    <w:link w:val="Header"/>
     <w:uiPriority w:val="99"/>
     <w:rsid w:val="007E34E8"/>
   </w:style>
-  <w:style w:type="paragraph" w:styleId="a5">
+  <w:style w:type="paragraph" w:styleId="Footer">
     <w:name w:val="footer"/>
-    <w:basedOn w:val="a"/>
-    <w:link w:val="a6"/>
+    <w:basedOn w:val="Normal"/>
+    <w:link w:val="FooterChar"/>
     <w:uiPriority w:val="99"/>
     <w:unhideWhenUsed/>
     <w:rsid w:val="007E34E8"/>
@@ -15054,16 +15878,16 @@
       <w:spacing w:after="0" w:line="240" w:lineRule="auto"/>
     </w:pPr>
   </w:style>
-  <w:style w:type="character" w:customStyle="1" w:styleId="a6">
-    <w:name w:val="כותרת תחתונה תו"/>
-    <w:basedOn w:val="a0"/>
-    <w:link w:val="a5"/>
+  <w:style w:type="character" w:customStyle="1" w:styleId="FooterChar">
+    <w:name w:val="Footer Char"/>
+    <w:basedOn w:val="DefaultParagraphFont"/>
+    <w:link w:val="Footer"/>
     <w:uiPriority w:val="99"/>
     <w:rsid w:val="007E34E8"/>
   </w:style>
-  <w:style w:type="paragraph" w:styleId="a7">
+  <w:style w:type="paragraph" w:styleId="ListParagraph">
     <w:name w:val="List Paragraph"/>
-    <w:basedOn w:val="a"/>
+    <w:basedOn w:val="Normal"/>
     <w:uiPriority w:val="34"/>
     <w:qFormat/>
     <w:rsid w:val="007E34E8"/>
@@ -15072,10 +15896,10 @@
       <w:contextualSpacing/>
     </w:pPr>
   </w:style>
-  <w:style w:type="character" w:customStyle="1" w:styleId="30">
-    <w:name w:val="כותרת 3 תו"/>
-    <w:basedOn w:val="a0"/>
-    <w:link w:val="3"/>
+  <w:style w:type="character" w:customStyle="1" w:styleId="Heading3Char">
+    <w:name w:val="Heading 3 Char"/>
+    <w:basedOn w:val="DefaultParagraphFont"/>
+    <w:link w:val="Heading3"/>
     <w:uiPriority w:val="9"/>
     <w:rsid w:val="005E5D59"/>
     <w:rPr>
@@ -15090,10 +15914,10 @@
       <w14:ligatures w14:val="none"/>
     </w:rPr>
   </w:style>
-  <w:style w:type="character" w:customStyle="1" w:styleId="40">
-    <w:name w:val="כותרת 4 תו"/>
-    <w:basedOn w:val="a0"/>
-    <w:link w:val="4"/>
+  <w:style w:type="character" w:customStyle="1" w:styleId="Heading4Char">
+    <w:name w:val="Heading 4 Char"/>
+    <w:basedOn w:val="DefaultParagraphFont"/>
+    <w:link w:val="Heading4"/>
     <w:uiPriority w:val="9"/>
     <w:semiHidden/>
     <w:rsid w:val="00B165E4"/>
@@ -15400,4 +16224,16 @@
     </a:ext>
   </a:extLst>
 </a:theme>
+</file>
+
+<file path=customXml/item1.xml><?xml version="1.0" encoding="utf-8"?>
+<b:Sources xmlns:b="http://schemas.openxmlformats.org/officeDocument/2006/bibliography" xmlns="http://schemas.openxmlformats.org/officeDocument/2006/bibliography" SelectedStyle="\APASixthEditionOfficeOnline.xsl" StyleName="APA" Version="6"/>
+</file>
+
+<file path=customXml/itemProps1.xml><?xml version="1.0" encoding="utf-8"?>
+<ds:datastoreItem xmlns:ds="http://schemas.openxmlformats.org/officeDocument/2006/customXml" ds:itemID="{9C931460-4B80-482C-9870-C87558FC3CF7}">
+  <ds:schemaRefs>
+    <ds:schemaRef ds:uri="http://schemas.openxmlformats.org/officeDocument/2006/bibliography"/>
+  </ds:schemaRefs>
+</ds:datastoreItem>
 </file>
--- a/הנחיות הפרויקט/שלב 8.docx
+++ b/הנחיות הפרויקט/שלב 8.docx
@@ -1,6 +1,6 @@
 
 <file path=word/document.xml><?xml version="1.0" encoding="utf-8"?>
-<w:document xmlns:wpc="http://schemas.microsoft.com/office/word/2010/wordprocessingCanvas" xmlns:cx="http://schemas.microsoft.com/office/drawing/2014/chartex" xmlns:cx1="http://schemas.microsoft.com/office/drawing/2015/9/8/chartex" xmlns:cx2="http://schemas.microsoft.com/office/drawing/2015/10/21/chartex" xmlns:cx3="http://schemas.microsoft.com/office/drawing/2016/5/9/chartex" xmlns:cx4="http://schemas.microsoft.com/office/drawing/2016/5/10/chartex" xmlns:cx5="http://schemas.microsoft.com/office/drawing/2016/5/11/chartex" xmlns:cx6="http://schemas.microsoft.com/office/drawing/2016/5/12/chartex" xmlns:cx7="http://schemas.microsoft.com/office/drawing/2016/5/13/chartex" xmlns:cx8="http://schemas.microsoft.com/office/drawing/2016/5/14/chartex" xmlns:mc="http://schemas.openxmlformats.org/markup-compatibility/2006" xmlns:aink="http://schemas.microsoft.com/office/drawing/2016/ink" xmlns:am3d="http://schemas.microsoft.com/office/drawing/2017/model3d" xmlns:o="urn:schemas-microsoft-com:office:office" xmlns:oel="http://schemas.microsoft.com/office/2019/extlst" xmlns:r="http://schemas.openxmlformats.org/officeDocument/2006/relationships" xmlns:m="http://schemas.openxmlformats.org/officeDocument/2006/math" xmlns:v="urn:schemas-microsoft-com:vml" xmlns:wp14="http://schemas.microsoft.com/office/word/2010/wordprocessingDrawing" xmlns:wp="http://schemas.openxmlformats.org/drawingml/2006/wordprocessingDrawing" xmlns:w10="urn:schemas-microsoft-com:office:word" xmlns:w="http://schemas.openxmlformats.org/wordprocessingml/2006/main" xmlns:w14="http://schemas.microsoft.com/office/word/2010/wordml" xmlns:w15="http://schemas.microsoft.com/office/word/2012/wordml" xmlns:w16cex="http://schemas.microsoft.com/office/word/2018/wordml/cex" xmlns:w16cid="http://schemas.microsoft.com/office/word/2016/wordml/cid" xmlns:w16="http://schemas.microsoft.com/office/word/2018/wordml" xmlns:w16sdtdh="http://schemas.microsoft.com/office/word/2020/wordml/sdtdatahash" xmlns:w16se="http://schemas.microsoft.com/office/word/2015/wordml/symex" xmlns:wpg="http://schemas.microsoft.com/office/word/2010/wordprocessingGroup" xmlns:wpi="http://schemas.microsoft.com/office/word/2010/wordprocessingInk" xmlns:wne="http://schemas.microsoft.com/office/word/2006/wordml" xmlns:wps="http://schemas.microsoft.com/office/word/2010/wordprocessingShape" mc:Ignorable="w14 w15 w16se w16cid w16 w16cex w16sdtdh wp14">
+<w:document xmlns:wpc="http://schemas.microsoft.com/office/word/2010/wordprocessingCanvas" xmlns:cx="http://schemas.microsoft.com/office/drawing/2014/chartex" xmlns:cx1="http://schemas.microsoft.com/office/drawing/2015/9/8/chartex" xmlns:cx2="http://schemas.microsoft.com/office/drawing/2015/10/21/chartex" xmlns:cx3="http://schemas.microsoft.com/office/drawing/2016/5/9/chartex" xmlns:cx4="http://schemas.microsoft.com/office/drawing/2016/5/10/chartex" xmlns:cx5="http://schemas.microsoft.com/office/drawing/2016/5/11/chartex" xmlns:cx6="http://schemas.microsoft.com/office/drawing/2016/5/12/chartex" xmlns:cx7="http://schemas.microsoft.com/office/drawing/2016/5/13/chartex" xmlns:cx8="http://schemas.microsoft.com/office/drawing/2016/5/14/chartex" xmlns:mc="http://schemas.openxmlformats.org/markup-compatibility/2006" xmlns:aink="http://schemas.microsoft.com/office/drawing/2016/ink" xmlns:am3d="http://schemas.microsoft.com/office/drawing/2017/model3d" xmlns:o="urn:schemas-microsoft-com:office:office" xmlns:oel="http://schemas.microsoft.com/office/2019/extlst" xmlns:r="http://schemas.openxmlformats.org/officeDocument/2006/relationships" xmlns:m="http://schemas.openxmlformats.org/officeDocument/2006/math" xmlns:v="urn:schemas-microsoft-com:vml" xmlns:wp14="http://schemas.microsoft.com/office/word/2010/wordprocessingDrawing" xmlns:wp="http://schemas.openxmlformats.org/drawingml/2006/wordprocessingDrawing" xmlns:w10="urn:schemas-microsoft-com:office:word" xmlns:w="http://schemas.openxmlformats.org/wordprocessingml/2006/main" xmlns:w14="http://schemas.microsoft.com/office/word/2010/wordml" xmlns:w15="http://schemas.microsoft.com/office/word/2012/wordml" xmlns:w16cex="http://schemas.microsoft.com/office/word/2018/wordml/cex" xmlns:w16cid="http://schemas.microsoft.com/office/word/2016/wordml/cid" xmlns:w16="http://schemas.microsoft.com/office/word/2018/wordml" xmlns:w16du="http://schemas.microsoft.com/office/word/2023/wordml/word16du" xmlns:w16sdtdh="http://schemas.microsoft.com/office/word/2020/wordml/sdtdatahash" xmlns:w16sdtfl="http://schemas.microsoft.com/office/word/2024/wordml/sdtformatlock" xmlns:w16se="http://schemas.microsoft.com/office/word/2015/wordml/symex" xmlns:wpg="http://schemas.microsoft.com/office/word/2010/wordprocessingGroup" xmlns:wpi="http://schemas.microsoft.com/office/word/2010/wordprocessingInk" xmlns:wne="http://schemas.microsoft.com/office/word/2006/wordml" xmlns:wps="http://schemas.microsoft.com/office/word/2010/wordprocessingShape" mc:Ignorable="w14 w15 w16se w16cid w16 w16cex w16sdtdh w16sdtfl w16du wp14">
   <w:body>
     <w:p>
       <w:pPr>
@@ -356,7 +356,7 @@
     </w:p>
     <w:p>
       <w:pPr>
-        <w:pStyle w:val="ListParagraph"/>
+        <w:pStyle w:val="a7"/>
         <w:numPr>
           <w:ilvl w:val="0"/>
           <w:numId w:val="48"/>
@@ -777,7 +777,7 @@
     </w:p>
     <w:p>
       <w:pPr>
-        <w:pStyle w:val="ListParagraph"/>
+        <w:pStyle w:val="a7"/>
         <w:numPr>
           <w:ilvl w:val="0"/>
           <w:numId w:val="48"/>
@@ -803,7 +803,7 @@
     </w:p>
     <w:p>
       <w:pPr>
-        <w:pStyle w:val="ListParagraph"/>
+        <w:pStyle w:val="a7"/>
         <w:spacing w:after="0" w:line="240" w:lineRule="auto"/>
         <w:rPr>
           <w:rFonts w:asciiTheme="minorBidi" w:hAnsiTheme="minorBidi"/>
@@ -815,7 +815,7 @@
     </w:p>
     <w:p>
       <w:pPr>
-        <w:pStyle w:val="ListParagraph"/>
+        <w:pStyle w:val="a7"/>
         <w:numPr>
           <w:ilvl w:val="0"/>
           <w:numId w:val="49"/>
@@ -1422,7 +1422,7 @@
     </w:p>
     <w:p>
       <w:pPr>
-        <w:pStyle w:val="ListParagraph"/>
+        <w:pStyle w:val="a7"/>
         <w:spacing w:after="0" w:line="240" w:lineRule="auto"/>
         <w:ind w:left="567"/>
         <w:rPr>
@@ -1466,7 +1466,7 @@
     </w:p>
     <w:p>
       <w:pPr>
-        <w:pStyle w:val="ListParagraph"/>
+        <w:pStyle w:val="a7"/>
         <w:spacing w:after="0" w:line="240" w:lineRule="auto"/>
         <w:ind w:left="567"/>
         <w:rPr>
@@ -1479,7 +1479,7 @@
     </w:p>
     <w:p>
       <w:pPr>
-        <w:pStyle w:val="ListParagraph"/>
+        <w:pStyle w:val="a7"/>
         <w:numPr>
           <w:ilvl w:val="0"/>
           <w:numId w:val="19"/>
@@ -1946,7 +1946,7 @@
     </w:p>
     <w:p>
       <w:pPr>
-        <w:pStyle w:val="ListParagraph"/>
+        <w:pStyle w:val="a7"/>
         <w:numPr>
           <w:ilvl w:val="0"/>
           <w:numId w:val="48"/>
@@ -2555,7 +2555,7 @@
     </w:p>
     <w:p>
       <w:pPr>
-        <w:pStyle w:val="ListParagraph"/>
+        <w:pStyle w:val="a7"/>
         <w:numPr>
           <w:ilvl w:val="0"/>
           <w:numId w:val="17"/>
@@ -2961,7 +2961,7 @@
     </w:p>
     <w:p>
       <w:pPr>
-        <w:pStyle w:val="ListParagraph"/>
+        <w:pStyle w:val="a7"/>
         <w:numPr>
           <w:ilvl w:val="0"/>
           <w:numId w:val="17"/>
@@ -3494,7 +3494,7 @@
     </w:p>
     <w:p>
       <w:pPr>
-        <w:pStyle w:val="ListParagraph"/>
+        <w:pStyle w:val="a7"/>
         <w:numPr>
           <w:ilvl w:val="0"/>
           <w:numId w:val="24"/>
@@ -3539,7 +3539,7 @@
     </w:p>
     <w:p>
       <w:pPr>
-        <w:pStyle w:val="ListParagraph"/>
+        <w:pStyle w:val="a7"/>
         <w:numPr>
           <w:ilvl w:val="0"/>
           <w:numId w:val="24"/>
@@ -3565,7 +3565,7 @@
     </w:p>
     <w:p>
       <w:pPr>
-        <w:pStyle w:val="ListParagraph"/>
+        <w:pStyle w:val="a7"/>
         <w:numPr>
           <w:ilvl w:val="0"/>
           <w:numId w:val="24"/>
@@ -3600,7 +3600,7 @@
     </w:p>
     <w:p>
       <w:pPr>
-        <w:pStyle w:val="ListParagraph"/>
+        <w:pStyle w:val="a7"/>
         <w:numPr>
           <w:ilvl w:val="0"/>
           <w:numId w:val="24"/>
@@ -3664,7 +3664,7 @@
     </w:p>
     <w:p>
       <w:pPr>
-        <w:pStyle w:val="ListParagraph"/>
+        <w:pStyle w:val="a7"/>
         <w:numPr>
           <w:ilvl w:val="0"/>
           <w:numId w:val="24"/>
@@ -3709,7 +3709,7 @@
     </w:p>
     <w:p>
       <w:pPr>
-        <w:pStyle w:val="ListParagraph"/>
+        <w:pStyle w:val="a7"/>
         <w:numPr>
           <w:ilvl w:val="0"/>
           <w:numId w:val="24"/>
@@ -3799,7 +3799,7 @@
     </w:p>
     <w:p>
       <w:pPr>
-        <w:pStyle w:val="ListParagraph"/>
+        <w:pStyle w:val="a7"/>
         <w:numPr>
           <w:ilvl w:val="0"/>
           <w:numId w:val="24"/>
@@ -3846,7 +3846,7 @@
     </w:p>
     <w:p>
       <w:pPr>
-        <w:pStyle w:val="ListParagraph"/>
+        <w:pStyle w:val="a7"/>
         <w:numPr>
           <w:ilvl w:val="0"/>
           <w:numId w:val="24"/>
@@ -4007,7 +4007,7 @@
     </w:p>
     <w:p>
       <w:pPr>
-        <w:pStyle w:val="ListParagraph"/>
+        <w:pStyle w:val="a7"/>
         <w:numPr>
           <w:ilvl w:val="0"/>
           <w:numId w:val="20"/>
@@ -4202,7 +4202,7 @@
     </w:p>
     <w:p>
       <w:pPr>
-        <w:pStyle w:val="ListParagraph"/>
+        <w:pStyle w:val="a7"/>
         <w:numPr>
           <w:ilvl w:val="0"/>
           <w:numId w:val="29"/>
@@ -4211,6 +4211,7 @@
         <w:rPr>
           <w:sz w:val="24"/>
           <w:szCs w:val="24"/>
+          <w:highlight w:val="yellow"/>
         </w:rPr>
       </w:pPr>
       <w:r>
@@ -4218,6 +4219,7 @@
           <w:rFonts w:hint="cs"/>
           <w:sz w:val="28"/>
           <w:szCs w:val="28"/>
+          <w:highlight w:val="yellow"/>
           <w:rtl/>
         </w:rPr>
         <w:t>הגדרת תתי הממשקים עבור הישויות הלוגיות הראשיות</w:t>
@@ -4226,12 +4228,16 @@
     <w:p>
       <w:pPr>
         <w:spacing w:after="120"/>
+        <w:rPr>
+          <w:highlight w:val="yellow"/>
+        </w:rPr>
       </w:pPr>
       <w:r>
         <w:rPr>
           <w:rFonts w:hint="cs"/>
           <w:sz w:val="24"/>
           <w:szCs w:val="24"/>
+          <w:highlight w:val="yellow"/>
           <w:rtl/>
         </w:rPr>
         <w:t xml:space="preserve">כל הממשקים הלוגיים יוגדרו תחת ספריית </w:t>
@@ -4241,6 +4247,7 @@
         <w:rPr>
           <w:sz w:val="24"/>
           <w:szCs w:val="24"/>
+          <w:highlight w:val="yellow"/>
         </w:rPr>
         <w:t>BlApi</w:t>
       </w:r>
@@ -4249,6 +4256,7 @@
         <w:rPr>
           <w:sz w:val="24"/>
           <w:szCs w:val="24"/>
+          <w:highlight w:val="yellow"/>
           <w:rtl/>
         </w:rPr>
         <w:br/>
@@ -4258,6 +4266,7 @@
           <w:rFonts w:hint="cs"/>
           <w:sz w:val="24"/>
           <w:szCs w:val="24"/>
+          <w:highlight w:val="yellow"/>
           <w:rtl/>
         </w:rPr>
         <w:t xml:space="preserve">עבור כל ישות לוגית </w:t>
@@ -4269,6 +4278,7 @@
           <w:bCs/>
           <w:sz w:val="24"/>
           <w:szCs w:val="24"/>
+          <w:highlight w:val="yellow"/>
           <w:rtl/>
         </w:rPr>
         <w:t>ראשית</w:t>
@@ -4278,6 +4288,7 @@
           <w:rFonts w:hint="cs"/>
           <w:sz w:val="24"/>
           <w:szCs w:val="24"/>
+          <w:highlight w:val="yellow"/>
           <w:rtl/>
         </w:rPr>
         <w:t xml:space="preserve"> יוגדר </w:t>
@@ -4286,6 +4297,7 @@
         <w:rPr>
           <w:sz w:val="24"/>
           <w:szCs w:val="24"/>
+          <w:highlight w:val="yellow"/>
         </w:rPr>
         <w:t>interface</w:t>
       </w:r>
@@ -4294,6 +4306,7 @@
           <w:rFonts w:hint="cs"/>
           <w:sz w:val="24"/>
           <w:szCs w:val="24"/>
+          <w:highlight w:val="yellow"/>
           <w:rtl/>
         </w:rPr>
         <w:t xml:space="preserve"> נפרד ששמו כשם הישות בתוספת </w:t>
@@ -4303,6 +4316,7 @@
           <w:rFonts w:asciiTheme="majorBidi" w:hAnsiTheme="majorBidi" w:cstheme="majorBidi"/>
           <w:sz w:val="24"/>
           <w:szCs w:val="24"/>
+          <w:highlight w:val="yellow"/>
         </w:rPr>
         <w:t>I</w:t>
       </w:r>
@@ -4311,6 +4325,7 @@
           <w:rFonts w:asciiTheme="majorBidi" w:hAnsiTheme="majorBidi" w:cstheme="majorBidi" w:hint="cs"/>
           <w:sz w:val="24"/>
           <w:szCs w:val="24"/>
+          <w:highlight w:val="yellow"/>
           <w:rtl/>
         </w:rPr>
         <w:t xml:space="preserve"> </w:t>
@@ -4320,6 +4335,7 @@
           <w:rFonts w:asciiTheme="minorBidi" w:hAnsiTheme="minorBidi"/>
           <w:sz w:val="24"/>
           <w:szCs w:val="24"/>
+          <w:highlight w:val="yellow"/>
           <w:rtl/>
         </w:rPr>
         <w:t>בהתחלה.</w:t>
@@ -4329,6 +4345,7 @@
           <w:rFonts w:asciiTheme="minorBidi" w:hAnsiTheme="minorBidi"/>
           <w:sz w:val="24"/>
           <w:szCs w:val="24"/>
+          <w:highlight w:val="yellow"/>
           <w:rtl/>
         </w:rPr>
         <w:br/>
@@ -4338,6 +4355,7 @@
           <w:rFonts w:asciiTheme="minorBidi" w:hAnsiTheme="minorBidi" w:hint="cs"/>
           <w:sz w:val="24"/>
           <w:szCs w:val="24"/>
+          <w:highlight w:val="yellow"/>
           <w:rtl/>
         </w:rPr>
         <w:t xml:space="preserve">הרשאת הגישה </w:t>
@@ -4347,6 +4365,7 @@
           <w:rFonts w:asciiTheme="minorBidi" w:hAnsiTheme="minorBidi"/>
           <w:sz w:val="24"/>
           <w:szCs w:val="24"/>
+          <w:highlight w:val="yellow"/>
         </w:rPr>
         <w:t>public</w:t>
       </w:r>
@@ -4355,6 +4374,7 @@
           <w:rFonts w:asciiTheme="minorBidi" w:hAnsiTheme="minorBidi" w:hint="cs"/>
           <w:sz w:val="24"/>
           <w:szCs w:val="24"/>
+          <w:highlight w:val="yellow"/>
           <w:rtl/>
         </w:rPr>
         <w:t>.</w:t>
@@ -4364,6 +4384,7 @@
           <w:rFonts w:asciiTheme="minorBidi" w:hAnsiTheme="minorBidi"/>
           <w:sz w:val="24"/>
           <w:szCs w:val="24"/>
+          <w:highlight w:val="yellow"/>
           <w:rtl/>
         </w:rPr>
         <w:br/>
@@ -4373,6 +4394,7 @@
           <w:rFonts w:asciiTheme="minorBidi" w:hAnsiTheme="minorBidi" w:hint="cs"/>
           <w:sz w:val="24"/>
           <w:szCs w:val="24"/>
+          <w:highlight w:val="yellow"/>
           <w:rtl/>
         </w:rPr>
         <w:t>בכל ממשק יוגדרו מתודות המתאימות לפונקציונאליות שהוא מאפשר.</w:t>
@@ -4382,6 +4404,7 @@
           <w:rFonts w:asciiTheme="minorBidi" w:hAnsiTheme="minorBidi"/>
           <w:sz w:val="24"/>
           <w:szCs w:val="24"/>
+          <w:highlight w:val="yellow"/>
           <w:rtl/>
         </w:rPr>
         <w:br/>
@@ -4391,6 +4414,7 @@
           <w:rFonts w:asciiTheme="minorBidi" w:hAnsiTheme="minorBidi" w:hint="cs"/>
           <w:sz w:val="24"/>
           <w:szCs w:val="24"/>
+          <w:highlight w:val="yellow"/>
           <w:rtl/>
         </w:rPr>
         <w:t>המתודות לא חייבות להיות זהות בין ישות לישות.</w:t>
@@ -4400,6 +4424,7 @@
           <w:rFonts w:asciiTheme="minorBidi" w:hAnsiTheme="minorBidi"/>
           <w:sz w:val="24"/>
           <w:szCs w:val="24"/>
+          <w:highlight w:val="yellow"/>
           <w:rtl/>
         </w:rPr>
         <w:br/>
@@ -4409,6 +4434,7 @@
           <w:rFonts w:asciiTheme="minorBidi" w:hAnsiTheme="minorBidi" w:hint="cs"/>
           <w:sz w:val="24"/>
           <w:szCs w:val="24"/>
+          <w:highlight w:val="yellow"/>
           <w:rtl/>
         </w:rPr>
         <w:t xml:space="preserve">אין ממשק מתודות מוסכם כמו שהיה בשכבת </w:t>
@@ -4418,6 +4444,7 @@
           <w:rFonts w:asciiTheme="minorBidi" w:hAnsiTheme="minorBidi"/>
           <w:sz w:val="24"/>
           <w:szCs w:val="24"/>
+          <w:highlight w:val="yellow"/>
         </w:rPr>
         <w:t>DAL</w:t>
       </w:r>
@@ -4426,6 +4453,7 @@
           <w:rFonts w:asciiTheme="minorBidi" w:hAnsiTheme="minorBidi" w:hint="cs"/>
           <w:sz w:val="24"/>
           <w:szCs w:val="24"/>
+          <w:highlight w:val="yellow"/>
           <w:rtl/>
         </w:rPr>
         <w:t>.</w:t>
@@ -4447,29 +4475,10 @@
           <w:color w:val="70AD47" w:themeColor="accent6"/>
           <w:sz w:val="24"/>
           <w:szCs w:val="24"/>
-          <w:rtl/>
-        </w:rPr>
-        <w:t xml:space="preserve">דוגמא אפשרית להגדרת </w:t>
-      </w:r>
-      <w:r>
-        <w:rPr>
-          <w:rFonts w:asciiTheme="minorBidi" w:hAnsiTheme="minorBidi" w:hint="cs"/>
-          <w:color w:val="70AD47" w:themeColor="accent6"/>
-          <w:sz w:val="24"/>
-          <w:szCs w:val="24"/>
-          <w:rtl/>
-        </w:rPr>
-        <w:t>הממשקים</w:t>
-      </w:r>
-      <w:r>
-        <w:rPr>
-          <w:rFonts w:asciiTheme="minorBidi" w:hAnsiTheme="minorBidi" w:hint="cs"/>
-          <w:color w:val="70AD47" w:themeColor="accent6"/>
-          <w:sz w:val="24"/>
-          <w:szCs w:val="24"/>
-          <w:rtl/>
-        </w:rPr>
-        <w:t xml:space="preserve"> ניתן לראות בתיאור הכללי של הפרויקט.</w:t>
+          <w:highlight w:val="yellow"/>
+          <w:rtl/>
+        </w:rPr>
+        <w:t>דוגמא אפשרית להגדרת הממשקים ניתן לראות בתיאור הכללי של הפרויקט.</w:t>
       </w:r>
     </w:p>
     <w:p>
@@ -4492,7 +4501,7 @@
     </w:p>
     <w:p>
       <w:pPr>
-        <w:pStyle w:val="ListParagraph"/>
+        <w:pStyle w:val="a7"/>
         <w:numPr>
           <w:ilvl w:val="0"/>
           <w:numId w:val="29"/>
@@ -4701,7 +4710,7 @@
     </w:p>
     <w:p>
       <w:pPr>
-        <w:pStyle w:val="ListParagraph"/>
+        <w:pStyle w:val="a7"/>
         <w:numPr>
           <w:ilvl w:val="0"/>
           <w:numId w:val="27"/>
@@ -5293,6 +5302,7 @@
         <w:t xml:space="preserve">) =&gt; </w:t>
       </w:r>
       <w:proofErr w:type="spellStart"/>
+      <w:proofErr w:type="gramStart"/>
       <w:r>
         <w:rPr>
           <w:rFonts w:ascii="Consolas" w:eastAsia="Consolas" w:hAnsi="Consolas" w:cs="Consolas"/>
@@ -5315,6 +5325,7 @@
         <w:t>.ToStringProperty</w:t>
       </w:r>
       <w:proofErr w:type="spellEnd"/>
+      <w:proofErr w:type="gramEnd"/>
       <w:r>
         <w:rPr>
           <w:rFonts w:ascii="Consolas" w:eastAsia="Consolas" w:hAnsi="Consolas" w:cs="Consolas"/>
@@ -5323,8 +5334,20 @@
           <w:szCs w:val="16"/>
           <w:highlight w:val="yellow"/>
         </w:rPr>
-        <w:t>();</w:t>
-      </w:r>
+        <w:t>(</w:t>
+      </w:r>
+      <w:proofErr w:type="gramStart"/>
+      <w:r>
+        <w:rPr>
+          <w:rFonts w:ascii="Consolas" w:eastAsia="Consolas" w:hAnsi="Consolas" w:cs="Consolas"/>
+          <w:b/>
+          <w:sz w:val="16"/>
+          <w:szCs w:val="16"/>
+          <w:highlight w:val="yellow"/>
+        </w:rPr>
+        <w:t>);</w:t>
+      </w:r>
+      <w:proofErr w:type="gramEnd"/>
     </w:p>
     <w:p>
       <w:pPr>
@@ -5560,7 +5583,7 @@
     </w:p>
     <w:p>
       <w:pPr>
-        <w:pStyle w:val="ListParagraph"/>
+        <w:pStyle w:val="a7"/>
         <w:numPr>
           <w:ilvl w:val="0"/>
           <w:numId w:val="20"/>
@@ -6174,7 +6197,7 @@
         <w:spacing w:before="120" w:after="0" w:line="240" w:lineRule="auto"/>
         <w:ind w:left="720"/>
         <w:rPr>
-          <w:rFonts w:asciiTheme="minorBidi" w:hAnsiTheme="minorBidi" w:hint="cs"/>
+          <w:rFonts w:asciiTheme="minorBidi" w:hAnsiTheme="minorBidi"/>
           <w:color w:val="FF0000"/>
           <w:sz w:val="24"/>
           <w:szCs w:val="24"/>
@@ -6835,7 +6858,7 @@
     </w:p>
     <w:p>
       <w:pPr>
-        <w:pStyle w:val="ListParagraph"/>
+        <w:pStyle w:val="a7"/>
         <w:numPr>
           <w:ilvl w:val="0"/>
           <w:numId w:val="32"/>
@@ -7241,7 +7264,7 @@
     </w:p>
     <w:p>
       <w:pPr>
-        <w:pStyle w:val="ListParagraph"/>
+        <w:pStyle w:val="a7"/>
         <w:numPr>
           <w:ilvl w:val="0"/>
           <w:numId w:val="32"/>
@@ -7515,7 +7538,7 @@
     </w:p>
     <w:p>
       <w:pPr>
-        <w:pStyle w:val="ListParagraph"/>
+        <w:pStyle w:val="a7"/>
         <w:numPr>
           <w:ilvl w:val="0"/>
           <w:numId w:val="32"/>
@@ -7680,14 +7703,16 @@
           <w:rFonts w:asciiTheme="minorBidi" w:hAnsiTheme="minorBidi"/>
           <w:sz w:val="24"/>
           <w:szCs w:val="24"/>
-          <w:rtl/>
-        </w:rPr>
-      </w:pPr>
-      <w:r>
-        <w:rPr>
-          <w:rFonts w:asciiTheme="minorBidi" w:hAnsiTheme="minorBidi"/>
-          <w:sz w:val="24"/>
-          <w:szCs w:val="24"/>
+          <w:highlight w:val="yellow"/>
+          <w:rtl/>
+        </w:rPr>
+      </w:pPr>
+      <w:r>
+        <w:rPr>
+          <w:rFonts w:asciiTheme="minorBidi" w:hAnsiTheme="minorBidi"/>
+          <w:sz w:val="24"/>
+          <w:szCs w:val="24"/>
+          <w:highlight w:val="yellow"/>
           <w:rtl/>
         </w:rPr>
         <w:t xml:space="preserve">נרצה ששכבת התצוגה, אשר היא מעל השכבה הלוגית, תוכל </w:t>
@@ -7698,6 +7723,7 @@
           <w:b/>
           <w:sz w:val="24"/>
           <w:szCs w:val="24"/>
+          <w:highlight w:val="yellow"/>
           <w:rtl/>
         </w:rPr>
         <w:t xml:space="preserve">לייצר אובייקטים מסוג </w:t>
@@ -7708,6 +7734,7 @@
           <w:b/>
           <w:sz w:val="24"/>
           <w:szCs w:val="24"/>
+          <w:highlight w:val="yellow"/>
         </w:rPr>
         <w:t>Bl</w:t>
       </w:r>
@@ -7717,6 +7744,7 @@
           <w:b/>
           <w:sz w:val="24"/>
           <w:szCs w:val="24"/>
+          <w:highlight w:val="yellow"/>
           <w:rtl/>
         </w:rPr>
         <w:t xml:space="preserve"> מבלי להכיר את המחלקה המממשת </w:t>
@@ -7728,6 +7756,7 @@
           <w:b/>
           <w:sz w:val="24"/>
           <w:szCs w:val="24"/>
+          <w:highlight w:val="yellow"/>
         </w:rPr>
         <w:t>BlImplementation</w:t>
       </w:r>
@@ -7738,6 +7767,7 @@
           <w:b/>
           <w:sz w:val="24"/>
           <w:szCs w:val="24"/>
+          <w:highlight w:val="yellow"/>
           <w:rtl/>
         </w:rPr>
         <w:t xml:space="preserve"> </w:t>
@@ -7747,6 +7777,7 @@
           <w:rFonts w:asciiTheme="minorBidi" w:hAnsiTheme="minorBidi"/>
           <w:sz w:val="24"/>
           <w:szCs w:val="24"/>
+          <w:highlight w:val="yellow"/>
           <w:rtl/>
         </w:rPr>
         <w:t xml:space="preserve">אלא רק את </w:t>
@@ -7757,6 +7788,7 @@
           <w:b/>
           <w:sz w:val="24"/>
           <w:szCs w:val="24"/>
+          <w:highlight w:val="yellow"/>
           <w:rtl/>
         </w:rPr>
         <w:t xml:space="preserve">הממשק המוסכם </w:t>
@@ -7768,6 +7800,7 @@
           <w:b/>
           <w:sz w:val="24"/>
           <w:szCs w:val="24"/>
+          <w:highlight w:val="yellow"/>
         </w:rPr>
         <w:t>IBl</w:t>
       </w:r>
@@ -7777,6 +7810,7 @@
           <w:rFonts w:asciiTheme="minorBidi" w:hAnsiTheme="minorBidi" w:hint="cs"/>
           <w:sz w:val="24"/>
           <w:szCs w:val="24"/>
+          <w:highlight w:val="yellow"/>
           <w:rtl/>
         </w:rPr>
         <w:t>.</w:t>
@@ -7789,14 +7823,16 @@
           <w:b/>
           <w:sz w:val="24"/>
           <w:szCs w:val="24"/>
-        </w:rPr>
-      </w:pPr>
-      <w:r>
-        <w:rPr>
-          <w:rFonts w:asciiTheme="minorBidi" w:hAnsiTheme="minorBidi"/>
-          <w:b/>
-          <w:sz w:val="24"/>
-          <w:szCs w:val="24"/>
+          <w:highlight w:val="yellow"/>
+        </w:rPr>
+      </w:pPr>
+      <w:r>
+        <w:rPr>
+          <w:rFonts w:asciiTheme="minorBidi" w:hAnsiTheme="minorBidi"/>
+          <w:b/>
+          <w:sz w:val="24"/>
+          <w:szCs w:val="24"/>
+          <w:highlight w:val="yellow"/>
           <w:rtl/>
         </w:rPr>
         <w:t xml:space="preserve">המחלקת </w:t>
@@ -7807,6 +7843,7 @@
           <w:b/>
           <w:sz w:val="24"/>
           <w:szCs w:val="24"/>
+          <w:highlight w:val="yellow"/>
         </w:rPr>
         <w:t>Factory</w:t>
       </w:r>
@@ -7816,6 +7853,7 @@
           <w:b/>
           <w:sz w:val="24"/>
           <w:szCs w:val="24"/>
+          <w:highlight w:val="yellow"/>
           <w:rtl/>
         </w:rPr>
         <w:t xml:space="preserve"> שהגדרנו בשכבת נתונים </w:t>
@@ -7826,6 +7864,7 @@
           <w:b/>
           <w:sz w:val="24"/>
           <w:szCs w:val="24"/>
+          <w:highlight w:val="yellow"/>
         </w:rPr>
         <w:t>DAL</w:t>
       </w:r>
@@ -7834,6 +7873,7 @@
           <w:rFonts w:asciiTheme="minorBidi" w:hAnsiTheme="minorBidi"/>
           <w:sz w:val="24"/>
           <w:szCs w:val="24"/>
+          <w:highlight w:val="yellow"/>
           <w:rtl/>
         </w:rPr>
         <w:t xml:space="preserve">, קראה את שם המחלקה המממשת שעליה לאתחל </w:t>
@@ -7844,6 +7884,7 @@
           <w:b/>
           <w:sz w:val="24"/>
           <w:szCs w:val="24"/>
+          <w:highlight w:val="yellow"/>
           <w:rtl/>
         </w:rPr>
         <w:t>מקובץ קונפיגורציה.</w:t>
@@ -7855,14 +7896,16 @@
           <w:rFonts w:asciiTheme="minorBidi" w:hAnsiTheme="minorBidi"/>
           <w:sz w:val="24"/>
           <w:szCs w:val="24"/>
-        </w:rPr>
-      </w:pPr>
-      <w:r>
-        <w:rPr>
-          <w:rFonts w:asciiTheme="minorBidi" w:hAnsiTheme="minorBidi"/>
-          <w:b/>
-          <w:sz w:val="24"/>
-          <w:szCs w:val="24"/>
+          <w:highlight w:val="yellow"/>
+        </w:rPr>
+      </w:pPr>
+      <w:r>
+        <w:rPr>
+          <w:rFonts w:asciiTheme="minorBidi" w:hAnsiTheme="minorBidi"/>
+          <w:b/>
+          <w:sz w:val="24"/>
+          <w:szCs w:val="24"/>
+          <w:highlight w:val="yellow"/>
           <w:rtl/>
         </w:rPr>
         <w:lastRenderedPageBreak/>
@@ -7874,6 +7917,7 @@
           <w:b/>
           <w:sz w:val="24"/>
           <w:szCs w:val="24"/>
+          <w:highlight w:val="yellow"/>
         </w:rPr>
         <w:t>BL</w:t>
       </w:r>
@@ -7883,6 +7927,7 @@
           <w:b/>
           <w:sz w:val="24"/>
           <w:szCs w:val="24"/>
+          <w:highlight w:val="yellow"/>
           <w:rtl/>
         </w:rPr>
         <w:t xml:space="preserve">, ניצור מחלקת </w:t>
@@ -7893,6 +7938,7 @@
           <w:b/>
           <w:sz w:val="24"/>
           <w:szCs w:val="24"/>
+          <w:highlight w:val="yellow"/>
         </w:rPr>
         <w:t>Factory</w:t>
       </w:r>
@@ -7902,6 +7948,7 @@
           <w:b/>
           <w:sz w:val="24"/>
           <w:szCs w:val="24"/>
+          <w:highlight w:val="yellow"/>
           <w:rtl/>
         </w:rPr>
         <w:t xml:space="preserve"> פשוטה יותר</w:t>
@@ -7911,6 +7958,7 @@
           <w:rFonts w:asciiTheme="minorBidi" w:hAnsiTheme="minorBidi"/>
           <w:sz w:val="24"/>
           <w:szCs w:val="24"/>
+          <w:highlight w:val="yellow"/>
           <w:rtl/>
         </w:rPr>
         <w:t xml:space="preserve"> שמאתחלת את המחלקה המממשת </w:t>
@@ -7921,6 +7969,7 @@
           <w:b/>
           <w:sz w:val="24"/>
           <w:szCs w:val="24"/>
+          <w:highlight w:val="yellow"/>
           <w:rtl/>
         </w:rPr>
         <w:t>במפורש דרך הקוד</w:t>
@@ -7930,6 +7979,7 @@
           <w:rFonts w:asciiTheme="minorBidi" w:hAnsiTheme="minorBidi"/>
           <w:sz w:val="24"/>
           <w:szCs w:val="24"/>
+          <w:highlight w:val="yellow"/>
           <w:rtl/>
         </w:rPr>
         <w:t>. כלומר, השכבה שמעל לא תכיר את המחלקה המממשת, אך השכבה שמתחת תצטרך להתקמפל מחדש במידה והמחלקה המממשת תשתנה.</w:t>
@@ -7942,15 +7992,17 @@
           <w:b/>
           <w:sz w:val="24"/>
           <w:szCs w:val="24"/>
-          <w:rtl/>
-        </w:rPr>
-      </w:pPr>
-      <w:r>
-        <w:rPr>
-          <w:rFonts w:asciiTheme="minorBidi" w:hAnsiTheme="minorBidi"/>
-          <w:b/>
-          <w:sz w:val="24"/>
-          <w:szCs w:val="24"/>
+          <w:highlight w:val="yellow"/>
+          <w:rtl/>
+        </w:rPr>
+      </w:pPr>
+      <w:r>
+        <w:rPr>
+          <w:rFonts w:asciiTheme="minorBidi" w:hAnsiTheme="minorBidi"/>
+          <w:b/>
+          <w:sz w:val="24"/>
+          <w:szCs w:val="24"/>
+          <w:highlight w:val="yellow"/>
           <w:rtl/>
         </w:rPr>
         <w:t xml:space="preserve">לצורך כך, בפרויקט </w:t>
@@ -7961,6 +8013,7 @@
           <w:b/>
           <w:sz w:val="24"/>
           <w:szCs w:val="24"/>
+          <w:highlight w:val="yellow"/>
         </w:rPr>
         <w:t>BL</w:t>
       </w:r>
@@ -7970,6 +8023,7 @@
           <w:b/>
           <w:sz w:val="24"/>
           <w:szCs w:val="24"/>
+          <w:highlight w:val="yellow"/>
           <w:rtl/>
         </w:rPr>
         <w:t>, הגדירו "מפעל לייצור אובייקטים":</w:t>
@@ -7977,7 +8031,7 @@
     </w:p>
     <w:p>
       <w:pPr>
-        <w:pStyle w:val="ListParagraph"/>
+        <w:pStyle w:val="a7"/>
         <w:numPr>
           <w:ilvl w:val="0"/>
           <w:numId w:val="34"/>
@@ -7987,14 +8041,16 @@
           <w:b/>
           <w:sz w:val="24"/>
           <w:szCs w:val="24"/>
-        </w:rPr>
-      </w:pPr>
-      <w:r>
-        <w:rPr>
-          <w:rFonts w:asciiTheme="minorBidi" w:hAnsiTheme="minorBidi" w:hint="cs"/>
-          <w:b/>
-          <w:sz w:val="24"/>
-          <w:szCs w:val="24"/>
+          <w:highlight w:val="yellow"/>
+        </w:rPr>
+      </w:pPr>
+      <w:r>
+        <w:rPr>
+          <w:rFonts w:asciiTheme="minorBidi" w:hAnsiTheme="minorBidi" w:hint="cs"/>
+          <w:b/>
+          <w:sz w:val="24"/>
+          <w:szCs w:val="24"/>
+          <w:highlight w:val="yellow"/>
           <w:rtl/>
         </w:rPr>
         <w:t xml:space="preserve">תחת ספריית </w:t>
@@ -8006,6 +8062,7 @@
           <w:b/>
           <w:sz w:val="24"/>
           <w:szCs w:val="24"/>
+          <w:highlight w:val="yellow"/>
         </w:rPr>
         <w:t>BlApi</w:t>
       </w:r>
@@ -8016,6 +8073,7 @@
           <w:b/>
           <w:sz w:val="24"/>
           <w:szCs w:val="24"/>
+          <w:highlight w:val="yellow"/>
           <w:rtl/>
         </w:rPr>
         <w:t xml:space="preserve"> צרו מחלקה </w:t>
@@ -8026,6 +8084,7 @@
           <w:b/>
           <w:sz w:val="24"/>
           <w:szCs w:val="24"/>
+          <w:highlight w:val="yellow"/>
         </w:rPr>
         <w:t>public</w:t>
       </w:r>
@@ -8035,6 +8094,7 @@
           <w:b/>
           <w:sz w:val="24"/>
           <w:szCs w:val="24"/>
+          <w:highlight w:val="yellow"/>
           <w:rtl/>
         </w:rPr>
         <w:t xml:space="preserve"> סטטית בשם </w:t>
@@ -8045,6 +8105,7 @@
           <w:b/>
           <w:sz w:val="24"/>
           <w:szCs w:val="24"/>
+          <w:highlight w:val="yellow"/>
         </w:rPr>
         <w:t>Factory</w:t>
       </w:r>
@@ -8054,6 +8115,7 @@
           <w:b/>
           <w:sz w:val="24"/>
           <w:szCs w:val="24"/>
+          <w:highlight w:val="yellow"/>
           <w:rtl/>
         </w:rPr>
         <w:t>.</w:t>
@@ -8061,7 +8123,7 @@
     </w:p>
     <w:p>
       <w:pPr>
-        <w:pStyle w:val="ListParagraph"/>
+        <w:pStyle w:val="a7"/>
         <w:numPr>
           <w:ilvl w:val="0"/>
           <w:numId w:val="34"/>
@@ -8079,6 +8141,7 @@
           <w:b/>
           <w:sz w:val="24"/>
           <w:szCs w:val="24"/>
+          <w:highlight w:val="yellow"/>
           <w:rtl/>
         </w:rPr>
         <w:t xml:space="preserve">הגדירו בתוכה פונקציה </w:t>
@@ -8089,6 +8152,7 @@
           <w:b/>
           <w:sz w:val="24"/>
           <w:szCs w:val="24"/>
+          <w:highlight w:val="yellow"/>
         </w:rPr>
         <w:t>public</w:t>
       </w:r>
@@ -8098,6 +8162,7 @@
           <w:b/>
           <w:sz w:val="24"/>
           <w:szCs w:val="24"/>
+          <w:highlight w:val="yellow"/>
           <w:rtl/>
         </w:rPr>
         <w:t xml:space="preserve"> סטטית בשם </w:t>
@@ -8108,6 +8173,7 @@
           <w:b/>
           <w:sz w:val="24"/>
           <w:szCs w:val="24"/>
+          <w:highlight w:val="yellow"/>
         </w:rPr>
         <w:t>Get</w:t>
       </w:r>
@@ -8117,6 +8183,7 @@
           <w:b/>
           <w:sz w:val="24"/>
           <w:szCs w:val="24"/>
+          <w:highlight w:val="yellow"/>
           <w:rtl/>
         </w:rPr>
         <w:t xml:space="preserve"> שתחזיר מופע</w:t>
@@ -8127,6 +8194,7 @@
           <w:b/>
           <w:sz w:val="24"/>
           <w:szCs w:val="24"/>
+          <w:highlight w:val="yellow"/>
           <w:rtl/>
         </w:rPr>
         <w:t xml:space="preserve"> מטיפוס המממש את הממשק </w:t>
@@ -8138,6 +8206,7 @@
           <w:b/>
           <w:sz w:val="24"/>
           <w:szCs w:val="24"/>
+          <w:highlight w:val="yellow"/>
         </w:rPr>
         <w:t>IBl</w:t>
       </w:r>
@@ -8148,9 +8217,20 @@
           <w:b/>
           <w:sz w:val="24"/>
           <w:szCs w:val="24"/>
-          <w:rtl/>
-        </w:rPr>
-        <w:t xml:space="preserve">. (בפועל יוחזר מופע של מחלקת </w:t>
+          <w:highlight w:val="yellow"/>
+          <w:rtl/>
+        </w:rPr>
+        <w:t>.</w:t>
+      </w:r>
+      <w:r>
+        <w:rPr>
+          <w:rFonts w:asciiTheme="minorBidi" w:hAnsiTheme="minorBidi" w:hint="cs"/>
+          <w:b/>
+          <w:sz w:val="24"/>
+          <w:szCs w:val="24"/>
+          <w:rtl/>
+        </w:rPr>
+        <w:t xml:space="preserve"> (בפועל יוחזר מופע של מחלקת </w:t>
       </w:r>
       <w:r>
         <w:rPr>
@@ -8186,7 +8266,7 @@
     </w:p>
     <w:p>
       <w:pPr>
-        <w:pStyle w:val="ListParagraph"/>
+        <w:pStyle w:val="a7"/>
         <w:numPr>
           <w:ilvl w:val="0"/>
           <w:numId w:val="20"/>
@@ -9052,7 +9132,25 @@
           <w:sz w:val="18"/>
           <w:szCs w:val="18"/>
         </w:rPr>
-        <w:t xml:space="preserve">? message) : </w:t>
+        <w:t>? message</w:t>
+      </w:r>
+      <w:proofErr w:type="gramStart"/>
+      <w:r>
+        <w:rPr>
+          <w:rFonts w:ascii="Consolas" w:eastAsia="Consolas" w:hAnsi="Consolas" w:cs="Consolas"/>
+          <w:sz w:val="18"/>
+          <w:szCs w:val="18"/>
+        </w:rPr>
+        <w:t>) :</w:t>
+      </w:r>
+      <w:proofErr w:type="gramEnd"/>
+      <w:r>
+        <w:rPr>
+          <w:rFonts w:ascii="Consolas" w:eastAsia="Consolas" w:hAnsi="Consolas" w:cs="Consolas"/>
+          <w:sz w:val="18"/>
+          <w:szCs w:val="18"/>
+        </w:rPr>
+        <w:t xml:space="preserve"> </w:t>
       </w:r>
       <w:r>
         <w:rPr>
@@ -9069,8 +9167,18 @@
           <w:sz w:val="18"/>
           <w:szCs w:val="18"/>
         </w:rPr>
-        <w:t>(message) { }</w:t>
-      </w:r>
+        <w:t xml:space="preserve">(message) </w:t>
+      </w:r>
+      <w:proofErr w:type="gramStart"/>
+      <w:r>
+        <w:rPr>
+          <w:rFonts w:ascii="Consolas" w:eastAsia="Consolas" w:hAnsi="Consolas" w:cs="Consolas"/>
+          <w:sz w:val="18"/>
+          <w:szCs w:val="18"/>
+        </w:rPr>
+        <w:t>{ }</w:t>
+      </w:r>
+      <w:proofErr w:type="gramEnd"/>
     </w:p>
     <w:p>
       <w:pPr>
@@ -9242,31 +9350,41 @@
           <w:sz w:val="18"/>
           <w:szCs w:val="18"/>
         </w:rPr>
-        <w:t>) { }</w:t>
-      </w:r>
-    </w:p>
-    <w:p>
-      <w:pPr>
-        <w:bidi w:val="0"/>
-        <w:spacing w:after="0" w:line="240" w:lineRule="auto"/>
+        <w:t xml:space="preserve">) </w:t>
+      </w:r>
+      <w:proofErr w:type="gramStart"/>
+      <w:r>
         <w:rPr>
           <w:rFonts w:ascii="Consolas" w:eastAsia="Consolas" w:hAnsi="Consolas" w:cs="Consolas"/>
           <w:sz w:val="18"/>
           <w:szCs w:val="18"/>
         </w:rPr>
-      </w:pPr>
-      <w:r>
+        <w:t>{ }</w:t>
+      </w:r>
+      <w:proofErr w:type="gramEnd"/>
+    </w:p>
+    <w:p>
+      <w:pPr>
+        <w:bidi w:val="0"/>
+        <w:spacing w:after="0" w:line="240" w:lineRule="auto"/>
         <w:rPr>
           <w:rFonts w:ascii="Consolas" w:eastAsia="Consolas" w:hAnsi="Consolas" w:cs="Consolas"/>
           <w:sz w:val="18"/>
           <w:szCs w:val="18"/>
         </w:rPr>
+      </w:pPr>
+      <w:r>
+        <w:rPr>
+          <w:rFonts w:ascii="Consolas" w:eastAsia="Consolas" w:hAnsi="Consolas" w:cs="Consolas"/>
+          <w:sz w:val="18"/>
+          <w:szCs w:val="18"/>
+        </w:rPr>
         <w:t>}</w:t>
       </w:r>
     </w:p>
     <w:p>
       <w:pPr>
-        <w:pStyle w:val="ListParagraph"/>
+        <w:pStyle w:val="a7"/>
         <w:numPr>
           <w:ilvl w:val="0"/>
           <w:numId w:val="20"/>
@@ -9726,8 +9844,19 @@
           <w:sz w:val="20"/>
           <w:szCs w:val="20"/>
         </w:rPr>
-        <w:t>();</w:t>
-      </w:r>
+        <w:t>(</w:t>
+      </w:r>
+      <w:proofErr w:type="gramStart"/>
+      <w:r>
+        <w:rPr>
+          <w:rFonts w:ascii="Consolas" w:eastAsia="Consolas" w:hAnsi="Consolas" w:cs="Consolas"/>
+          <w:b/>
+          <w:sz w:val="20"/>
+          <w:szCs w:val="20"/>
+        </w:rPr>
+        <w:t>);</w:t>
+      </w:r>
+      <w:proofErr w:type="gramEnd"/>
     </w:p>
     <w:p>
       <w:pPr>
@@ -9764,7 +9893,7 @@
 </file>
 
 <file path=word/endnotes.xml><?xml version="1.0" encoding="utf-8"?>
-<w:endnotes xmlns:wpc="http://schemas.microsoft.com/office/word/2010/wordprocessingCanvas" xmlns:cx="http://schemas.microsoft.com/office/drawing/2014/chartex" xmlns:cx1="http://schemas.microsoft.com/office/drawing/2015/9/8/chartex" xmlns:cx2="http://schemas.microsoft.com/office/drawing/2015/10/21/chartex" xmlns:cx3="http://schemas.microsoft.com/office/drawing/2016/5/9/chartex" xmlns:cx4="http://schemas.microsoft.com/office/drawing/2016/5/10/chartex" xmlns:cx5="http://schemas.microsoft.com/office/drawing/2016/5/11/chartex" xmlns:cx6="http://schemas.microsoft.com/office/drawing/2016/5/12/chartex" xmlns:cx7="http://schemas.microsoft.com/office/drawing/2016/5/13/chartex" xmlns:cx8="http://schemas.microsoft.com/office/drawing/2016/5/14/chartex" xmlns:mc="http://schemas.openxmlformats.org/markup-compatibility/2006" xmlns:aink="http://schemas.microsoft.com/office/drawing/2016/ink" xmlns:am3d="http://schemas.microsoft.com/office/drawing/2017/model3d" xmlns:o="urn:schemas-microsoft-com:office:office" xmlns:oel="http://schemas.microsoft.com/office/2019/extlst" xmlns:r="http://schemas.openxmlformats.org/officeDocument/2006/relationships" xmlns:m="http://schemas.openxmlformats.org/officeDocument/2006/math" xmlns:v="urn:schemas-microsoft-com:vml" xmlns:wp14="http://schemas.microsoft.com/office/word/2010/wordprocessingDrawing" xmlns:wp="http://schemas.openxmlformats.org/drawingml/2006/wordprocessingDrawing" xmlns:w10="urn:schemas-microsoft-com:office:word" xmlns:w="http://schemas.openxmlformats.org/wordprocessingml/2006/main" xmlns:w14="http://schemas.microsoft.com/office/word/2010/wordml" xmlns:w15="http://schemas.microsoft.com/office/word/2012/wordml" xmlns:w16cex="http://schemas.microsoft.com/office/word/2018/wordml/cex" xmlns:w16cid="http://schemas.microsoft.com/office/word/2016/wordml/cid" xmlns:w16="http://schemas.microsoft.com/office/word/2018/wordml" xmlns:w16sdtdh="http://schemas.microsoft.com/office/word/2020/wordml/sdtdatahash" xmlns:w16se="http://schemas.microsoft.com/office/word/2015/wordml/symex" xmlns:wpg="http://schemas.microsoft.com/office/word/2010/wordprocessingGroup" xmlns:wpi="http://schemas.microsoft.com/office/word/2010/wordprocessingInk" xmlns:wne="http://schemas.microsoft.com/office/word/2006/wordml" xmlns:wps="http://schemas.microsoft.com/office/word/2010/wordprocessingShape" mc:Ignorable="w14 w15 w16se w16cid w16 w16cex w16sdtdh wp14">
+<w:endnotes xmlns:wpc="http://schemas.microsoft.com/office/word/2010/wordprocessingCanvas" xmlns:cx="http://schemas.microsoft.com/office/drawing/2014/chartex" xmlns:cx1="http://schemas.microsoft.com/office/drawing/2015/9/8/chartex" xmlns:cx2="http://schemas.microsoft.com/office/drawing/2015/10/21/chartex" xmlns:cx3="http://schemas.microsoft.com/office/drawing/2016/5/9/chartex" xmlns:cx4="http://schemas.microsoft.com/office/drawing/2016/5/10/chartex" xmlns:cx5="http://schemas.microsoft.com/office/drawing/2016/5/11/chartex" xmlns:cx6="http://schemas.microsoft.com/office/drawing/2016/5/12/chartex" xmlns:cx7="http://schemas.microsoft.com/office/drawing/2016/5/13/chartex" xmlns:cx8="http://schemas.microsoft.com/office/drawing/2016/5/14/chartex" xmlns:mc="http://schemas.openxmlformats.org/markup-compatibility/2006" xmlns:aink="http://schemas.microsoft.com/office/drawing/2016/ink" xmlns:am3d="http://schemas.microsoft.com/office/drawing/2017/model3d" xmlns:o="urn:schemas-microsoft-com:office:office" xmlns:oel="http://schemas.microsoft.com/office/2019/extlst" xmlns:r="http://schemas.openxmlformats.org/officeDocument/2006/relationships" xmlns:m="http://schemas.openxmlformats.org/officeDocument/2006/math" xmlns:v="urn:schemas-microsoft-com:vml" xmlns:wp14="http://schemas.microsoft.com/office/word/2010/wordprocessingDrawing" xmlns:wp="http://schemas.openxmlformats.org/drawingml/2006/wordprocessingDrawing" xmlns:w10="urn:schemas-microsoft-com:office:word" xmlns:w="http://schemas.openxmlformats.org/wordprocessingml/2006/main" xmlns:w14="http://schemas.microsoft.com/office/word/2010/wordml" xmlns:w15="http://schemas.microsoft.com/office/word/2012/wordml" xmlns:w16cex="http://schemas.microsoft.com/office/word/2018/wordml/cex" xmlns:w16cid="http://schemas.microsoft.com/office/word/2016/wordml/cid" xmlns:w16="http://schemas.microsoft.com/office/word/2018/wordml" xmlns:w16du="http://schemas.microsoft.com/office/word/2023/wordml/word16du" xmlns:w16sdtdh="http://schemas.microsoft.com/office/word/2020/wordml/sdtdatahash" xmlns:w16sdtfl="http://schemas.microsoft.com/office/word/2024/wordml/sdtformatlock" xmlns:w16se="http://schemas.microsoft.com/office/word/2015/wordml/symex" xmlns:wpg="http://schemas.microsoft.com/office/word/2010/wordprocessingGroup" xmlns:wpi="http://schemas.microsoft.com/office/word/2010/wordprocessingInk" xmlns:wne="http://schemas.microsoft.com/office/word/2006/wordml" xmlns:wps="http://schemas.microsoft.com/office/word/2010/wordprocessingShape" mc:Ignorable="w14 w15 w16se w16cid w16 w16cex w16sdtdh w16sdtfl w16du wp14">
   <w:endnote w:type="separator" w:id="-1">
     <w:p>
       <w:pPr>
@@ -9789,7 +9918,7 @@
 </file>
 
 <file path=word/footnotes.xml><?xml version="1.0" encoding="utf-8"?>
-<w:footnotes xmlns:wpc="http://schemas.microsoft.com/office/word/2010/wordprocessingCanvas" xmlns:cx="http://schemas.microsoft.com/office/drawing/2014/chartex" xmlns:cx1="http://schemas.microsoft.com/office/drawing/2015/9/8/chartex" xmlns:cx2="http://schemas.microsoft.com/office/drawing/2015/10/21/chartex" xmlns:cx3="http://schemas.microsoft.com/office/drawing/2016/5/9/chartex" xmlns:cx4="http://schemas.microsoft.com/office/drawing/2016/5/10/chartex" xmlns:cx5="http://schemas.microsoft.com/office/drawing/2016/5/11/chartex" xmlns:cx6="http://schemas.microsoft.com/office/drawing/2016/5/12/chartex" xmlns:cx7="http://schemas.microsoft.com/office/drawing/2016/5/13/chartex" xmlns:cx8="http://schemas.microsoft.com/office/drawing/2016/5/14/chartex" xmlns:mc="http://schemas.openxmlformats.org/markup-compatibility/2006" xmlns:aink="http://schemas.microsoft.com/office/drawing/2016/ink" xmlns:am3d="http://schemas.microsoft.com/office/drawing/2017/model3d" xmlns:o="urn:schemas-microsoft-com:office:office" xmlns:oel="http://schemas.microsoft.com/office/2019/extlst" xmlns:r="http://schemas.openxmlformats.org/officeDocument/2006/relationships" xmlns:m="http://schemas.openxmlformats.org/officeDocument/2006/math" xmlns:v="urn:schemas-microsoft-com:vml" xmlns:wp14="http://schemas.microsoft.com/office/word/2010/wordprocessingDrawing" xmlns:wp="http://schemas.openxmlformats.org/drawingml/2006/wordprocessingDrawing" xmlns:w10="urn:schemas-microsoft-com:office:word" xmlns:w="http://schemas.openxmlformats.org/wordprocessingml/2006/main" xmlns:w14="http://schemas.microsoft.com/office/word/2010/wordml" xmlns:w15="http://schemas.microsoft.com/office/word/2012/wordml" xmlns:w16cex="http://schemas.microsoft.com/office/word/2018/wordml/cex" xmlns:w16cid="http://schemas.microsoft.com/office/word/2016/wordml/cid" xmlns:w16="http://schemas.microsoft.com/office/word/2018/wordml" xmlns:w16sdtdh="http://schemas.microsoft.com/office/word/2020/wordml/sdtdatahash" xmlns:w16se="http://schemas.microsoft.com/office/word/2015/wordml/symex" xmlns:wpg="http://schemas.microsoft.com/office/word/2010/wordprocessingGroup" xmlns:wpi="http://schemas.microsoft.com/office/word/2010/wordprocessingInk" xmlns:wne="http://schemas.microsoft.com/office/word/2006/wordml" xmlns:wps="http://schemas.microsoft.com/office/word/2010/wordprocessingShape" mc:Ignorable="w14 w15 w16se w16cid w16 w16cex w16sdtdh wp14">
+<w:footnotes xmlns:wpc="http://schemas.microsoft.com/office/word/2010/wordprocessingCanvas" xmlns:cx="http://schemas.microsoft.com/office/drawing/2014/chartex" xmlns:cx1="http://schemas.microsoft.com/office/drawing/2015/9/8/chartex" xmlns:cx2="http://schemas.microsoft.com/office/drawing/2015/10/21/chartex" xmlns:cx3="http://schemas.microsoft.com/office/drawing/2016/5/9/chartex" xmlns:cx4="http://schemas.microsoft.com/office/drawing/2016/5/10/chartex" xmlns:cx5="http://schemas.microsoft.com/office/drawing/2016/5/11/chartex" xmlns:cx6="http://schemas.microsoft.com/office/drawing/2016/5/12/chartex" xmlns:cx7="http://schemas.microsoft.com/office/drawing/2016/5/13/chartex" xmlns:cx8="http://schemas.microsoft.com/office/drawing/2016/5/14/chartex" xmlns:mc="http://schemas.openxmlformats.org/markup-compatibility/2006" xmlns:aink="http://schemas.microsoft.com/office/drawing/2016/ink" xmlns:am3d="http://schemas.microsoft.com/office/drawing/2017/model3d" xmlns:o="urn:schemas-microsoft-com:office:office" xmlns:oel="http://schemas.microsoft.com/office/2019/extlst" xmlns:r="http://schemas.openxmlformats.org/officeDocument/2006/relationships" xmlns:m="http://schemas.openxmlformats.org/officeDocument/2006/math" xmlns:v="urn:schemas-microsoft-com:vml" xmlns:wp14="http://schemas.microsoft.com/office/word/2010/wordprocessingDrawing" xmlns:wp="http://schemas.openxmlformats.org/drawingml/2006/wordprocessingDrawing" xmlns:w10="urn:schemas-microsoft-com:office:word" xmlns:w="http://schemas.openxmlformats.org/wordprocessingml/2006/main" xmlns:w14="http://schemas.microsoft.com/office/word/2010/wordml" xmlns:w15="http://schemas.microsoft.com/office/word/2012/wordml" xmlns:w16cex="http://schemas.microsoft.com/office/word/2018/wordml/cex" xmlns:w16cid="http://schemas.microsoft.com/office/word/2016/wordml/cid" xmlns:w16="http://schemas.microsoft.com/office/word/2018/wordml" xmlns:w16du="http://schemas.microsoft.com/office/word/2023/wordml/word16du" xmlns:w16sdtdh="http://schemas.microsoft.com/office/word/2020/wordml/sdtdatahash" xmlns:w16sdtfl="http://schemas.microsoft.com/office/word/2024/wordml/sdtformatlock" xmlns:w16se="http://schemas.microsoft.com/office/word/2015/wordml/symex" xmlns:wpg="http://schemas.microsoft.com/office/word/2010/wordprocessingGroup" xmlns:wpi="http://schemas.microsoft.com/office/word/2010/wordprocessingInk" xmlns:wne="http://schemas.microsoft.com/office/word/2006/wordml" xmlns:wps="http://schemas.microsoft.com/office/word/2010/wordprocessingShape" mc:Ignorable="w14 w15 w16se w16cid w16 w16cex w16sdtdh w16sdtfl w16du wp14">
   <w:footnote w:type="separator" w:id="-1">
     <w:p>
       <w:pPr>
@@ -9814,10 +9943,10 @@
 </file>
 
 <file path=word/header1.xml><?xml version="1.0" encoding="utf-8"?>
-<w:hdr xmlns:wpc="http://schemas.microsoft.com/office/word/2010/wordprocessingCanvas" xmlns:cx="http://schemas.microsoft.com/office/drawing/2014/chartex" xmlns:cx1="http://schemas.microsoft.com/office/drawing/2015/9/8/chartex" xmlns:cx2="http://schemas.microsoft.com/office/drawing/2015/10/21/chartex" xmlns:cx3="http://schemas.microsoft.com/office/drawing/2016/5/9/chartex" xmlns:cx4="http://schemas.microsoft.com/office/drawing/2016/5/10/chartex" xmlns:cx5="http://schemas.microsoft.com/office/drawing/2016/5/11/chartex" xmlns:cx6="http://schemas.microsoft.com/office/drawing/2016/5/12/chartex" xmlns:cx7="http://schemas.microsoft.com/office/drawing/2016/5/13/chartex" xmlns:cx8="http://schemas.microsoft.com/office/drawing/2016/5/14/chartex" xmlns:mc="http://schemas.openxmlformats.org/markup-compatibility/2006" xmlns:aink="http://schemas.microsoft.com/office/drawing/2016/ink" xmlns:am3d="http://schemas.microsoft.com/office/drawing/2017/model3d" xmlns:o="urn:schemas-microsoft-com:office:office" xmlns:oel="http://schemas.microsoft.com/office/2019/extlst" xmlns:r="http://schemas.openxmlformats.org/officeDocument/2006/relationships" xmlns:m="http://schemas.openxmlformats.org/officeDocument/2006/math" xmlns:v="urn:schemas-microsoft-com:vml" xmlns:wp14="http://schemas.microsoft.com/office/word/2010/wordprocessingDrawing" xmlns:wp="http://schemas.openxmlformats.org/drawingml/2006/wordprocessingDrawing" xmlns:w10="urn:schemas-microsoft-com:office:word" xmlns:w="http://schemas.openxmlformats.org/wordprocessingml/2006/main" xmlns:w14="http://schemas.microsoft.com/office/word/2010/wordml" xmlns:w15="http://schemas.microsoft.com/office/word/2012/wordml" xmlns:w16cex="http://schemas.microsoft.com/office/word/2018/wordml/cex" xmlns:w16cid="http://schemas.microsoft.com/office/word/2016/wordml/cid" xmlns:w16="http://schemas.microsoft.com/office/word/2018/wordml" xmlns:w16sdtdh="http://schemas.microsoft.com/office/word/2020/wordml/sdtdatahash" xmlns:w16se="http://schemas.microsoft.com/office/word/2015/wordml/symex" xmlns:wpg="http://schemas.microsoft.com/office/word/2010/wordprocessingGroup" xmlns:wpi="http://schemas.microsoft.com/office/word/2010/wordprocessingInk" xmlns:wne="http://schemas.microsoft.com/office/word/2006/wordml" xmlns:wps="http://schemas.microsoft.com/office/word/2010/wordprocessingShape" mc:Ignorable="w14 w15 w16se w16cid w16 w16cex w16sdtdh wp14">
+<w:hdr xmlns:wpc="http://schemas.microsoft.com/office/word/2010/wordprocessingCanvas" xmlns:cx="http://schemas.microsoft.com/office/drawing/2014/chartex" xmlns:cx1="http://schemas.microsoft.com/office/drawing/2015/9/8/chartex" xmlns:cx2="http://schemas.microsoft.com/office/drawing/2015/10/21/chartex" xmlns:cx3="http://schemas.microsoft.com/office/drawing/2016/5/9/chartex" xmlns:cx4="http://schemas.microsoft.com/office/drawing/2016/5/10/chartex" xmlns:cx5="http://schemas.microsoft.com/office/drawing/2016/5/11/chartex" xmlns:cx6="http://schemas.microsoft.com/office/drawing/2016/5/12/chartex" xmlns:cx7="http://schemas.microsoft.com/office/drawing/2016/5/13/chartex" xmlns:cx8="http://schemas.microsoft.com/office/drawing/2016/5/14/chartex" xmlns:mc="http://schemas.openxmlformats.org/markup-compatibility/2006" xmlns:aink="http://schemas.microsoft.com/office/drawing/2016/ink" xmlns:am3d="http://schemas.microsoft.com/office/drawing/2017/model3d" xmlns:o="urn:schemas-microsoft-com:office:office" xmlns:oel="http://schemas.microsoft.com/office/2019/extlst" xmlns:r="http://schemas.openxmlformats.org/officeDocument/2006/relationships" xmlns:m="http://schemas.openxmlformats.org/officeDocument/2006/math" xmlns:v="urn:schemas-microsoft-com:vml" xmlns:wp14="http://schemas.microsoft.com/office/word/2010/wordprocessingDrawing" xmlns:wp="http://schemas.openxmlformats.org/drawingml/2006/wordprocessingDrawing" xmlns:w10="urn:schemas-microsoft-com:office:word" xmlns:w="http://schemas.openxmlformats.org/wordprocessingml/2006/main" xmlns:w14="http://schemas.microsoft.com/office/word/2010/wordml" xmlns:w15="http://schemas.microsoft.com/office/word/2012/wordml" xmlns:w16cex="http://schemas.microsoft.com/office/word/2018/wordml/cex" xmlns:w16cid="http://schemas.microsoft.com/office/word/2016/wordml/cid" xmlns:w16="http://schemas.microsoft.com/office/word/2018/wordml" xmlns:w16du="http://schemas.microsoft.com/office/word/2023/wordml/word16du" xmlns:w16sdtdh="http://schemas.microsoft.com/office/word/2020/wordml/sdtdatahash" xmlns:w16sdtfl="http://schemas.microsoft.com/office/word/2024/wordml/sdtformatlock" xmlns:w16se="http://schemas.microsoft.com/office/word/2015/wordml/symex" xmlns:wpg="http://schemas.microsoft.com/office/word/2010/wordprocessingGroup" xmlns:wpi="http://schemas.microsoft.com/office/word/2010/wordprocessingInk" xmlns:wne="http://schemas.microsoft.com/office/word/2006/wordml" xmlns:wps="http://schemas.microsoft.com/office/word/2010/wordprocessingShape" mc:Ignorable="w14 w15 w16se w16cid w16 w16cex w16sdtdh w16sdtfl w16du wp14">
   <w:p>
     <w:pPr>
-      <w:pStyle w:val="Header"/>
+      <w:pStyle w:val="a3"/>
     </w:pPr>
     <w:r>
       <w:rPr>
@@ -9829,14 +9958,14 @@
   </w:p>
   <w:p>
     <w:pPr>
-      <w:pStyle w:val="Header"/>
+      <w:pStyle w:val="a3"/>
     </w:pPr>
   </w:p>
 </w:hdr>
 </file>
 
 <file path=word/numbering.xml><?xml version="1.0" encoding="utf-8"?>
-<w:numbering xmlns:wpc="http://schemas.microsoft.com/office/word/2010/wordprocessingCanvas" xmlns:cx="http://schemas.microsoft.com/office/drawing/2014/chartex" xmlns:cx1="http://schemas.microsoft.com/office/drawing/2015/9/8/chartex" xmlns:cx2="http://schemas.microsoft.com/office/drawing/2015/10/21/chartex" xmlns:cx3="http://schemas.microsoft.com/office/drawing/2016/5/9/chartex" xmlns:cx4="http://schemas.microsoft.com/office/drawing/2016/5/10/chartex" xmlns:cx5="http://schemas.microsoft.com/office/drawing/2016/5/11/chartex" xmlns:cx6="http://schemas.microsoft.com/office/drawing/2016/5/12/chartex" xmlns:cx7="http://schemas.microsoft.com/office/drawing/2016/5/13/chartex" xmlns:cx8="http://schemas.microsoft.com/office/drawing/2016/5/14/chartex" xmlns:mc="http://schemas.openxmlformats.org/markup-compatibility/2006" xmlns:aink="http://schemas.microsoft.com/office/drawing/2016/ink" xmlns:am3d="http://schemas.microsoft.com/office/drawing/2017/model3d" xmlns:o="urn:schemas-microsoft-com:office:office" xmlns:oel="http://schemas.microsoft.com/office/2019/extlst" xmlns:r="http://schemas.openxmlformats.org/officeDocument/2006/relationships" xmlns:m="http://schemas.openxmlformats.org/officeDocument/2006/math" xmlns:v="urn:schemas-microsoft-com:vml" xmlns:wp14="http://schemas.microsoft.com/office/word/2010/wordprocessingDrawing" xmlns:wp="http://schemas.openxmlformats.org/drawingml/2006/wordprocessingDrawing" xmlns:w10="urn:schemas-microsoft-com:office:word" xmlns:w="http://schemas.openxmlformats.org/wordprocessingml/2006/main" xmlns:w14="http://schemas.microsoft.com/office/word/2010/wordml" xmlns:w15="http://schemas.microsoft.com/office/word/2012/wordml" xmlns:w16cex="http://schemas.microsoft.com/office/word/2018/wordml/cex" xmlns:w16cid="http://schemas.microsoft.com/office/word/2016/wordml/cid" xmlns:w16="http://schemas.microsoft.com/office/word/2018/wordml" xmlns:w16sdtdh="http://schemas.microsoft.com/office/word/2020/wordml/sdtdatahash" xmlns:w16se="http://schemas.microsoft.com/office/word/2015/wordml/symex" xmlns:wpg="http://schemas.microsoft.com/office/word/2010/wordprocessingGroup" xmlns:wpi="http://schemas.microsoft.com/office/word/2010/wordprocessingInk" xmlns:wne="http://schemas.microsoft.com/office/word/2006/wordml" xmlns:wps="http://schemas.microsoft.com/office/word/2010/wordprocessingShape" mc:Ignorable="w14 w15 w16se w16cid w16 w16cex w16sdtdh wp14">
+<w:numbering xmlns:wpc="http://schemas.microsoft.com/office/word/2010/wordprocessingCanvas" xmlns:cx="http://schemas.microsoft.com/office/drawing/2014/chartex" xmlns:cx1="http://schemas.microsoft.com/office/drawing/2015/9/8/chartex" xmlns:cx2="http://schemas.microsoft.com/office/drawing/2015/10/21/chartex" xmlns:cx3="http://schemas.microsoft.com/office/drawing/2016/5/9/chartex" xmlns:cx4="http://schemas.microsoft.com/office/drawing/2016/5/10/chartex" xmlns:cx5="http://schemas.microsoft.com/office/drawing/2016/5/11/chartex" xmlns:cx6="http://schemas.microsoft.com/office/drawing/2016/5/12/chartex" xmlns:cx7="http://schemas.microsoft.com/office/drawing/2016/5/13/chartex" xmlns:cx8="http://schemas.microsoft.com/office/drawing/2016/5/14/chartex" xmlns:mc="http://schemas.openxmlformats.org/markup-compatibility/2006" xmlns:aink="http://schemas.microsoft.com/office/drawing/2016/ink" xmlns:am3d="http://schemas.microsoft.com/office/drawing/2017/model3d" xmlns:o="urn:schemas-microsoft-com:office:office" xmlns:oel="http://schemas.microsoft.com/office/2019/extlst" xmlns:r="http://schemas.openxmlformats.org/officeDocument/2006/relationships" xmlns:m="http://schemas.openxmlformats.org/officeDocument/2006/math" xmlns:v="urn:schemas-microsoft-com:vml" xmlns:wp14="http://schemas.microsoft.com/office/word/2010/wordprocessingDrawing" xmlns:wp="http://schemas.openxmlformats.org/drawingml/2006/wordprocessingDrawing" xmlns:w10="urn:schemas-microsoft-com:office:word" xmlns:w="http://schemas.openxmlformats.org/wordprocessingml/2006/main" xmlns:w14="http://schemas.microsoft.com/office/word/2010/wordml" xmlns:w15="http://schemas.microsoft.com/office/word/2012/wordml" xmlns:w16cex="http://schemas.microsoft.com/office/word/2018/wordml/cex" xmlns:w16cid="http://schemas.microsoft.com/office/word/2016/wordml/cid" xmlns:w16="http://schemas.microsoft.com/office/word/2018/wordml" xmlns:w16du="http://schemas.microsoft.com/office/word/2023/wordml/word16du" xmlns:w16sdtdh="http://schemas.microsoft.com/office/word/2020/wordml/sdtdatahash" xmlns:w16sdtfl="http://schemas.microsoft.com/office/word/2024/wordml/sdtformatlock" xmlns:w16se="http://schemas.microsoft.com/office/word/2015/wordml/symex" xmlns:wpg="http://schemas.microsoft.com/office/word/2010/wordprocessingGroup" xmlns:wpi="http://schemas.microsoft.com/office/word/2010/wordprocessingInk" xmlns:wne="http://schemas.microsoft.com/office/word/2006/wordml" xmlns:wps="http://schemas.microsoft.com/office/word/2010/wordprocessingShape" mc:Ignorable="w14 w15 w16se w16cid w16 w16cex w16sdtdh w16sdtfl w16du wp14">
   <w:abstractNum w:abstractNumId="0" w15:restartNumberingAfterBreak="0">
     <w:nsid w:val="03882BE2"/>
     <w:multiLevelType w:val="multilevel"/>
@@ -15360,7 +15489,7 @@
 </file>
 
 <file path=word/styles.xml><?xml version="1.0" encoding="utf-8"?>
-<w:styles xmlns:mc="http://schemas.openxmlformats.org/markup-compatibility/2006" xmlns:r="http://schemas.openxmlformats.org/officeDocument/2006/relationships" xmlns:w="http://schemas.openxmlformats.org/wordprocessingml/2006/main" xmlns:w14="http://schemas.microsoft.com/office/word/2010/wordml" xmlns:w15="http://schemas.microsoft.com/office/word/2012/wordml" xmlns:w16cex="http://schemas.microsoft.com/office/word/2018/wordml/cex" xmlns:w16cid="http://schemas.microsoft.com/office/word/2016/wordml/cid" xmlns:w16="http://schemas.microsoft.com/office/word/2018/wordml" xmlns:w16sdtdh="http://schemas.microsoft.com/office/word/2020/wordml/sdtdatahash" xmlns:w16se="http://schemas.microsoft.com/office/word/2015/wordml/symex" mc:Ignorable="w14 w15 w16se w16cid w16 w16cex w16sdtdh">
+<w:styles xmlns:mc="http://schemas.openxmlformats.org/markup-compatibility/2006" xmlns:r="http://schemas.openxmlformats.org/officeDocument/2006/relationships" xmlns:w="http://schemas.openxmlformats.org/wordprocessingml/2006/main" xmlns:w14="http://schemas.microsoft.com/office/word/2010/wordml" xmlns:w15="http://schemas.microsoft.com/office/word/2012/wordml" xmlns:w16cex="http://schemas.microsoft.com/office/word/2018/wordml/cex" xmlns:w16cid="http://schemas.microsoft.com/office/word/2016/wordml/cid" xmlns:w16="http://schemas.microsoft.com/office/word/2018/wordml" xmlns:w16du="http://schemas.microsoft.com/office/word/2023/wordml/word16du" xmlns:w16sdtdh="http://schemas.microsoft.com/office/word/2020/wordml/sdtdatahash" xmlns:w16sdtfl="http://schemas.microsoft.com/office/word/2024/wordml/sdtformatlock" xmlns:w16se="http://schemas.microsoft.com/office/word/2015/wordml/symex" mc:Ignorable="w14 w15 w16se w16cid w16 w16cex w16sdtdh w16sdtfl w16du">
   <w:docDefaults>
     <w:rPrDefault>
       <w:rPr>
@@ -15756,18 +15885,18 @@
     <w:lsdException w:name="Unresolved Mention" w:semiHidden="1" w:unhideWhenUsed="1"/>
     <w:lsdException w:name="Smart Link" w:semiHidden="1" w:unhideWhenUsed="1"/>
   </w:latentStyles>
-  <w:style w:type="paragraph" w:default="1" w:styleId="Normal">
+  <w:style w:type="paragraph" w:default="1" w:styleId="a">
     <w:name w:val="Normal"/>
     <w:qFormat/>
     <w:pPr>
       <w:bidi/>
     </w:pPr>
   </w:style>
-  <w:style w:type="paragraph" w:styleId="Heading3">
+  <w:style w:type="paragraph" w:styleId="3">
     <w:name w:val="heading 3"/>
-    <w:basedOn w:val="Normal"/>
-    <w:next w:val="Normal"/>
-    <w:link w:val="Heading3Char"/>
+    <w:basedOn w:val="a"/>
+    <w:next w:val="a"/>
+    <w:link w:val="30"/>
     <w:uiPriority w:val="9"/>
     <w:unhideWhenUsed/>
     <w:qFormat/>
@@ -15791,11 +15920,11 @@
       <w14:ligatures w14:val="none"/>
     </w:rPr>
   </w:style>
-  <w:style w:type="paragraph" w:styleId="Heading4">
+  <w:style w:type="paragraph" w:styleId="4">
     <w:name w:val="heading 4"/>
-    <w:basedOn w:val="Normal"/>
-    <w:next w:val="Normal"/>
-    <w:link w:val="Heading4Char"/>
+    <w:basedOn w:val="a"/>
+    <w:next w:val="a"/>
+    <w:link w:val="40"/>
     <w:uiPriority w:val="9"/>
     <w:semiHidden/>
     <w:unhideWhenUsed/>
@@ -15814,13 +15943,13 @@
       <w:color w:val="2F5496" w:themeColor="accent1" w:themeShade="BF"/>
     </w:rPr>
   </w:style>
-  <w:style w:type="character" w:default="1" w:styleId="DefaultParagraphFont">
+  <w:style w:type="character" w:default="1" w:styleId="a0">
     <w:name w:val="Default Paragraph Font"/>
     <w:uiPriority w:val="1"/>
     <w:semiHidden/>
     <w:unhideWhenUsed/>
   </w:style>
-  <w:style w:type="table" w:default="1" w:styleId="TableNormal">
+  <w:style w:type="table" w:default="1" w:styleId="a1">
     <w:name w:val="Normal Table"/>
     <w:uiPriority w:val="99"/>
     <w:semiHidden/>
@@ -15835,16 +15964,16 @@
       </w:tblCellMar>
     </w:tblPr>
   </w:style>
-  <w:style w:type="numbering" w:default="1" w:styleId="NoList">
+  <w:style w:type="numbering" w:default="1" w:styleId="a2">
     <w:name w:val="No List"/>
     <w:uiPriority w:val="99"/>
     <w:semiHidden/>
     <w:unhideWhenUsed/>
   </w:style>
-  <w:style w:type="paragraph" w:styleId="Header">
+  <w:style w:type="paragraph" w:styleId="a3">
     <w:name w:val="header"/>
-    <w:basedOn w:val="Normal"/>
-    <w:link w:val="HeaderChar"/>
+    <w:basedOn w:val="a"/>
+    <w:link w:val="a4"/>
     <w:uiPriority w:val="99"/>
     <w:unhideWhenUsed/>
     <w:rsid w:val="007E34E8"/>
@@ -15856,17 +15985,17 @@
       <w:spacing w:after="0" w:line="240" w:lineRule="auto"/>
     </w:pPr>
   </w:style>
-  <w:style w:type="character" w:customStyle="1" w:styleId="HeaderChar">
-    <w:name w:val="Header Char"/>
-    <w:basedOn w:val="DefaultParagraphFont"/>
-    <w:link w:val="Header"/>
+  <w:style w:type="character" w:customStyle="1" w:styleId="a4">
+    <w:name w:val="כותרת עליונה תו"/>
+    <w:basedOn w:val="a0"/>
+    <w:link w:val="a3"/>
     <w:uiPriority w:val="99"/>
     <w:rsid w:val="007E34E8"/>
   </w:style>
-  <w:style w:type="paragraph" w:styleId="Footer">
+  <w:style w:type="paragraph" w:styleId="a5">
     <w:name w:val="footer"/>
-    <w:basedOn w:val="Normal"/>
-    <w:link w:val="FooterChar"/>
+    <w:basedOn w:val="a"/>
+    <w:link w:val="a6"/>
     <w:uiPriority w:val="99"/>
     <w:unhideWhenUsed/>
     <w:rsid w:val="007E34E8"/>
@@ -15878,16 +16007,16 @@
       <w:spacing w:after="0" w:line="240" w:lineRule="auto"/>
     </w:pPr>
   </w:style>
-  <w:style w:type="character" w:customStyle="1" w:styleId="FooterChar">
-    <w:name w:val="Footer Char"/>
-    <w:basedOn w:val="DefaultParagraphFont"/>
-    <w:link w:val="Footer"/>
+  <w:style w:type="character" w:customStyle="1" w:styleId="a6">
+    <w:name w:val="כותרת תחתונה תו"/>
+    <w:basedOn w:val="a0"/>
+    <w:link w:val="a5"/>
     <w:uiPriority w:val="99"/>
     <w:rsid w:val="007E34E8"/>
   </w:style>
-  <w:style w:type="paragraph" w:styleId="ListParagraph">
+  <w:style w:type="paragraph" w:styleId="a7">
     <w:name w:val="List Paragraph"/>
-    <w:basedOn w:val="Normal"/>
+    <w:basedOn w:val="a"/>
     <w:uiPriority w:val="34"/>
     <w:qFormat/>
     <w:rsid w:val="007E34E8"/>
@@ -15896,10 +16025,10 @@
       <w:contextualSpacing/>
     </w:pPr>
   </w:style>
-  <w:style w:type="character" w:customStyle="1" w:styleId="Heading3Char">
-    <w:name w:val="Heading 3 Char"/>
-    <w:basedOn w:val="DefaultParagraphFont"/>
-    <w:link w:val="Heading3"/>
+  <w:style w:type="character" w:customStyle="1" w:styleId="30">
+    <w:name w:val="כותרת 3 תו"/>
+    <w:basedOn w:val="a0"/>
+    <w:link w:val="3"/>
     <w:uiPriority w:val="9"/>
     <w:rsid w:val="005E5D59"/>
     <w:rPr>
@@ -15914,10 +16043,10 @@
       <w14:ligatures w14:val="none"/>
     </w:rPr>
   </w:style>
-  <w:style w:type="character" w:customStyle="1" w:styleId="Heading4Char">
-    <w:name w:val="Heading 4 Char"/>
-    <w:basedOn w:val="DefaultParagraphFont"/>
-    <w:link w:val="Heading4"/>
+  <w:style w:type="character" w:customStyle="1" w:styleId="40">
+    <w:name w:val="כותרת 4 תו"/>
+    <w:basedOn w:val="a0"/>
+    <w:link w:val="4"/>
     <w:uiPriority w:val="9"/>
     <w:semiHidden/>
     <w:rsid w:val="00B165E4"/>

--- a/הנחיות הפרויקט/שלב 8.docx
+++ b/הנחיות הפרויקט/שלב 8.docx
@@ -1,6 +1,6 @@
 
 <file path=word/document.xml><?xml version="1.0" encoding="utf-8"?>
-<w:document xmlns:wpc="http://schemas.microsoft.com/office/word/2010/wordprocessingCanvas" xmlns:cx="http://schemas.microsoft.com/office/drawing/2014/chartex" xmlns:cx1="http://schemas.microsoft.com/office/drawing/2015/9/8/chartex" xmlns:cx2="http://schemas.microsoft.com/office/drawing/2015/10/21/chartex" xmlns:cx3="http://schemas.microsoft.com/office/drawing/2016/5/9/chartex" xmlns:cx4="http://schemas.microsoft.com/office/drawing/2016/5/10/chartex" xmlns:cx5="http://schemas.microsoft.com/office/drawing/2016/5/11/chartex" xmlns:cx6="http://schemas.microsoft.com/office/drawing/2016/5/12/chartex" xmlns:cx7="http://schemas.microsoft.com/office/drawing/2016/5/13/chartex" xmlns:cx8="http://schemas.microsoft.com/office/drawing/2016/5/14/chartex" xmlns:mc="http://schemas.openxmlformats.org/markup-compatibility/2006" xmlns:aink="http://schemas.microsoft.com/office/drawing/2016/ink" xmlns:am3d="http://schemas.microsoft.com/office/drawing/2017/model3d" xmlns:o="urn:schemas-microsoft-com:office:office" xmlns:oel="http://schemas.microsoft.com/office/2019/extlst" xmlns:r="http://schemas.openxmlformats.org/officeDocument/2006/relationships" xmlns:m="http://schemas.openxmlformats.org/officeDocument/2006/math" xmlns:v="urn:schemas-microsoft-com:vml" xmlns:wp14="http://schemas.microsoft.com/office/word/2010/wordprocessingDrawing" xmlns:wp="http://schemas.openxmlformats.org/drawingml/2006/wordprocessingDrawing" xmlns:w10="urn:schemas-microsoft-com:office:word" xmlns:w="http://schemas.openxmlformats.org/wordprocessingml/2006/main" xmlns:w14="http://schemas.microsoft.com/office/word/2010/wordml" xmlns:w15="http://schemas.microsoft.com/office/word/2012/wordml" xmlns:w16cex="http://schemas.microsoft.com/office/word/2018/wordml/cex" xmlns:w16cid="http://schemas.microsoft.com/office/word/2016/wordml/cid" xmlns:w16="http://schemas.microsoft.com/office/word/2018/wordml" xmlns:w16du="http://schemas.microsoft.com/office/word/2023/wordml/word16du" xmlns:w16sdtdh="http://schemas.microsoft.com/office/word/2020/wordml/sdtdatahash" xmlns:w16sdtfl="http://schemas.microsoft.com/office/word/2024/wordml/sdtformatlock" xmlns:w16se="http://schemas.microsoft.com/office/word/2015/wordml/symex" xmlns:wpg="http://schemas.microsoft.com/office/word/2010/wordprocessingGroup" xmlns:wpi="http://schemas.microsoft.com/office/word/2010/wordprocessingInk" xmlns:wne="http://schemas.microsoft.com/office/word/2006/wordml" xmlns:wps="http://schemas.microsoft.com/office/word/2010/wordprocessingShape" mc:Ignorable="w14 w15 w16se w16cid w16 w16cex w16sdtdh w16sdtfl w16du wp14">
+<w:document xmlns:wpc="http://schemas.microsoft.com/office/word/2010/wordprocessingCanvas" xmlns:cx="http://schemas.microsoft.com/office/drawing/2014/chartex" xmlns:cx1="http://schemas.microsoft.com/office/drawing/2015/9/8/chartex" xmlns:cx2="http://schemas.microsoft.com/office/drawing/2015/10/21/chartex" xmlns:cx3="http://schemas.microsoft.com/office/drawing/2016/5/9/chartex" xmlns:cx4="http://schemas.microsoft.com/office/drawing/2016/5/10/chartex" xmlns:cx5="http://schemas.microsoft.com/office/drawing/2016/5/11/chartex" xmlns:cx6="http://schemas.microsoft.com/office/drawing/2016/5/12/chartex" xmlns:cx7="http://schemas.microsoft.com/office/drawing/2016/5/13/chartex" xmlns:cx8="http://schemas.microsoft.com/office/drawing/2016/5/14/chartex" xmlns:mc="http://schemas.openxmlformats.org/markup-compatibility/2006" xmlns:aink="http://schemas.microsoft.com/office/drawing/2016/ink" xmlns:am3d="http://schemas.microsoft.com/office/drawing/2017/model3d" xmlns:o="urn:schemas-microsoft-com:office:office" xmlns:oel="http://schemas.microsoft.com/office/2019/extlst" xmlns:r="http://schemas.openxmlformats.org/officeDocument/2006/relationships" xmlns:m="http://schemas.openxmlformats.org/officeDocument/2006/math" xmlns:v="urn:schemas-microsoft-com:vml" xmlns:wp14="http://schemas.microsoft.com/office/word/2010/wordprocessingDrawing" xmlns:wp="http://schemas.openxmlformats.org/drawingml/2006/wordprocessingDrawing" xmlns:w10="urn:schemas-microsoft-com:office:word" xmlns:w="http://schemas.openxmlformats.org/wordprocessingml/2006/main" xmlns:w14="http://schemas.microsoft.com/office/word/2010/wordml" xmlns:w15="http://schemas.microsoft.com/office/word/2012/wordml" xmlns:w16cex="http://schemas.microsoft.com/office/word/2018/wordml/cex" xmlns:w16cid="http://schemas.microsoft.com/office/word/2016/wordml/cid" xmlns:w16="http://schemas.microsoft.com/office/word/2018/wordml" xmlns:w16sdtdh="http://schemas.microsoft.com/office/word/2020/wordml/sdtdatahash" xmlns:w16se="http://schemas.microsoft.com/office/word/2015/wordml/symex" xmlns:wpg="http://schemas.microsoft.com/office/word/2010/wordprocessingGroup" xmlns:wpi="http://schemas.microsoft.com/office/word/2010/wordprocessingInk" xmlns:wne="http://schemas.microsoft.com/office/word/2006/wordml" xmlns:wps="http://schemas.microsoft.com/office/word/2010/wordprocessingShape" mc:Ignorable="w14 w15 w16se w16cid w16 w16cex w16sdtdh wp14">
   <w:body>
     <w:p>
       <w:pPr>
@@ -356,7 +356,7 @@
     </w:p>
     <w:p>
       <w:pPr>
-        <w:pStyle w:val="a7"/>
+        <w:pStyle w:val="ListParagraph"/>
         <w:numPr>
           <w:ilvl w:val="0"/>
           <w:numId w:val="48"/>
@@ -777,7 +777,7 @@
     </w:p>
     <w:p>
       <w:pPr>
-        <w:pStyle w:val="a7"/>
+        <w:pStyle w:val="ListParagraph"/>
         <w:numPr>
           <w:ilvl w:val="0"/>
           <w:numId w:val="48"/>
@@ -803,7 +803,7 @@
     </w:p>
     <w:p>
       <w:pPr>
-        <w:pStyle w:val="a7"/>
+        <w:pStyle w:val="ListParagraph"/>
         <w:spacing w:after="0" w:line="240" w:lineRule="auto"/>
         <w:rPr>
           <w:rFonts w:asciiTheme="minorBidi" w:hAnsiTheme="minorBidi"/>
@@ -815,7 +815,7 @@
     </w:p>
     <w:p>
       <w:pPr>
-        <w:pStyle w:val="a7"/>
+        <w:pStyle w:val="ListParagraph"/>
         <w:numPr>
           <w:ilvl w:val="0"/>
           <w:numId w:val="49"/>
@@ -1422,7 +1422,7 @@
     </w:p>
     <w:p>
       <w:pPr>
-        <w:pStyle w:val="a7"/>
+        <w:pStyle w:val="ListParagraph"/>
         <w:spacing w:after="0" w:line="240" w:lineRule="auto"/>
         <w:ind w:left="567"/>
         <w:rPr>
@@ -1466,7 +1466,7 @@
     </w:p>
     <w:p>
       <w:pPr>
-        <w:pStyle w:val="a7"/>
+        <w:pStyle w:val="ListParagraph"/>
         <w:spacing w:after="0" w:line="240" w:lineRule="auto"/>
         <w:ind w:left="567"/>
         <w:rPr>
@@ -1479,7 +1479,7 @@
     </w:p>
     <w:p>
       <w:pPr>
-        <w:pStyle w:val="a7"/>
+        <w:pStyle w:val="ListParagraph"/>
         <w:numPr>
           <w:ilvl w:val="0"/>
           <w:numId w:val="19"/>
@@ -1806,17 +1806,12 @@
       <w:pPr>
         <w:spacing w:before="120" w:after="0" w:line="240" w:lineRule="auto"/>
         <w:rPr>
-          <w:rFonts w:ascii="Arial" w:hAnsi="Arial" w:cs="Arial"/>
-          <w:sz w:val="24"/>
-          <w:szCs w:val="24"/>
-          <w:highlight w:val="yellow"/>
-        </w:rPr>
-      </w:pPr>
-      <w:r>
-        <w:rPr>
-          <w:rFonts w:ascii="Arial" w:hAnsi="Arial" w:cs="Arial" w:hint="cs"/>
-          <w:sz w:val="24"/>
-          <w:szCs w:val="24"/>
+          <w:highlight w:val="yellow"/>
+        </w:rPr>
+      </w:pPr>
+      <w:r>
+        <w:rPr>
+          <w:rFonts w:hint="cs"/>
           <w:rtl/>
         </w:rPr>
         <w:lastRenderedPageBreak/>
@@ -1824,9 +1819,7 @@
       </w:r>
       <w:r>
         <w:rPr>
-          <w:rFonts w:ascii="Arial" w:hAnsi="Arial" w:cs="Arial" w:hint="cs"/>
-          <w:sz w:val="24"/>
-          <w:szCs w:val="24"/>
+          <w:rFonts w:hint="cs"/>
           <w:highlight w:val="yellow"/>
           <w:rtl/>
         </w:rPr>
@@ -1835,9 +1828,6 @@
       <w:proofErr w:type="spellStart"/>
       <w:r>
         <w:rPr>
-          <w:rFonts w:ascii="Arial" w:hAnsi="Arial" w:cs="Arial"/>
-          <w:sz w:val="24"/>
-          <w:szCs w:val="24"/>
           <w:highlight w:val="yellow"/>
         </w:rPr>
         <w:t>BlTest</w:t>
@@ -1845,9 +1835,7 @@
       <w:proofErr w:type="spellEnd"/>
       <w:r>
         <w:rPr>
-          <w:rFonts w:ascii="Arial" w:hAnsi="Arial" w:cs="Arial" w:hint="cs"/>
-          <w:sz w:val="24"/>
-          <w:szCs w:val="24"/>
+          <w:rFonts w:hint="cs"/>
           <w:highlight w:val="yellow"/>
           <w:rtl/>
         </w:rPr>
@@ -1856,9 +1844,7 @@
       <w:proofErr w:type="spellStart"/>
       <w:r>
         <w:rPr>
-          <w:rFonts w:ascii="Arial" w:hAnsi="Arial" w:cs="Arial" w:hint="cs"/>
-          <w:sz w:val="24"/>
-          <w:szCs w:val="24"/>
+          <w:rFonts w:hint="cs"/>
           <w:highlight w:val="yellow"/>
           <w:rtl/>
         </w:rPr>
@@ -1867,9 +1853,7 @@
       <w:proofErr w:type="spellEnd"/>
       <w:r>
         <w:rPr>
-          <w:rFonts w:ascii="Arial" w:hAnsi="Arial" w:cs="Arial" w:hint="cs"/>
-          <w:sz w:val="24"/>
-          <w:szCs w:val="24"/>
+          <w:rFonts w:hint="cs"/>
           <w:highlight w:val="yellow"/>
           <w:rtl/>
         </w:rPr>
@@ -1877,18 +1861,13 @@
       </w:r>
       <w:r>
         <w:rPr>
-          <w:rFonts w:ascii="Arial" w:hAnsi="Arial" w:cs="Arial"/>
-          <w:sz w:val="24"/>
-          <w:szCs w:val="24"/>
           <w:highlight w:val="yellow"/>
         </w:rPr>
         <w:t>solution</w:t>
       </w:r>
       <w:r>
         <w:rPr>
-          <w:rFonts w:ascii="Arial" w:hAnsi="Arial" w:cs="Arial" w:hint="cs"/>
-          <w:sz w:val="24"/>
-          <w:szCs w:val="24"/>
+          <w:rFonts w:hint="cs"/>
           <w:highlight w:val="yellow"/>
           <w:rtl/>
         </w:rPr>
@@ -1896,9 +1875,7 @@
       </w:r>
       <w:r>
         <w:rPr>
-          <w:rFonts w:ascii="Arial" w:hAnsi="Arial" w:cs="Arial" w:hint="cs"/>
-          <w:sz w:val="24"/>
-          <w:szCs w:val="24"/>
+          <w:rFonts w:hint="cs"/>
           <w:highlight w:val="yellow"/>
           <w:rtl/>
         </w:rPr>
@@ -1906,9 +1883,7 @@
       </w:r>
       <w:r>
         <w:rPr>
-          <w:rFonts w:ascii="Arial" w:hAnsi="Arial" w:cs="Arial" w:hint="cs"/>
-          <w:sz w:val="24"/>
-          <w:szCs w:val="24"/>
+          <w:rFonts w:hint="cs"/>
           <w:highlight w:val="yellow"/>
           <w:rtl/>
         </w:rPr>
@@ -1916,18 +1891,13 @@
       </w:r>
       <w:r>
         <w:rPr>
-          <w:rFonts w:ascii="Arial" w:hAnsi="Arial" w:cs="Arial"/>
-          <w:sz w:val="24"/>
-          <w:szCs w:val="24"/>
           <w:highlight w:val="yellow"/>
         </w:rPr>
         <w:t>set as startup project</w:t>
       </w:r>
       <w:r>
         <w:rPr>
-          <w:rFonts w:ascii="Arial" w:hAnsi="Arial" w:cs="Arial" w:hint="cs"/>
-          <w:sz w:val="24"/>
-          <w:szCs w:val="24"/>
+          <w:rFonts w:hint="cs"/>
           <w:highlight w:val="yellow"/>
           <w:rtl/>
         </w:rPr>
@@ -1935,9 +1905,6 @@
       </w:r>
       <w:r>
         <w:rPr>
-          <w:rFonts w:ascii="Arial" w:hAnsi="Arial" w:cs="Arial"/>
-          <w:sz w:val="24"/>
-          <w:szCs w:val="24"/>
           <w:highlight w:val="yellow"/>
           <w:rtl/>
         </w:rPr>
@@ -1946,7 +1913,7 @@
     </w:p>
     <w:p>
       <w:pPr>
-        <w:pStyle w:val="a7"/>
+        <w:pStyle w:val="ListParagraph"/>
         <w:numPr>
           <w:ilvl w:val="0"/>
           <w:numId w:val="48"/>
@@ -2555,7 +2522,7 @@
     </w:p>
     <w:p>
       <w:pPr>
-        <w:pStyle w:val="a7"/>
+        <w:pStyle w:val="ListParagraph"/>
         <w:numPr>
           <w:ilvl w:val="0"/>
           <w:numId w:val="17"/>
@@ -2961,7 +2928,7 @@
     </w:p>
     <w:p>
       <w:pPr>
-        <w:pStyle w:val="a7"/>
+        <w:pStyle w:val="ListParagraph"/>
         <w:numPr>
           <w:ilvl w:val="0"/>
           <w:numId w:val="17"/>
@@ -3494,7 +3461,7 @@
     </w:p>
     <w:p>
       <w:pPr>
-        <w:pStyle w:val="a7"/>
+        <w:pStyle w:val="ListParagraph"/>
         <w:numPr>
           <w:ilvl w:val="0"/>
           <w:numId w:val="24"/>
@@ -3539,7 +3506,7 @@
     </w:p>
     <w:p>
       <w:pPr>
-        <w:pStyle w:val="a7"/>
+        <w:pStyle w:val="ListParagraph"/>
         <w:numPr>
           <w:ilvl w:val="0"/>
           <w:numId w:val="24"/>
@@ -3565,7 +3532,7 @@
     </w:p>
     <w:p>
       <w:pPr>
-        <w:pStyle w:val="a7"/>
+        <w:pStyle w:val="ListParagraph"/>
         <w:numPr>
           <w:ilvl w:val="0"/>
           <w:numId w:val="24"/>
@@ -3600,7 +3567,7 @@
     </w:p>
     <w:p>
       <w:pPr>
-        <w:pStyle w:val="a7"/>
+        <w:pStyle w:val="ListParagraph"/>
         <w:numPr>
           <w:ilvl w:val="0"/>
           <w:numId w:val="24"/>
@@ -3664,7 +3631,7 @@
     </w:p>
     <w:p>
       <w:pPr>
-        <w:pStyle w:val="a7"/>
+        <w:pStyle w:val="ListParagraph"/>
         <w:numPr>
           <w:ilvl w:val="0"/>
           <w:numId w:val="24"/>
@@ -3709,7 +3676,7 @@
     </w:p>
     <w:p>
       <w:pPr>
-        <w:pStyle w:val="a7"/>
+        <w:pStyle w:val="ListParagraph"/>
         <w:numPr>
           <w:ilvl w:val="0"/>
           <w:numId w:val="24"/>
@@ -3799,7 +3766,7 @@
     </w:p>
     <w:p>
       <w:pPr>
-        <w:pStyle w:val="a7"/>
+        <w:pStyle w:val="ListParagraph"/>
         <w:numPr>
           <w:ilvl w:val="0"/>
           <w:numId w:val="24"/>
@@ -3846,7 +3813,7 @@
     </w:p>
     <w:p>
       <w:pPr>
-        <w:pStyle w:val="a7"/>
+        <w:pStyle w:val="ListParagraph"/>
         <w:numPr>
           <w:ilvl w:val="0"/>
           <w:numId w:val="24"/>
@@ -4007,7 +3974,7 @@
     </w:p>
     <w:p>
       <w:pPr>
-        <w:pStyle w:val="a7"/>
+        <w:pStyle w:val="ListParagraph"/>
         <w:numPr>
           <w:ilvl w:val="0"/>
           <w:numId w:val="20"/>
@@ -4202,7 +4169,7 @@
     </w:p>
     <w:p>
       <w:pPr>
-        <w:pStyle w:val="a7"/>
+        <w:pStyle w:val="ListParagraph"/>
         <w:numPr>
           <w:ilvl w:val="0"/>
           <w:numId w:val="29"/>
@@ -4501,7 +4468,7 @@
     </w:p>
     <w:p>
       <w:pPr>
-        <w:pStyle w:val="a7"/>
+        <w:pStyle w:val="ListParagraph"/>
         <w:numPr>
           <w:ilvl w:val="0"/>
           <w:numId w:val="29"/>
@@ -4710,7 +4677,7 @@
     </w:p>
     <w:p>
       <w:pPr>
-        <w:pStyle w:val="a7"/>
+        <w:pStyle w:val="ListParagraph"/>
         <w:numPr>
           <w:ilvl w:val="0"/>
           <w:numId w:val="27"/>
@@ -5302,7 +5269,6 @@
         <w:t xml:space="preserve">) =&gt; </w:t>
       </w:r>
       <w:proofErr w:type="spellStart"/>
-      <w:proofErr w:type="gramStart"/>
       <w:r>
         <w:rPr>
           <w:rFonts w:ascii="Consolas" w:eastAsia="Consolas" w:hAnsi="Consolas" w:cs="Consolas"/>
@@ -5325,7 +5291,6 @@
         <w:t>.ToStringProperty</w:t>
       </w:r>
       <w:proofErr w:type="spellEnd"/>
-      <w:proofErr w:type="gramEnd"/>
       <w:r>
         <w:rPr>
           <w:rFonts w:ascii="Consolas" w:eastAsia="Consolas" w:hAnsi="Consolas" w:cs="Consolas"/>
@@ -5334,20 +5299,8 @@
           <w:szCs w:val="16"/>
           <w:highlight w:val="yellow"/>
         </w:rPr>
-        <w:t>(</w:t>
-      </w:r>
-      <w:proofErr w:type="gramStart"/>
-      <w:r>
-        <w:rPr>
-          <w:rFonts w:ascii="Consolas" w:eastAsia="Consolas" w:hAnsi="Consolas" w:cs="Consolas"/>
-          <w:b/>
-          <w:sz w:val="16"/>
-          <w:szCs w:val="16"/>
-          <w:highlight w:val="yellow"/>
-        </w:rPr>
-        <w:t>);</w:t>
-      </w:r>
-      <w:proofErr w:type="gramEnd"/>
+        <w:t>();</w:t>
+      </w:r>
     </w:p>
     <w:p>
       <w:pPr>
@@ -5583,7 +5536,7 @@
     </w:p>
     <w:p>
       <w:pPr>
-        <w:pStyle w:val="a7"/>
+        <w:pStyle w:val="ListParagraph"/>
         <w:numPr>
           <w:ilvl w:val="0"/>
           <w:numId w:val="20"/>
@@ -6858,7 +6811,7 @@
     </w:p>
     <w:p>
       <w:pPr>
-        <w:pStyle w:val="a7"/>
+        <w:pStyle w:val="ListParagraph"/>
         <w:numPr>
           <w:ilvl w:val="0"/>
           <w:numId w:val="32"/>
@@ -7264,7 +7217,7 @@
     </w:p>
     <w:p>
       <w:pPr>
-        <w:pStyle w:val="a7"/>
+        <w:pStyle w:val="ListParagraph"/>
         <w:numPr>
           <w:ilvl w:val="0"/>
           <w:numId w:val="32"/>
@@ -7538,7 +7491,7 @@
     </w:p>
     <w:p>
       <w:pPr>
-        <w:pStyle w:val="a7"/>
+        <w:pStyle w:val="ListParagraph"/>
         <w:numPr>
           <w:ilvl w:val="0"/>
           <w:numId w:val="32"/>
@@ -8031,7 +7984,7 @@
     </w:p>
     <w:p>
       <w:pPr>
-        <w:pStyle w:val="a7"/>
+        <w:pStyle w:val="ListParagraph"/>
         <w:numPr>
           <w:ilvl w:val="0"/>
           <w:numId w:val="34"/>
@@ -8123,7 +8076,7 @@
     </w:p>
     <w:p>
       <w:pPr>
-        <w:pStyle w:val="a7"/>
+        <w:pStyle w:val="ListParagraph"/>
         <w:numPr>
           <w:ilvl w:val="0"/>
           <w:numId w:val="34"/>
@@ -8266,7 +8219,7 @@
     </w:p>
     <w:p>
       <w:pPr>
-        <w:pStyle w:val="a7"/>
+        <w:pStyle w:val="ListParagraph"/>
         <w:numPr>
           <w:ilvl w:val="0"/>
           <w:numId w:val="20"/>
@@ -9132,25 +9085,7 @@
           <w:sz w:val="18"/>
           <w:szCs w:val="18"/>
         </w:rPr>
-        <w:t>? message</w:t>
-      </w:r>
-      <w:proofErr w:type="gramStart"/>
-      <w:r>
-        <w:rPr>
-          <w:rFonts w:ascii="Consolas" w:eastAsia="Consolas" w:hAnsi="Consolas" w:cs="Consolas"/>
-          <w:sz w:val="18"/>
-          <w:szCs w:val="18"/>
-        </w:rPr>
-        <w:t>) :</w:t>
-      </w:r>
-      <w:proofErr w:type="gramEnd"/>
-      <w:r>
-        <w:rPr>
-          <w:rFonts w:ascii="Consolas" w:eastAsia="Consolas" w:hAnsi="Consolas" w:cs="Consolas"/>
-          <w:sz w:val="18"/>
-          <w:szCs w:val="18"/>
-        </w:rPr>
-        <w:t xml:space="preserve"> </w:t>
+        <w:t xml:space="preserve">? message) : </w:t>
       </w:r>
       <w:r>
         <w:rPr>
@@ -9167,18 +9102,8 @@
           <w:sz w:val="18"/>
           <w:szCs w:val="18"/>
         </w:rPr>
-        <w:t xml:space="preserve">(message) </w:t>
-      </w:r>
-      <w:proofErr w:type="gramStart"/>
-      <w:r>
-        <w:rPr>
-          <w:rFonts w:ascii="Consolas" w:eastAsia="Consolas" w:hAnsi="Consolas" w:cs="Consolas"/>
-          <w:sz w:val="18"/>
-          <w:szCs w:val="18"/>
-        </w:rPr>
-        <w:t>{ }</w:t>
-      </w:r>
-      <w:proofErr w:type="gramEnd"/>
+        <w:t>(message) { }</w:t>
+      </w:r>
     </w:p>
     <w:p>
       <w:pPr>
@@ -9350,41 +9275,31 @@
           <w:sz w:val="18"/>
           <w:szCs w:val="18"/>
         </w:rPr>
-        <w:t xml:space="preserve">) </w:t>
-      </w:r>
-      <w:proofErr w:type="gramStart"/>
-      <w:r>
+        <w:t>) { }</w:t>
+      </w:r>
+    </w:p>
+    <w:p>
+      <w:pPr>
+        <w:bidi w:val="0"/>
+        <w:spacing w:after="0" w:line="240" w:lineRule="auto"/>
         <w:rPr>
           <w:rFonts w:ascii="Consolas" w:eastAsia="Consolas" w:hAnsi="Consolas" w:cs="Consolas"/>
           <w:sz w:val="18"/>
           <w:szCs w:val="18"/>
         </w:rPr>
-        <w:t>{ }</w:t>
-      </w:r>
-      <w:proofErr w:type="gramEnd"/>
-    </w:p>
-    <w:p>
-      <w:pPr>
-        <w:bidi w:val="0"/>
-        <w:spacing w:after="0" w:line="240" w:lineRule="auto"/>
+      </w:pPr>
+      <w:r>
         <w:rPr>
           <w:rFonts w:ascii="Consolas" w:eastAsia="Consolas" w:hAnsi="Consolas" w:cs="Consolas"/>
           <w:sz w:val="18"/>
           <w:szCs w:val="18"/>
         </w:rPr>
-      </w:pPr>
-      <w:r>
-        <w:rPr>
-          <w:rFonts w:ascii="Consolas" w:eastAsia="Consolas" w:hAnsi="Consolas" w:cs="Consolas"/>
-          <w:sz w:val="18"/>
-          <w:szCs w:val="18"/>
-        </w:rPr>
         <w:t>}</w:t>
       </w:r>
     </w:p>
     <w:p>
       <w:pPr>
-        <w:pStyle w:val="a7"/>
+        <w:pStyle w:val="ListParagraph"/>
         <w:numPr>
           <w:ilvl w:val="0"/>
           <w:numId w:val="20"/>
@@ -9844,19 +9759,8 @@
           <w:sz w:val="20"/>
           <w:szCs w:val="20"/>
         </w:rPr>
-        <w:t>(</w:t>
-      </w:r>
-      <w:proofErr w:type="gramStart"/>
-      <w:r>
-        <w:rPr>
-          <w:rFonts w:ascii="Consolas" w:eastAsia="Consolas" w:hAnsi="Consolas" w:cs="Consolas"/>
-          <w:b/>
-          <w:sz w:val="20"/>
-          <w:szCs w:val="20"/>
-        </w:rPr>
-        <w:t>);</w:t>
-      </w:r>
-      <w:proofErr w:type="gramEnd"/>
+        <w:t>();</w:t>
+      </w:r>
     </w:p>
     <w:p>
       <w:pPr>
@@ -9893,7 +9797,7 @@
 </file>
 
 <file path=word/endnotes.xml><?xml version="1.0" encoding="utf-8"?>
-<w:endnotes xmlns:wpc="http://schemas.microsoft.com/office/word/2010/wordprocessingCanvas" xmlns:cx="http://schemas.microsoft.com/office/drawing/2014/chartex" xmlns:cx1="http://schemas.microsoft.com/office/drawing/2015/9/8/chartex" xmlns:cx2="http://schemas.microsoft.com/office/drawing/2015/10/21/chartex" xmlns:cx3="http://schemas.microsoft.com/office/drawing/2016/5/9/chartex" xmlns:cx4="http://schemas.microsoft.com/office/drawing/2016/5/10/chartex" xmlns:cx5="http://schemas.microsoft.com/office/drawing/2016/5/11/chartex" xmlns:cx6="http://schemas.microsoft.com/office/drawing/2016/5/12/chartex" xmlns:cx7="http://schemas.microsoft.com/office/drawing/2016/5/13/chartex" xmlns:cx8="http://schemas.microsoft.com/office/drawing/2016/5/14/chartex" xmlns:mc="http://schemas.openxmlformats.org/markup-compatibility/2006" xmlns:aink="http://schemas.microsoft.com/office/drawing/2016/ink" xmlns:am3d="http://schemas.microsoft.com/office/drawing/2017/model3d" xmlns:o="urn:schemas-microsoft-com:office:office" xmlns:oel="http://schemas.microsoft.com/office/2019/extlst" xmlns:r="http://schemas.openxmlformats.org/officeDocument/2006/relationships" xmlns:m="http://schemas.openxmlformats.org/officeDocument/2006/math" xmlns:v="urn:schemas-microsoft-com:vml" xmlns:wp14="http://schemas.microsoft.com/office/word/2010/wordprocessingDrawing" xmlns:wp="http://schemas.openxmlformats.org/drawingml/2006/wordprocessingDrawing" xmlns:w10="urn:schemas-microsoft-com:office:word" xmlns:w="http://schemas.openxmlformats.org/wordprocessingml/2006/main" xmlns:w14="http://schemas.microsoft.com/office/word/2010/wordml" xmlns:w15="http://schemas.microsoft.com/office/word/2012/wordml" xmlns:w16cex="http://schemas.microsoft.com/office/word/2018/wordml/cex" xmlns:w16cid="http://schemas.microsoft.com/office/word/2016/wordml/cid" xmlns:w16="http://schemas.microsoft.com/office/word/2018/wordml" xmlns:w16du="http://schemas.microsoft.com/office/word/2023/wordml/word16du" xmlns:w16sdtdh="http://schemas.microsoft.com/office/word/2020/wordml/sdtdatahash" xmlns:w16sdtfl="http://schemas.microsoft.com/office/word/2024/wordml/sdtformatlock" xmlns:w16se="http://schemas.microsoft.com/office/word/2015/wordml/symex" xmlns:wpg="http://schemas.microsoft.com/office/word/2010/wordprocessingGroup" xmlns:wpi="http://schemas.microsoft.com/office/word/2010/wordprocessingInk" xmlns:wne="http://schemas.microsoft.com/office/word/2006/wordml" xmlns:wps="http://schemas.microsoft.com/office/word/2010/wordprocessingShape" mc:Ignorable="w14 w15 w16se w16cid w16 w16cex w16sdtdh w16sdtfl w16du wp14">
+<w:endnotes xmlns:wpc="http://schemas.microsoft.com/office/word/2010/wordprocessingCanvas" xmlns:cx="http://schemas.microsoft.com/office/drawing/2014/chartex" xmlns:cx1="http://schemas.microsoft.com/office/drawing/2015/9/8/chartex" xmlns:cx2="http://schemas.microsoft.com/office/drawing/2015/10/21/chartex" xmlns:cx3="http://schemas.microsoft.com/office/drawing/2016/5/9/chartex" xmlns:cx4="http://schemas.microsoft.com/office/drawing/2016/5/10/chartex" xmlns:cx5="http://schemas.microsoft.com/office/drawing/2016/5/11/chartex" xmlns:cx6="http://schemas.microsoft.com/office/drawing/2016/5/12/chartex" xmlns:cx7="http://schemas.microsoft.com/office/drawing/2016/5/13/chartex" xmlns:cx8="http://schemas.microsoft.com/office/drawing/2016/5/14/chartex" xmlns:mc="http://schemas.openxmlformats.org/markup-compatibility/2006" xmlns:aink="http://schemas.microsoft.com/office/drawing/2016/ink" xmlns:am3d="http://schemas.microsoft.com/office/drawing/2017/model3d" xmlns:o="urn:schemas-microsoft-com:office:office" xmlns:oel="http://schemas.microsoft.com/office/2019/extlst" xmlns:r="http://schemas.openxmlformats.org/officeDocument/2006/relationships" xmlns:m="http://schemas.openxmlformats.org/officeDocument/2006/math" xmlns:v="urn:schemas-microsoft-com:vml" xmlns:wp14="http://schemas.microsoft.com/office/word/2010/wordprocessingDrawing" xmlns:wp="http://schemas.openxmlformats.org/drawingml/2006/wordprocessingDrawing" xmlns:w10="urn:schemas-microsoft-com:office:word" xmlns:w="http://schemas.openxmlformats.org/wordprocessingml/2006/main" xmlns:w14="http://schemas.microsoft.com/office/word/2010/wordml" xmlns:w15="http://schemas.microsoft.com/office/word/2012/wordml" xmlns:w16cex="http://schemas.microsoft.com/office/word/2018/wordml/cex" xmlns:w16cid="http://schemas.microsoft.com/office/word/2016/wordml/cid" xmlns:w16="http://schemas.microsoft.com/office/word/2018/wordml" xmlns:w16sdtdh="http://schemas.microsoft.com/office/word/2020/wordml/sdtdatahash" xmlns:w16se="http://schemas.microsoft.com/office/word/2015/wordml/symex" xmlns:wpg="http://schemas.microsoft.com/office/word/2010/wordprocessingGroup" xmlns:wpi="http://schemas.microsoft.com/office/word/2010/wordprocessingInk" xmlns:wne="http://schemas.microsoft.com/office/word/2006/wordml" xmlns:wps="http://schemas.microsoft.com/office/word/2010/wordprocessingShape" mc:Ignorable="w14 w15 w16se w16cid w16 w16cex w16sdtdh wp14">
   <w:endnote w:type="separator" w:id="-1">
     <w:p>
       <w:pPr>
@@ -9918,7 +9822,7 @@
 </file>
 
 <file path=word/footnotes.xml><?xml version="1.0" encoding="utf-8"?>
-<w:footnotes xmlns:wpc="http://schemas.microsoft.com/office/word/2010/wordprocessingCanvas" xmlns:cx="http://schemas.microsoft.com/office/drawing/2014/chartex" xmlns:cx1="http://schemas.microsoft.com/office/drawing/2015/9/8/chartex" xmlns:cx2="http://schemas.microsoft.com/office/drawing/2015/10/21/chartex" xmlns:cx3="http://schemas.microsoft.com/office/drawing/2016/5/9/chartex" xmlns:cx4="http://schemas.microsoft.com/office/drawing/2016/5/10/chartex" xmlns:cx5="http://schemas.microsoft.com/office/drawing/2016/5/11/chartex" xmlns:cx6="http://schemas.microsoft.com/office/drawing/2016/5/12/chartex" xmlns:cx7="http://schemas.microsoft.com/office/drawing/2016/5/13/chartex" xmlns:cx8="http://schemas.microsoft.com/office/drawing/2016/5/14/chartex" xmlns:mc="http://schemas.openxmlformats.org/markup-compatibility/2006" xmlns:aink="http://schemas.microsoft.com/office/drawing/2016/ink" xmlns:am3d="http://schemas.microsoft.com/office/drawing/2017/model3d" xmlns:o="urn:schemas-microsoft-com:office:office" xmlns:oel="http://schemas.microsoft.com/office/2019/extlst" xmlns:r="http://schemas.openxmlformats.org/officeDocument/2006/relationships" xmlns:m="http://schemas.openxmlformats.org/officeDocument/2006/math" xmlns:v="urn:schemas-microsoft-com:vml" xmlns:wp14="http://schemas.microsoft.com/office/word/2010/wordprocessingDrawing" xmlns:wp="http://schemas.openxmlformats.org/drawingml/2006/wordprocessingDrawing" xmlns:w10="urn:schemas-microsoft-com:office:word" xmlns:w="http://schemas.openxmlformats.org/wordprocessingml/2006/main" xmlns:w14="http://schemas.microsoft.com/office/word/2010/wordml" xmlns:w15="http://schemas.microsoft.com/office/word/2012/wordml" xmlns:w16cex="http://schemas.microsoft.com/office/word/2018/wordml/cex" xmlns:w16cid="http://schemas.microsoft.com/office/word/2016/wordml/cid" xmlns:w16="http://schemas.microsoft.com/office/word/2018/wordml" xmlns:w16du="http://schemas.microsoft.com/office/word/2023/wordml/word16du" xmlns:w16sdtdh="http://schemas.microsoft.com/office/word/2020/wordml/sdtdatahash" xmlns:w16sdtfl="http://schemas.microsoft.com/office/word/2024/wordml/sdtformatlock" xmlns:w16se="http://schemas.microsoft.com/office/word/2015/wordml/symex" xmlns:wpg="http://schemas.microsoft.com/office/word/2010/wordprocessingGroup" xmlns:wpi="http://schemas.microsoft.com/office/word/2010/wordprocessingInk" xmlns:wne="http://schemas.microsoft.com/office/word/2006/wordml" xmlns:wps="http://schemas.microsoft.com/office/word/2010/wordprocessingShape" mc:Ignorable="w14 w15 w16se w16cid w16 w16cex w16sdtdh w16sdtfl w16du wp14">
+<w:footnotes xmlns:wpc="http://schemas.microsoft.com/office/word/2010/wordprocessingCanvas" xmlns:cx="http://schemas.microsoft.com/office/drawing/2014/chartex" xmlns:cx1="http://schemas.microsoft.com/office/drawing/2015/9/8/chartex" xmlns:cx2="http://schemas.microsoft.com/office/drawing/2015/10/21/chartex" xmlns:cx3="http://schemas.microsoft.com/office/drawing/2016/5/9/chartex" xmlns:cx4="http://schemas.microsoft.com/office/drawing/2016/5/10/chartex" xmlns:cx5="http://schemas.microsoft.com/office/drawing/2016/5/11/chartex" xmlns:cx6="http://schemas.microsoft.com/office/drawing/2016/5/12/chartex" xmlns:cx7="http://schemas.microsoft.com/office/drawing/2016/5/13/chartex" xmlns:cx8="http://schemas.microsoft.com/office/drawing/2016/5/14/chartex" xmlns:mc="http://schemas.openxmlformats.org/markup-compatibility/2006" xmlns:aink="http://schemas.microsoft.com/office/drawing/2016/ink" xmlns:am3d="http://schemas.microsoft.com/office/drawing/2017/model3d" xmlns:o="urn:schemas-microsoft-com:office:office" xmlns:oel="http://schemas.microsoft.com/office/2019/extlst" xmlns:r="http://schemas.openxmlformats.org/officeDocument/2006/relationships" xmlns:m="http://schemas.openxmlformats.org/officeDocument/2006/math" xmlns:v="urn:schemas-microsoft-com:vml" xmlns:wp14="http://schemas.microsoft.com/office/word/2010/wordprocessingDrawing" xmlns:wp="http://schemas.openxmlformats.org/drawingml/2006/wordprocessingDrawing" xmlns:w10="urn:schemas-microsoft-com:office:word" xmlns:w="http://schemas.openxmlformats.org/wordprocessingml/2006/main" xmlns:w14="http://schemas.microsoft.com/office/word/2010/wordml" xmlns:w15="http://schemas.microsoft.com/office/word/2012/wordml" xmlns:w16cex="http://schemas.microsoft.com/office/word/2018/wordml/cex" xmlns:w16cid="http://schemas.microsoft.com/office/word/2016/wordml/cid" xmlns:w16="http://schemas.microsoft.com/office/word/2018/wordml" xmlns:w16sdtdh="http://schemas.microsoft.com/office/word/2020/wordml/sdtdatahash" xmlns:w16se="http://schemas.microsoft.com/office/word/2015/wordml/symex" xmlns:wpg="http://schemas.microsoft.com/office/word/2010/wordprocessingGroup" xmlns:wpi="http://schemas.microsoft.com/office/word/2010/wordprocessingInk" xmlns:wne="http://schemas.microsoft.com/office/word/2006/wordml" xmlns:wps="http://schemas.microsoft.com/office/word/2010/wordprocessingShape" mc:Ignorable="w14 w15 w16se w16cid w16 w16cex w16sdtdh wp14">
   <w:footnote w:type="separator" w:id="-1">
     <w:p>
       <w:pPr>
@@ -9943,10 +9847,10 @@
 </file>
 
 <file path=word/header1.xml><?xml version="1.0" encoding="utf-8"?>
-<w:hdr xmlns:wpc="http://schemas.microsoft.com/office/word/2010/wordprocessingCanvas" xmlns:cx="http://schemas.microsoft.com/office/drawing/2014/chartex" xmlns:cx1="http://schemas.microsoft.com/office/drawing/2015/9/8/chartex" xmlns:cx2="http://schemas.microsoft.com/office/drawing/2015/10/21/chartex" xmlns:cx3="http://schemas.microsoft.com/office/drawing/2016/5/9/chartex" xmlns:cx4="http://schemas.microsoft.com/office/drawing/2016/5/10/chartex" xmlns:cx5="http://schemas.microsoft.com/office/drawing/2016/5/11/chartex" xmlns:cx6="http://schemas.microsoft.com/office/drawing/2016/5/12/chartex" xmlns:cx7="http://schemas.microsoft.com/office/drawing/2016/5/13/chartex" xmlns:cx8="http://schemas.microsoft.com/office/drawing/2016/5/14/chartex" xmlns:mc="http://schemas.openxmlformats.org/markup-compatibility/2006" xmlns:aink="http://schemas.microsoft.com/office/drawing/2016/ink" xmlns:am3d="http://schemas.microsoft.com/office/drawing/2017/model3d" xmlns:o="urn:schemas-microsoft-com:office:office" xmlns:oel="http://schemas.microsoft.com/office/2019/extlst" xmlns:r="http://schemas.openxmlformats.org/officeDocument/2006/relationships" xmlns:m="http://schemas.openxmlformats.org/officeDocument/2006/math" xmlns:v="urn:schemas-microsoft-com:vml" xmlns:wp14="http://schemas.microsoft.com/office/word/2010/wordprocessingDrawing" xmlns:wp="http://schemas.openxmlformats.org/drawingml/2006/wordprocessingDrawing" xmlns:w10="urn:schemas-microsoft-com:office:word" xmlns:w="http://schemas.openxmlformats.org/wordprocessingml/2006/main" xmlns:w14="http://schemas.microsoft.com/office/word/2010/wordml" xmlns:w15="http://schemas.microsoft.com/office/word/2012/wordml" xmlns:w16cex="http://schemas.microsoft.com/office/word/2018/wordml/cex" xmlns:w16cid="http://schemas.microsoft.com/office/word/2016/wordml/cid" xmlns:w16="http://schemas.microsoft.com/office/word/2018/wordml" xmlns:w16du="http://schemas.microsoft.com/office/word/2023/wordml/word16du" xmlns:w16sdtdh="http://schemas.microsoft.com/office/word/2020/wordml/sdtdatahash" xmlns:w16sdtfl="http://schemas.microsoft.com/office/word/2024/wordml/sdtformatlock" xmlns:w16se="http://schemas.microsoft.com/office/word/2015/wordml/symex" xmlns:wpg="http://schemas.microsoft.com/office/word/2010/wordprocessingGroup" xmlns:wpi="http://schemas.microsoft.com/office/word/2010/wordprocessingInk" xmlns:wne="http://schemas.microsoft.com/office/word/2006/wordml" xmlns:wps="http://schemas.microsoft.com/office/word/2010/wordprocessingShape" mc:Ignorable="w14 w15 w16se w16cid w16 w16cex w16sdtdh w16sdtfl w16du wp14">
+<w:hdr xmlns:wpc="http://schemas.microsoft.com/office/word/2010/wordprocessingCanvas" xmlns:cx="http://schemas.microsoft.com/office/drawing/2014/chartex" xmlns:cx1="http://schemas.microsoft.com/office/drawing/2015/9/8/chartex" xmlns:cx2="http://schemas.microsoft.com/office/drawing/2015/10/21/chartex" xmlns:cx3="http://schemas.microsoft.com/office/drawing/2016/5/9/chartex" xmlns:cx4="http://schemas.microsoft.com/office/drawing/2016/5/10/chartex" xmlns:cx5="http://schemas.microsoft.com/office/drawing/2016/5/11/chartex" xmlns:cx6="http://schemas.microsoft.com/office/drawing/2016/5/12/chartex" xmlns:cx7="http://schemas.microsoft.com/office/drawing/2016/5/13/chartex" xmlns:cx8="http://schemas.microsoft.com/office/drawing/2016/5/14/chartex" xmlns:mc="http://schemas.openxmlformats.org/markup-compatibility/2006" xmlns:aink="http://schemas.microsoft.com/office/drawing/2016/ink" xmlns:am3d="http://schemas.microsoft.com/office/drawing/2017/model3d" xmlns:o="urn:schemas-microsoft-com:office:office" xmlns:oel="http://schemas.microsoft.com/office/2019/extlst" xmlns:r="http://schemas.openxmlformats.org/officeDocument/2006/relationships" xmlns:m="http://schemas.openxmlformats.org/officeDocument/2006/math" xmlns:v="urn:schemas-microsoft-com:vml" xmlns:wp14="http://schemas.microsoft.com/office/word/2010/wordprocessingDrawing" xmlns:wp="http://schemas.openxmlformats.org/drawingml/2006/wordprocessingDrawing" xmlns:w10="urn:schemas-microsoft-com:office:word" xmlns:w="http://schemas.openxmlformats.org/wordprocessingml/2006/main" xmlns:w14="http://schemas.microsoft.com/office/word/2010/wordml" xmlns:w15="http://schemas.microsoft.com/office/word/2012/wordml" xmlns:w16cex="http://schemas.microsoft.com/office/word/2018/wordml/cex" xmlns:w16cid="http://schemas.microsoft.com/office/word/2016/wordml/cid" xmlns:w16="http://schemas.microsoft.com/office/word/2018/wordml" xmlns:w16sdtdh="http://schemas.microsoft.com/office/word/2020/wordml/sdtdatahash" xmlns:w16se="http://schemas.microsoft.com/office/word/2015/wordml/symex" xmlns:wpg="http://schemas.microsoft.com/office/word/2010/wordprocessingGroup" xmlns:wpi="http://schemas.microsoft.com/office/word/2010/wordprocessingInk" xmlns:wne="http://schemas.microsoft.com/office/word/2006/wordml" xmlns:wps="http://schemas.microsoft.com/office/word/2010/wordprocessingShape" mc:Ignorable="w14 w15 w16se w16cid w16 w16cex w16sdtdh wp14">
   <w:p>
     <w:pPr>
-      <w:pStyle w:val="a3"/>
+      <w:pStyle w:val="Header"/>
     </w:pPr>
     <w:r>
       <w:rPr>
@@ -9958,14 +9862,14 @@
   </w:p>
   <w:p>
     <w:pPr>
-      <w:pStyle w:val="a3"/>
+      <w:pStyle w:val="Header"/>
     </w:pPr>
   </w:p>
 </w:hdr>
 </file>
 
 <file path=word/numbering.xml><?xml version="1.0" encoding="utf-8"?>
-<w:numbering xmlns:wpc="http://schemas.microsoft.com/office/word/2010/wordprocessingCanvas" xmlns:cx="http://schemas.microsoft.com/office/drawing/2014/chartex" xmlns:cx1="http://schemas.microsoft.com/office/drawing/2015/9/8/chartex" xmlns:cx2="http://schemas.microsoft.com/office/drawing/2015/10/21/chartex" xmlns:cx3="http://schemas.microsoft.com/office/drawing/2016/5/9/chartex" xmlns:cx4="http://schemas.microsoft.com/office/drawing/2016/5/10/chartex" xmlns:cx5="http://schemas.microsoft.com/office/drawing/2016/5/11/chartex" xmlns:cx6="http://schemas.microsoft.com/office/drawing/2016/5/12/chartex" xmlns:cx7="http://schemas.microsoft.com/office/drawing/2016/5/13/chartex" xmlns:cx8="http://schemas.microsoft.com/office/drawing/2016/5/14/chartex" xmlns:mc="http://schemas.openxmlformats.org/markup-compatibility/2006" xmlns:aink="http://schemas.microsoft.com/office/drawing/2016/ink" xmlns:am3d="http://schemas.microsoft.com/office/drawing/2017/model3d" xmlns:o="urn:schemas-microsoft-com:office:office" xmlns:oel="http://schemas.microsoft.com/office/2019/extlst" xmlns:r="http://schemas.openxmlformats.org/officeDocument/2006/relationships" xmlns:m="http://schemas.openxmlformats.org/officeDocument/2006/math" xmlns:v="urn:schemas-microsoft-com:vml" xmlns:wp14="http://schemas.microsoft.com/office/word/2010/wordprocessingDrawing" xmlns:wp="http://schemas.openxmlformats.org/drawingml/2006/wordprocessingDrawing" xmlns:w10="urn:schemas-microsoft-com:office:word" xmlns:w="http://schemas.openxmlformats.org/wordprocessingml/2006/main" xmlns:w14="http://schemas.microsoft.com/office/word/2010/wordml" xmlns:w15="http://schemas.microsoft.com/office/word/2012/wordml" xmlns:w16cex="http://schemas.microsoft.com/office/word/2018/wordml/cex" xmlns:w16cid="http://schemas.microsoft.com/office/word/2016/wordml/cid" xmlns:w16="http://schemas.microsoft.com/office/word/2018/wordml" xmlns:w16du="http://schemas.microsoft.com/office/word/2023/wordml/word16du" xmlns:w16sdtdh="http://schemas.microsoft.com/office/word/2020/wordml/sdtdatahash" xmlns:w16sdtfl="http://schemas.microsoft.com/office/word/2024/wordml/sdtformatlock" xmlns:w16se="http://schemas.microsoft.com/office/word/2015/wordml/symex" xmlns:wpg="http://schemas.microsoft.com/office/word/2010/wordprocessingGroup" xmlns:wpi="http://schemas.microsoft.com/office/word/2010/wordprocessingInk" xmlns:wne="http://schemas.microsoft.com/office/word/2006/wordml" xmlns:wps="http://schemas.microsoft.com/office/word/2010/wordprocessingShape" mc:Ignorable="w14 w15 w16se w16cid w16 w16cex w16sdtdh w16sdtfl w16du wp14">
+<w:numbering xmlns:wpc="http://schemas.microsoft.com/office/word/2010/wordprocessingCanvas" xmlns:cx="http://schemas.microsoft.com/office/drawing/2014/chartex" xmlns:cx1="http://schemas.microsoft.com/office/drawing/2015/9/8/chartex" xmlns:cx2="http://schemas.microsoft.com/office/drawing/2015/10/21/chartex" xmlns:cx3="http://schemas.microsoft.com/office/drawing/2016/5/9/chartex" xmlns:cx4="http://schemas.microsoft.com/office/drawing/2016/5/10/chartex" xmlns:cx5="http://schemas.microsoft.com/office/drawing/2016/5/11/chartex" xmlns:cx6="http://schemas.microsoft.com/office/drawing/2016/5/12/chartex" xmlns:cx7="http://schemas.microsoft.com/office/drawing/2016/5/13/chartex" xmlns:cx8="http://schemas.microsoft.com/office/drawing/2016/5/14/chartex" xmlns:mc="http://schemas.openxmlformats.org/markup-compatibility/2006" xmlns:aink="http://schemas.microsoft.com/office/drawing/2016/ink" xmlns:am3d="http://schemas.microsoft.com/office/drawing/2017/model3d" xmlns:o="urn:schemas-microsoft-com:office:office" xmlns:oel="http://schemas.microsoft.com/office/2019/extlst" xmlns:r="http://schemas.openxmlformats.org/officeDocument/2006/relationships" xmlns:m="http://schemas.openxmlformats.org/officeDocument/2006/math" xmlns:v="urn:schemas-microsoft-com:vml" xmlns:wp14="http://schemas.microsoft.com/office/word/2010/wordprocessingDrawing" xmlns:wp="http://schemas.openxmlformats.org/drawingml/2006/wordprocessingDrawing" xmlns:w10="urn:schemas-microsoft-com:office:word" xmlns:w="http://schemas.openxmlformats.org/wordprocessingml/2006/main" xmlns:w14="http://schemas.microsoft.com/office/word/2010/wordml" xmlns:w15="http://schemas.microsoft.com/office/word/2012/wordml" xmlns:w16cex="http://schemas.microsoft.com/office/word/2018/wordml/cex" xmlns:w16cid="http://schemas.microsoft.com/office/word/2016/wordml/cid" xmlns:w16="http://schemas.microsoft.com/office/word/2018/wordml" xmlns:w16sdtdh="http://schemas.microsoft.com/office/word/2020/wordml/sdtdatahash" xmlns:w16se="http://schemas.microsoft.com/office/word/2015/wordml/symex" xmlns:wpg="http://schemas.microsoft.com/office/word/2010/wordprocessingGroup" xmlns:wpi="http://schemas.microsoft.com/office/word/2010/wordprocessingInk" xmlns:wne="http://schemas.microsoft.com/office/word/2006/wordml" xmlns:wps="http://schemas.microsoft.com/office/word/2010/wordprocessingShape" mc:Ignorable="w14 w15 w16se w16cid w16 w16cex w16sdtdh wp14">
   <w:abstractNum w:abstractNumId="0" w15:restartNumberingAfterBreak="0">
     <w:nsid w:val="03882BE2"/>
     <w:multiLevelType w:val="multilevel"/>
@@ -15489,7 +15393,7 @@
 </file>
 
 <file path=word/styles.xml><?xml version="1.0" encoding="utf-8"?>
-<w:styles xmlns:mc="http://schemas.openxmlformats.org/markup-compatibility/2006" xmlns:r="http://schemas.openxmlformats.org/officeDocument/2006/relationships" xmlns:w="http://schemas.openxmlformats.org/wordprocessingml/2006/main" xmlns:w14="http://schemas.microsoft.com/office/word/2010/wordml" xmlns:w15="http://schemas.microsoft.com/office/word/2012/wordml" xmlns:w16cex="http://schemas.microsoft.com/office/word/2018/wordml/cex" xmlns:w16cid="http://schemas.microsoft.com/office/word/2016/wordml/cid" xmlns:w16="http://schemas.microsoft.com/office/word/2018/wordml" xmlns:w16du="http://schemas.microsoft.com/office/word/2023/wordml/word16du" xmlns:w16sdtdh="http://schemas.microsoft.com/office/word/2020/wordml/sdtdatahash" xmlns:w16sdtfl="http://schemas.microsoft.com/office/word/2024/wordml/sdtformatlock" xmlns:w16se="http://schemas.microsoft.com/office/word/2015/wordml/symex" mc:Ignorable="w14 w15 w16se w16cid w16 w16cex w16sdtdh w16sdtfl w16du">
+<w:styles xmlns:mc="http://schemas.openxmlformats.org/markup-compatibility/2006" xmlns:r="http://schemas.openxmlformats.org/officeDocument/2006/relationships" xmlns:w="http://schemas.openxmlformats.org/wordprocessingml/2006/main" xmlns:w14="http://schemas.microsoft.com/office/word/2010/wordml" xmlns:w15="http://schemas.microsoft.com/office/word/2012/wordml" xmlns:w16cex="http://schemas.microsoft.com/office/word/2018/wordml/cex" xmlns:w16cid="http://schemas.microsoft.com/office/word/2016/wordml/cid" xmlns:w16="http://schemas.microsoft.com/office/word/2018/wordml" xmlns:w16sdtdh="http://schemas.microsoft.com/office/word/2020/wordml/sdtdatahash" xmlns:w16se="http://schemas.microsoft.com/office/word/2015/wordml/symex" mc:Ignorable="w14 w15 w16se w16cid w16 w16cex w16sdtdh">
   <w:docDefaults>
     <w:rPrDefault>
       <w:rPr>
@@ -15885,18 +15789,18 @@
     <w:lsdException w:name="Unresolved Mention" w:semiHidden="1" w:unhideWhenUsed="1"/>
     <w:lsdException w:name="Smart Link" w:semiHidden="1" w:unhideWhenUsed="1"/>
   </w:latentStyles>
-  <w:style w:type="paragraph" w:default="1" w:styleId="a">
+  <w:style w:type="paragraph" w:default="1" w:styleId="Normal">
     <w:name w:val="Normal"/>
     <w:qFormat/>
     <w:pPr>
       <w:bidi/>
     </w:pPr>
   </w:style>
-  <w:style w:type="paragraph" w:styleId="3">
+  <w:style w:type="paragraph" w:styleId="Heading3">
     <w:name w:val="heading 3"/>
-    <w:basedOn w:val="a"/>
-    <w:next w:val="a"/>
-    <w:link w:val="30"/>
+    <w:basedOn w:val="Normal"/>
+    <w:next w:val="Normal"/>
+    <w:link w:val="Heading3Char"/>
     <w:uiPriority w:val="9"/>
     <w:unhideWhenUsed/>
     <w:qFormat/>
@@ -15920,11 +15824,11 @@
       <w14:ligatures w14:val="none"/>
     </w:rPr>
   </w:style>
-  <w:style w:type="paragraph" w:styleId="4">
+  <w:style w:type="paragraph" w:styleId="Heading4">
     <w:name w:val="heading 4"/>
-    <w:basedOn w:val="a"/>
-    <w:next w:val="a"/>
-    <w:link w:val="40"/>
+    <w:basedOn w:val="Normal"/>
+    <w:next w:val="Normal"/>
+    <w:link w:val="Heading4Char"/>
     <w:uiPriority w:val="9"/>
     <w:semiHidden/>
     <w:unhideWhenUsed/>
@@ -15943,13 +15847,12 @@
       <w:color w:val="2F5496" w:themeColor="accent1" w:themeShade="BF"/>
     </w:rPr>
   </w:style>
-  <w:style w:type="character" w:default="1" w:styleId="a0">
+  <w:style w:type="character" w:default="1" w:styleId="DefaultParagraphFont">
     <w:name w:val="Default Paragraph Font"/>
     <w:uiPriority w:val="1"/>
-    <w:semiHidden/>
     <w:unhideWhenUsed/>
   </w:style>
-  <w:style w:type="table" w:default="1" w:styleId="a1">
+  <w:style w:type="table" w:default="1" w:styleId="TableNormal">
     <w:name w:val="Normal Table"/>
     <w:uiPriority w:val="99"/>
     <w:semiHidden/>
@@ -15964,16 +15867,16 @@
       </w:tblCellMar>
     </w:tblPr>
   </w:style>
-  <w:style w:type="numbering" w:default="1" w:styleId="a2">
+  <w:style w:type="numbering" w:default="1" w:styleId="NoList">
     <w:name w:val="No List"/>
     <w:uiPriority w:val="99"/>
     <w:semiHidden/>
     <w:unhideWhenUsed/>
   </w:style>
-  <w:style w:type="paragraph" w:styleId="a3">
+  <w:style w:type="paragraph" w:styleId="Header">
     <w:name w:val="header"/>
-    <w:basedOn w:val="a"/>
-    <w:link w:val="a4"/>
+    <w:basedOn w:val="Normal"/>
+    <w:link w:val="HeaderChar"/>
     <w:uiPriority w:val="99"/>
     <w:unhideWhenUsed/>
     <w:rsid w:val="007E34E8"/>
@@ -15985,17 +15888,17 @@
       <w:spacing w:after="0" w:line="240" w:lineRule="auto"/>
     </w:pPr>
   </w:style>
-  <w:style w:type="character" w:customStyle="1" w:styleId="a4">
-    <w:name w:val="כותרת עליונה תו"/>
-    <w:basedOn w:val="a0"/>
-    <w:link w:val="a3"/>
+  <w:style w:type="character" w:customStyle="1" w:styleId="HeaderChar">
+    <w:name w:val="Header Char"/>
+    <w:basedOn w:val="DefaultParagraphFont"/>
+    <w:link w:val="Header"/>
     <w:uiPriority w:val="99"/>
     <w:rsid w:val="007E34E8"/>
   </w:style>
-  <w:style w:type="paragraph" w:styleId="a5">
+  <w:style w:type="paragraph" w:styleId="Footer">
     <w:name w:val="footer"/>
-    <w:basedOn w:val="a"/>
-    <w:link w:val="a6"/>
+    <w:basedOn w:val="Normal"/>
+    <w:link w:val="FooterChar"/>
     <w:uiPriority w:val="99"/>
     <w:unhideWhenUsed/>
     <w:rsid w:val="007E34E8"/>
@@ -16007,16 +15910,16 @@
       <w:spacing w:after="0" w:line="240" w:lineRule="auto"/>
     </w:pPr>
   </w:style>
-  <w:style w:type="character" w:customStyle="1" w:styleId="a6">
-    <w:name w:val="כותרת תחתונה תו"/>
-    <w:basedOn w:val="a0"/>
-    <w:link w:val="a5"/>
+  <w:style w:type="character" w:customStyle="1" w:styleId="FooterChar">
+    <w:name w:val="Footer Char"/>
+    <w:basedOn w:val="DefaultParagraphFont"/>
+    <w:link w:val="Footer"/>
     <w:uiPriority w:val="99"/>
     <w:rsid w:val="007E34E8"/>
   </w:style>
-  <w:style w:type="paragraph" w:styleId="a7">
+  <w:style w:type="paragraph" w:styleId="ListParagraph">
     <w:name w:val="List Paragraph"/>
-    <w:basedOn w:val="a"/>
+    <w:basedOn w:val="Normal"/>
     <w:uiPriority w:val="34"/>
     <w:qFormat/>
     <w:rsid w:val="007E34E8"/>
@@ -16025,10 +15928,10 @@
       <w:contextualSpacing/>
     </w:pPr>
   </w:style>
-  <w:style w:type="character" w:customStyle="1" w:styleId="30">
-    <w:name w:val="כותרת 3 תו"/>
-    <w:basedOn w:val="a0"/>
-    <w:link w:val="3"/>
+  <w:style w:type="character" w:customStyle="1" w:styleId="Heading3Char">
+    <w:name w:val="Heading 3 Char"/>
+    <w:basedOn w:val="DefaultParagraphFont"/>
+    <w:link w:val="Heading3"/>
     <w:uiPriority w:val="9"/>
     <w:rsid w:val="005E5D59"/>
     <w:rPr>
@@ -16043,10 +15946,10 @@
       <w14:ligatures w14:val="none"/>
     </w:rPr>
   </w:style>
-  <w:style w:type="character" w:customStyle="1" w:styleId="40">
-    <w:name w:val="כותרת 4 תו"/>
-    <w:basedOn w:val="a0"/>
-    <w:link w:val="4"/>
+  <w:style w:type="character" w:customStyle="1" w:styleId="Heading4Char">
+    <w:name w:val="Heading 4 Char"/>
+    <w:basedOn w:val="DefaultParagraphFont"/>
+    <w:link w:val="Heading4"/>
     <w:uiPriority w:val="9"/>
     <w:semiHidden/>
     <w:rsid w:val="00B165E4"/>
